--- a/docs/Kinyo_ProjectVI_Proposal.docx
+++ b/docs/Kinyo_ProjectVI_Proposal.docx
@@ -16,7 +16,7 @@
           <w:noProof/>
         </w:rPr>
         <w:drawing>
-          <wp:inline distT="0" distB="0" distL="0" distR="0" wp14:anchorId="3604A31E" wp14:editId="6AF29761">
+          <wp:inline distT="0" distB="0" distL="0" distR="0" wp14:anchorId="585537B9" wp14:editId="5847A8DF">
             <wp:extent cx="1273012" cy="1114425"/>
             <wp:effectExtent l="0" t="0" r="0" b="0"/>
             <wp:docPr id="1" name="image1.png" descr="Purbanchal University logo"/>
@@ -272,7 +272,7 @@
         <w:spacing w:line="480" w:lineRule="auto"/>
         <w:jc w:val="center"/>
       </w:pPr>
-      <w:bookmarkStart w:id="0" w:name="_Toc239249235"/>
+      <w:bookmarkStart w:id="0" w:name="_Toc239252029"/>
       <w:r>
         <w:rPr>
           <w:b/>
@@ -337,7 +337,7 @@
         <w:spacing w:line="480" w:lineRule="auto"/>
         <w:jc w:val="center"/>
       </w:pPr>
-      <w:bookmarkStart w:id="1" w:name="_Toc239249236"/>
+      <w:bookmarkStart w:id="1" w:name="_Toc239252030"/>
       <w:r>
         <w:rPr>
           <w:b/>
@@ -374,7 +374,7 @@
       <w:r>
         <w:fldChar w:fldCharType="separate"/>
       </w:r>
-      <w:hyperlink w:anchor="_Toc239249235" w:history="1">
+      <w:hyperlink w:anchor="_Toc239252029" w:history="1">
         <w:r>
           <w:rPr>
             <w:rStyle w:val="Hyperlink"/>
@@ -402,7 +402,7 @@
             <w:noProof/>
             <w:webHidden/>
           </w:rPr>
-          <w:instrText xml:space="preserve"> PAGEREF _Toc239249235 \h </w:instrText>
+          <w:instrText xml:space="preserve"> PAGEREF _Toc239252029 \h </w:instrText>
         </w:r>
         <w:r>
           <w:rPr>
@@ -447,7 +447,7 @@
           <w14:ligatures w14:val="standardContextual"/>
         </w:rPr>
       </w:pPr>
-      <w:hyperlink w:anchor="_Toc239249236" w:history="1">
+      <w:hyperlink w:anchor="_Toc239252030" w:history="1">
         <w:r>
           <w:rPr>
             <w:rStyle w:val="Hyperlink"/>
@@ -476,7 +476,7 @@
             <w:noProof/>
             <w:webHidden/>
           </w:rPr>
-          <w:instrText xml:space="preserve"> PAGEREF _Toc239249236 \h </w:instrText>
+          <w:instrText xml:space="preserve"> PAGEREF _Toc239252030 \h </w:instrText>
         </w:r>
         <w:r>
           <w:rPr>
@@ -521,7 +521,7 @@
           <w14:ligatures w14:val="standardContextual"/>
         </w:rPr>
       </w:pPr>
-      <w:hyperlink w:anchor="_Toc239249237" w:history="1">
+      <w:hyperlink w:anchor="_Toc239252031" w:history="1">
         <w:r>
           <w:rPr>
             <w:rStyle w:val="Hyperlink"/>
@@ -550,7 +550,7 @@
             <w:noProof/>
             <w:webHidden/>
           </w:rPr>
-          <w:instrText xml:space="preserve"> PAGEREF _Toc239249237 \h </w:instrText>
+          <w:instrText xml:space="preserve"> PAGEREF _Toc239252031 \h </w:instrText>
         </w:r>
         <w:r>
           <w:rPr>
@@ -595,7 +595,7 @@
           <w14:ligatures w14:val="standardContextual"/>
         </w:rPr>
       </w:pPr>
-      <w:hyperlink w:anchor="_Toc239249238" w:history="1">
+      <w:hyperlink w:anchor="_Toc239252032" w:history="1">
         <w:r>
           <w:rPr>
             <w:rStyle w:val="Hyperlink"/>
@@ -624,7 +624,7 @@
             <w:noProof/>
             <w:webHidden/>
           </w:rPr>
-          <w:instrText xml:space="preserve"> PAGEREF _Toc239249238 \h </w:instrText>
+          <w:instrText xml:space="preserve"> PAGEREF _Toc239252032 \h </w:instrText>
         </w:r>
         <w:r>
           <w:rPr>
@@ -669,7 +669,7 @@
           <w14:ligatures w14:val="standardContextual"/>
         </w:rPr>
       </w:pPr>
-      <w:hyperlink w:anchor="_Toc239249239" w:history="1">
+      <w:hyperlink w:anchor="_Toc239252033" w:history="1">
         <w:r>
           <w:rPr>
             <w:rStyle w:val="Hyperlink"/>
@@ -698,7 +698,7 @@
             <w:noProof/>
             <w:webHidden/>
           </w:rPr>
-          <w:instrText xml:space="preserve"> PAGEREF _Toc239249239 \h </w:instrText>
+          <w:instrText xml:space="preserve"> PAGEREF _Toc239252033 \h </w:instrText>
         </w:r>
         <w:r>
           <w:rPr>
@@ -743,7 +743,7 @@
           <w14:ligatures w14:val="standardContextual"/>
         </w:rPr>
       </w:pPr>
-      <w:hyperlink w:anchor="_Toc239249240" w:history="1">
+      <w:hyperlink w:anchor="_Toc239252034" w:history="1">
         <w:r>
           <w:rPr>
             <w:rStyle w:val="Hyperlink"/>
@@ -772,7 +772,7 @@
             <w:noProof/>
             <w:webHidden/>
           </w:rPr>
-          <w:instrText xml:space="preserve"> PAGEREF _Toc239249240 \h </w:instrText>
+          <w:instrText xml:space="preserve"> PAGEREF _Toc239252034 \h </w:instrText>
         </w:r>
         <w:r>
           <w:rPr>
@@ -817,7 +817,7 @@
           <w14:ligatures w14:val="standardContextual"/>
         </w:rPr>
       </w:pPr>
-      <w:hyperlink w:anchor="_Toc239249241" w:history="1">
+      <w:hyperlink w:anchor="_Toc239252035" w:history="1">
         <w:r>
           <w:rPr>
             <w:rStyle w:val="Hyperlink"/>
@@ -846,7 +846,7 @@
             <w:noProof/>
             <w:webHidden/>
           </w:rPr>
-          <w:instrText xml:space="preserve"> PAGEREF _Toc239249241 \h </w:instrText>
+          <w:instrText xml:space="preserve"> PAGEREF _Toc239252035 \h </w:instrText>
         </w:r>
         <w:r>
           <w:rPr>
@@ -891,7 +891,7 @@
           <w14:ligatures w14:val="standardContextual"/>
         </w:rPr>
       </w:pPr>
-      <w:hyperlink w:anchor="_Toc239249242" w:history="1">
+      <w:hyperlink w:anchor="_Toc239252036" w:history="1">
         <w:r>
           <w:rPr>
             <w:rStyle w:val="Hyperlink"/>
@@ -920,7 +920,7 @@
             <w:noProof/>
             <w:webHidden/>
           </w:rPr>
-          <w:instrText xml:space="preserve"> PAGEREF _Toc239249242 \h </w:instrText>
+          <w:instrText xml:space="preserve"> PAGEREF _Toc239252036 \h </w:instrText>
         </w:r>
         <w:r>
           <w:rPr>
@@ -965,7 +965,7 @@
           <w14:ligatures w14:val="standardContextual"/>
         </w:rPr>
       </w:pPr>
-      <w:hyperlink w:anchor="_Toc239249243" w:history="1">
+      <w:hyperlink w:anchor="_Toc239252037" w:history="1">
         <w:r>
           <w:rPr>
             <w:rStyle w:val="Hyperlink"/>
@@ -994,7 +994,7 @@
             <w:noProof/>
             <w:webHidden/>
           </w:rPr>
-          <w:instrText xml:space="preserve"> PAGEREF _Toc239249243 \h </w:instrText>
+          <w:instrText xml:space="preserve"> PAGEREF _Toc239252037 \h </w:instrText>
         </w:r>
         <w:r>
           <w:rPr>
@@ -1039,7 +1039,7 @@
           <w14:ligatures w14:val="standardContextual"/>
         </w:rPr>
       </w:pPr>
-      <w:hyperlink w:anchor="_Toc239249244" w:history="1">
+      <w:hyperlink w:anchor="_Toc239252038" w:history="1">
         <w:r>
           <w:rPr>
             <w:rStyle w:val="Hyperlink"/>
@@ -1069,7 +1069,7 @@
             <w:noProof/>
             <w:webHidden/>
           </w:rPr>
-          <w:instrText xml:space="preserve"> PAGEREF _Toc239249244 \h </w:instrText>
+          <w:instrText xml:space="preserve"> PAGEREF _Toc239252038 \h </w:instrText>
         </w:r>
         <w:r>
           <w:rPr>
@@ -1114,7 +1114,7 @@
           <w14:ligatures w14:val="standardContextual"/>
         </w:rPr>
       </w:pPr>
-      <w:hyperlink w:anchor="_Toc239249245" w:history="1">
+      <w:hyperlink w:anchor="_Toc239252039" w:history="1">
         <w:r>
           <w:rPr>
             <w:rStyle w:val="Hyperlink"/>
@@ -1144,7 +1144,7 @@
             <w:noProof/>
             <w:webHidden/>
           </w:rPr>
-          <w:instrText xml:space="preserve"> PAGEREF _Toc239249245 \h </w:instrText>
+          <w:instrText xml:space="preserve"> PAGEREF _Toc239252039 \h </w:instrText>
         </w:r>
         <w:r>
           <w:rPr>
@@ -1189,7 +1189,7 @@
           <w14:ligatures w14:val="standardContextual"/>
         </w:rPr>
       </w:pPr>
-      <w:hyperlink w:anchor="_Toc239249246" w:history="1">
+      <w:hyperlink w:anchor="_Toc239252040" w:history="1">
         <w:r>
           <w:rPr>
             <w:rStyle w:val="Hyperlink"/>
@@ -1218,7 +1218,7 @@
             <w:noProof/>
             <w:webHidden/>
           </w:rPr>
-          <w:instrText xml:space="preserve"> PAGEREF _Toc239249246 \h </w:instrText>
+          <w:instrText xml:space="preserve"> PAGEREF _Toc239252040 \h </w:instrText>
         </w:r>
         <w:r>
           <w:rPr>
@@ -1263,7 +1263,7 @@
           <w14:ligatures w14:val="standardContextual"/>
         </w:rPr>
       </w:pPr>
-      <w:hyperlink w:anchor="_Toc239249247" w:history="1">
+      <w:hyperlink w:anchor="_Toc239252041" w:history="1">
         <w:r>
           <w:rPr>
             <w:rStyle w:val="Hyperlink"/>
@@ -1292,7 +1292,7 @@
             <w:noProof/>
             <w:webHidden/>
           </w:rPr>
-          <w:instrText xml:space="preserve"> PAGEREF _Toc239249247 \h </w:instrText>
+          <w:instrText xml:space="preserve"> PAGEREF _Toc239252041 \h </w:instrText>
         </w:r>
         <w:r>
           <w:rPr>
@@ -1337,7 +1337,7 @@
           <w14:ligatures w14:val="standardContextual"/>
         </w:rPr>
       </w:pPr>
-      <w:hyperlink w:anchor="_Toc239249248" w:history="1">
+      <w:hyperlink w:anchor="_Toc239252042" w:history="1">
         <w:r>
           <w:rPr>
             <w:rStyle w:val="Hyperlink"/>
@@ -1366,7 +1366,7 @@
             <w:noProof/>
             <w:webHidden/>
           </w:rPr>
-          <w:instrText xml:space="preserve"> PAGEREF _Toc239249248 \h </w:instrText>
+          <w:instrText xml:space="preserve"> PAGEREF _Toc239252042 \h </w:instrText>
         </w:r>
         <w:r>
           <w:rPr>
@@ -1411,7 +1411,7 @@
           <w14:ligatures w14:val="standardContextual"/>
         </w:rPr>
       </w:pPr>
-      <w:hyperlink w:anchor="_Toc239249249" w:history="1">
+      <w:hyperlink w:anchor="_Toc239252043" w:history="1">
         <w:r>
           <w:rPr>
             <w:rStyle w:val="Hyperlink"/>
@@ -1440,7 +1440,7 @@
             <w:noProof/>
             <w:webHidden/>
           </w:rPr>
-          <w:instrText xml:space="preserve"> PAGEREF _Toc239249249 \h </w:instrText>
+          <w:instrText xml:space="preserve"> PAGEREF _Toc239252043 \h </w:instrText>
         </w:r>
         <w:r>
           <w:rPr>
@@ -1485,7 +1485,7 @@
           <w14:ligatures w14:val="standardContextual"/>
         </w:rPr>
       </w:pPr>
-      <w:hyperlink w:anchor="_Toc239249250" w:history="1">
+      <w:hyperlink w:anchor="_Toc239252044" w:history="1">
         <w:r>
           <w:rPr>
             <w:rStyle w:val="Hyperlink"/>
@@ -1514,7 +1514,7 @@
             <w:noProof/>
             <w:webHidden/>
           </w:rPr>
-          <w:instrText xml:space="preserve"> PAGEREF _Toc239249250 \h </w:instrText>
+          <w:instrText xml:space="preserve"> PAGEREF _Toc239252044 \h </w:instrText>
         </w:r>
         <w:r>
           <w:rPr>
@@ -1534,7 +1534,7 @@
             <w:noProof/>
             <w:webHidden/>
           </w:rPr>
-          <w:t>8</w:t>
+          <w:t>9</w:t>
         </w:r>
         <w:r>
           <w:rPr>
@@ -1559,7 +1559,7 @@
           <w14:ligatures w14:val="standardContextual"/>
         </w:rPr>
       </w:pPr>
-      <w:hyperlink w:anchor="_Toc239249251" w:history="1">
+      <w:hyperlink w:anchor="_Toc239252045" w:history="1">
         <w:r>
           <w:rPr>
             <w:rStyle w:val="Hyperlink"/>
@@ -1588,7 +1588,7 @@
             <w:noProof/>
             <w:webHidden/>
           </w:rPr>
-          <w:instrText xml:space="preserve"> PAGEREF _Toc239249251 \h </w:instrText>
+          <w:instrText xml:space="preserve"> PAGEREF _Toc239252045 \h </w:instrText>
         </w:r>
         <w:r>
           <w:rPr>
@@ -1633,7 +1633,7 @@
           <w14:ligatures w14:val="standardContextual"/>
         </w:rPr>
       </w:pPr>
-      <w:hyperlink w:anchor="_Toc239249252" w:history="1">
+      <w:hyperlink w:anchor="_Toc239252046" w:history="1">
         <w:r>
           <w:rPr>
             <w:rStyle w:val="Hyperlink"/>
@@ -1662,7 +1662,7 @@
             <w:noProof/>
             <w:webHidden/>
           </w:rPr>
-          <w:instrText xml:space="preserve"> PAGEREF _Toc239249252 \h </w:instrText>
+          <w:instrText xml:space="preserve"> PAGEREF _Toc239252046 \h </w:instrText>
         </w:r>
         <w:r>
           <w:rPr>
@@ -1682,7 +1682,7 @@
             <w:noProof/>
             <w:webHidden/>
           </w:rPr>
-          <w:t>11</w:t>
+          <w:t>14</w:t>
         </w:r>
         <w:r>
           <w:rPr>
@@ -1707,7 +1707,7 @@
           <w14:ligatures w14:val="standardContextual"/>
         </w:rPr>
       </w:pPr>
-      <w:hyperlink w:anchor="_Toc239249253" w:history="1">
+      <w:hyperlink w:anchor="_Toc239252047" w:history="1">
         <w:r>
           <w:rPr>
             <w:rStyle w:val="Hyperlink"/>
@@ -1736,7 +1736,7 @@
             <w:noProof/>
             <w:webHidden/>
           </w:rPr>
-          <w:instrText xml:space="preserve"> PAGEREF _Toc239249253 \h </w:instrText>
+          <w:instrText xml:space="preserve"> PAGEREF _Toc239252047 \h </w:instrText>
         </w:r>
         <w:r>
           <w:rPr>
@@ -1756,7 +1756,7 @@
             <w:noProof/>
             <w:webHidden/>
           </w:rPr>
-          <w:t>13</w:t>
+          <w:t>17</w:t>
         </w:r>
         <w:r>
           <w:rPr>
@@ -1781,7 +1781,7 @@
           <w14:ligatures w14:val="standardContextual"/>
         </w:rPr>
       </w:pPr>
-      <w:hyperlink w:anchor="_Toc239249254" w:history="1">
+      <w:hyperlink w:anchor="_Toc239252048" w:history="1">
         <w:r>
           <w:rPr>
             <w:rStyle w:val="Hyperlink"/>
@@ -1810,7 +1810,7 @@
             <w:noProof/>
             <w:webHidden/>
           </w:rPr>
-          <w:instrText xml:space="preserve"> PAGEREF _Toc239249254 \h </w:instrText>
+          <w:instrText xml:space="preserve"> PAGEREF _Toc239252048 \h </w:instrText>
         </w:r>
         <w:r>
           <w:rPr>
@@ -1830,7 +1830,7 @@
             <w:noProof/>
             <w:webHidden/>
           </w:rPr>
-          <w:t>13</w:t>
+          <w:t>17</w:t>
         </w:r>
         <w:r>
           <w:rPr>
@@ -1855,7 +1855,7 @@
           <w14:ligatures w14:val="standardContextual"/>
         </w:rPr>
       </w:pPr>
-      <w:hyperlink w:anchor="_Toc239249255" w:history="1">
+      <w:hyperlink w:anchor="_Toc239252049" w:history="1">
         <w:r>
           <w:rPr>
             <w:rStyle w:val="Hyperlink"/>
@@ -1884,7 +1884,7 @@
             <w:noProof/>
             <w:webHidden/>
           </w:rPr>
-          <w:instrText xml:space="preserve"> PAGEREF _Toc239249255 \h </w:instrText>
+          <w:instrText xml:space="preserve"> PAGEREF _Toc239252049 \h </w:instrText>
         </w:r>
         <w:r>
           <w:rPr>
@@ -1904,7 +1904,7 @@
             <w:noProof/>
             <w:webHidden/>
           </w:rPr>
-          <w:t>14</w:t>
+          <w:t>18</w:t>
         </w:r>
         <w:r>
           <w:rPr>
@@ -1929,7 +1929,7 @@
           <w14:ligatures w14:val="standardContextual"/>
         </w:rPr>
       </w:pPr>
-      <w:hyperlink w:anchor="_Toc239249256" w:history="1">
+      <w:hyperlink w:anchor="_Toc239252050" w:history="1">
         <w:r>
           <w:rPr>
             <w:rStyle w:val="Hyperlink"/>
@@ -1958,7 +1958,7 @@
             <w:noProof/>
             <w:webHidden/>
           </w:rPr>
-          <w:instrText xml:space="preserve"> PAGEREF _Toc239249256 \h </w:instrText>
+          <w:instrText xml:space="preserve"> PAGEREF _Toc239252050 \h </w:instrText>
         </w:r>
         <w:r>
           <w:rPr>
@@ -1978,7 +1978,7 @@
             <w:noProof/>
             <w:webHidden/>
           </w:rPr>
-          <w:t>15</w:t>
+          <w:t>19</w:t>
         </w:r>
         <w:r>
           <w:rPr>
@@ -2003,7 +2003,7 @@
           <w14:ligatures w14:val="standardContextual"/>
         </w:rPr>
       </w:pPr>
-      <w:hyperlink w:anchor="_Toc239249257" w:history="1">
+      <w:hyperlink w:anchor="_Toc239252051" w:history="1">
         <w:r>
           <w:rPr>
             <w:rStyle w:val="Hyperlink"/>
@@ -2032,7 +2032,7 @@
             <w:noProof/>
             <w:webHidden/>
           </w:rPr>
-          <w:instrText xml:space="preserve"> PAGEREF _Toc239249257 \h </w:instrText>
+          <w:instrText xml:space="preserve"> PAGEREF _Toc239252051 \h </w:instrText>
         </w:r>
         <w:r>
           <w:rPr>
@@ -2052,7 +2052,7 @@
             <w:noProof/>
             <w:webHidden/>
           </w:rPr>
-          <w:t>17</w:t>
+          <w:t>21</w:t>
         </w:r>
         <w:r>
           <w:rPr>
@@ -2077,7 +2077,7 @@
           <w14:ligatures w14:val="standardContextual"/>
         </w:rPr>
       </w:pPr>
-      <w:hyperlink w:anchor="_Toc239249258" w:history="1">
+      <w:hyperlink w:anchor="_Toc239252052" w:history="1">
         <w:r>
           <w:rPr>
             <w:rStyle w:val="Hyperlink"/>
@@ -2105,7 +2105,7 @@
             <w:noProof/>
             <w:webHidden/>
           </w:rPr>
-          <w:instrText xml:space="preserve"> PAGEREF _Toc239249258 \h </w:instrText>
+          <w:instrText xml:space="preserve"> PAGEREF _Toc239252052 \h </w:instrText>
         </w:r>
         <w:r>
           <w:rPr>
@@ -2125,7 +2125,7 @@
             <w:noProof/>
             <w:webHidden/>
           </w:rPr>
-          <w:t>17</w:t>
+          <w:t>21</w:t>
         </w:r>
         <w:r>
           <w:rPr>
@@ -2150,7 +2150,7 @@
           <w14:ligatures w14:val="standardContextual"/>
         </w:rPr>
       </w:pPr>
-      <w:hyperlink w:anchor="_Toc239249259" w:history="1">
+      <w:hyperlink w:anchor="_Toc239252053" w:history="1">
         <w:r>
           <w:rPr>
             <w:rStyle w:val="Hyperlink"/>
@@ -2178,7 +2178,7 @@
             <w:noProof/>
             <w:webHidden/>
           </w:rPr>
-          <w:instrText xml:space="preserve"> PAGEREF _Toc239249259 \h </w:instrText>
+          <w:instrText xml:space="preserve"> PAGEREF _Toc239252053 \h </w:instrText>
         </w:r>
         <w:r>
           <w:rPr>
@@ -2198,7 +2198,7 @@
             <w:noProof/>
             <w:webHidden/>
           </w:rPr>
-          <w:t>18</w:t>
+          <w:t>22</w:t>
         </w:r>
         <w:r>
           <w:rPr>
@@ -2223,7 +2223,7 @@
           <w14:ligatures w14:val="standardContextual"/>
         </w:rPr>
       </w:pPr>
-      <w:hyperlink w:anchor="_Toc239249260" w:history="1">
+      <w:hyperlink w:anchor="_Toc239252054" w:history="1">
         <w:r>
           <w:rPr>
             <w:rStyle w:val="Hyperlink"/>
@@ -2251,7 +2251,7 @@
             <w:noProof/>
             <w:webHidden/>
           </w:rPr>
-          <w:instrText xml:space="preserve"> PAGEREF _Toc239249260 \h </w:instrText>
+          <w:instrText xml:space="preserve"> PAGEREF _Toc239252054 \h </w:instrText>
         </w:r>
         <w:r>
           <w:rPr>
@@ -2271,7 +2271,7 @@
             <w:noProof/>
             <w:webHidden/>
           </w:rPr>
-          <w:t>19</w:t>
+          <w:t>23</w:t>
         </w:r>
         <w:r>
           <w:rPr>
@@ -2296,7 +2296,7 @@
           <w14:ligatures w14:val="standardContextual"/>
         </w:rPr>
       </w:pPr>
-      <w:hyperlink w:anchor="_Toc239249261" w:history="1">
+      <w:hyperlink w:anchor="_Toc239252055" w:history="1">
         <w:r>
           <w:rPr>
             <w:rStyle w:val="Hyperlink"/>
@@ -2325,7 +2325,7 @@
             <w:noProof/>
             <w:webHidden/>
           </w:rPr>
-          <w:instrText xml:space="preserve"> PAGEREF _Toc239249261 \h </w:instrText>
+          <w:instrText xml:space="preserve"> PAGEREF _Toc239252055 \h </w:instrText>
         </w:r>
         <w:r>
           <w:rPr>
@@ -2345,7 +2345,7 @@
             <w:noProof/>
             <w:webHidden/>
           </w:rPr>
-          <w:t>20</w:t>
+          <w:t>24</w:t>
         </w:r>
         <w:r>
           <w:rPr>
@@ -2370,7 +2370,7 @@
           <w14:ligatures w14:val="standardContextual"/>
         </w:rPr>
       </w:pPr>
-      <w:hyperlink w:anchor="_Toc239249262" w:history="1">
+      <w:hyperlink w:anchor="_Toc239252056" w:history="1">
         <w:r>
           <w:rPr>
             <w:rStyle w:val="Hyperlink"/>
@@ -2399,7 +2399,7 @@
             <w:noProof/>
             <w:webHidden/>
           </w:rPr>
-          <w:instrText xml:space="preserve"> PAGEREF _Toc239249262 \h </w:instrText>
+          <w:instrText xml:space="preserve"> PAGEREF _Toc239252056 \h </w:instrText>
         </w:r>
         <w:r>
           <w:rPr>
@@ -2419,7 +2419,7 @@
             <w:noProof/>
             <w:webHidden/>
           </w:rPr>
-          <w:t>22</w:t>
+          <w:t>26</w:t>
         </w:r>
         <w:r>
           <w:rPr>
@@ -2444,7 +2444,7 @@
           <w14:ligatures w14:val="standardContextual"/>
         </w:rPr>
       </w:pPr>
-      <w:hyperlink w:anchor="_Toc239249263" w:history="1">
+      <w:hyperlink w:anchor="_Toc239252057" w:history="1">
         <w:r>
           <w:rPr>
             <w:rStyle w:val="Hyperlink"/>
@@ -2473,7 +2473,7 @@
             <w:noProof/>
             <w:webHidden/>
           </w:rPr>
-          <w:instrText xml:space="preserve"> PAGEREF _Toc239249263 \h </w:instrText>
+          <w:instrText xml:space="preserve"> PAGEREF _Toc239252057 \h </w:instrText>
         </w:r>
         <w:r>
           <w:rPr>
@@ -2493,7 +2493,7 @@
             <w:noProof/>
             <w:webHidden/>
           </w:rPr>
-          <w:t>24</w:t>
+          <w:t>28</w:t>
         </w:r>
         <w:r>
           <w:rPr>
@@ -2518,7 +2518,7 @@
           <w14:ligatures w14:val="standardContextual"/>
         </w:rPr>
       </w:pPr>
-      <w:hyperlink w:anchor="_Toc239249264" w:history="1">
+      <w:hyperlink w:anchor="_Toc239252058" w:history="1">
         <w:r>
           <w:rPr>
             <w:rStyle w:val="Hyperlink"/>
@@ -2548,7 +2548,7 @@
             <w:noProof/>
             <w:webHidden/>
           </w:rPr>
-          <w:instrText xml:space="preserve"> PAGEREF _Toc239249264 \h </w:instrText>
+          <w:instrText xml:space="preserve"> PAGEREF _Toc239252058 \h </w:instrText>
         </w:r>
         <w:r>
           <w:rPr>
@@ -2568,7 +2568,7 @@
             <w:noProof/>
             <w:webHidden/>
           </w:rPr>
-          <w:t>24</w:t>
+          <w:t>28</w:t>
         </w:r>
         <w:r>
           <w:rPr>
@@ -2593,7 +2593,7 @@
           <w14:ligatures w14:val="standardContextual"/>
         </w:rPr>
       </w:pPr>
-      <w:hyperlink w:anchor="_Toc239249265" w:history="1">
+      <w:hyperlink w:anchor="_Toc239252059" w:history="1">
         <w:r>
           <w:rPr>
             <w:rStyle w:val="Hyperlink"/>
@@ -2623,7 +2623,7 @@
             <w:noProof/>
             <w:webHidden/>
           </w:rPr>
-          <w:instrText xml:space="preserve"> PAGEREF _Toc239249265 \h </w:instrText>
+          <w:instrText xml:space="preserve"> PAGEREF _Toc239252059 \h </w:instrText>
         </w:r>
         <w:r>
           <w:rPr>
@@ -2643,7 +2643,7 @@
             <w:noProof/>
             <w:webHidden/>
           </w:rPr>
-          <w:t>24</w:t>
+          <w:t>28</w:t>
         </w:r>
         <w:r>
           <w:rPr>
@@ -2668,7 +2668,7 @@
           <w14:ligatures w14:val="standardContextual"/>
         </w:rPr>
       </w:pPr>
-      <w:hyperlink w:anchor="_Toc239249266" w:history="1">
+      <w:hyperlink w:anchor="_Toc239252060" w:history="1">
         <w:r>
           <w:rPr>
             <w:rStyle w:val="Hyperlink"/>
@@ -2697,7 +2697,7 @@
             <w:noProof/>
             <w:webHidden/>
           </w:rPr>
-          <w:instrText xml:space="preserve"> PAGEREF _Toc239249266 \h </w:instrText>
+          <w:instrText xml:space="preserve"> PAGEREF _Toc239252060 \h </w:instrText>
         </w:r>
         <w:r>
           <w:rPr>
@@ -2717,7 +2717,7 @@
             <w:noProof/>
             <w:webHidden/>
           </w:rPr>
-          <w:t>26</w:t>
+          <w:t>30</w:t>
         </w:r>
         <w:r>
           <w:rPr>
@@ -2742,7 +2742,7 @@
           <w14:ligatures w14:val="standardContextual"/>
         </w:rPr>
       </w:pPr>
-      <w:hyperlink w:anchor="_Toc239249267" w:history="1">
+      <w:hyperlink w:anchor="_Toc239252061" w:history="1">
         <w:r>
           <w:rPr>
             <w:rStyle w:val="Hyperlink"/>
@@ -2771,7 +2771,7 @@
             <w:noProof/>
             <w:webHidden/>
           </w:rPr>
-          <w:instrText xml:space="preserve"> PAGEREF _Toc239249267 \h </w:instrText>
+          <w:instrText xml:space="preserve"> PAGEREF _Toc239252061 \h </w:instrText>
         </w:r>
         <w:r>
           <w:rPr>
@@ -2791,7 +2791,7 @@
             <w:noProof/>
             <w:webHidden/>
           </w:rPr>
-          <w:t>29</w:t>
+          <w:t>33</w:t>
         </w:r>
         <w:r>
           <w:rPr>
@@ -2816,7 +2816,7 @@
           <w14:ligatures w14:val="standardContextual"/>
         </w:rPr>
       </w:pPr>
-      <w:hyperlink w:anchor="_Toc239249268" w:history="1">
+      <w:hyperlink w:anchor="_Toc239252062" w:history="1">
         <w:r>
           <w:rPr>
             <w:rStyle w:val="Hyperlink"/>
@@ -2845,7 +2845,7 @@
             <w:noProof/>
             <w:webHidden/>
           </w:rPr>
-          <w:instrText xml:space="preserve"> PAGEREF _Toc239249268 \h </w:instrText>
+          <w:instrText xml:space="preserve"> PAGEREF _Toc239252062 \h </w:instrText>
         </w:r>
         <w:r>
           <w:rPr>
@@ -2865,7 +2865,7 @@
             <w:noProof/>
             <w:webHidden/>
           </w:rPr>
-          <w:t>29</w:t>
+          <w:t>33</w:t>
         </w:r>
         <w:r>
           <w:rPr>
@@ -2890,7 +2890,7 @@
           <w14:ligatures w14:val="standardContextual"/>
         </w:rPr>
       </w:pPr>
-      <w:hyperlink w:anchor="_Toc239249269" w:history="1">
+      <w:hyperlink w:anchor="_Toc239252063" w:history="1">
         <w:r>
           <w:rPr>
             <w:rStyle w:val="Hyperlink"/>
@@ -2919,7 +2919,7 @@
             <w:noProof/>
             <w:webHidden/>
           </w:rPr>
-          <w:instrText xml:space="preserve"> PAGEREF _Toc239249269 \h </w:instrText>
+          <w:instrText xml:space="preserve"> PAGEREF _Toc239252063 \h </w:instrText>
         </w:r>
         <w:r>
           <w:rPr>
@@ -2939,7 +2939,7 @@
             <w:noProof/>
             <w:webHidden/>
           </w:rPr>
-          <w:t>29</w:t>
+          <w:t>35</w:t>
         </w:r>
         <w:r>
           <w:rPr>
@@ -2952,7 +2952,7 @@
     </w:p>
     <w:p>
       <w:pPr>
-        <w:pStyle w:val="TOC3"/>
+        <w:pStyle w:val="TOC2"/>
         <w:tabs>
           <w:tab w:val="right" w:leader="dot" w:pos="9350"/>
         </w:tabs>
@@ -2964,14 +2964,15 @@
           <w14:ligatures w14:val="standardContextual"/>
         </w:rPr>
       </w:pPr>
-      <w:hyperlink w:anchor="_Toc239249270" w:history="1">
+      <w:hyperlink w:anchor="_Toc239252064" w:history="1">
         <w:r>
           <w:rPr>
             <w:rStyle w:val="Hyperlink"/>
             <w:b/>
-            <w:noProof/>
-          </w:rPr>
-          <w:t>Justification of the Technology Choices</w:t>
+            <w:bCs/>
+            <w:noProof/>
+          </w:rPr>
+          <w:t>4.3 Proposed Testing and Development Approach</w:t>
         </w:r>
         <w:r>
           <w:rPr>
@@ -2992,7 +2993,7 @@
             <w:noProof/>
             <w:webHidden/>
           </w:rPr>
-          <w:instrText xml:space="preserve"> PAGEREF _Toc239249270 \h </w:instrText>
+          <w:instrText xml:space="preserve"> PAGEREF _Toc239252064 \h </w:instrText>
         </w:r>
         <w:r>
           <w:rPr>
@@ -3012,7 +3013,7 @@
             <w:noProof/>
             <w:webHidden/>
           </w:rPr>
-          <w:t>30</w:t>
+          <w:t>37</w:t>
         </w:r>
         <w:r>
           <w:rPr>
@@ -3025,7 +3026,7 @@
     </w:p>
     <w:p>
       <w:pPr>
-        <w:pStyle w:val="TOC2"/>
+        <w:pStyle w:val="TOC1"/>
         <w:tabs>
           <w:tab w:val="right" w:leader="dot" w:pos="9350"/>
         </w:tabs>
@@ -3037,7 +3038,7 @@
           <w14:ligatures w14:val="standardContextual"/>
         </w:rPr>
       </w:pPr>
-      <w:hyperlink w:anchor="_Toc239249271" w:history="1">
+      <w:hyperlink w:anchor="_Toc239252065" w:history="1">
         <w:r>
           <w:rPr>
             <w:rStyle w:val="Hyperlink"/>
@@ -3045,7 +3046,7 @@
             <w:bCs/>
             <w:noProof/>
           </w:rPr>
-          <w:t>4.3 Proposed Testing and Development Approach</w:t>
+          <w:t>Chapter 5: Expected Outcomes</w:t>
         </w:r>
         <w:r>
           <w:rPr>
@@ -3066,7 +3067,7 @@
             <w:noProof/>
             <w:webHidden/>
           </w:rPr>
-          <w:instrText xml:space="preserve"> PAGEREF _Toc239249271 \h </w:instrText>
+          <w:instrText xml:space="preserve"> PAGEREF _Toc239252065 \h </w:instrText>
         </w:r>
         <w:r>
           <w:rPr>
@@ -3086,7 +3087,7 @@
             <w:noProof/>
             <w:webHidden/>
           </w:rPr>
-          <w:t>31</w:t>
+          <w:t>39</w:t>
         </w:r>
         <w:r>
           <w:rPr>
@@ -3099,7 +3100,7 @@
     </w:p>
     <w:p>
       <w:pPr>
-        <w:pStyle w:val="TOC1"/>
+        <w:pStyle w:val="TOC2"/>
         <w:tabs>
           <w:tab w:val="right" w:leader="dot" w:pos="9350"/>
         </w:tabs>
@@ -3111,7 +3112,7 @@
           <w14:ligatures w14:val="standardContextual"/>
         </w:rPr>
       </w:pPr>
-      <w:hyperlink w:anchor="_Toc239249272" w:history="1">
+      <w:hyperlink w:anchor="_Toc239252066" w:history="1">
         <w:r>
           <w:rPr>
             <w:rStyle w:val="Hyperlink"/>
@@ -3119,7 +3120,7 @@
             <w:bCs/>
             <w:noProof/>
           </w:rPr>
-          <w:t>Chapter 5: Expected Outcomes</w:t>
+          <w:t>5.1 Expected System Deliverables</w:t>
         </w:r>
         <w:r>
           <w:rPr>
@@ -3140,7 +3141,7 @@
             <w:noProof/>
             <w:webHidden/>
           </w:rPr>
-          <w:instrText xml:space="preserve"> PAGEREF _Toc239249272 \h </w:instrText>
+          <w:instrText xml:space="preserve"> PAGEREF _Toc239252066 \h </w:instrText>
         </w:r>
         <w:r>
           <w:rPr>
@@ -3160,7 +3161,7 @@
             <w:noProof/>
             <w:webHidden/>
           </w:rPr>
-          <w:t>33</w:t>
+          <w:t>39</w:t>
         </w:r>
         <w:r>
           <w:rPr>
@@ -3185,7 +3186,7 @@
           <w14:ligatures w14:val="standardContextual"/>
         </w:rPr>
       </w:pPr>
-      <w:hyperlink w:anchor="_Toc239249273" w:history="1">
+      <w:hyperlink w:anchor="_Toc239252067" w:history="1">
         <w:r>
           <w:rPr>
             <w:rStyle w:val="Hyperlink"/>
@@ -3193,7 +3194,7 @@
             <w:bCs/>
             <w:noProof/>
           </w:rPr>
-          <w:t>5.1 Expected System Deliverables</w:t>
+          <w:t>5.2 Expected System Features and Benefits</w:t>
         </w:r>
         <w:r>
           <w:rPr>
@@ -3214,7 +3215,7 @@
             <w:noProof/>
             <w:webHidden/>
           </w:rPr>
-          <w:instrText xml:space="preserve"> PAGEREF _Toc239249273 \h </w:instrText>
+          <w:instrText xml:space="preserve"> PAGEREF _Toc239252067 \h </w:instrText>
         </w:r>
         <w:r>
           <w:rPr>
@@ -3234,7 +3235,7 @@
             <w:noProof/>
             <w:webHidden/>
           </w:rPr>
-          <w:t>33</w:t>
+          <w:t>40</w:t>
         </w:r>
         <w:r>
           <w:rPr>
@@ -3247,7 +3248,7 @@
     </w:p>
     <w:p>
       <w:pPr>
-        <w:pStyle w:val="TOC2"/>
+        <w:pStyle w:val="TOC1"/>
         <w:tabs>
           <w:tab w:val="right" w:leader="dot" w:pos="9350"/>
         </w:tabs>
@@ -3259,7 +3260,7 @@
           <w14:ligatures w14:val="standardContextual"/>
         </w:rPr>
       </w:pPr>
-      <w:hyperlink w:anchor="_Toc239249274" w:history="1">
+      <w:hyperlink w:anchor="_Toc239252068" w:history="1">
         <w:r>
           <w:rPr>
             <w:rStyle w:val="Hyperlink"/>
@@ -3267,7 +3268,7 @@
             <w:bCs/>
             <w:noProof/>
           </w:rPr>
-          <w:t>5.2 Expected System Features and Benefits</w:t>
+          <w:t>References</w:t>
         </w:r>
         <w:r>
           <w:rPr>
@@ -3288,7 +3289,7 @@
             <w:noProof/>
             <w:webHidden/>
           </w:rPr>
-          <w:instrText xml:space="preserve"> PAGEREF _Toc239249274 \h </w:instrText>
+          <w:instrText xml:space="preserve"> PAGEREF _Toc239252068 \h </w:instrText>
         </w:r>
         <w:r>
           <w:rPr>
@@ -3308,81 +3309,7 @@
             <w:noProof/>
             <w:webHidden/>
           </w:rPr>
-          <w:t>34</w:t>
-        </w:r>
-        <w:r>
-          <w:rPr>
-            <w:noProof/>
-            <w:webHidden/>
-          </w:rPr>
-          <w:fldChar w:fldCharType="end"/>
-        </w:r>
-      </w:hyperlink>
-    </w:p>
-    <w:p>
-      <w:pPr>
-        <w:pStyle w:val="TOC1"/>
-        <w:tabs>
-          <w:tab w:val="right" w:leader="dot" w:pos="9350"/>
-        </w:tabs>
-        <w:rPr>
-          <w:rFonts w:asciiTheme="minorHAnsi" w:eastAsiaTheme="minorEastAsia" w:hAnsiTheme="minorHAnsi" w:cstheme="minorBidi"/>
-          <w:noProof/>
-          <w:kern w:val="2"/>
-          <w:lang w:val="en-US"/>
-          <w14:ligatures w14:val="standardContextual"/>
-        </w:rPr>
-      </w:pPr>
-      <w:hyperlink w:anchor="_Toc239249275" w:history="1">
-        <w:r>
-          <w:rPr>
-            <w:rStyle w:val="Hyperlink"/>
-            <w:b/>
-            <w:bCs/>
-            <w:noProof/>
-          </w:rPr>
-          <w:t>References</w:t>
-        </w:r>
-        <w:r>
-          <w:rPr>
-            <w:noProof/>
-            <w:webHidden/>
-          </w:rPr>
-          <w:tab/>
-        </w:r>
-        <w:r>
-          <w:rPr>
-            <w:noProof/>
-            <w:webHidden/>
-          </w:rPr>
-          <w:fldChar w:fldCharType="begin"/>
-        </w:r>
-        <w:r>
-          <w:rPr>
-            <w:noProof/>
-            <w:webHidden/>
-          </w:rPr>
-          <w:instrText xml:space="preserve"> PAGEREF _Toc239249275 \h </w:instrText>
-        </w:r>
-        <w:r>
-          <w:rPr>
-            <w:noProof/>
-            <w:webHidden/>
-          </w:rPr>
-        </w:r>
-        <w:r>
-          <w:rPr>
-            <w:noProof/>
-            <w:webHidden/>
-          </w:rPr>
-          <w:fldChar w:fldCharType="separate"/>
-        </w:r>
-        <w:r>
-          <w:rPr>
-            <w:noProof/>
-            <w:webHidden/>
-          </w:rPr>
-          <w:t>36</w:t>
+          <w:t>42</w:t>
         </w:r>
         <w:r>
           <w:rPr>
@@ -3409,7 +3336,7 @@
         <w:spacing w:line="480" w:lineRule="auto"/>
         <w:jc w:val="center"/>
       </w:pPr>
-      <w:bookmarkStart w:id="2" w:name="_Toc239249237"/>
+      <w:bookmarkStart w:id="2" w:name="_Toc239252031"/>
       <w:r>
         <w:rPr>
           <w:b/>
@@ -3548,7 +3475,7 @@
               <w:rPr>
                 <w:color w:val="000000"/>
               </w:rPr>
-              <w:t>14</w:t>
+              <w:t>18</w:t>
             </w:r>
           </w:p>
         </w:tc>
@@ -3582,7 +3509,7 @@
               <w:rPr>
                 <w:color w:val="000000"/>
               </w:rPr>
-              <w:t>System Architecture of the Kinyo Platform</w:t>
+              <w:t>Gantt Chart</w:t>
             </w:r>
           </w:p>
         </w:tc>
@@ -3598,7 +3525,7 @@
               <w:rPr>
                 <w:color w:val="000000"/>
               </w:rPr>
-              <w:t>17</w:t>
+              <w:t>19</w:t>
             </w:r>
           </w:p>
         </w:tc>
@@ -3632,7 +3559,7 @@
               <w:rPr>
                 <w:color w:val="000000"/>
               </w:rPr>
-              <w:t>System Flowchart: Storefront Resolution to Order Confirmation</w:t>
+              <w:t>System Architecture of the Kinyo Platform</w:t>
             </w:r>
           </w:p>
         </w:tc>
@@ -3682,7 +3609,7 @@
               <w:rPr>
                 <w:color w:val="000000"/>
               </w:rPr>
-              <w:t>Use Case Diagram</w:t>
+              <w:t>System Flowchart: Storefront Resolution to Order Confirmation</w:t>
             </w:r>
           </w:p>
         </w:tc>
@@ -3698,7 +3625,7 @@
               <w:rPr>
                 <w:color w:val="000000"/>
               </w:rPr>
-              <w:t>23</w:t>
+              <w:t>25</w:t>
             </w:r>
           </w:p>
         </w:tc>
@@ -3732,7 +3659,7 @@
               <w:rPr>
                 <w:color w:val="000000"/>
               </w:rPr>
-              <w:t>Data Flow Diagram: Level 0 (Context Diagram)</w:t>
+              <w:t>Use Case Diagram</w:t>
             </w:r>
           </w:p>
         </w:tc>
@@ -3748,7 +3675,7 @@
               <w:rPr>
                 <w:color w:val="000000"/>
               </w:rPr>
-              <w:t>24</w:t>
+              <w:t>27</w:t>
             </w:r>
           </w:p>
         </w:tc>
@@ -3782,7 +3709,7 @@
               <w:rPr>
                 <w:color w:val="000000"/>
               </w:rPr>
-              <w:t>Data Flow Diagram: Level 1</w:t>
+              <w:t>Data Flow Diagram: Level 0 (Context Diagram)</w:t>
             </w:r>
           </w:p>
         </w:tc>
@@ -3798,7 +3725,7 @@
               <w:rPr>
                 <w:color w:val="000000"/>
               </w:rPr>
-              <w:t>25</w:t>
+              <w:t>28</w:t>
             </w:r>
           </w:p>
         </w:tc>
@@ -3832,361 +3759,7 @@
               <w:rPr>
                 <w:color w:val="000000"/>
               </w:rPr>
-              <w:t>Entity Relationship (ER) Diagram</w:t>
-            </w:r>
-          </w:p>
-        </w:tc>
-        <w:tc>
-          <w:tcPr>
-            <w:tcW w:w="1152" w:type="dxa"/>
-          </w:tcPr>
-          <w:p>
-            <w:pPr>
-              <w:spacing w:after="40"/>
-            </w:pPr>
-            <w:r>
-              <w:rPr>
-                <w:color w:val="000000"/>
-              </w:rPr>
-              <w:t>27</w:t>
-            </w:r>
-          </w:p>
-        </w:tc>
-      </w:tr>
-    </w:tbl>
-    <w:p/>
-    <w:p>
-      <w:pPr>
-        <w:pStyle w:val="Heading1"/>
-        <w:keepNext/>
-        <w:pageBreakBefore/>
-        <w:spacing w:line="480" w:lineRule="auto"/>
-        <w:jc w:val="center"/>
-      </w:pPr>
-      <w:bookmarkStart w:id="3" w:name="_Toc239249238"/>
-      <w:r>
-        <w:rPr>
-          <w:b/>
-          <w:bCs/>
-          <w:color w:val="000000"/>
-          <w:sz w:val="24"/>
-          <w:szCs w:val="24"/>
-        </w:rPr>
-        <w:lastRenderedPageBreak/>
-        <w:t>List of Tables</w:t>
-      </w:r>
-      <w:bookmarkEnd w:id="3"/>
-    </w:p>
-    <w:tbl>
-      <w:tblPr>
-        <w:tblW w:w="8927" w:type="dxa"/>
-        <w:tblBorders>
-          <w:top w:val="single" w:sz="8" w:space="0" w:color="000000"/>
-          <w:bottom w:val="single" w:sz="8" w:space="0" w:color="000000"/>
-        </w:tblBorders>
-        <w:tblLayout w:type="fixed"/>
-        <w:tblLook w:val="04A0" w:firstRow="1" w:lastRow="0" w:firstColumn="1" w:lastColumn="0" w:noHBand="0" w:noVBand="1"/>
-      </w:tblPr>
-      <w:tblGrid>
-        <w:gridCol w:w="1152"/>
-        <w:gridCol w:w="6623"/>
-        <w:gridCol w:w="1152"/>
-      </w:tblGrid>
-      <w:tr>
-        <w:trPr>
-          <w:tblHeader/>
-        </w:trPr>
-        <w:tc>
-          <w:tcPr>
-            <w:tcW w:w="1152" w:type="dxa"/>
-            <w:tcBorders>
-              <w:bottom w:val="single" w:sz="8" w:space="0" w:color="000000"/>
-            </w:tcBorders>
-          </w:tcPr>
-          <w:p>
-            <w:pPr>
-              <w:spacing w:after="40"/>
-            </w:pPr>
-            <w:r>
-              <w:rPr>
-                <w:b/>
-                <w:color w:val="000000"/>
-              </w:rPr>
-              <w:t>Table</w:t>
-            </w:r>
-          </w:p>
-        </w:tc>
-        <w:tc>
-          <w:tcPr>
-            <w:tcW w:w="6624" w:type="dxa"/>
-            <w:tcBorders>
-              <w:bottom w:val="single" w:sz="8" w:space="0" w:color="000000"/>
-            </w:tcBorders>
-          </w:tcPr>
-          <w:p>
-            <w:pPr>
-              <w:spacing w:after="40"/>
-            </w:pPr>
-            <w:r>
-              <w:rPr>
-                <w:b/>
-                <w:color w:val="000000"/>
-              </w:rPr>
-              <w:t>Title</w:t>
-            </w:r>
-          </w:p>
-        </w:tc>
-        <w:tc>
-          <w:tcPr>
-            <w:tcW w:w="1152" w:type="dxa"/>
-            <w:tcBorders>
-              <w:bottom w:val="single" w:sz="8" w:space="0" w:color="000000"/>
-            </w:tcBorders>
-          </w:tcPr>
-          <w:p>
-            <w:pPr>
-              <w:spacing w:after="40"/>
-            </w:pPr>
-            <w:r>
-              <w:rPr>
-                <w:b/>
-                <w:color w:val="000000"/>
-              </w:rPr>
-              <w:t>Page</w:t>
-            </w:r>
-          </w:p>
-        </w:tc>
-      </w:tr>
-      <w:tr>
-        <w:tc>
-          <w:tcPr>
-            <w:tcW w:w="1152" w:type="dxa"/>
-          </w:tcPr>
-          <w:p>
-            <w:pPr>
-              <w:spacing w:after="40"/>
-            </w:pPr>
-            <w:r>
-              <w:rPr>
-                <w:color w:val="000000"/>
-              </w:rPr>
-              <w:t>1</w:t>
-            </w:r>
-          </w:p>
-        </w:tc>
-        <w:tc>
-          <w:tcPr>
-            <w:tcW w:w="6624" w:type="dxa"/>
-          </w:tcPr>
-          <w:p>
-            <w:pPr>
-              <w:spacing w:after="40"/>
-            </w:pPr>
-            <w:r>
-              <w:rPr>
-                <w:color w:val="000000"/>
-              </w:rPr>
-              <w:t>Study of Related Systems and Related Work</w:t>
-            </w:r>
-          </w:p>
-        </w:tc>
-        <w:tc>
-          <w:tcPr>
-            <w:tcW w:w="1152" w:type="dxa"/>
-          </w:tcPr>
-          <w:p>
-            <w:pPr>
-              <w:spacing w:after="40"/>
-            </w:pPr>
-            <w:r>
-              <w:rPr>
-                <w:color w:val="000000"/>
-              </w:rPr>
-              <w:t>7</w:t>
-            </w:r>
-          </w:p>
-        </w:tc>
-      </w:tr>
-      <w:tr>
-        <w:tc>
-          <w:tcPr>
-            <w:tcW w:w="1152" w:type="dxa"/>
-          </w:tcPr>
-          <w:p>
-            <w:pPr>
-              <w:spacing w:after="40"/>
-            </w:pPr>
-            <w:r>
-              <w:rPr>
-                <w:color w:val="000000"/>
-              </w:rPr>
-              <w:t>2</w:t>
-            </w:r>
-          </w:p>
-        </w:tc>
-        <w:tc>
-          <w:tcPr>
-            <w:tcW w:w="6624" w:type="dxa"/>
-          </w:tcPr>
-          <w:p>
-            <w:pPr>
-              <w:spacing w:after="40"/>
-            </w:pPr>
-            <w:r>
-              <w:rPr>
-                <w:color w:val="000000"/>
-              </w:rPr>
-              <w:t>Functional and Non-Functional Requirements</w:t>
-            </w:r>
-          </w:p>
-        </w:tc>
-        <w:tc>
-          <w:tcPr>
-            <w:tcW w:w="1152" w:type="dxa"/>
-          </w:tcPr>
-          <w:p>
-            <w:pPr>
-              <w:spacing w:after="40"/>
-            </w:pPr>
-            <w:r>
-              <w:rPr>
-                <w:color w:val="000000"/>
-              </w:rPr>
-              <w:t>10</w:t>
-            </w:r>
-          </w:p>
-        </w:tc>
-      </w:tr>
-      <w:tr>
-        <w:tc>
-          <w:tcPr>
-            <w:tcW w:w="1152" w:type="dxa"/>
-          </w:tcPr>
-          <w:p>
-            <w:pPr>
-              <w:spacing w:after="40"/>
-            </w:pPr>
-            <w:r>
-              <w:rPr>
-                <w:color w:val="000000"/>
-              </w:rPr>
-              <w:t>3</w:t>
-            </w:r>
-          </w:p>
-        </w:tc>
-        <w:tc>
-          <w:tcPr>
-            <w:tcW w:w="6624" w:type="dxa"/>
-          </w:tcPr>
-          <w:p>
-            <w:pPr>
-              <w:spacing w:after="40"/>
-            </w:pPr>
-            <w:r>
-              <w:rPr>
-                <w:color w:val="000000"/>
-              </w:rPr>
-              <w:t>Feasibility Analysis Summary</w:t>
-            </w:r>
-          </w:p>
-        </w:tc>
-        <w:tc>
-          <w:tcPr>
-            <w:tcW w:w="1152" w:type="dxa"/>
-          </w:tcPr>
-          <w:p>
-            <w:pPr>
-              <w:spacing w:after="40"/>
-            </w:pPr>
-            <w:r>
-              <w:rPr>
-                <w:color w:val="000000"/>
-              </w:rPr>
-              <w:t>11</w:t>
-            </w:r>
-          </w:p>
-        </w:tc>
-      </w:tr>
-      <w:tr>
-        <w:tc>
-          <w:tcPr>
-            <w:tcW w:w="1152" w:type="dxa"/>
-          </w:tcPr>
-          <w:p>
-            <w:pPr>
-              <w:spacing w:after="40"/>
-            </w:pPr>
-            <w:r>
-              <w:rPr>
-                <w:color w:val="000000"/>
-              </w:rPr>
-              <w:t>4</w:t>
-            </w:r>
-          </w:p>
-        </w:tc>
-        <w:tc>
-          <w:tcPr>
-            <w:tcW w:w="6624" w:type="dxa"/>
-          </w:tcPr>
-          <w:p>
-            <w:pPr>
-              <w:spacing w:after="40"/>
-            </w:pPr>
-            <w:r>
-              <w:rPr>
-                <w:color w:val="000000"/>
-              </w:rPr>
-              <w:t>Proposed Project Timeline</w:t>
-            </w:r>
-          </w:p>
-        </w:tc>
-        <w:tc>
-          <w:tcPr>
-            <w:tcW w:w="1152" w:type="dxa"/>
-          </w:tcPr>
-          <w:p>
-            <w:pPr>
-              <w:spacing w:after="40"/>
-            </w:pPr>
-            <w:r>
-              <w:rPr>
-                <w:color w:val="000000"/>
-              </w:rPr>
-              <w:t>14</w:t>
-            </w:r>
-          </w:p>
-        </w:tc>
-      </w:tr>
-      <w:tr>
-        <w:tc>
-          <w:tcPr>
-            <w:tcW w:w="1152" w:type="dxa"/>
-          </w:tcPr>
-          <w:p>
-            <w:pPr>
-              <w:spacing w:after="40"/>
-            </w:pPr>
-            <w:r>
-              <w:rPr>
-                <w:color w:val="000000"/>
-              </w:rPr>
-              <w:t>5</w:t>
-            </w:r>
-          </w:p>
-        </w:tc>
-        <w:tc>
-          <w:tcPr>
-            <w:tcW w:w="6624" w:type="dxa"/>
-          </w:tcPr>
-          <w:p>
-            <w:pPr>
-              <w:spacing w:after="40"/>
-            </w:pPr>
-            <w:r>
-              <w:rPr>
-                <w:color w:val="000000"/>
-              </w:rPr>
-              <w:t>Hardware and Software Requirements</w:t>
+              <w:t>Data Flow Diagram: Level 1</w:t>
             </w:r>
           </w:p>
         </w:tc>
@@ -4220,7 +3793,7 @@
               <w:rPr>
                 <w:color w:val="000000"/>
               </w:rPr>
-              <w:t>6</w:t>
+              <w:t>8</w:t>
             </w:r>
           </w:p>
         </w:tc>
@@ -4236,7 +3809,7 @@
               <w:rPr>
                 <w:color w:val="000000"/>
               </w:rPr>
-              <w:t>Proposed Technology Stack</w:t>
+              <w:t>Entity Relationship (ER) Diagram</w:t>
             </w:r>
           </w:p>
         </w:tc>
@@ -4252,7 +3825,7 @@
               <w:rPr>
                 <w:color w:val="000000"/>
               </w:rPr>
-              <w:t>30</w:t>
+              <w:t>31</w:t>
             </w:r>
           </w:p>
         </w:tc>
@@ -4267,7 +3840,40 @@
         <w:spacing w:line="480" w:lineRule="auto"/>
         <w:jc w:val="center"/>
       </w:pPr>
-      <w:bookmarkStart w:id="4" w:name="_Toc239249239"/>
+      <w:bookmarkStart w:id="3" w:name="_Toc239252032"/>
+      <w:r>
+        <w:rPr>
+          <w:b/>
+          <w:bCs/>
+          <w:color w:val="000000"/>
+          <w:sz w:val="24"/>
+          <w:szCs w:val="24"/>
+        </w:rPr>
+        <w:lastRenderedPageBreak/>
+        <w:t>List of Tables</w:t>
+      </w:r>
+      <w:bookmarkEnd w:id="3"/>
+    </w:p>
+    <w:p>
+      <w:pPr>
+        <w:spacing w:line="480" w:lineRule="auto"/>
+      </w:pPr>
+      <w:r>
+        <w:rPr>
+          <w:color w:val="000000"/>
+        </w:rPr>
+        <w:t>The report presents its comparative and requirement information in the text rather than in numbered tables, so no table list is required.</w:t>
+      </w:r>
+    </w:p>
+    <w:p>
+      <w:pPr>
+        <w:pStyle w:val="Heading1"/>
+        <w:keepNext/>
+        <w:pageBreakBefore/>
+        <w:spacing w:line="480" w:lineRule="auto"/>
+        <w:jc w:val="center"/>
+      </w:pPr>
+      <w:bookmarkStart w:id="4" w:name="_Toc239252033"/>
       <w:r>
         <w:rPr>
           <w:b/>
@@ -5651,7 +5257,7 @@
         <w:spacing w:line="480" w:lineRule="auto"/>
         <w:jc w:val="center"/>
       </w:pPr>
-      <w:bookmarkStart w:id="5" w:name="_Toc239249240"/>
+      <w:bookmarkStart w:id="5" w:name="_Toc239252034"/>
       <w:r>
         <w:rPr>
           <w:b/>
@@ -5671,7 +5277,7 @@
         <w:keepNext/>
         <w:spacing w:line="480" w:lineRule="auto"/>
       </w:pPr>
-      <w:bookmarkStart w:id="6" w:name="_Toc239249241"/>
+      <w:bookmarkStart w:id="6" w:name="_Toc239252035"/>
       <w:r>
         <w:rPr>
           <w:b/>
@@ -5753,7 +5359,7 @@
         <w:keepNext/>
         <w:spacing w:line="480" w:lineRule="auto"/>
       </w:pPr>
-      <w:bookmarkStart w:id="7" w:name="_Toc239249242"/>
+      <w:bookmarkStart w:id="7" w:name="_Toc239252036"/>
       <w:r>
         <w:rPr>
           <w:b/>
@@ -5824,7 +5430,7 @@
         <w:keepNext/>
         <w:spacing w:line="480" w:lineRule="auto"/>
       </w:pPr>
-      <w:bookmarkStart w:id="8" w:name="_Toc239249243"/>
+      <w:bookmarkStart w:id="8" w:name="_Toc239252037"/>
       <w:r>
         <w:rPr>
           <w:b/>
@@ -5843,7 +5449,7 @@
         <w:keepNext/>
         <w:spacing w:line="480" w:lineRule="auto"/>
       </w:pPr>
-      <w:bookmarkStart w:id="9" w:name="_Toc239249244"/>
+      <w:bookmarkStart w:id="9" w:name="_Toc239252038"/>
       <w:r>
         <w:rPr>
           <w:b/>
@@ -5872,7 +5478,7 @@
         <w:keepNext/>
         <w:spacing w:line="480" w:lineRule="auto"/>
       </w:pPr>
-      <w:bookmarkStart w:id="10" w:name="_Toc239249245"/>
+      <w:bookmarkStart w:id="10" w:name="_Toc239252039"/>
       <w:r>
         <w:rPr>
           <w:b/>
@@ -5998,7 +5604,7 @@
         <w:keepNext/>
         <w:spacing w:line="480" w:lineRule="auto"/>
       </w:pPr>
-      <w:bookmarkStart w:id="11" w:name="_Toc239249246"/>
+      <w:bookmarkStart w:id="11" w:name="_Toc239252040"/>
       <w:r>
         <w:rPr>
           <w:b/>
@@ -6161,7 +5767,7 @@
         <w:spacing w:line="480" w:lineRule="auto"/>
         <w:jc w:val="center"/>
       </w:pPr>
-      <w:bookmarkStart w:id="12" w:name="_Toc239249247"/>
+      <w:bookmarkStart w:id="12" w:name="_Toc239252041"/>
       <w:r>
         <w:rPr>
           <w:b/>
@@ -6181,7 +5787,7 @@
         <w:keepNext/>
         <w:spacing w:line="480" w:lineRule="auto"/>
       </w:pPr>
-      <w:bookmarkStart w:id="13" w:name="_Toc239249248"/>
+      <w:bookmarkStart w:id="13" w:name="_Toc239252042"/>
       <w:r>
         <w:rPr>
           <w:b/>
@@ -6297,7 +5903,7 @@
         <w:keepNext/>
         <w:spacing w:line="480" w:lineRule="auto"/>
       </w:pPr>
-      <w:bookmarkStart w:id="14" w:name="_Toc239249249"/>
+      <w:bookmarkStart w:id="14" w:name="_Toc239252043"/>
       <w:r>
         <w:rPr>
           <w:b/>
@@ -6319,7 +5925,7 @@
         <w:rPr>
           <w:color w:val="000000"/>
         </w:rPr>
-        <w:t>Six existing systems relevant to the problem area were reviewed. Table 1 compares them by platform, technique, key features and limitations. Each entry is cited in the reference list.</w:t>
+        <w:t>Six existing systems relevant to the problem area were reviewed. Each is summarised below by platform, approach, strengths and limitations, and each is cited in the reference list.</w:t>
       </w:r>
     </w:p>
     <w:p>
@@ -6332,7 +5938,88 @@
           <w:b/>
           <w:color w:val="000000"/>
         </w:rPr>
-        <w:t>Table 1</w:t>
+        <w:t>1) Shopify</w:t>
+      </w:r>
+    </w:p>
+    <w:p>
+      <w:pPr>
+        <w:spacing w:line="480" w:lineRule="auto"/>
+        <w:ind w:left="720" w:hanging="360"/>
+      </w:pPr>
+      <w:r>
+        <w:rPr>
+          <w:color w:val="000000"/>
+        </w:rPr>
+        <w:t>•</w:t>
+      </w:r>
+      <w:r>
+        <w:rPr>
+          <w:color w:val="000000"/>
+        </w:rPr>
+        <w:tab/>
+        <w:t>Platform: hosted software as a service, reached through a web browser.</w:t>
+      </w:r>
+    </w:p>
+    <w:p>
+      <w:pPr>
+        <w:spacing w:line="480" w:lineRule="auto"/>
+        <w:ind w:left="720" w:hanging="360"/>
+      </w:pPr>
+      <w:r>
+        <w:rPr>
+          <w:color w:val="000000"/>
+        </w:rPr>
+        <w:t>•</w:t>
+      </w:r>
+      <w:r>
+        <w:rPr>
+          <w:color w:val="000000"/>
+        </w:rPr>
+        <w:tab/>
+        <w:t>Approach: a proprietary multi-tenant platform with a template language that sellers use to theme their storefronts.</w:t>
+      </w:r>
+    </w:p>
+    <w:p>
+      <w:pPr>
+        <w:spacing w:line="480" w:lineRule="auto"/>
+        <w:ind w:left="720" w:hanging="360"/>
+      </w:pPr>
+      <w:r>
+        <w:rPr>
+          <w:color w:val="000000"/>
+        </w:rPr>
+        <w:t>•</w:t>
+      </w:r>
+      <w:r>
+        <w:rPr>
+          <w:color w:val="000000"/>
+        </w:rPr>
+        <w:tab/>
+        <w:t>Strengths: self-service store creation, custom domain mapping, a mature checkout and a large application ecosystem.</w:t>
+      </w:r>
+    </w:p>
+    <w:p>
+      <w:pPr>
+        <w:spacing w:line="480" w:lineRule="auto"/>
+        <w:ind w:left="720" w:hanging="360"/>
+      </w:pPr>
+      <w:r>
+        <w:rPr>
+          <w:color w:val="000000"/>
+        </w:rPr>
+        <w:t>•</w:t>
+      </w:r>
+      <w:r>
+        <w:rPr>
+          <w:color w:val="000000"/>
+        </w:rPr>
+        <w:tab/>
+      </w:r>
+      <w:r>
+        <w:rPr>
+          <w:color w:val="000000"/>
+        </w:rPr>
+        <w:t>Limitations: the subscription is charged in foreign currency, the storefront logic cannot be modified, and there is no integration with local payment or delivery providers.</w:t>
       </w:r>
     </w:p>
     <w:p>
@@ -6342,646 +6029,471 @@
       </w:pPr>
       <w:r>
         <w:rPr>
-          <w:color w:val="000000"/>
-        </w:rPr>
-        <w:t>Study of Related Systems and Related Work</w:t>
-      </w:r>
-    </w:p>
-    <w:tbl>
-      <w:tblPr>
-        <w:tblW w:w="8927" w:type="dxa"/>
-        <w:tblBorders>
-          <w:top w:val="single" w:sz="8" w:space="0" w:color="000000"/>
-          <w:bottom w:val="single" w:sz="8" w:space="0" w:color="000000"/>
-        </w:tblBorders>
-        <w:tblLayout w:type="fixed"/>
-        <w:tblLook w:val="04A0" w:firstRow="1" w:lastRow="0" w:firstColumn="1" w:lastColumn="0" w:noHBand="0" w:noVBand="1"/>
-      </w:tblPr>
-      <w:tblGrid>
-        <w:gridCol w:w="1439"/>
-        <w:gridCol w:w="1296"/>
-        <w:gridCol w:w="1944"/>
-        <w:gridCol w:w="1944"/>
-        <w:gridCol w:w="2304"/>
-      </w:tblGrid>
-      <w:tr>
-        <w:trPr>
-          <w:tblHeader/>
-        </w:trPr>
-        <w:tc>
-          <w:tcPr>
-            <w:tcW w:w="1440" w:type="dxa"/>
-            <w:tcBorders>
-              <w:bottom w:val="single" w:sz="8" w:space="0" w:color="000000"/>
-            </w:tcBorders>
-          </w:tcPr>
-          <w:p>
-            <w:pPr>
-              <w:spacing w:after="40"/>
-            </w:pPr>
-            <w:r>
-              <w:rPr>
-                <w:b/>
-                <w:color w:val="000000"/>
-              </w:rPr>
-              <w:t>Author / System</w:t>
-            </w:r>
-          </w:p>
-        </w:tc>
-        <w:tc>
-          <w:tcPr>
-            <w:tcW w:w="1296" w:type="dxa"/>
-            <w:tcBorders>
-              <w:bottom w:val="single" w:sz="8" w:space="0" w:color="000000"/>
-            </w:tcBorders>
-          </w:tcPr>
-          <w:p>
-            <w:pPr>
-              <w:spacing w:after="40"/>
-            </w:pPr>
-            <w:r>
-              <w:rPr>
-                <w:b/>
-                <w:color w:val="000000"/>
-              </w:rPr>
-              <w:t>Platform</w:t>
-            </w:r>
-          </w:p>
-        </w:tc>
-        <w:tc>
-          <w:tcPr>
-            <w:tcW w:w="1944" w:type="dxa"/>
-            <w:tcBorders>
-              <w:bottom w:val="single" w:sz="8" w:space="0" w:color="000000"/>
-            </w:tcBorders>
-          </w:tcPr>
-          <w:p>
-            <w:pPr>
-              <w:spacing w:after="40"/>
-            </w:pPr>
-            <w:r>
-              <w:rPr>
-                <w:b/>
-                <w:color w:val="000000"/>
-              </w:rPr>
-              <w:t>Technique or Approach</w:t>
-            </w:r>
-          </w:p>
-        </w:tc>
-        <w:tc>
-          <w:tcPr>
-            <w:tcW w:w="1944" w:type="dxa"/>
-            <w:tcBorders>
-              <w:bottom w:val="single" w:sz="8" w:space="0" w:color="000000"/>
-            </w:tcBorders>
-          </w:tcPr>
-          <w:p>
-            <w:pPr>
-              <w:spacing w:after="40"/>
-            </w:pPr>
-            <w:r>
-              <w:rPr>
-                <w:b/>
-                <w:color w:val="000000"/>
-              </w:rPr>
-              <w:t>Key Features</w:t>
-            </w:r>
-          </w:p>
-        </w:tc>
-        <w:tc>
-          <w:tcPr>
-            <w:tcW w:w="2304" w:type="dxa"/>
-            <w:tcBorders>
-              <w:bottom w:val="single" w:sz="8" w:space="0" w:color="000000"/>
-            </w:tcBorders>
-          </w:tcPr>
-          <w:p>
-            <w:pPr>
-              <w:spacing w:after="40"/>
-            </w:pPr>
-            <w:r>
-              <w:rPr>
-                <w:b/>
-                <w:color w:val="000000"/>
-              </w:rPr>
-              <w:t>Limitations</w:t>
-            </w:r>
-          </w:p>
-        </w:tc>
-      </w:tr>
-      <w:tr>
-        <w:tc>
-          <w:tcPr>
-            <w:tcW w:w="1440" w:type="dxa"/>
-          </w:tcPr>
-          <w:p>
-            <w:pPr>
-              <w:spacing w:after="40"/>
-            </w:pPr>
-            <w:r>
-              <w:rPr>
-                <w:color w:val="000000"/>
-              </w:rPr>
-              <w:t>Shopify (2024)</w:t>
-            </w:r>
-          </w:p>
-        </w:tc>
-        <w:tc>
-          <w:tcPr>
-            <w:tcW w:w="1296" w:type="dxa"/>
-          </w:tcPr>
-          <w:p>
-            <w:pPr>
-              <w:spacing w:after="40"/>
-            </w:pPr>
-            <w:r>
-              <w:rPr>
-                <w:color w:val="000000"/>
-              </w:rPr>
-              <w:t>Hosted SaaS, web</w:t>
-            </w:r>
-          </w:p>
-        </w:tc>
-        <w:tc>
-          <w:tcPr>
-            <w:tcW w:w="1944" w:type="dxa"/>
-          </w:tcPr>
-          <w:p>
-            <w:pPr>
-              <w:spacing w:after="40"/>
-            </w:pPr>
-            <w:r>
-              <w:rPr>
-                <w:color w:val="000000"/>
-              </w:rPr>
-              <w:t>Proprietary multi-tenant SaaS with a template language for themes</w:t>
-            </w:r>
-          </w:p>
-        </w:tc>
-        <w:tc>
-          <w:tcPr>
-            <w:tcW w:w="1944" w:type="dxa"/>
-          </w:tcPr>
-          <w:p>
-            <w:pPr>
-              <w:spacing w:after="40"/>
-            </w:pPr>
-            <w:r>
-              <w:rPr>
-                <w:color w:val="000000"/>
-              </w:rPr>
-              <w:t>Store provisioning, catalogue, checkout, custom domains, app ecosystem</w:t>
-            </w:r>
-          </w:p>
-        </w:tc>
-        <w:tc>
-          <w:tcPr>
-            <w:tcW w:w="2304" w:type="dxa"/>
-          </w:tcPr>
-          <w:p>
-            <w:pPr>
-              <w:spacing w:after="40"/>
-            </w:pPr>
-            <w:r>
-              <w:rPr>
-                <w:color w:val="000000"/>
-              </w:rPr>
-              <w:t>Recurring subscription priced in foreign currency; storefront logic is not modifiable; no local payment or delivery integration for Nepal</w:t>
-            </w:r>
-          </w:p>
-        </w:tc>
-      </w:tr>
-      <w:tr>
-        <w:tc>
-          <w:tcPr>
-            <w:tcW w:w="1440" w:type="dxa"/>
-          </w:tcPr>
-          <w:p>
-            <w:pPr>
-              <w:spacing w:after="40"/>
-            </w:pPr>
-            <w:r>
-              <w:rPr>
-                <w:color w:val="000000"/>
-              </w:rPr>
-              <w:t>WooCommerce (2024)</w:t>
-            </w:r>
-          </w:p>
-        </w:tc>
-        <w:tc>
-          <w:tcPr>
-            <w:tcW w:w="1296" w:type="dxa"/>
-          </w:tcPr>
-          <w:p>
-            <w:pPr>
-              <w:spacing w:after="40"/>
-            </w:pPr>
-            <w:r>
-              <w:rPr>
-                <w:color w:val="000000"/>
-              </w:rPr>
-              <w:t>Self-hosted, web</w:t>
-            </w:r>
-          </w:p>
-        </w:tc>
-        <w:tc>
-          <w:tcPr>
-            <w:tcW w:w="1944" w:type="dxa"/>
-          </w:tcPr>
-          <w:p>
-            <w:pPr>
-              <w:spacing w:after="40"/>
-            </w:pPr>
-            <w:r>
-              <w:rPr>
-                <w:color w:val="000000"/>
-              </w:rPr>
-              <w:t>WordPress plugin over a single-site PHP and MySQL stack</w:t>
-            </w:r>
-          </w:p>
-        </w:tc>
-        <w:tc>
-          <w:tcPr>
-            <w:tcW w:w="1944" w:type="dxa"/>
-          </w:tcPr>
-          <w:p>
-            <w:pPr>
-              <w:spacing w:after="40"/>
-            </w:pPr>
-            <w:r>
-              <w:rPr>
-                <w:color w:val="000000"/>
-              </w:rPr>
-              <w:t>Open source, large plugin catalogue, full control of the storefront</w:t>
-            </w:r>
-          </w:p>
-        </w:tc>
-        <w:tc>
-          <w:tcPr>
-            <w:tcW w:w="2304" w:type="dxa"/>
-          </w:tcPr>
-          <w:p>
-            <w:pPr>
-              <w:spacing w:after="40"/>
-            </w:pPr>
-            <w:r>
-              <w:rPr>
-                <w:color w:val="000000"/>
-              </w:rPr>
-              <w:t>Single tenant per installation; each seller must obtain hosting, install and maintain the system separately</w:t>
-            </w:r>
-          </w:p>
-        </w:tc>
-      </w:tr>
-      <w:tr>
-        <w:tc>
-          <w:tcPr>
-            <w:tcW w:w="1440" w:type="dxa"/>
-          </w:tcPr>
-          <w:p>
-            <w:pPr>
-              <w:spacing w:after="40"/>
-            </w:pPr>
-            <w:r>
-              <w:rPr>
-                <w:color w:val="000000"/>
-              </w:rPr>
-              <w:t>Adobe (2024)</w:t>
-            </w:r>
-          </w:p>
-        </w:tc>
-        <w:tc>
-          <w:tcPr>
-            <w:tcW w:w="1296" w:type="dxa"/>
-          </w:tcPr>
-          <w:p>
-            <w:pPr>
-              <w:spacing w:after="40"/>
-            </w:pPr>
-            <w:r>
-              <w:rPr>
-                <w:color w:val="000000"/>
-              </w:rPr>
-              <w:t>Self-hosted or cloud, web</w:t>
-            </w:r>
-          </w:p>
-        </w:tc>
-        <w:tc>
-          <w:tcPr>
-            <w:tcW w:w="1944" w:type="dxa"/>
-          </w:tcPr>
-          <w:p>
-            <w:pPr>
-              <w:spacing w:after="40"/>
-            </w:pPr>
-            <w:r>
-              <w:rPr>
-                <w:color w:val="000000"/>
-              </w:rPr>
-              <w:t>Modular PHP commerce framework with multi-store support</w:t>
-            </w:r>
-          </w:p>
-        </w:tc>
-        <w:tc>
-          <w:tcPr>
-            <w:tcW w:w="1944" w:type="dxa"/>
-          </w:tcPr>
-          <w:p>
-            <w:pPr>
-              <w:spacing w:after="40"/>
-            </w:pPr>
-            <w:r>
-              <w:rPr>
-                <w:color w:val="000000"/>
-              </w:rPr>
-              <w:t>Multiple storefronts from one installation, rich catalogue and pricing rules</w:t>
-            </w:r>
-          </w:p>
-        </w:tc>
-        <w:tc>
-          <w:tcPr>
-            <w:tcW w:w="2304" w:type="dxa"/>
-          </w:tcPr>
-          <w:p>
-            <w:pPr>
-              <w:spacing w:after="40"/>
-            </w:pPr>
-            <w:r>
-              <w:rPr>
-                <w:color w:val="000000"/>
-              </w:rPr>
-              <w:t>Very high hardware and expertise requirements; multi-store support assumes a single owning business rather than unrelated tenants</w:t>
-            </w:r>
-          </w:p>
-        </w:tc>
-      </w:tr>
-      <w:tr>
-        <w:tc>
-          <w:tcPr>
-            <w:tcW w:w="1440" w:type="dxa"/>
-          </w:tcPr>
-          <w:p>
-            <w:pPr>
-              <w:spacing w:after="40"/>
-            </w:pPr>
-            <w:r>
-              <w:rPr>
-                <w:color w:val="000000"/>
-              </w:rPr>
-              <w:t>Wix.com (2024)</w:t>
-            </w:r>
-          </w:p>
-        </w:tc>
-        <w:tc>
-          <w:tcPr>
-            <w:tcW w:w="1296" w:type="dxa"/>
-          </w:tcPr>
-          <w:p>
-            <w:pPr>
-              <w:spacing w:after="40"/>
-            </w:pPr>
-            <w:r>
-              <w:rPr>
-                <w:color w:val="000000"/>
-              </w:rPr>
-              <w:t>Hosted SaaS, web</w:t>
-            </w:r>
-          </w:p>
-        </w:tc>
-        <w:tc>
-          <w:tcPr>
-            <w:tcW w:w="1944" w:type="dxa"/>
-          </w:tcPr>
-          <w:p>
-            <w:pPr>
-              <w:spacing w:after="40"/>
-            </w:pPr>
-            <w:r>
-              <w:rPr>
-                <w:color w:val="000000"/>
-              </w:rPr>
-              <w:t>Proprietary multi-tenant website builder with a commerce module</w:t>
-            </w:r>
-          </w:p>
-        </w:tc>
-        <w:tc>
-          <w:tcPr>
-            <w:tcW w:w="1944" w:type="dxa"/>
-          </w:tcPr>
-          <w:p>
-            <w:pPr>
-              <w:spacing w:after="40"/>
-            </w:pPr>
-            <w:r>
-              <w:rPr>
-                <w:color w:val="000000"/>
-              </w:rPr>
-              <w:t>Drag-and-drop storefront design, hosting and domain management included</w:t>
-            </w:r>
-          </w:p>
-        </w:tc>
-        <w:tc>
-          <w:tcPr>
-            <w:tcW w:w="2304" w:type="dxa"/>
-          </w:tcPr>
-          <w:p>
-            <w:pPr>
-              <w:spacing w:after="40"/>
-            </w:pPr>
-            <w:r>
-              <w:rPr>
-                <w:color w:val="000000"/>
-              </w:rPr>
-              <w:t>Storefront structure is fixed by the builder; data export is limited; subscription priced in foreign currency</w:t>
-            </w:r>
-          </w:p>
-        </w:tc>
-      </w:tr>
-      <w:tr>
-        <w:tc>
-          <w:tcPr>
-            <w:tcW w:w="1440" w:type="dxa"/>
-          </w:tcPr>
-          <w:p>
-            <w:pPr>
-              <w:spacing w:after="40"/>
-            </w:pPr>
-            <w:r>
-              <w:rPr>
-                <w:color w:val="000000"/>
-              </w:rPr>
-              <w:t>Saleor Commerce (2024)</w:t>
-            </w:r>
-          </w:p>
-        </w:tc>
-        <w:tc>
-          <w:tcPr>
-            <w:tcW w:w="1296" w:type="dxa"/>
-          </w:tcPr>
-          <w:p>
-            <w:pPr>
-              <w:spacing w:after="40"/>
-            </w:pPr>
-            <w:r>
-              <w:rPr>
-                <w:color w:val="000000"/>
-              </w:rPr>
-              <w:t>Self-hosted, web</w:t>
-            </w:r>
-          </w:p>
-        </w:tc>
-        <w:tc>
-          <w:tcPr>
-            <w:tcW w:w="1944" w:type="dxa"/>
-          </w:tcPr>
-          <w:p>
-            <w:pPr>
-              <w:spacing w:after="40"/>
-            </w:pPr>
-            <w:r>
-              <w:rPr>
-                <w:color w:val="000000"/>
-              </w:rPr>
-              <w:t>Python and Django core exposing a GraphQL API with a separate storefront</w:t>
-            </w:r>
-          </w:p>
-        </w:tc>
-        <w:tc>
-          <w:tcPr>
-            <w:tcW w:w="1944" w:type="dxa"/>
-          </w:tcPr>
-          <w:p>
-            <w:pPr>
-              <w:spacing w:after="40"/>
-            </w:pPr>
-            <w:r>
-              <w:rPr>
-                <w:color w:val="000000"/>
-              </w:rPr>
-              <w:t>Modern API-first design, strong catalogue and channel model, open source</w:t>
-            </w:r>
-          </w:p>
-        </w:tc>
-        <w:tc>
-          <w:tcPr>
-            <w:tcW w:w="2304" w:type="dxa"/>
-          </w:tcPr>
-          <w:p>
-            <w:pPr>
-              <w:spacing w:after="40"/>
-            </w:pPr>
-            <w:r>
-              <w:rPr>
-                <w:color w:val="000000"/>
-              </w:rPr>
-              <w:t xml:space="preserve">Aimed at development teams; no self-service tenant onboarding; a separate deployment </w:t>
-            </w:r>
-            <w:r>
-              <w:rPr>
-                <w:color w:val="000000"/>
-              </w:rPr>
-              <w:lastRenderedPageBreak/>
-              <w:t>is expected for each merchant</w:t>
-            </w:r>
-          </w:p>
-        </w:tc>
-      </w:tr>
-      <w:tr>
-        <w:tc>
-          <w:tcPr>
-            <w:tcW w:w="1440" w:type="dxa"/>
-          </w:tcPr>
-          <w:p>
-            <w:pPr>
-              <w:spacing w:after="40"/>
-            </w:pPr>
-            <w:r>
-              <w:rPr>
-                <w:color w:val="000000"/>
-              </w:rPr>
-              <w:lastRenderedPageBreak/>
-              <w:t>Medusa (2024)</w:t>
-            </w:r>
-          </w:p>
-        </w:tc>
-        <w:tc>
-          <w:tcPr>
-            <w:tcW w:w="1296" w:type="dxa"/>
-          </w:tcPr>
-          <w:p>
-            <w:pPr>
-              <w:spacing w:after="40"/>
-            </w:pPr>
-            <w:r>
-              <w:rPr>
-                <w:color w:val="000000"/>
-              </w:rPr>
-              <w:t>Self-hosted, web</w:t>
-            </w:r>
-          </w:p>
-        </w:tc>
-        <w:tc>
-          <w:tcPr>
-            <w:tcW w:w="1944" w:type="dxa"/>
-          </w:tcPr>
-          <w:p>
-            <w:pPr>
-              <w:spacing w:after="40"/>
-            </w:pPr>
-            <w:r>
-              <w:rPr>
-                <w:color w:val="000000"/>
-              </w:rPr>
-              <w:t>Node.js commerce engine with a headless API and admin application</w:t>
-            </w:r>
-          </w:p>
-        </w:tc>
-        <w:tc>
-          <w:tcPr>
-            <w:tcW w:w="1944" w:type="dxa"/>
-          </w:tcPr>
-          <w:p>
-            <w:pPr>
-              <w:spacing w:after="40"/>
-            </w:pPr>
-            <w:r>
-              <w:rPr>
-                <w:color w:val="000000"/>
-              </w:rPr>
-              <w:t>Modular services, open source, flexible order and pricing model</w:t>
-            </w:r>
-          </w:p>
-        </w:tc>
-        <w:tc>
-          <w:tcPr>
-            <w:tcW w:w="2304" w:type="dxa"/>
-          </w:tcPr>
-          <w:p>
-            <w:pPr>
-              <w:spacing w:after="40"/>
-            </w:pPr>
-            <w:r>
-              <w:rPr>
-                <w:color w:val="000000"/>
-              </w:rPr>
-              <w:t>Single-merchant by default; multi-tenancy must be added by the integrator; requires a developer to operate</w:t>
-            </w:r>
-          </w:p>
-        </w:tc>
-      </w:tr>
-    </w:tbl>
-    <w:p>
-      <w:pPr>
-        <w:spacing w:line="480" w:lineRule="auto"/>
-      </w:pPr>
-      <w:r>
-        <w:rPr>
-          <w:color w:val="000000"/>
-        </w:rPr>
-        <w:t>Note. All systems listed were reviewed through their official documentation, which is cited in the reference list.</w:t>
-      </w:r>
-    </w:p>
-    <w:p/>
+          <w:b/>
+          <w:color w:val="000000"/>
+        </w:rPr>
+        <w:t>2) WooCommerce</w:t>
+      </w:r>
+    </w:p>
+    <w:p>
+      <w:pPr>
+        <w:spacing w:line="480" w:lineRule="auto"/>
+        <w:ind w:left="720" w:hanging="360"/>
+      </w:pPr>
+      <w:r>
+        <w:rPr>
+          <w:color w:val="000000"/>
+        </w:rPr>
+        <w:t>•</w:t>
+      </w:r>
+      <w:r>
+        <w:rPr>
+          <w:color w:val="000000"/>
+        </w:rPr>
+        <w:tab/>
+        <w:t>Platform: self-hosted, installed as a plugin into a WordPress site.</w:t>
+      </w:r>
+    </w:p>
+    <w:p>
+      <w:pPr>
+        <w:spacing w:line="480" w:lineRule="auto"/>
+        <w:ind w:left="720" w:hanging="360"/>
+      </w:pPr>
+      <w:r>
+        <w:rPr>
+          <w:color w:val="000000"/>
+        </w:rPr>
+        <w:t>•</w:t>
+      </w:r>
+      <w:r>
+        <w:rPr>
+          <w:color w:val="000000"/>
+        </w:rPr>
+        <w:tab/>
+        <w:t>Approach: extends a PHP and MySQL content management system with commerce features.</w:t>
+      </w:r>
+    </w:p>
+    <w:p>
+      <w:pPr>
+        <w:spacing w:line="480" w:lineRule="auto"/>
+        <w:ind w:left="720" w:hanging="360"/>
+      </w:pPr>
+      <w:r>
+        <w:rPr>
+          <w:color w:val="000000"/>
+        </w:rPr>
+        <w:t>•</w:t>
+      </w:r>
+      <w:r>
+        <w:rPr>
+          <w:color w:val="000000"/>
+        </w:rPr>
+        <w:tab/>
+        <w:t>Strengths: open source, no licence cost, a very large plugin catalogue and complete control of the storefront.</w:t>
+      </w:r>
+    </w:p>
+    <w:p>
+      <w:pPr>
+        <w:spacing w:line="480" w:lineRule="auto"/>
+        <w:ind w:left="720" w:hanging="360"/>
+      </w:pPr>
+      <w:r>
+        <w:rPr>
+          <w:color w:val="000000"/>
+        </w:rPr>
+        <w:t>•</w:t>
+      </w:r>
+      <w:r>
+        <w:rPr>
+          <w:color w:val="000000"/>
+        </w:rPr>
+        <w:tab/>
+      </w:r>
+      <w:r>
+        <w:rPr>
+          <w:color w:val="000000"/>
+        </w:rPr>
+        <w:t>Limitations: single tenant by design. Each seller needs a separate installation, database and hosting account, which is precisely the barrier this project removes.</w:t>
+      </w:r>
+    </w:p>
+    <w:p>
+      <w:pPr>
+        <w:keepNext/>
+        <w:spacing w:line="480" w:lineRule="auto"/>
+      </w:pPr>
+      <w:r>
+        <w:rPr>
+          <w:b/>
+          <w:color w:val="000000"/>
+        </w:rPr>
+        <w:t>3) Adobe Commerce (Magento)</w:t>
+      </w:r>
+    </w:p>
+    <w:p>
+      <w:pPr>
+        <w:spacing w:line="480" w:lineRule="auto"/>
+        <w:ind w:left="720" w:hanging="360"/>
+      </w:pPr>
+      <w:r>
+        <w:rPr>
+          <w:color w:val="000000"/>
+        </w:rPr>
+        <w:t>•</w:t>
+      </w:r>
+      <w:r>
+        <w:rPr>
+          <w:color w:val="000000"/>
+        </w:rPr>
+        <w:tab/>
+        <w:t>Platform: self-hosted or vendor-hosted, reached through a web browser.</w:t>
+      </w:r>
+    </w:p>
+    <w:p>
+      <w:pPr>
+        <w:spacing w:line="480" w:lineRule="auto"/>
+        <w:ind w:left="720" w:hanging="360"/>
+      </w:pPr>
+      <w:r>
+        <w:rPr>
+          <w:color w:val="000000"/>
+        </w:rPr>
+        <w:t>•</w:t>
+      </w:r>
+      <w:r>
+        <w:rPr>
+          <w:color w:val="000000"/>
+        </w:rPr>
+        <w:tab/>
+        <w:t>Approach: a modular PHP commerce framework with support for several storefronts from one installation.</w:t>
+      </w:r>
+    </w:p>
+    <w:p>
+      <w:pPr>
+        <w:spacing w:line="480" w:lineRule="auto"/>
+        <w:ind w:left="720" w:hanging="360"/>
+      </w:pPr>
+      <w:r>
+        <w:rPr>
+          <w:color w:val="000000"/>
+        </w:rPr>
+        <w:lastRenderedPageBreak/>
+        <w:t>•</w:t>
+      </w:r>
+      <w:r>
+        <w:rPr>
+          <w:color w:val="000000"/>
+        </w:rPr>
+        <w:tab/>
+        <w:t>Strengths: rich catalogue, pricing and promotion rules, and genuine multi-store capability.</w:t>
+      </w:r>
+    </w:p>
+    <w:p>
+      <w:pPr>
+        <w:spacing w:line="480" w:lineRule="auto"/>
+        <w:ind w:left="720" w:hanging="360"/>
+      </w:pPr>
+      <w:r>
+        <w:rPr>
+          <w:color w:val="000000"/>
+        </w:rPr>
+        <w:t>•</w:t>
+      </w:r>
+      <w:r>
+        <w:rPr>
+          <w:color w:val="000000"/>
+        </w:rPr>
+        <w:tab/>
+      </w:r>
+      <w:r>
+        <w:rPr>
+          <w:color w:val="000000"/>
+        </w:rPr>
+        <w:t>Limitations: heavy hardware and expertise requirements, and its multi-store support assumes one owning business rather than unrelated tenants who must not see each other's data.</w:t>
+      </w:r>
+    </w:p>
+    <w:p>
+      <w:pPr>
+        <w:keepNext/>
+        <w:spacing w:line="480" w:lineRule="auto"/>
+      </w:pPr>
+      <w:r>
+        <w:rPr>
+          <w:b/>
+          <w:color w:val="000000"/>
+        </w:rPr>
+        <w:t>4) Wix eCommerce</w:t>
+      </w:r>
+    </w:p>
+    <w:p>
+      <w:pPr>
+        <w:spacing w:line="480" w:lineRule="auto"/>
+        <w:ind w:left="720" w:hanging="360"/>
+      </w:pPr>
+      <w:r>
+        <w:rPr>
+          <w:color w:val="000000"/>
+        </w:rPr>
+        <w:t>•</w:t>
+      </w:r>
+      <w:r>
+        <w:rPr>
+          <w:color w:val="000000"/>
+        </w:rPr>
+        <w:tab/>
+        <w:t>Platform: hosted software as a service.</w:t>
+      </w:r>
+    </w:p>
+    <w:p>
+      <w:pPr>
+        <w:spacing w:line="480" w:lineRule="auto"/>
+        <w:ind w:left="720" w:hanging="360"/>
+      </w:pPr>
+      <w:r>
+        <w:rPr>
+          <w:color w:val="000000"/>
+        </w:rPr>
+        <w:t>•</w:t>
+      </w:r>
+      <w:r>
+        <w:rPr>
+          <w:color w:val="000000"/>
+        </w:rPr>
+        <w:tab/>
+        <w:t>Approach: a proprietary multi-tenant website builder with a commerce module bolted on.</w:t>
+      </w:r>
+    </w:p>
+    <w:p>
+      <w:pPr>
+        <w:spacing w:line="480" w:lineRule="auto"/>
+        <w:ind w:left="720" w:hanging="360"/>
+      </w:pPr>
+      <w:r>
+        <w:rPr>
+          <w:color w:val="000000"/>
+        </w:rPr>
+        <w:t>•</w:t>
+      </w:r>
+      <w:r>
+        <w:rPr>
+          <w:color w:val="000000"/>
+        </w:rPr>
+        <w:tab/>
+        <w:t>Strengths: drag-and-drop storefront design, with hosting and domain management included.</w:t>
+      </w:r>
+    </w:p>
+    <w:p>
+      <w:pPr>
+        <w:spacing w:line="480" w:lineRule="auto"/>
+        <w:ind w:left="720" w:hanging="360"/>
+      </w:pPr>
+      <w:r>
+        <w:rPr>
+          <w:color w:val="000000"/>
+        </w:rPr>
+        <w:t>•</w:t>
+      </w:r>
+      <w:r>
+        <w:rPr>
+          <w:color w:val="000000"/>
+        </w:rPr>
+        <w:tab/>
+      </w:r>
+      <w:r>
+        <w:rPr>
+          <w:color w:val="000000"/>
+        </w:rPr>
+        <w:t>Limitations: the storefront structure is fixed by the builder, data export is limited, and the subscription is again priced in foreign currency.</w:t>
+      </w:r>
+    </w:p>
+    <w:p>
+      <w:pPr>
+        <w:keepNext/>
+        <w:spacing w:line="480" w:lineRule="auto"/>
+      </w:pPr>
+      <w:r>
+        <w:rPr>
+          <w:b/>
+          <w:color w:val="000000"/>
+        </w:rPr>
+        <w:t>5) Saleor</w:t>
+      </w:r>
+    </w:p>
+    <w:p>
+      <w:pPr>
+        <w:spacing w:line="480" w:lineRule="auto"/>
+        <w:ind w:left="720" w:hanging="360"/>
+      </w:pPr>
+      <w:r>
+        <w:rPr>
+          <w:color w:val="000000"/>
+        </w:rPr>
+        <w:t>•</w:t>
+      </w:r>
+      <w:r>
+        <w:rPr>
+          <w:color w:val="000000"/>
+        </w:rPr>
+        <w:tab/>
+        <w:t>Platform: self-hosted, deployed by the merchant or an integrator.</w:t>
+      </w:r>
+    </w:p>
+    <w:p>
+      <w:pPr>
+        <w:spacing w:line="480" w:lineRule="auto"/>
+        <w:ind w:left="720" w:hanging="360"/>
+      </w:pPr>
+      <w:r>
+        <w:rPr>
+          <w:color w:val="000000"/>
+        </w:rPr>
+        <w:t>•</w:t>
+      </w:r>
+      <w:r>
+        <w:rPr>
+          <w:color w:val="000000"/>
+        </w:rPr>
+        <w:tab/>
+        <w:t>Approach: a Python and Django core that exposes a GraphQL interface, with the storefront kept as a separate application.</w:t>
+      </w:r>
+    </w:p>
+    <w:p>
+      <w:pPr>
+        <w:spacing w:line="480" w:lineRule="auto"/>
+        <w:ind w:left="720" w:hanging="360"/>
+      </w:pPr>
+      <w:r>
+        <w:rPr>
+          <w:color w:val="000000"/>
+        </w:rPr>
+        <w:t>•</w:t>
+      </w:r>
+      <w:r>
+        <w:rPr>
+          <w:color w:val="000000"/>
+        </w:rPr>
+        <w:tab/>
+        <w:t>Strengths: a modern interface-first design, a strong catalogue and sales-channel model, and an open licence.</w:t>
+      </w:r>
+    </w:p>
+    <w:p>
+      <w:pPr>
+        <w:spacing w:line="480" w:lineRule="auto"/>
+        <w:ind w:left="720" w:hanging="360"/>
+      </w:pPr>
+      <w:r>
+        <w:rPr>
+          <w:color w:val="000000"/>
+        </w:rPr>
+        <w:t>•</w:t>
+      </w:r>
+      <w:r>
+        <w:rPr>
+          <w:color w:val="000000"/>
+        </w:rPr>
+        <w:tab/>
+      </w:r>
+      <w:r>
+        <w:rPr>
+          <w:color w:val="000000"/>
+        </w:rPr>
+        <w:t>Limitations: aimed at development teams. There is no self-service tenant onboarding, and a separate deployment is expected per merchant.</w:t>
+      </w:r>
+    </w:p>
+    <w:p>
+      <w:pPr>
+        <w:keepNext/>
+        <w:spacing w:line="480" w:lineRule="auto"/>
+      </w:pPr>
+      <w:r>
+        <w:rPr>
+          <w:b/>
+          <w:color w:val="000000"/>
+        </w:rPr>
+        <w:t>6) Medusa</w:t>
+      </w:r>
+    </w:p>
+    <w:p>
+      <w:pPr>
+        <w:spacing w:line="480" w:lineRule="auto"/>
+        <w:ind w:left="720" w:hanging="360"/>
+      </w:pPr>
+      <w:r>
+        <w:rPr>
+          <w:color w:val="000000"/>
+        </w:rPr>
+        <w:t>•</w:t>
+      </w:r>
+      <w:r>
+        <w:rPr>
+          <w:color w:val="000000"/>
+        </w:rPr>
+        <w:tab/>
+        <w:t>Platform: self-hosted, deployed by the merchant or an integrator.</w:t>
+      </w:r>
+    </w:p>
+    <w:p>
+      <w:pPr>
+        <w:spacing w:line="480" w:lineRule="auto"/>
+        <w:ind w:left="720" w:hanging="360"/>
+      </w:pPr>
+      <w:r>
+        <w:rPr>
+          <w:color w:val="000000"/>
+        </w:rPr>
+        <w:lastRenderedPageBreak/>
+        <w:t>•</w:t>
+      </w:r>
+      <w:r>
+        <w:rPr>
+          <w:color w:val="000000"/>
+        </w:rPr>
+        <w:tab/>
+        <w:t>Approach: a Node.js commerce engine with a headless interface and a separate administration application.</w:t>
+      </w:r>
+    </w:p>
+    <w:p>
+      <w:pPr>
+        <w:spacing w:line="480" w:lineRule="auto"/>
+        <w:ind w:left="720" w:hanging="360"/>
+      </w:pPr>
+      <w:r>
+        <w:rPr>
+          <w:color w:val="000000"/>
+        </w:rPr>
+        <w:t>•</w:t>
+      </w:r>
+      <w:r>
+        <w:rPr>
+          <w:color w:val="000000"/>
+        </w:rPr>
+        <w:tab/>
+        <w:t>Strengths: modular services, an open licence, and a flexible order and pricing model.</w:t>
+      </w:r>
+    </w:p>
+    <w:p>
+      <w:pPr>
+        <w:spacing w:line="480" w:lineRule="auto"/>
+        <w:ind w:left="720" w:hanging="360"/>
+      </w:pPr>
+      <w:r>
+        <w:rPr>
+          <w:color w:val="000000"/>
+        </w:rPr>
+        <w:t>•</w:t>
+      </w:r>
+      <w:r>
+        <w:rPr>
+          <w:color w:val="000000"/>
+        </w:rPr>
+        <w:tab/>
+      </w:r>
+      <w:r>
+        <w:rPr>
+          <w:color w:val="000000"/>
+        </w:rPr>
+        <w:t>Limitations: single-merchant by default. Multi-tenancy has to be added by the integrator, and a developer is required to operate it.</w:t>
+      </w:r>
+    </w:p>
     <w:p>
       <w:pPr>
         <w:spacing w:line="480" w:lineRule="auto"/>
@@ -7016,7 +6528,7 @@
         <w:keepNext/>
         <w:spacing w:line="480" w:lineRule="auto"/>
       </w:pPr>
-      <w:bookmarkStart w:id="15" w:name="_Toc239249250"/>
+      <w:bookmarkStart w:id="15" w:name="_Toc239252044"/>
       <w:r>
         <w:rPr>
           <w:b/>
@@ -7049,20 +6561,26 @@
         <w:rPr>
           <w:color w:val="000000"/>
         </w:rPr>
+        <w:t>•</w:t>
+      </w:r>
+      <w:r>
+        <w:rPr>
+          <w:color w:val="000000"/>
+        </w:rPr>
+        <w:tab/>
+      </w:r>
+      <w:r>
+        <w:rPr>
+          <w:color w:val="000000"/>
+        </w:rPr>
+        <w:t xml:space="preserve">Self-service multi-tenancy on an open stack. Unlike WooCommerce, Saleor and Medusa, which assume one deployment per merchant, Kinyo provisions a new tenant, its </w:t>
+      </w:r>
+      <w:r>
+        <w:rPr>
+          <w:color w:val="000000"/>
+        </w:rPr>
         <w:lastRenderedPageBreak/>
-        <w:t>•</w:t>
-      </w:r>
-      <w:r>
-        <w:rPr>
-          <w:color w:val="000000"/>
-        </w:rPr>
-        <w:tab/>
-      </w:r>
-      <w:r>
-        <w:rPr>
-          <w:color w:val="000000"/>
-        </w:rPr>
-        <w:t>Self-service multi-tenancy on an open stack. Unlike WooCommerce, Saleor and Medusa, which assume one deployment per merchant, Kinyo provisions a new tenant, its subdomain and its storefront from a registration form, with no additional installation or hosting account. A single deployment therefore serves an arbitrary number of sellers.</w:t>
+        <w:t>subdomain and its storefront from a registration form, with no additional installation or hosting account. A single deployment therefore serves an arbitrary number of sellers.</w:t>
       </w:r>
     </w:p>
     <w:p>
@@ -7167,7 +6685,7 @@
         <w:keepNext/>
         <w:spacing w:line="480" w:lineRule="auto"/>
       </w:pPr>
-      <w:bookmarkStart w:id="16" w:name="_Toc239249251"/>
+      <w:bookmarkStart w:id="16" w:name="_Toc239252045"/>
       <w:r>
         <w:rPr>
           <w:b/>
@@ -7176,20 +6694,107 @@
           <w:sz w:val="24"/>
           <w:szCs w:val="24"/>
         </w:rPr>
+        <w:t>2.4 Functional and Non-Functional Requirements</w:t>
+      </w:r>
+      <w:bookmarkEnd w:id="16"/>
+    </w:p>
+    <w:p>
+      <w:pPr>
+        <w:spacing w:line="480" w:lineRule="auto"/>
+      </w:pPr>
+      <w:r>
+        <w:rPr>
+          <w:color w:val="000000"/>
+        </w:rPr>
+        <w:t>This section states what the system must do and how well it must perform. The functional requirements describe the operations the system carries out; the non-functional requirements describe the qualities it must exhibit while doing so.</w:t>
+      </w:r>
+    </w:p>
+    <w:p>
+      <w:pPr>
+        <w:spacing w:line="480" w:lineRule="auto"/>
+      </w:pPr>
+      <w:r>
+        <w:rPr>
+          <w:b/>
+          <w:color w:val="000000"/>
+        </w:rPr>
+        <w:t>Functional Requirements</w:t>
+      </w:r>
+    </w:p>
+    <w:p>
+      <w:pPr>
+        <w:keepNext/>
+        <w:spacing w:line="480" w:lineRule="auto"/>
+      </w:pPr>
+      <w:r>
+        <w:rPr>
+          <w:b/>
+          <w:color w:val="000000"/>
+        </w:rPr>
         <w:lastRenderedPageBreak/>
-        <w:t>2.4 Functional and Non-Functional Requirements</w:t>
-      </w:r>
-      <w:bookmarkEnd w:id="16"/>
-    </w:p>
-    <w:p>
-      <w:pPr>
-        <w:spacing w:line="480" w:lineRule="auto"/>
-      </w:pPr>
-      <w:r>
-        <w:rPr>
-          <w:color w:val="000000"/>
-        </w:rPr>
-        <w:t>Table 2 states what the system must do and how well it must perform. Priority is recorded as High for requirements without which the system cannot meet its general objective, and Medium for those that improve the system but are not essential to a working release.</w:t>
+        <w:t>1) Authentication and Access Control</w:t>
+      </w:r>
+    </w:p>
+    <w:p>
+      <w:pPr>
+        <w:spacing w:line="480" w:lineRule="auto"/>
+        <w:ind w:left="720" w:hanging="360"/>
+      </w:pPr>
+      <w:r>
+        <w:rPr>
+          <w:color w:val="000000"/>
+        </w:rPr>
+        <w:t>•</w:t>
+      </w:r>
+      <w:r>
+        <w:rPr>
+          <w:color w:val="000000"/>
+        </w:rPr>
+        <w:tab/>
+        <w:t>Sellers, staff and platform administrators shall be able to register, log in and log out, with sessions carried by signed tokens.</w:t>
+      </w:r>
+    </w:p>
+    <w:p>
+      <w:pPr>
+        <w:spacing w:line="480" w:lineRule="auto"/>
+        <w:ind w:left="720" w:hanging="360"/>
+      </w:pPr>
+      <w:r>
+        <w:rPr>
+          <w:color w:val="000000"/>
+        </w:rPr>
+        <w:t>•</w:t>
+      </w:r>
+      <w:r>
+        <w:rPr>
+          <w:color w:val="000000"/>
+        </w:rPr>
+        <w:tab/>
+      </w:r>
+      <w:r>
+        <w:rPr>
+          <w:color w:val="000000"/>
+        </w:rPr>
+        <w:t>A store owner shall be able to invite staff and assign them roles, and each role shall permit only the operations defined for it.</w:t>
+      </w:r>
+    </w:p>
+    <w:p>
+      <w:pPr>
+        <w:spacing w:line="480" w:lineRule="auto"/>
+        <w:ind w:left="720" w:hanging="360"/>
+      </w:pPr>
+      <w:r>
+        <w:rPr>
+          <w:color w:val="000000"/>
+        </w:rPr>
+        <w:t>•</w:t>
+      </w:r>
+      <w:r>
+        <w:rPr>
+          <w:color w:val="000000"/>
+        </w:rPr>
+        <w:tab/>
+        <w:t>Storefront customers shall authenticate separately from platform users, because a customer account belongs to one store rather than to the platform.</w:t>
       </w:r>
     </w:p>
     <w:p>
@@ -7202,7 +6807,69 @@
           <w:b/>
           <w:color w:val="000000"/>
         </w:rPr>
-        <w:t>Table 2</w:t>
+        <w:t>2) Store Provisioning and Domain Mapping</w:t>
+      </w:r>
+    </w:p>
+    <w:p>
+      <w:pPr>
+        <w:spacing w:line="480" w:lineRule="auto"/>
+        <w:ind w:left="720" w:hanging="360"/>
+      </w:pPr>
+      <w:r>
+        <w:rPr>
+          <w:color w:val="000000"/>
+        </w:rPr>
+        <w:t>•</w:t>
+      </w:r>
+      <w:r>
+        <w:rPr>
+          <w:color w:val="000000"/>
+        </w:rPr>
+        <w:tab/>
+        <w:t>A registered seller shall be able to create a store, to which the system assigns a unique slug and a platform subdomain.</w:t>
+      </w:r>
+    </w:p>
+    <w:p>
+      <w:pPr>
+        <w:spacing w:line="480" w:lineRule="auto"/>
+        <w:ind w:left="720" w:hanging="360"/>
+      </w:pPr>
+      <w:r>
+        <w:rPr>
+          <w:color w:val="000000"/>
+        </w:rPr>
+        <w:t>•</w:t>
+      </w:r>
+      <w:r>
+        <w:rPr>
+          <w:color w:val="000000"/>
+        </w:rPr>
+        <w:tab/>
+      </w:r>
+      <w:r>
+        <w:rPr>
+          <w:color w:val="000000"/>
+        </w:rPr>
+        <w:t>A store owner shall be able to attach a custom domain, which the system verifies before serving the storefront from it.</w:t>
+      </w:r>
+    </w:p>
+    <w:p>
+      <w:pPr>
+        <w:spacing w:line="480" w:lineRule="auto"/>
+        <w:ind w:left="720" w:hanging="360"/>
+      </w:pPr>
+      <w:r>
+        <w:rPr>
+          <w:color w:val="000000"/>
+        </w:rPr>
+        <w:t>•</w:t>
+      </w:r>
+      <w:r>
+        <w:rPr>
+          <w:color w:val="000000"/>
+        </w:rPr>
+        <w:tab/>
+        <w:t>A platform administrator shall be able to approve, suspend and reinstate stores.</w:t>
       </w:r>
     </w:p>
     <w:p>
@@ -7212,1001 +6879,712 @@
       </w:pPr>
       <w:r>
         <w:rPr>
-          <w:color w:val="000000"/>
-        </w:rPr>
-        <w:t>Functional and Non-Functional Requirements</w:t>
-      </w:r>
-    </w:p>
-    <w:tbl>
-      <w:tblPr>
-        <w:tblW w:w="8928" w:type="dxa"/>
-        <w:tblBorders>
-          <w:top w:val="single" w:sz="8" w:space="0" w:color="000000"/>
-          <w:bottom w:val="single" w:sz="8" w:space="0" w:color="000000"/>
-        </w:tblBorders>
-        <w:tblLayout w:type="fixed"/>
-        <w:tblLook w:val="04A0" w:firstRow="1" w:lastRow="0" w:firstColumn="1" w:lastColumn="0" w:noHBand="0" w:noVBand="1"/>
-      </w:tblPr>
-      <w:tblGrid>
-        <w:gridCol w:w="2592"/>
-        <w:gridCol w:w="5184"/>
-        <w:gridCol w:w="1152"/>
-      </w:tblGrid>
-      <w:tr>
-        <w:trPr>
-          <w:tblHeader/>
-        </w:trPr>
-        <w:tc>
-          <w:tcPr>
-            <w:tcW w:w="2592" w:type="dxa"/>
-            <w:tcBorders>
-              <w:bottom w:val="single" w:sz="8" w:space="0" w:color="000000"/>
-            </w:tcBorders>
-          </w:tcPr>
-          <w:p>
-            <w:pPr>
-              <w:spacing w:after="40"/>
-            </w:pPr>
-            <w:r>
-              <w:rPr>
-                <w:b/>
-                <w:color w:val="000000"/>
-              </w:rPr>
-              <w:t>Requirement Type</w:t>
-            </w:r>
-          </w:p>
-        </w:tc>
-        <w:tc>
-          <w:tcPr>
-            <w:tcW w:w="5184" w:type="dxa"/>
-            <w:tcBorders>
-              <w:bottom w:val="single" w:sz="8" w:space="0" w:color="000000"/>
-            </w:tcBorders>
-          </w:tcPr>
-          <w:p>
-            <w:pPr>
-              <w:spacing w:after="40"/>
-            </w:pPr>
-            <w:r>
-              <w:rPr>
-                <w:b/>
-                <w:color w:val="000000"/>
-              </w:rPr>
-              <w:t>Description</w:t>
-            </w:r>
-          </w:p>
-        </w:tc>
-        <w:tc>
-          <w:tcPr>
-            <w:tcW w:w="1152" w:type="dxa"/>
-            <w:tcBorders>
-              <w:bottom w:val="single" w:sz="8" w:space="0" w:color="000000"/>
-            </w:tcBorders>
-          </w:tcPr>
-          <w:p>
-            <w:pPr>
-              <w:spacing w:after="40"/>
-            </w:pPr>
-            <w:r>
-              <w:rPr>
-                <w:b/>
-                <w:color w:val="000000"/>
-              </w:rPr>
-              <w:t>Priority</w:t>
-            </w:r>
-          </w:p>
-        </w:tc>
-      </w:tr>
-      <w:tr>
-        <w:tc>
-          <w:tcPr>
-            <w:tcW w:w="2592" w:type="dxa"/>
-          </w:tcPr>
-          <w:p>
-            <w:pPr>
-              <w:spacing w:after="40"/>
-            </w:pPr>
-            <w:r>
-              <w:rPr>
-                <w:color w:val="000000"/>
-              </w:rPr>
-              <w:t>Functional: user authentication</w:t>
-            </w:r>
-          </w:p>
-        </w:tc>
-        <w:tc>
-          <w:tcPr>
-            <w:tcW w:w="5184" w:type="dxa"/>
-          </w:tcPr>
-          <w:p>
-            <w:pPr>
-              <w:spacing w:after="40"/>
-            </w:pPr>
-            <w:r>
-              <w:rPr>
-                <w:color w:val="000000"/>
-              </w:rPr>
-              <w:t>Users shall be able to register, log in and log out securely, and sessions shall be carried by signed tokens.</w:t>
-            </w:r>
-          </w:p>
-        </w:tc>
-        <w:tc>
-          <w:tcPr>
-            <w:tcW w:w="1152" w:type="dxa"/>
-          </w:tcPr>
-          <w:p>
-            <w:pPr>
-              <w:spacing w:after="40"/>
-            </w:pPr>
-            <w:r>
-              <w:rPr>
-                <w:color w:val="000000"/>
-              </w:rPr>
-              <w:t>High</w:t>
-            </w:r>
-          </w:p>
-        </w:tc>
-      </w:tr>
-      <w:tr>
-        <w:tc>
-          <w:tcPr>
-            <w:tcW w:w="2592" w:type="dxa"/>
-          </w:tcPr>
-          <w:p>
-            <w:pPr>
-              <w:spacing w:after="40"/>
-            </w:pPr>
-            <w:r>
-              <w:rPr>
-                <w:color w:val="000000"/>
-              </w:rPr>
-              <w:t>Functional: role-based access</w:t>
-            </w:r>
-          </w:p>
-        </w:tc>
-        <w:tc>
-          <w:tcPr>
-            <w:tcW w:w="5184" w:type="dxa"/>
-          </w:tcPr>
-          <w:p>
-            <w:pPr>
-              <w:spacing w:after="40"/>
-            </w:pPr>
-            <w:r>
-              <w:rPr>
-                <w:color w:val="000000"/>
-              </w:rPr>
-              <w:t>A store owner shall be able to invite staff and assign roles, and each role shall permit only the operations defined for it.</w:t>
-            </w:r>
-          </w:p>
-        </w:tc>
-        <w:tc>
-          <w:tcPr>
-            <w:tcW w:w="1152" w:type="dxa"/>
-          </w:tcPr>
-          <w:p>
-            <w:pPr>
-              <w:spacing w:after="40"/>
-            </w:pPr>
-            <w:r>
-              <w:rPr>
-                <w:color w:val="000000"/>
-              </w:rPr>
-              <w:t>High</w:t>
-            </w:r>
-          </w:p>
-        </w:tc>
-      </w:tr>
-      <w:tr>
-        <w:tc>
-          <w:tcPr>
-            <w:tcW w:w="2592" w:type="dxa"/>
-          </w:tcPr>
-          <w:p>
-            <w:pPr>
-              <w:spacing w:after="40"/>
-            </w:pPr>
-            <w:r>
-              <w:rPr>
-                <w:color w:val="000000"/>
-              </w:rPr>
-              <w:t>Functional: store provisioning</w:t>
-            </w:r>
-          </w:p>
-        </w:tc>
-        <w:tc>
-          <w:tcPr>
-            <w:tcW w:w="5184" w:type="dxa"/>
-          </w:tcPr>
-          <w:p>
-            <w:pPr>
-              <w:spacing w:after="40"/>
-            </w:pPr>
-            <w:r>
-              <w:rPr>
-                <w:color w:val="000000"/>
-              </w:rPr>
-              <w:t>A registered seller shall be able to create a store, which the system shall assign a unique slug and subdomain.</w:t>
-            </w:r>
-          </w:p>
-        </w:tc>
-        <w:tc>
-          <w:tcPr>
-            <w:tcW w:w="1152" w:type="dxa"/>
-          </w:tcPr>
-          <w:p>
-            <w:pPr>
-              <w:spacing w:after="40"/>
-            </w:pPr>
-            <w:r>
-              <w:rPr>
-                <w:color w:val="000000"/>
-              </w:rPr>
-              <w:t>High</w:t>
-            </w:r>
-          </w:p>
-        </w:tc>
-      </w:tr>
-      <w:tr>
-        <w:tc>
-          <w:tcPr>
-            <w:tcW w:w="2592" w:type="dxa"/>
-          </w:tcPr>
-          <w:p>
-            <w:pPr>
-              <w:spacing w:after="40"/>
-            </w:pPr>
-            <w:r>
-              <w:rPr>
-                <w:color w:val="000000"/>
-              </w:rPr>
-              <w:t>Functional: domain mapping</w:t>
-            </w:r>
-          </w:p>
-        </w:tc>
-        <w:tc>
-          <w:tcPr>
-            <w:tcW w:w="5184" w:type="dxa"/>
-          </w:tcPr>
-          <w:p>
-            <w:pPr>
-              <w:spacing w:after="40"/>
-            </w:pPr>
-            <w:r>
-              <w:rPr>
-                <w:color w:val="000000"/>
-              </w:rPr>
-              <w:t>A store owner shall be able to attach a custom domain, and the system shall verify it before serving the storefront from it.</w:t>
-            </w:r>
-          </w:p>
-        </w:tc>
-        <w:tc>
-          <w:tcPr>
-            <w:tcW w:w="1152" w:type="dxa"/>
-          </w:tcPr>
-          <w:p>
-            <w:pPr>
-              <w:spacing w:after="40"/>
-            </w:pPr>
-            <w:r>
-              <w:rPr>
-                <w:color w:val="000000"/>
-              </w:rPr>
-              <w:t>Medium</w:t>
-            </w:r>
-          </w:p>
-        </w:tc>
-      </w:tr>
-      <w:tr>
-        <w:tc>
-          <w:tcPr>
-            <w:tcW w:w="2592" w:type="dxa"/>
-          </w:tcPr>
-          <w:p>
-            <w:pPr>
-              <w:spacing w:after="40"/>
-            </w:pPr>
-            <w:r>
-              <w:rPr>
-                <w:color w:val="000000"/>
-              </w:rPr>
-              <w:t>Functional: catalogue management</w:t>
-            </w:r>
-          </w:p>
-        </w:tc>
-        <w:tc>
-          <w:tcPr>
-            <w:tcW w:w="5184" w:type="dxa"/>
-          </w:tcPr>
-          <w:p>
-            <w:pPr>
-              <w:spacing w:after="40"/>
-            </w:pPr>
-            <w:r>
-              <w:rPr>
-                <w:color w:val="000000"/>
-              </w:rPr>
-              <w:t>Sellers shall be able to create, update, publish and archive products, variants, collections and product media.</w:t>
-            </w:r>
-          </w:p>
-        </w:tc>
-        <w:tc>
-          <w:tcPr>
-            <w:tcW w:w="1152" w:type="dxa"/>
-          </w:tcPr>
-          <w:p>
-            <w:pPr>
-              <w:spacing w:after="40"/>
-            </w:pPr>
-            <w:r>
-              <w:rPr>
-                <w:color w:val="000000"/>
-              </w:rPr>
-              <w:t>High</w:t>
-            </w:r>
-          </w:p>
-        </w:tc>
-      </w:tr>
-      <w:tr>
-        <w:tc>
-          <w:tcPr>
-            <w:tcW w:w="2592" w:type="dxa"/>
-          </w:tcPr>
-          <w:p>
-            <w:pPr>
-              <w:spacing w:after="40"/>
-            </w:pPr>
-            <w:r>
-              <w:rPr>
-                <w:color w:val="000000"/>
-              </w:rPr>
-              <w:t>Functional: inventory management</w:t>
-            </w:r>
-          </w:p>
-        </w:tc>
-        <w:tc>
-          <w:tcPr>
-            <w:tcW w:w="5184" w:type="dxa"/>
-          </w:tcPr>
-          <w:p>
-            <w:pPr>
-              <w:spacing w:after="40"/>
-            </w:pPr>
-            <w:r>
-              <w:rPr>
-                <w:color w:val="000000"/>
-              </w:rPr>
-              <w:t>The system shall record stock on hand and reserved stock for each variant and shall prevent an order that exceeds available stock.</w:t>
-            </w:r>
-          </w:p>
-        </w:tc>
-        <w:tc>
-          <w:tcPr>
-            <w:tcW w:w="1152" w:type="dxa"/>
-          </w:tcPr>
-          <w:p>
-            <w:pPr>
-              <w:spacing w:after="40"/>
-            </w:pPr>
-            <w:r>
-              <w:rPr>
-                <w:color w:val="000000"/>
-              </w:rPr>
-              <w:t>High</w:t>
-            </w:r>
-          </w:p>
-        </w:tc>
-      </w:tr>
-      <w:tr>
-        <w:tc>
-          <w:tcPr>
-            <w:tcW w:w="2592" w:type="dxa"/>
-          </w:tcPr>
-          <w:p>
-            <w:pPr>
-              <w:spacing w:after="40"/>
-            </w:pPr>
-            <w:r>
-              <w:rPr>
-                <w:color w:val="000000"/>
-              </w:rPr>
-              <w:t>Functional: storefront rendering</w:t>
-            </w:r>
-          </w:p>
-        </w:tc>
-        <w:tc>
-          <w:tcPr>
-            <w:tcW w:w="5184" w:type="dxa"/>
-          </w:tcPr>
-          <w:p>
-            <w:pPr>
-              <w:spacing w:after="40"/>
-            </w:pPr>
-            <w:r>
-              <w:rPr>
-                <w:color w:val="000000"/>
-              </w:rPr>
-              <w:t>The system shall resolve the tenant from the request host and render only that tenant's catalogue and theme.</w:t>
-            </w:r>
-          </w:p>
-        </w:tc>
-        <w:tc>
-          <w:tcPr>
-            <w:tcW w:w="1152" w:type="dxa"/>
-          </w:tcPr>
-          <w:p>
-            <w:pPr>
-              <w:spacing w:after="40"/>
-            </w:pPr>
-            <w:r>
-              <w:rPr>
-                <w:color w:val="000000"/>
-              </w:rPr>
-              <w:t>High</w:t>
-            </w:r>
-          </w:p>
-        </w:tc>
-      </w:tr>
-      <w:tr>
-        <w:tc>
-          <w:tcPr>
-            <w:tcW w:w="2592" w:type="dxa"/>
-          </w:tcPr>
-          <w:p>
-            <w:pPr>
-              <w:spacing w:after="40"/>
-            </w:pPr>
-            <w:r>
-              <w:rPr>
-                <w:color w:val="000000"/>
-              </w:rPr>
-              <w:t>Functional: shopping cart</w:t>
-            </w:r>
-          </w:p>
-        </w:tc>
-        <w:tc>
-          <w:tcPr>
-            <w:tcW w:w="5184" w:type="dxa"/>
-          </w:tcPr>
-          <w:p>
-            <w:pPr>
-              <w:spacing w:after="40"/>
-            </w:pPr>
-            <w:r>
-              <w:rPr>
-                <w:color w:val="000000"/>
-              </w:rPr>
-              <w:t>Registered and guest customers shall be able to add, update and remove cart lines, and the cart shall persist between visits.</w:t>
-            </w:r>
-          </w:p>
-        </w:tc>
-        <w:tc>
-          <w:tcPr>
-            <w:tcW w:w="1152" w:type="dxa"/>
-          </w:tcPr>
-          <w:p>
-            <w:pPr>
-              <w:spacing w:after="40"/>
-            </w:pPr>
-            <w:r>
-              <w:rPr>
-                <w:color w:val="000000"/>
-              </w:rPr>
-              <w:t>High</w:t>
-            </w:r>
-          </w:p>
-        </w:tc>
-      </w:tr>
-      <w:tr>
-        <w:tc>
-          <w:tcPr>
-            <w:tcW w:w="2592" w:type="dxa"/>
-          </w:tcPr>
-          <w:p>
-            <w:pPr>
-              <w:spacing w:after="40"/>
-            </w:pPr>
-            <w:r>
-              <w:rPr>
-                <w:color w:val="000000"/>
-              </w:rPr>
-              <w:t>Functional: checkout and orders</w:t>
-            </w:r>
-          </w:p>
-        </w:tc>
-        <w:tc>
-          <w:tcPr>
-            <w:tcW w:w="5184" w:type="dxa"/>
-          </w:tcPr>
-          <w:p>
-            <w:pPr>
-              <w:spacing w:after="40"/>
-            </w:pPr>
-            <w:r>
-              <w:rPr>
-                <w:color w:val="000000"/>
-              </w:rPr>
-              <w:t>Customers shall be able to place an order with a shipping address and a cash on delivery payment method, and shall receive an order number.</w:t>
-            </w:r>
-          </w:p>
-        </w:tc>
-        <w:tc>
-          <w:tcPr>
-            <w:tcW w:w="1152" w:type="dxa"/>
-          </w:tcPr>
-          <w:p>
-            <w:pPr>
-              <w:spacing w:after="40"/>
-            </w:pPr>
-            <w:r>
-              <w:rPr>
-                <w:color w:val="000000"/>
-              </w:rPr>
-              <w:t>High</w:t>
-            </w:r>
-          </w:p>
-        </w:tc>
-      </w:tr>
-      <w:tr>
-        <w:tc>
-          <w:tcPr>
-            <w:tcW w:w="2592" w:type="dxa"/>
-          </w:tcPr>
-          <w:p>
-            <w:pPr>
-              <w:spacing w:after="40"/>
-            </w:pPr>
-            <w:r>
-              <w:rPr>
-                <w:color w:val="000000"/>
-              </w:rPr>
-              <w:t>Functional: order fulfilment</w:t>
-            </w:r>
-          </w:p>
-        </w:tc>
-        <w:tc>
-          <w:tcPr>
-            <w:tcW w:w="5184" w:type="dxa"/>
-          </w:tcPr>
-          <w:p>
-            <w:pPr>
-              <w:spacing w:after="40"/>
-            </w:pPr>
-            <w:r>
-              <w:rPr>
-                <w:color w:val="000000"/>
-              </w:rPr>
-              <w:t>Store staff shall be able to advance an order through its status sequence and record collection of payment.</w:t>
-            </w:r>
-          </w:p>
-        </w:tc>
-        <w:tc>
-          <w:tcPr>
-            <w:tcW w:w="1152" w:type="dxa"/>
-          </w:tcPr>
-          <w:p>
-            <w:pPr>
-              <w:spacing w:after="40"/>
-            </w:pPr>
-            <w:r>
-              <w:rPr>
-                <w:color w:val="000000"/>
-              </w:rPr>
-              <w:t>High</w:t>
-            </w:r>
-          </w:p>
-        </w:tc>
-      </w:tr>
-      <w:tr>
-        <w:tc>
-          <w:tcPr>
-            <w:tcW w:w="2592" w:type="dxa"/>
-          </w:tcPr>
-          <w:p>
-            <w:pPr>
-              <w:spacing w:after="40"/>
-            </w:pPr>
-            <w:r>
-              <w:rPr>
-                <w:color w:val="000000"/>
-              </w:rPr>
-              <w:lastRenderedPageBreak/>
-              <w:t>Functional: discounts and shipping</w:t>
-            </w:r>
-          </w:p>
-        </w:tc>
-        <w:tc>
-          <w:tcPr>
-            <w:tcW w:w="5184" w:type="dxa"/>
-          </w:tcPr>
-          <w:p>
-            <w:pPr>
-              <w:spacing w:after="40"/>
-            </w:pPr>
-            <w:r>
-              <w:rPr>
-                <w:color w:val="000000"/>
-              </w:rPr>
-              <w:t>Sellers shall be able to define discount codes and shipping zones with rates that are applied during checkout.</w:t>
-            </w:r>
-          </w:p>
-        </w:tc>
-        <w:tc>
-          <w:tcPr>
-            <w:tcW w:w="1152" w:type="dxa"/>
-          </w:tcPr>
-          <w:p>
-            <w:pPr>
-              <w:spacing w:after="40"/>
-            </w:pPr>
-            <w:r>
-              <w:rPr>
-                <w:color w:val="000000"/>
-              </w:rPr>
-              <w:t>Medium</w:t>
-            </w:r>
-          </w:p>
-        </w:tc>
-      </w:tr>
-      <w:tr>
-        <w:tc>
-          <w:tcPr>
-            <w:tcW w:w="2592" w:type="dxa"/>
-          </w:tcPr>
-          <w:p>
-            <w:pPr>
-              <w:spacing w:after="40"/>
-            </w:pPr>
-            <w:r>
-              <w:rPr>
-                <w:color w:val="000000"/>
-              </w:rPr>
-              <w:t>Functional: reporting</w:t>
-            </w:r>
-          </w:p>
-        </w:tc>
-        <w:tc>
-          <w:tcPr>
-            <w:tcW w:w="5184" w:type="dxa"/>
-          </w:tcPr>
-          <w:p>
-            <w:pPr>
-              <w:spacing w:after="40"/>
-            </w:pPr>
-            <w:r>
-              <w:rPr>
-                <w:color w:val="000000"/>
-              </w:rPr>
-              <w:t>The system shall generate sales and inventory reports for a store on demand, and a platform activity summary for administrators.</w:t>
-            </w:r>
-          </w:p>
-        </w:tc>
-        <w:tc>
-          <w:tcPr>
-            <w:tcW w:w="1152" w:type="dxa"/>
-          </w:tcPr>
-          <w:p>
-            <w:pPr>
-              <w:spacing w:after="40"/>
-            </w:pPr>
-            <w:r>
-              <w:rPr>
-                <w:color w:val="000000"/>
-              </w:rPr>
-              <w:t>Medium</w:t>
-            </w:r>
-          </w:p>
-        </w:tc>
-      </w:tr>
-      <w:tr>
-        <w:tc>
-          <w:tcPr>
-            <w:tcW w:w="2592" w:type="dxa"/>
-          </w:tcPr>
-          <w:p>
-            <w:pPr>
-              <w:spacing w:after="40"/>
-            </w:pPr>
-            <w:r>
-              <w:rPr>
-                <w:color w:val="000000"/>
-              </w:rPr>
-              <w:t>Non-functional: tenant isolation</w:t>
-            </w:r>
-          </w:p>
-        </w:tc>
-        <w:tc>
-          <w:tcPr>
-            <w:tcW w:w="5184" w:type="dxa"/>
-          </w:tcPr>
-          <w:p>
-            <w:pPr>
-              <w:spacing w:after="40"/>
-            </w:pPr>
-            <w:r>
-              <w:rPr>
-                <w:color w:val="000000"/>
-              </w:rPr>
-              <w:t>No request authenticated for one tenant shall be able to read or modify data belonging to another tenant.</w:t>
-            </w:r>
-          </w:p>
-        </w:tc>
-        <w:tc>
-          <w:tcPr>
-            <w:tcW w:w="1152" w:type="dxa"/>
-          </w:tcPr>
-          <w:p>
-            <w:pPr>
-              <w:spacing w:after="40"/>
-            </w:pPr>
-            <w:r>
-              <w:rPr>
-                <w:color w:val="000000"/>
-              </w:rPr>
-              <w:t>High</w:t>
-            </w:r>
-          </w:p>
-        </w:tc>
-      </w:tr>
-      <w:tr>
-        <w:tc>
-          <w:tcPr>
-            <w:tcW w:w="2592" w:type="dxa"/>
-          </w:tcPr>
-          <w:p>
-            <w:pPr>
-              <w:spacing w:after="40"/>
-            </w:pPr>
-            <w:r>
-              <w:rPr>
-                <w:color w:val="000000"/>
-              </w:rPr>
-              <w:t>Non-functional: security</w:t>
-            </w:r>
-          </w:p>
-        </w:tc>
-        <w:tc>
-          <w:tcPr>
-            <w:tcW w:w="5184" w:type="dxa"/>
-          </w:tcPr>
-          <w:p>
-            <w:pPr>
-              <w:spacing w:after="40"/>
-            </w:pPr>
-            <w:r>
-              <w:rPr>
-                <w:color w:val="000000"/>
-              </w:rPr>
-              <w:t>Credentials shall be stored only as salted hashes, all traffic shall be served over HTTPS, and the application shall address the OWASP Top 10 categories.</w:t>
-            </w:r>
-          </w:p>
-        </w:tc>
-        <w:tc>
-          <w:tcPr>
-            <w:tcW w:w="1152" w:type="dxa"/>
-          </w:tcPr>
-          <w:p>
-            <w:pPr>
-              <w:spacing w:after="40"/>
-            </w:pPr>
-            <w:r>
-              <w:rPr>
-                <w:color w:val="000000"/>
-              </w:rPr>
-              <w:t>High</w:t>
-            </w:r>
-          </w:p>
-        </w:tc>
-      </w:tr>
-      <w:tr>
-        <w:tc>
-          <w:tcPr>
-            <w:tcW w:w="2592" w:type="dxa"/>
-          </w:tcPr>
-          <w:p>
-            <w:pPr>
-              <w:spacing w:after="40"/>
-            </w:pPr>
-            <w:r>
-              <w:rPr>
-                <w:color w:val="000000"/>
-              </w:rPr>
-              <w:t>Non-functional: performance</w:t>
-            </w:r>
-          </w:p>
-        </w:tc>
-        <w:tc>
-          <w:tcPr>
-            <w:tcW w:w="5184" w:type="dxa"/>
-          </w:tcPr>
-          <w:p>
-            <w:pPr>
-              <w:spacing w:after="40"/>
-            </w:pPr>
-            <w:r>
-              <w:rPr>
-                <w:color w:val="000000"/>
-              </w:rPr>
-              <w:t>A storefront catalogue page shall be returned within 3 seconds under the documented test conditions.</w:t>
-            </w:r>
-          </w:p>
-        </w:tc>
-        <w:tc>
-          <w:tcPr>
-            <w:tcW w:w="1152" w:type="dxa"/>
-          </w:tcPr>
-          <w:p>
-            <w:pPr>
-              <w:spacing w:after="40"/>
-            </w:pPr>
-            <w:r>
-              <w:rPr>
-                <w:color w:val="000000"/>
-              </w:rPr>
-              <w:t>Medium</w:t>
-            </w:r>
-          </w:p>
-        </w:tc>
-      </w:tr>
-      <w:tr>
-        <w:tc>
-          <w:tcPr>
-            <w:tcW w:w="2592" w:type="dxa"/>
-          </w:tcPr>
-          <w:p>
-            <w:pPr>
-              <w:spacing w:after="40"/>
-            </w:pPr>
-            <w:r>
-              <w:rPr>
-                <w:color w:val="000000"/>
-              </w:rPr>
-              <w:t>Non-functional: usability</w:t>
-            </w:r>
-          </w:p>
-        </w:tc>
-        <w:tc>
-          <w:tcPr>
-            <w:tcW w:w="5184" w:type="dxa"/>
-          </w:tcPr>
-          <w:p>
-            <w:pPr>
-              <w:spacing w:after="40"/>
-            </w:pPr>
-            <w:r>
-              <w:rPr>
-                <w:color w:val="000000"/>
-              </w:rPr>
-              <w:t>A seller shall be able to create a store and publish a first product without training or developer assistance.</w:t>
-            </w:r>
-          </w:p>
-        </w:tc>
-        <w:tc>
-          <w:tcPr>
-            <w:tcW w:w="1152" w:type="dxa"/>
-          </w:tcPr>
-          <w:p>
-            <w:pPr>
-              <w:spacing w:after="40"/>
-            </w:pPr>
-            <w:r>
-              <w:rPr>
-                <w:color w:val="000000"/>
-              </w:rPr>
-              <w:t>Medium</w:t>
-            </w:r>
-          </w:p>
-        </w:tc>
-      </w:tr>
-      <w:tr>
-        <w:tc>
-          <w:tcPr>
-            <w:tcW w:w="2592" w:type="dxa"/>
-          </w:tcPr>
-          <w:p>
-            <w:pPr>
-              <w:spacing w:after="40"/>
-            </w:pPr>
-            <w:r>
-              <w:rPr>
-                <w:color w:val="000000"/>
-              </w:rPr>
-              <w:t>Non-functional: portability</w:t>
-            </w:r>
-          </w:p>
-        </w:tc>
-        <w:tc>
-          <w:tcPr>
-            <w:tcW w:w="5184" w:type="dxa"/>
-          </w:tcPr>
-          <w:p>
-            <w:pPr>
-              <w:spacing w:after="40"/>
-            </w:pPr>
-            <w:r>
-              <w:rPr>
-                <w:color w:val="000000"/>
-              </w:rPr>
-              <w:t>The system shall run on the documented environment, and in containers, without modification to the source code.</w:t>
-            </w:r>
-          </w:p>
-        </w:tc>
-        <w:tc>
-          <w:tcPr>
-            <w:tcW w:w="1152" w:type="dxa"/>
-          </w:tcPr>
-          <w:p>
-            <w:pPr>
-              <w:spacing w:after="40"/>
-            </w:pPr>
-            <w:r>
-              <w:rPr>
-                <w:color w:val="000000"/>
-              </w:rPr>
-              <w:t>Medium</w:t>
-            </w:r>
-          </w:p>
-        </w:tc>
-      </w:tr>
-      <w:tr>
-        <w:tc>
-          <w:tcPr>
-            <w:tcW w:w="2592" w:type="dxa"/>
-          </w:tcPr>
-          <w:p>
-            <w:pPr>
-              <w:spacing w:after="40"/>
-            </w:pPr>
-            <w:r>
-              <w:rPr>
-                <w:color w:val="000000"/>
-              </w:rPr>
-              <w:t>Non-functional: maintainability</w:t>
-            </w:r>
-          </w:p>
-        </w:tc>
-        <w:tc>
-          <w:tcPr>
-            <w:tcW w:w="5184" w:type="dxa"/>
-          </w:tcPr>
-          <w:p>
-            <w:pPr>
-              <w:spacing w:after="40"/>
-            </w:pPr>
-            <w:r>
-              <w:rPr>
-                <w:color w:val="000000"/>
-              </w:rPr>
-              <w:t>Code shall be modular, documented and version-controlled in a Git repository, and database changes shall be applied through migrations.</w:t>
-            </w:r>
-          </w:p>
-        </w:tc>
-        <w:tc>
-          <w:tcPr>
-            <w:tcW w:w="1152" w:type="dxa"/>
-          </w:tcPr>
-          <w:p>
-            <w:pPr>
-              <w:spacing w:after="40"/>
-            </w:pPr>
-            <w:r>
-              <w:rPr>
-                <w:color w:val="000000"/>
-              </w:rPr>
-              <w:t>Medium</w:t>
-            </w:r>
-          </w:p>
-        </w:tc>
-      </w:tr>
-    </w:tbl>
-    <w:p/>
+          <w:b/>
+          <w:color w:val="000000"/>
+        </w:rPr>
+        <w:t>3) Catalogue and Inventory Management</w:t>
+      </w:r>
+    </w:p>
+    <w:p>
+      <w:pPr>
+        <w:spacing w:line="480" w:lineRule="auto"/>
+        <w:ind w:left="720" w:hanging="360"/>
+      </w:pPr>
+      <w:r>
+        <w:rPr>
+          <w:color w:val="000000"/>
+        </w:rPr>
+        <w:t>•</w:t>
+      </w:r>
+      <w:r>
+        <w:rPr>
+          <w:color w:val="000000"/>
+        </w:rPr>
+        <w:tab/>
+        <w:t>Sellers shall be able to create, update, publish and archive products, variants, collections and product media.</w:t>
+      </w:r>
+    </w:p>
+    <w:p>
+      <w:pPr>
+        <w:spacing w:line="480" w:lineRule="auto"/>
+        <w:ind w:left="720" w:hanging="360"/>
+      </w:pPr>
+      <w:r>
+        <w:rPr>
+          <w:color w:val="000000"/>
+        </w:rPr>
+        <w:t>•</w:t>
+      </w:r>
+      <w:r>
+        <w:rPr>
+          <w:color w:val="000000"/>
+        </w:rPr>
+        <w:tab/>
+        <w:t>Each variant shall carry its own stock keeping unit and price, and the system shall record stock on hand and reserved stock for each variant.</w:t>
+      </w:r>
+    </w:p>
+    <w:p>
+      <w:pPr>
+        <w:spacing w:line="480" w:lineRule="auto"/>
+        <w:ind w:left="720" w:hanging="360"/>
+      </w:pPr>
+      <w:r>
+        <w:rPr>
+          <w:color w:val="000000"/>
+        </w:rPr>
+        <w:t>•</w:t>
+      </w:r>
+      <w:r>
+        <w:rPr>
+          <w:color w:val="000000"/>
+        </w:rPr>
+        <w:tab/>
+      </w:r>
+      <w:r>
+        <w:rPr>
+          <w:color w:val="000000"/>
+        </w:rPr>
+        <w:t>The system shall prevent an order that requests more units than are available.</w:t>
+      </w:r>
+    </w:p>
+    <w:p>
+      <w:pPr>
+        <w:keepNext/>
+        <w:spacing w:line="480" w:lineRule="auto"/>
+      </w:pPr>
+      <w:r>
+        <w:rPr>
+          <w:b/>
+          <w:color w:val="000000"/>
+        </w:rPr>
+        <w:t>4) Storefront and Shopping Cart</w:t>
+      </w:r>
+    </w:p>
+    <w:p>
+      <w:pPr>
+        <w:spacing w:line="480" w:lineRule="auto"/>
+        <w:ind w:left="720" w:hanging="360"/>
+      </w:pPr>
+      <w:r>
+        <w:rPr>
+          <w:color w:val="000000"/>
+        </w:rPr>
+        <w:t>•</w:t>
+      </w:r>
+      <w:r>
+        <w:rPr>
+          <w:color w:val="000000"/>
+        </w:rPr>
+        <w:tab/>
+        <w:t>The system shall resolve the tenant from the request host and render only that tenant's catalogue and theme.</w:t>
+      </w:r>
+    </w:p>
+    <w:p>
+      <w:pPr>
+        <w:spacing w:line="480" w:lineRule="auto"/>
+        <w:ind w:left="720" w:hanging="360"/>
+      </w:pPr>
+      <w:r>
+        <w:rPr>
+          <w:color w:val="000000"/>
+        </w:rPr>
+        <w:lastRenderedPageBreak/>
+        <w:t>•</w:t>
+      </w:r>
+      <w:r>
+        <w:rPr>
+          <w:color w:val="000000"/>
+        </w:rPr>
+        <w:tab/>
+        <w:t>Registered and guest customers shall be able to add, update and remove cart lines, and the cart shall persist between visits.</w:t>
+      </w:r>
+    </w:p>
+    <w:p>
+      <w:pPr>
+        <w:spacing w:line="480" w:lineRule="auto"/>
+        <w:ind w:left="720" w:hanging="360"/>
+      </w:pPr>
+      <w:r>
+        <w:rPr>
+          <w:color w:val="000000"/>
+        </w:rPr>
+        <w:t>•</w:t>
+      </w:r>
+      <w:r>
+        <w:rPr>
+          <w:color w:val="000000"/>
+        </w:rPr>
+        <w:tab/>
+        <w:t>The storefront shall support product search and browsing by collection.</w:t>
+      </w:r>
+    </w:p>
+    <w:p>
+      <w:pPr>
+        <w:keepNext/>
+        <w:spacing w:line="480" w:lineRule="auto"/>
+      </w:pPr>
+      <w:r>
+        <w:rPr>
+          <w:b/>
+          <w:color w:val="000000"/>
+        </w:rPr>
+        <w:t>5) Checkout and Order Processing</w:t>
+      </w:r>
+    </w:p>
+    <w:p>
+      <w:pPr>
+        <w:spacing w:line="480" w:lineRule="auto"/>
+        <w:ind w:left="720" w:hanging="360"/>
+      </w:pPr>
+      <w:r>
+        <w:rPr>
+          <w:color w:val="000000"/>
+        </w:rPr>
+        <w:t>•</w:t>
+      </w:r>
+      <w:r>
+        <w:rPr>
+          <w:color w:val="000000"/>
+        </w:rPr>
+        <w:tab/>
+      </w:r>
+      <w:r>
+        <w:rPr>
+          <w:color w:val="000000"/>
+        </w:rPr>
+        <w:t>Customers shall be able to place an order with a delivery address and a cash on delivery payment method, and shall receive an order number.</w:t>
+      </w:r>
+    </w:p>
+    <w:p>
+      <w:pPr>
+        <w:spacing w:line="480" w:lineRule="auto"/>
+        <w:ind w:left="720" w:hanging="360"/>
+      </w:pPr>
+      <w:r>
+        <w:rPr>
+          <w:color w:val="000000"/>
+        </w:rPr>
+        <w:t>•</w:t>
+      </w:r>
+      <w:r>
+        <w:rPr>
+          <w:color w:val="000000"/>
+        </w:rPr>
+        <w:tab/>
+        <w:t>The system shall recompute the subtotal, discount, shipping charge and total on the server at checkout rather than trusting values sent by the client.</w:t>
+      </w:r>
+    </w:p>
+    <w:p>
+      <w:pPr>
+        <w:spacing w:line="480" w:lineRule="auto"/>
+        <w:ind w:left="720" w:hanging="360"/>
+      </w:pPr>
+      <w:r>
+        <w:rPr>
+          <w:color w:val="000000"/>
+        </w:rPr>
+        <w:t>•</w:t>
+      </w:r>
+      <w:r>
+        <w:rPr>
+          <w:color w:val="000000"/>
+        </w:rPr>
+        <w:tab/>
+        <w:t>Store staff shall be able to advance an order through its status sequence and record collection of payment on delivery.</w:t>
+      </w:r>
+    </w:p>
+    <w:p>
+      <w:pPr>
+        <w:keepNext/>
+        <w:spacing w:line="480" w:lineRule="auto"/>
+      </w:pPr>
+      <w:r>
+        <w:rPr>
+          <w:b/>
+          <w:color w:val="000000"/>
+        </w:rPr>
+        <w:t>6) Discounts, Shipping and Reporting</w:t>
+      </w:r>
+    </w:p>
+    <w:p>
+      <w:pPr>
+        <w:spacing w:line="480" w:lineRule="auto"/>
+        <w:ind w:left="720" w:hanging="360"/>
+      </w:pPr>
+      <w:r>
+        <w:rPr>
+          <w:color w:val="000000"/>
+        </w:rPr>
+        <w:t>•</w:t>
+      </w:r>
+      <w:r>
+        <w:rPr>
+          <w:color w:val="000000"/>
+        </w:rPr>
+        <w:tab/>
+      </w:r>
+      <w:r>
+        <w:rPr>
+          <w:color w:val="000000"/>
+        </w:rPr>
+        <w:t>Sellers shall be able to define discount codes with validity periods and minimum order values, and shipping zones with associated rates.</w:t>
+      </w:r>
+    </w:p>
+    <w:p>
+      <w:pPr>
+        <w:spacing w:line="480" w:lineRule="auto"/>
+        <w:ind w:left="720" w:hanging="360"/>
+      </w:pPr>
+      <w:r>
+        <w:rPr>
+          <w:color w:val="000000"/>
+        </w:rPr>
+        <w:t>•</w:t>
+      </w:r>
+      <w:r>
+        <w:rPr>
+          <w:color w:val="000000"/>
+        </w:rPr>
+        <w:tab/>
+        <w:t>The system shall generate sales and inventory reports for a store on demand, and a platform activity summary for administrators.</w:t>
+      </w:r>
+    </w:p>
+    <w:p>
+      <w:pPr>
+        <w:keepNext/>
+        <w:spacing w:line="480" w:lineRule="auto"/>
+      </w:pPr>
+      <w:r>
+        <w:rPr>
+          <w:b/>
+          <w:color w:val="000000"/>
+        </w:rPr>
+        <w:t>7) Error Handling and Validation</w:t>
+      </w:r>
+    </w:p>
+    <w:p>
+      <w:pPr>
+        <w:spacing w:line="480" w:lineRule="auto"/>
+        <w:ind w:left="720" w:hanging="360"/>
+      </w:pPr>
+      <w:r>
+        <w:rPr>
+          <w:color w:val="000000"/>
+        </w:rPr>
+        <w:t>•</w:t>
+      </w:r>
+      <w:r>
+        <w:rPr>
+          <w:color w:val="000000"/>
+        </w:rPr>
+        <w:tab/>
+        <w:t>Invalid input shall be rejected with a clear, non-technical message identifying the field at fault.</w:t>
+      </w:r>
+    </w:p>
+    <w:p>
+      <w:pPr>
+        <w:spacing w:line="480" w:lineRule="auto"/>
+        <w:ind w:left="720" w:hanging="360"/>
+      </w:pPr>
+      <w:r>
+        <w:rPr>
+          <w:color w:val="000000"/>
+        </w:rPr>
+        <w:t>•</w:t>
+      </w:r>
+      <w:r>
+        <w:rPr>
+          <w:color w:val="000000"/>
+        </w:rPr>
+        <w:tab/>
+      </w:r>
+      <w:r>
+        <w:rPr>
+          <w:color w:val="000000"/>
+        </w:rPr>
+        <w:t>A request for a host that does not map to an active store shall return a store-not-found page rather than an application error.</w:t>
+      </w:r>
+    </w:p>
+    <w:p>
+      <w:pPr>
+        <w:spacing w:line="480" w:lineRule="auto"/>
+        <w:ind w:left="720" w:hanging="360"/>
+      </w:pPr>
+      <w:r>
+        <w:rPr>
+          <w:color w:val="000000"/>
+        </w:rPr>
+        <w:t>•</w:t>
+      </w:r>
+      <w:r>
+        <w:rPr>
+          <w:color w:val="000000"/>
+        </w:rPr>
+        <w:tab/>
+        <w:t>If stock changes between adding an item to the cart and confirming the order, the customer shall be returned to the cart with the affected lines identified.</w:t>
+      </w:r>
+    </w:p>
+    <w:p>
+      <w:pPr>
+        <w:spacing w:line="480" w:lineRule="auto"/>
+      </w:pPr>
+      <w:r>
+        <w:rPr>
+          <w:b/>
+          <w:color w:val="000000"/>
+        </w:rPr>
+        <w:t>Non-Functional Requirements</w:t>
+      </w:r>
+    </w:p>
+    <w:p>
+      <w:pPr>
+        <w:keepNext/>
+        <w:spacing w:line="480" w:lineRule="auto"/>
+      </w:pPr>
+      <w:r>
+        <w:rPr>
+          <w:b/>
+          <w:color w:val="000000"/>
+        </w:rPr>
+        <w:lastRenderedPageBreak/>
+        <w:t>1) Tenant Isolation</w:t>
+      </w:r>
+    </w:p>
+    <w:p>
+      <w:pPr>
+        <w:spacing w:line="480" w:lineRule="auto"/>
+        <w:ind w:left="720" w:hanging="360"/>
+      </w:pPr>
+      <w:r>
+        <w:rPr>
+          <w:color w:val="000000"/>
+        </w:rPr>
+        <w:t>•</w:t>
+      </w:r>
+      <w:r>
+        <w:rPr>
+          <w:color w:val="000000"/>
+        </w:rPr>
+        <w:tab/>
+        <w:t>No request authenticated for one tenant shall be able to read or modify data belonging to another tenant.</w:t>
+      </w:r>
+    </w:p>
+    <w:p>
+      <w:pPr>
+        <w:spacing w:line="480" w:lineRule="auto"/>
+        <w:ind w:left="720" w:hanging="360"/>
+      </w:pPr>
+      <w:r>
+        <w:rPr>
+          <w:color w:val="000000"/>
+        </w:rPr>
+        <w:t>•</w:t>
+      </w:r>
+      <w:r>
+        <w:rPr>
+          <w:color w:val="000000"/>
+        </w:rPr>
+        <w:tab/>
+      </w:r>
+      <w:r>
+        <w:rPr>
+          <w:color w:val="000000"/>
+        </w:rPr>
+        <w:t>Isolation shall be enforced in a single data-access layer and reinforced by row-level security policies in the database.</w:t>
+      </w:r>
+    </w:p>
+    <w:p>
+      <w:pPr>
+        <w:keepNext/>
+        <w:spacing w:line="480" w:lineRule="auto"/>
+      </w:pPr>
+      <w:r>
+        <w:rPr>
+          <w:b/>
+          <w:color w:val="000000"/>
+        </w:rPr>
+        <w:t>2) Security</w:t>
+      </w:r>
+    </w:p>
+    <w:p>
+      <w:pPr>
+        <w:spacing w:line="480" w:lineRule="auto"/>
+        <w:ind w:left="720" w:hanging="360"/>
+      </w:pPr>
+      <w:r>
+        <w:rPr>
+          <w:color w:val="000000"/>
+        </w:rPr>
+        <w:t>•</w:t>
+      </w:r>
+      <w:r>
+        <w:rPr>
+          <w:color w:val="000000"/>
+        </w:rPr>
+        <w:tab/>
+        <w:t>Credentials shall be stored only as salted hashes using Argon2, and all traffic shall be served over HTTPS.</w:t>
+      </w:r>
+    </w:p>
+    <w:p>
+      <w:pPr>
+        <w:spacing w:line="480" w:lineRule="auto"/>
+        <w:ind w:left="720" w:hanging="360"/>
+      </w:pPr>
+      <w:r>
+        <w:rPr>
+          <w:color w:val="000000"/>
+        </w:rPr>
+        <w:t>•</w:t>
+      </w:r>
+      <w:r>
+        <w:rPr>
+          <w:color w:val="000000"/>
+        </w:rPr>
+        <w:tab/>
+        <w:t>The application shall address the OWASP Top 10 categories, in particular broken access control and identification failures.</w:t>
+      </w:r>
+    </w:p>
+    <w:p>
+      <w:pPr>
+        <w:spacing w:line="480" w:lineRule="auto"/>
+        <w:ind w:left="720" w:hanging="360"/>
+      </w:pPr>
+      <w:r>
+        <w:rPr>
+          <w:color w:val="000000"/>
+        </w:rPr>
+        <w:t>•</w:t>
+      </w:r>
+      <w:r>
+        <w:rPr>
+          <w:color w:val="000000"/>
+        </w:rPr>
+        <w:tab/>
+        <w:t>No card or bank data is collected or stored, because no online payment gateway is integrated.</w:t>
+      </w:r>
+    </w:p>
+    <w:p>
+      <w:pPr>
+        <w:keepNext/>
+        <w:spacing w:line="480" w:lineRule="auto"/>
+      </w:pPr>
+      <w:r>
+        <w:rPr>
+          <w:b/>
+          <w:color w:val="000000"/>
+        </w:rPr>
+        <w:t>3) Performance</w:t>
+      </w:r>
+    </w:p>
+    <w:p>
+      <w:pPr>
+        <w:spacing w:line="480" w:lineRule="auto"/>
+        <w:ind w:left="720" w:hanging="360"/>
+      </w:pPr>
+      <w:r>
+        <w:rPr>
+          <w:color w:val="000000"/>
+        </w:rPr>
+        <w:t>•</w:t>
+      </w:r>
+      <w:r>
+        <w:rPr>
+          <w:color w:val="000000"/>
+        </w:rPr>
+        <w:tab/>
+      </w:r>
+      <w:r>
+        <w:rPr>
+          <w:color w:val="000000"/>
+        </w:rPr>
+        <w:t>A storefront catalogue page shall be returned within 3 seconds under the documented test conditions.</w:t>
+      </w:r>
+    </w:p>
+    <w:p>
+      <w:pPr>
+        <w:spacing w:line="480" w:lineRule="auto"/>
+        <w:ind w:left="720" w:hanging="360"/>
+      </w:pPr>
+      <w:r>
+        <w:rPr>
+          <w:color w:val="000000"/>
+        </w:rPr>
+        <w:t>•</w:t>
+      </w:r>
+      <w:r>
+        <w:rPr>
+          <w:color w:val="000000"/>
+        </w:rPr>
+        <w:tab/>
+        <w:t>Storefront responses shall be cached so that repeated catalogue reads do not reach the database on every request.</w:t>
+      </w:r>
+    </w:p>
+    <w:p>
+      <w:pPr>
+        <w:keepNext/>
+        <w:spacing w:line="480" w:lineRule="auto"/>
+      </w:pPr>
+      <w:r>
+        <w:rPr>
+          <w:b/>
+          <w:color w:val="000000"/>
+        </w:rPr>
+        <w:t>4) Usability</w:t>
+      </w:r>
+    </w:p>
+    <w:p>
+      <w:pPr>
+        <w:spacing w:line="480" w:lineRule="auto"/>
+        <w:ind w:left="720" w:hanging="360"/>
+      </w:pPr>
+      <w:r>
+        <w:rPr>
+          <w:color w:val="000000"/>
+        </w:rPr>
+        <w:t>•</w:t>
+      </w:r>
+      <w:r>
+        <w:rPr>
+          <w:color w:val="000000"/>
+        </w:rPr>
+        <w:tab/>
+        <w:t>A seller shall be able to create a store and publish a first product without training or developer assistance.</w:t>
+      </w:r>
+    </w:p>
+    <w:p>
+      <w:pPr>
+        <w:spacing w:line="480" w:lineRule="auto"/>
+        <w:ind w:left="720" w:hanging="360"/>
+      </w:pPr>
+      <w:r>
+        <w:rPr>
+          <w:color w:val="000000"/>
+        </w:rPr>
+        <w:t>•</w:t>
+      </w:r>
+      <w:r>
+        <w:rPr>
+          <w:color w:val="000000"/>
+        </w:rPr>
+        <w:tab/>
+        <w:t>The storefront shall be responsive and usable on a mobile browser.</w:t>
+      </w:r>
+    </w:p>
+    <w:p>
+      <w:pPr>
+        <w:keepNext/>
+        <w:spacing w:line="480" w:lineRule="auto"/>
+      </w:pPr>
+      <w:r>
+        <w:rPr>
+          <w:b/>
+          <w:color w:val="000000"/>
+        </w:rPr>
+        <w:lastRenderedPageBreak/>
+        <w:t>5) Scalability</w:t>
+      </w:r>
+    </w:p>
+    <w:p>
+      <w:pPr>
+        <w:spacing w:line="480" w:lineRule="auto"/>
+        <w:ind w:left="720" w:hanging="360"/>
+      </w:pPr>
+      <w:r>
+        <w:rPr>
+          <w:color w:val="000000"/>
+        </w:rPr>
+        <w:t>•</w:t>
+      </w:r>
+      <w:r>
+        <w:rPr>
+          <w:color w:val="000000"/>
+        </w:rPr>
+        <w:tab/>
+      </w:r>
+      <w:r>
+        <w:rPr>
+          <w:color w:val="000000"/>
+        </w:rPr>
+        <w:t>Adding a further seller shall require no additional deployment, database or hosting account.</w:t>
+      </w:r>
+    </w:p>
+    <w:p>
+      <w:pPr>
+        <w:spacing w:line="480" w:lineRule="auto"/>
+        <w:ind w:left="720" w:hanging="360"/>
+      </w:pPr>
+      <w:r>
+        <w:rPr>
+          <w:color w:val="000000"/>
+        </w:rPr>
+        <w:t>•</w:t>
+      </w:r>
+      <w:r>
+        <w:rPr>
+          <w:color w:val="000000"/>
+        </w:rPr>
+        <w:tab/>
+        <w:t>The application tier shall be stateless so that further instances can be added behind a load balancer.</w:t>
+      </w:r>
+    </w:p>
+    <w:p>
+      <w:pPr>
+        <w:keepNext/>
+        <w:spacing w:line="480" w:lineRule="auto"/>
+      </w:pPr>
+      <w:r>
+        <w:rPr>
+          <w:b/>
+          <w:color w:val="000000"/>
+        </w:rPr>
+        <w:t>6) Maintainability</w:t>
+      </w:r>
+    </w:p>
+    <w:p>
+      <w:pPr>
+        <w:spacing w:line="480" w:lineRule="auto"/>
+        <w:ind w:left="720" w:hanging="360"/>
+      </w:pPr>
+      <w:r>
+        <w:rPr>
+          <w:color w:val="000000"/>
+        </w:rPr>
+        <w:t>•</w:t>
+      </w:r>
+      <w:r>
+        <w:rPr>
+          <w:color w:val="000000"/>
+        </w:rPr>
+        <w:tab/>
+        <w:t>Code shall be modular, documented and version-controlled in a Git repository.</w:t>
+      </w:r>
+    </w:p>
+    <w:p>
+      <w:pPr>
+        <w:spacing w:line="480" w:lineRule="auto"/>
+        <w:ind w:left="720" w:hanging="360"/>
+      </w:pPr>
+      <w:r>
+        <w:rPr>
+          <w:color w:val="000000"/>
+        </w:rPr>
+        <w:t>•</w:t>
+      </w:r>
+      <w:r>
+        <w:rPr>
+          <w:color w:val="000000"/>
+        </w:rPr>
+        <w:tab/>
+        <w:t>Database changes shall be applied through versioned migrations committed alongside the code that requires them.</w:t>
+      </w:r>
+    </w:p>
     <w:p>
       <w:pPr>
         <w:pStyle w:val="Heading2"/>
         <w:keepNext/>
         <w:spacing w:line="480" w:lineRule="auto"/>
       </w:pPr>
-      <w:bookmarkStart w:id="17" w:name="_Toc239249252"/>
+      <w:bookmarkStart w:id="17" w:name="_Toc239252046"/>
       <w:r>
         <w:rPr>
           <w:b/>
@@ -8227,7 +7605,7 @@
         <w:rPr>
           <w:color w:val="000000"/>
         </w:rPr>
-        <w:t>The feasibility study evaluates whether the proposed project can be completed with the available resources, time and skills. Table 3 summarises the analysis.</w:t>
+        <w:t>The feasibility study evaluates whether the proposed platform can be developed and deployed within the available technical, operational, economic, schedule and legal constraints.</w:t>
       </w:r>
     </w:p>
     <w:p>
@@ -8240,7 +7618,88 @@
           <w:b/>
           <w:color w:val="000000"/>
         </w:rPr>
-        <w:t>Table 3</w:t>
+        <w:t>1) Technical Feasibility</w:t>
+      </w:r>
+    </w:p>
+    <w:p>
+      <w:pPr>
+        <w:spacing w:line="480" w:lineRule="auto"/>
+        <w:ind w:left="720" w:hanging="360"/>
+      </w:pPr>
+      <w:r>
+        <w:rPr>
+          <w:color w:val="000000"/>
+        </w:rPr>
+        <w:t>•</w:t>
+      </w:r>
+      <w:r>
+        <w:rPr>
+          <w:color w:val="000000"/>
+        </w:rPr>
+        <w:tab/>
+        <w:t>Every required technology is mature, openly licensed and comprehensively documented: FastAPI for the application tier, Next.js for the presentation tier, PostgreSQL for storage, and SQLAlchemy with Alembic for data access and migrations.</w:t>
+      </w:r>
+    </w:p>
+    <w:p>
+      <w:pPr>
+        <w:spacing w:line="480" w:lineRule="auto"/>
+        <w:ind w:left="720" w:hanging="360"/>
+      </w:pPr>
+      <w:r>
+        <w:rPr>
+          <w:color w:val="000000"/>
+        </w:rPr>
+        <w:t>•</w:t>
+      </w:r>
+      <w:r>
+        <w:rPr>
+          <w:color w:val="000000"/>
+        </w:rPr>
+        <w:tab/>
+      </w:r>
+      <w:r>
+        <w:rPr>
+          <w:color w:val="000000"/>
+        </w:rPr>
+        <w:t>The team already has working knowledge of Python, JavaScript and relational databases.</w:t>
+      </w:r>
+    </w:p>
+    <w:p>
+      <w:pPr>
+        <w:spacing w:line="480" w:lineRule="auto"/>
+        <w:ind w:left="720" w:hanging="360"/>
+      </w:pPr>
+      <w:r>
+        <w:rPr>
+          <w:color w:val="000000"/>
+        </w:rPr>
+        <w:t>•</w:t>
+      </w:r>
+      <w:r>
+        <w:rPr>
+          <w:color w:val="000000"/>
+        </w:rPr>
+        <w:tab/>
+        <w:t>A standard laptop with 8 GB of memory is sufficient for development, because the workload is dominated by database access rather than computation. No specialised hardware is required.</w:t>
+      </w:r>
+    </w:p>
+    <w:p>
+      <w:pPr>
+        <w:spacing w:line="480" w:lineRule="auto"/>
+        <w:ind w:left="720" w:hanging="360"/>
+      </w:pPr>
+      <w:r>
+        <w:rPr>
+          <w:color w:val="000000"/>
+        </w:rPr>
+        <w:t>•</w:t>
+      </w:r>
+      <w:r>
+        <w:rPr>
+          <w:color w:val="000000"/>
+        </w:rPr>
+        <w:tab/>
+        <w:t>The shared-database multi-tenant pattern adopted is well described in the literature, so the highest-risk part of the design is not being invented from scratch.</w:t>
       </w:r>
     </w:p>
     <w:p>
@@ -8250,344 +7709,344 @@
       </w:pPr>
       <w:r>
         <w:rPr>
-          <w:color w:val="000000"/>
-        </w:rPr>
-        <w:t>Feasibility Analysis Summary</w:t>
-      </w:r>
-    </w:p>
-    <w:tbl>
-      <w:tblPr>
-        <w:tblW w:w="8928" w:type="dxa"/>
-        <w:tblBorders>
-          <w:top w:val="single" w:sz="8" w:space="0" w:color="000000"/>
-          <w:bottom w:val="single" w:sz="8" w:space="0" w:color="000000"/>
-        </w:tblBorders>
-        <w:tblLayout w:type="fixed"/>
-        <w:tblLook w:val="04A0" w:firstRow="1" w:lastRow="0" w:firstColumn="1" w:lastColumn="0" w:noHBand="0" w:noVBand="1"/>
-      </w:tblPr>
-      <w:tblGrid>
-        <w:gridCol w:w="1944"/>
-        <w:gridCol w:w="5832"/>
-        <w:gridCol w:w="1152"/>
-      </w:tblGrid>
-      <w:tr>
-        <w:trPr>
-          <w:tblHeader/>
-        </w:trPr>
-        <w:tc>
-          <w:tcPr>
-            <w:tcW w:w="1944" w:type="dxa"/>
-            <w:tcBorders>
-              <w:bottom w:val="single" w:sz="8" w:space="0" w:color="000000"/>
-            </w:tcBorders>
-          </w:tcPr>
-          <w:p>
-            <w:pPr>
-              <w:spacing w:after="40"/>
-            </w:pPr>
-            <w:r>
-              <w:rPr>
-                <w:b/>
-                <w:color w:val="000000"/>
-              </w:rPr>
-              <w:t>Feasibility Type</w:t>
-            </w:r>
-          </w:p>
-        </w:tc>
-        <w:tc>
-          <w:tcPr>
-            <w:tcW w:w="5832" w:type="dxa"/>
-            <w:tcBorders>
-              <w:bottom w:val="single" w:sz="8" w:space="0" w:color="000000"/>
-            </w:tcBorders>
-          </w:tcPr>
-          <w:p>
-            <w:pPr>
-              <w:spacing w:after="40"/>
-            </w:pPr>
-            <w:r>
-              <w:rPr>
-                <w:b/>
-                <w:color w:val="000000"/>
-              </w:rPr>
-              <w:t>Analysis</w:t>
-            </w:r>
-          </w:p>
-        </w:tc>
-        <w:tc>
-          <w:tcPr>
-            <w:tcW w:w="1152" w:type="dxa"/>
-            <w:tcBorders>
-              <w:bottom w:val="single" w:sz="8" w:space="0" w:color="000000"/>
-            </w:tcBorders>
-          </w:tcPr>
-          <w:p>
-            <w:pPr>
-              <w:spacing w:after="40"/>
-            </w:pPr>
-            <w:r>
-              <w:rPr>
-                <w:b/>
-                <w:color w:val="000000"/>
-              </w:rPr>
-              <w:t>Verdict</w:t>
-            </w:r>
-          </w:p>
-        </w:tc>
-      </w:tr>
-      <w:tr>
-        <w:tc>
-          <w:tcPr>
-            <w:tcW w:w="1944" w:type="dxa"/>
-          </w:tcPr>
-          <w:p>
-            <w:pPr>
-              <w:spacing w:after="40"/>
-            </w:pPr>
-            <w:r>
-              <w:rPr>
-                <w:color w:val="000000"/>
-              </w:rPr>
-              <w:t>Technical</w:t>
-            </w:r>
-          </w:p>
-        </w:tc>
-        <w:tc>
-          <w:tcPr>
-            <w:tcW w:w="5832" w:type="dxa"/>
-          </w:tcPr>
-          <w:p>
-            <w:pPr>
-              <w:spacing w:after="40"/>
-            </w:pPr>
-            <w:r>
-              <w:rPr>
-                <w:color w:val="000000"/>
-              </w:rPr>
-              <w:t>The team has working knowledge of Python, JavaScript and relational databases. FastAPI, Next.js, PostgreSQL and SQLAlchemy are mature, openly licensed and comprehensively documented, and all development tooling is free of charge. The multi-tenant pattern adopted is well described in the literature.</w:t>
-            </w:r>
-          </w:p>
-        </w:tc>
-        <w:tc>
-          <w:tcPr>
-            <w:tcW w:w="1152" w:type="dxa"/>
-          </w:tcPr>
-          <w:p>
-            <w:pPr>
-              <w:spacing w:after="40"/>
-            </w:pPr>
-            <w:r>
-              <w:rPr>
-                <w:color w:val="000000"/>
-              </w:rPr>
-              <w:t>Feasible</w:t>
-            </w:r>
-          </w:p>
-        </w:tc>
-      </w:tr>
-      <w:tr>
-        <w:tc>
-          <w:tcPr>
-            <w:tcW w:w="1944" w:type="dxa"/>
-          </w:tcPr>
-          <w:p>
-            <w:pPr>
-              <w:spacing w:after="40"/>
-            </w:pPr>
-            <w:r>
-              <w:rPr>
-                <w:color w:val="000000"/>
-              </w:rPr>
-              <w:lastRenderedPageBreak/>
-              <w:t>Operational</w:t>
-            </w:r>
-          </w:p>
-        </w:tc>
-        <w:tc>
-          <w:tcPr>
-            <w:tcW w:w="5832" w:type="dxa"/>
-          </w:tcPr>
-          <w:p>
-            <w:pPr>
-              <w:spacing w:after="40"/>
-            </w:pPr>
-            <w:r>
-              <w:rPr>
-                <w:color w:val="000000"/>
-              </w:rPr>
-              <w:t>The intended users already sell online through social media, so the concepts of a catalogue, an order and a delivery address are familiar. The seller dashboard replaces a manual notebook rather than an existing system, which lowers the barrier to adoption. Storefronts are served over ordinary web browsers.</w:t>
-            </w:r>
-          </w:p>
-        </w:tc>
-        <w:tc>
-          <w:tcPr>
-            <w:tcW w:w="1152" w:type="dxa"/>
-          </w:tcPr>
-          <w:p>
-            <w:pPr>
-              <w:spacing w:after="40"/>
-            </w:pPr>
-            <w:r>
-              <w:rPr>
-                <w:color w:val="000000"/>
-              </w:rPr>
-              <w:t>Feasible</w:t>
-            </w:r>
-          </w:p>
-        </w:tc>
-      </w:tr>
-      <w:tr>
-        <w:tc>
-          <w:tcPr>
-            <w:tcW w:w="1944" w:type="dxa"/>
-          </w:tcPr>
-          <w:p>
-            <w:pPr>
-              <w:spacing w:after="40"/>
-            </w:pPr>
-            <w:r>
-              <w:rPr>
-                <w:color w:val="000000"/>
-              </w:rPr>
-              <w:t>Economic</w:t>
-            </w:r>
-          </w:p>
-        </w:tc>
-        <w:tc>
-          <w:tcPr>
-            <w:tcW w:w="5832" w:type="dxa"/>
-          </w:tcPr>
-          <w:p>
-            <w:pPr>
-              <w:spacing w:after="40"/>
-            </w:pPr>
-            <w:r>
-              <w:rPr>
-                <w:color w:val="000000"/>
-              </w:rPr>
-              <w:t>Development uses free and open-source software throughout. Hosting during development and demonstration is covered by free tiers for the application and a small managed database instance. The only unavoidable cost is a domain name for the demonstration deployment.</w:t>
-            </w:r>
-          </w:p>
-        </w:tc>
-        <w:tc>
-          <w:tcPr>
-            <w:tcW w:w="1152" w:type="dxa"/>
-          </w:tcPr>
-          <w:p>
-            <w:pPr>
-              <w:spacing w:after="40"/>
-            </w:pPr>
-            <w:r>
-              <w:rPr>
-                <w:color w:val="000000"/>
-              </w:rPr>
-              <w:t>Feasible</w:t>
-            </w:r>
-          </w:p>
-        </w:tc>
-      </w:tr>
-      <w:tr>
-        <w:tc>
-          <w:tcPr>
-            <w:tcW w:w="1944" w:type="dxa"/>
-          </w:tcPr>
-          <w:p>
-            <w:pPr>
-              <w:spacing w:after="40"/>
-            </w:pPr>
-            <w:r>
-              <w:rPr>
-                <w:color w:val="000000"/>
-              </w:rPr>
-              <w:t>Schedule</w:t>
-            </w:r>
-          </w:p>
-        </w:tc>
-        <w:tc>
-          <w:tcPr>
-            <w:tcW w:w="5832" w:type="dxa"/>
-          </w:tcPr>
-          <w:p>
-            <w:pPr>
-              <w:spacing w:after="40"/>
-            </w:pPr>
-            <w:r>
-              <w:rPr>
-                <w:color w:val="000000"/>
-              </w:rPr>
-              <w:t>The six-month timeline in Table 4 allocates separate periods to requirement analysis, design, development, integration, testing and documentation, with testing given its own period rather than being merged into development.</w:t>
-            </w:r>
-          </w:p>
-        </w:tc>
-        <w:tc>
-          <w:tcPr>
-            <w:tcW w:w="1152" w:type="dxa"/>
-          </w:tcPr>
-          <w:p>
-            <w:pPr>
-              <w:spacing w:after="40"/>
-            </w:pPr>
-            <w:r>
-              <w:rPr>
-                <w:color w:val="000000"/>
-              </w:rPr>
-              <w:t>Feasible</w:t>
-            </w:r>
-          </w:p>
-        </w:tc>
-      </w:tr>
-      <w:tr>
-        <w:tc>
-          <w:tcPr>
-            <w:tcW w:w="1944" w:type="dxa"/>
-          </w:tcPr>
-          <w:p>
-            <w:pPr>
-              <w:spacing w:after="40"/>
-            </w:pPr>
-            <w:r>
-              <w:rPr>
-                <w:color w:val="000000"/>
-              </w:rPr>
-              <w:t>Legal and ethical</w:t>
-            </w:r>
-          </w:p>
-        </w:tc>
-        <w:tc>
-          <w:tcPr>
-            <w:tcW w:w="5832" w:type="dxa"/>
-          </w:tcPr>
-          <w:p>
-            <w:pPr>
-              <w:spacing w:after="40"/>
-            </w:pPr>
-            <w:r>
-              <w:rPr>
-                <w:color w:val="000000"/>
-              </w:rPr>
-              <w:t>The system stores personal data of storefront customers, namely name, contact details and delivery address. That data is collected only for order fulfilment, is scoped to the tenant that collected it, and is transmitted over HTTPS. No card or bank data is collected or stored, because no online payment gateway is integrated. All third-party libraries used are released under permissive open-source licences that allow academic and commercial use.</w:t>
-            </w:r>
-          </w:p>
-        </w:tc>
-        <w:tc>
-          <w:tcPr>
-            <w:tcW w:w="1152" w:type="dxa"/>
-          </w:tcPr>
-          <w:p>
-            <w:pPr>
-              <w:spacing w:after="40"/>
-            </w:pPr>
-            <w:r>
-              <w:rPr>
-                <w:color w:val="000000"/>
-              </w:rPr>
-              <w:t>Feasible</w:t>
-            </w:r>
-          </w:p>
-        </w:tc>
-      </w:tr>
-    </w:tbl>
-    <w:p/>
+          <w:b/>
+          <w:color w:val="000000"/>
+        </w:rPr>
+        <w:lastRenderedPageBreak/>
+        <w:t>2) Operational Feasibility</w:t>
+      </w:r>
+    </w:p>
+    <w:p>
+      <w:pPr>
+        <w:spacing w:line="480" w:lineRule="auto"/>
+        <w:ind w:left="720" w:hanging="360"/>
+      </w:pPr>
+      <w:r>
+        <w:rPr>
+          <w:color w:val="000000"/>
+        </w:rPr>
+        <w:t>•</w:t>
+      </w:r>
+      <w:r>
+        <w:rPr>
+          <w:color w:val="000000"/>
+        </w:rPr>
+        <w:tab/>
+      </w:r>
+      <w:r>
+        <w:rPr>
+          <w:color w:val="000000"/>
+        </w:rPr>
+        <w:t>The intended users already sell online through social media, so the concepts of a catalogue, an order and a delivery address are familiar.</w:t>
+      </w:r>
+    </w:p>
+    <w:p>
+      <w:pPr>
+        <w:spacing w:line="480" w:lineRule="auto"/>
+        <w:ind w:left="720" w:hanging="360"/>
+      </w:pPr>
+      <w:r>
+        <w:rPr>
+          <w:color w:val="000000"/>
+        </w:rPr>
+        <w:t>•</w:t>
+      </w:r>
+      <w:r>
+        <w:rPr>
+          <w:color w:val="000000"/>
+        </w:rPr>
+        <w:tab/>
+        <w:t>The seller dashboard replaces a manual notebook rather than an existing software system, which removes the migration effort that normally blocks adoption.</w:t>
+      </w:r>
+    </w:p>
+    <w:p>
+      <w:pPr>
+        <w:spacing w:line="480" w:lineRule="auto"/>
+        <w:ind w:left="720" w:hanging="360"/>
+      </w:pPr>
+      <w:r>
+        <w:rPr>
+          <w:color w:val="000000"/>
+        </w:rPr>
+        <w:t>•</w:t>
+      </w:r>
+      <w:r>
+        <w:rPr>
+          <w:color w:val="000000"/>
+        </w:rPr>
+        <w:tab/>
+        <w:t>Store provisioning is self-service, so a seller can open a store from a registration form without contacting the platform operator.</w:t>
+      </w:r>
+    </w:p>
+    <w:p>
+      <w:pPr>
+        <w:spacing w:line="480" w:lineRule="auto"/>
+        <w:ind w:left="720" w:hanging="360"/>
+      </w:pPr>
+      <w:r>
+        <w:rPr>
+          <w:color w:val="000000"/>
+        </w:rPr>
+        <w:t>•</w:t>
+      </w:r>
+      <w:r>
+        <w:rPr>
+          <w:color w:val="000000"/>
+        </w:rPr>
+        <w:tab/>
+      </w:r>
+      <w:r>
+        <w:rPr>
+          <w:color w:val="000000"/>
+        </w:rPr>
+        <w:t>Cash on delivery is retained as the settlement method because it is what these sellers and their customers already use.</w:t>
+      </w:r>
+    </w:p>
+    <w:p>
+      <w:pPr>
+        <w:keepNext/>
+        <w:spacing w:line="480" w:lineRule="auto"/>
+      </w:pPr>
+      <w:r>
+        <w:rPr>
+          <w:b/>
+          <w:color w:val="000000"/>
+        </w:rPr>
+        <w:t>3) Economic Feasibility</w:t>
+      </w:r>
+    </w:p>
+    <w:p>
+      <w:pPr>
+        <w:spacing w:line="480" w:lineRule="auto"/>
+        <w:ind w:left="720" w:hanging="360"/>
+      </w:pPr>
+      <w:r>
+        <w:rPr>
+          <w:color w:val="000000"/>
+        </w:rPr>
+        <w:t>•</w:t>
+      </w:r>
+      <w:r>
+        <w:rPr>
+          <w:color w:val="000000"/>
+        </w:rPr>
+        <w:tab/>
+        <w:t>Every tool in the stack is free and open source, and no commercial licence is required at any stage.</w:t>
+      </w:r>
+    </w:p>
+    <w:p>
+      <w:pPr>
+        <w:spacing w:line="480" w:lineRule="auto"/>
+        <w:ind w:left="720" w:hanging="360"/>
+      </w:pPr>
+      <w:r>
+        <w:rPr>
+          <w:color w:val="000000"/>
+        </w:rPr>
+        <w:t>•</w:t>
+      </w:r>
+      <w:r>
+        <w:rPr>
+          <w:color w:val="000000"/>
+        </w:rPr>
+        <w:tab/>
+        <w:t>Development and demonstration hosting are covered by free tiers for the application and a small managed PostgreSQL instance.</w:t>
+      </w:r>
+    </w:p>
+    <w:p>
+      <w:pPr>
+        <w:spacing w:line="480" w:lineRule="auto"/>
+        <w:ind w:left="720" w:hanging="360"/>
+      </w:pPr>
+      <w:r>
+        <w:rPr>
+          <w:color w:val="000000"/>
+        </w:rPr>
+        <w:t>•</w:t>
+      </w:r>
+      <w:r>
+        <w:rPr>
+          <w:color w:val="000000"/>
+        </w:rPr>
+        <w:tab/>
+        <w:t>The only unavoidable cost is a domain name for the demonstration deployment, which is a small annual fee.</w:t>
+      </w:r>
+    </w:p>
+    <w:p>
+      <w:pPr>
+        <w:spacing w:line="480" w:lineRule="auto"/>
+        <w:ind w:left="720" w:hanging="360"/>
+      </w:pPr>
+      <w:r>
+        <w:rPr>
+          <w:color w:val="000000"/>
+        </w:rPr>
+        <w:t>•</w:t>
+      </w:r>
+      <w:r>
+        <w:rPr>
+          <w:color w:val="000000"/>
+        </w:rPr>
+        <w:tab/>
+      </w:r>
+      <w:r>
+        <w:rPr>
+          <w:color w:val="000000"/>
+        </w:rPr>
+        <w:t>For the platform operator, the shared-database design means the marginal cost of an additional seller is the cost of the rows that seller creates, rather than the cost of a further deployment.</w:t>
+      </w:r>
+    </w:p>
+    <w:p>
+      <w:pPr>
+        <w:keepNext/>
+        <w:spacing w:line="480" w:lineRule="auto"/>
+      </w:pPr>
+      <w:r>
+        <w:rPr>
+          <w:b/>
+          <w:color w:val="000000"/>
+        </w:rPr>
+        <w:t>4) Schedule Feasibility</w:t>
+      </w:r>
+    </w:p>
+    <w:p>
+      <w:pPr>
+        <w:spacing w:line="480" w:lineRule="auto"/>
+        <w:ind w:left="720" w:hanging="360"/>
+      </w:pPr>
+      <w:r>
+        <w:rPr>
+          <w:color w:val="000000"/>
+        </w:rPr>
+        <w:t>•</w:t>
+      </w:r>
+      <w:r>
+        <w:rPr>
+          <w:color w:val="000000"/>
+        </w:rPr>
+        <w:tab/>
+        <w:t>The project is scheduled over six months, as set out in Section 3.2.</w:t>
+      </w:r>
+    </w:p>
+    <w:p>
+      <w:pPr>
+        <w:spacing w:line="480" w:lineRule="auto"/>
+        <w:ind w:left="720" w:hanging="360"/>
+      </w:pPr>
+      <w:r>
+        <w:rPr>
+          <w:color w:val="000000"/>
+        </w:rPr>
+        <w:lastRenderedPageBreak/>
+        <w:t>•</w:t>
+      </w:r>
+      <w:r>
+        <w:rPr>
+          <w:color w:val="000000"/>
+        </w:rPr>
+        <w:tab/>
+        <w:t>Requirement analysis, design, development, integration, testing, deployment and documentation are treated as separate activities, and testing is allocated its own period rather than being absorbed into development.</w:t>
+      </w:r>
+    </w:p>
+    <w:p>
+      <w:pPr>
+        <w:spacing w:line="480" w:lineRule="auto"/>
+        <w:ind w:left="720" w:hanging="360"/>
+      </w:pPr>
+      <w:r>
+        <w:rPr>
+          <w:color w:val="000000"/>
+        </w:rPr>
+        <w:t>•</w:t>
+      </w:r>
+      <w:r>
+        <w:rPr>
+          <w:color w:val="000000"/>
+        </w:rPr>
+        <w:tab/>
+      </w:r>
+      <w:r>
+        <w:rPr>
+          <w:color w:val="000000"/>
+        </w:rPr>
+        <w:t>Tenant isolation, the highest-risk element of the design, is built in the first development iteration so that it is exercised by every later increment.</w:t>
+      </w:r>
+    </w:p>
+    <w:p>
+      <w:pPr>
+        <w:keepNext/>
+        <w:spacing w:line="480" w:lineRule="auto"/>
+      </w:pPr>
+      <w:r>
+        <w:rPr>
+          <w:b/>
+          <w:color w:val="000000"/>
+        </w:rPr>
+        <w:t>5) Legal and Ethical Feasibility</w:t>
+      </w:r>
+    </w:p>
+    <w:p>
+      <w:pPr>
+        <w:spacing w:line="480" w:lineRule="auto"/>
+        <w:ind w:left="720" w:hanging="360"/>
+      </w:pPr>
+      <w:r>
+        <w:rPr>
+          <w:color w:val="000000"/>
+        </w:rPr>
+        <w:t>•</w:t>
+      </w:r>
+      <w:r>
+        <w:rPr>
+          <w:color w:val="000000"/>
+        </w:rPr>
+        <w:tab/>
+        <w:t>The system stores personal data of storefront customers, namely name, contact details and delivery address. That data is collected only for order fulfilment, is scoped to the tenant that collected it, and is transmitted over HTTPS.</w:t>
+      </w:r>
+    </w:p>
+    <w:p>
+      <w:pPr>
+        <w:spacing w:line="480" w:lineRule="auto"/>
+        <w:ind w:left="720" w:hanging="360"/>
+      </w:pPr>
+      <w:r>
+        <w:rPr>
+          <w:color w:val="000000"/>
+        </w:rPr>
+        <w:t>•</w:t>
+      </w:r>
+      <w:r>
+        <w:rPr>
+          <w:color w:val="000000"/>
+        </w:rPr>
+        <w:tab/>
+      </w:r>
+      <w:r>
+        <w:rPr>
+          <w:color w:val="000000"/>
+        </w:rPr>
+        <w:t>No card or bank data is collected or stored, because no online payment gateway is integrated, which keeps the project outside the scope of payment card compliance.</w:t>
+      </w:r>
+    </w:p>
+    <w:p>
+      <w:pPr>
+        <w:spacing w:line="480" w:lineRule="auto"/>
+        <w:ind w:left="720" w:hanging="360"/>
+      </w:pPr>
+      <w:r>
+        <w:rPr>
+          <w:color w:val="000000"/>
+        </w:rPr>
+        <w:t>•</w:t>
+      </w:r>
+      <w:r>
+        <w:rPr>
+          <w:color w:val="000000"/>
+        </w:rPr>
+        <w:tab/>
+        <w:t>All third-party libraries used are released under permissive open-source licences that allow academic and commercial use.</w:t>
+      </w:r>
+    </w:p>
     <w:p>
       <w:pPr>
         <w:spacing w:line="480" w:lineRule="auto"/>
@@ -8607,7 +8066,7 @@
         <w:spacing w:line="480" w:lineRule="auto"/>
         <w:jc w:val="center"/>
       </w:pPr>
-      <w:bookmarkStart w:id="18" w:name="_Toc239249253"/>
+      <w:bookmarkStart w:id="18" w:name="_Toc239252047"/>
       <w:r>
         <w:rPr>
           <w:b/>
@@ -8627,7 +8086,7 @@
         <w:keepNext/>
         <w:spacing w:line="480" w:lineRule="auto"/>
       </w:pPr>
-      <w:bookmarkStart w:id="19" w:name="_Toc239249254"/>
+      <w:bookmarkStart w:id="19" w:name="_Toc239252048"/>
       <w:r>
         <w:rPr>
           <w:b/>
@@ -8711,7 +8170,7 @@
           <w:noProof/>
         </w:rPr>
         <w:drawing>
-          <wp:inline distT="0" distB="0" distL="0" distR="0" wp14:anchorId="77A64A23" wp14:editId="4177221E">
+          <wp:inline distT="0" distB="0" distL="0" distR="0" wp14:anchorId="502645BB" wp14:editId="674E0527">
             <wp:extent cx="5577840" cy="3434103"/>
             <wp:effectExtent l="0" t="0" r="0" b="0"/>
             <wp:docPr id="2" name="Picture 2"/>
@@ -8754,7 +8213,7 @@
         <w:keepNext/>
         <w:spacing w:line="480" w:lineRule="auto"/>
       </w:pPr>
-      <w:bookmarkStart w:id="20" w:name="_Toc239249255"/>
+      <w:bookmarkStart w:id="20" w:name="_Toc239252049"/>
       <w:r>
         <w:rPr>
           <w:b/>
@@ -8775,7 +8234,7 @@
         <w:rPr>
           <w:color w:val="000000"/>
         </w:rPr>
-        <w:t>Table 4 presents the proposed timeline. Requirement analysis, design, development, testing and documentation appear as separate activities, and testing is allocated its own period rather than being absorbed into development.</w:t>
+        <w:t>The project runs over six months. Requirement analysis, design, development, integration, testing, deployment and documentation are planned as separate activities, and testing is allocated its own period rather than being absorbed into development. The schedule is shown in Figure 2.</w:t>
       </w:r>
     </w:p>
     <w:p>
@@ -8788,7 +8247,132 @@
           <w:b/>
           <w:color w:val="000000"/>
         </w:rPr>
-        <w:t>Table 4</w:t>
+        <w:t>Planned Activities</w:t>
+      </w:r>
+    </w:p>
+    <w:p>
+      <w:pPr>
+        <w:spacing w:line="480" w:lineRule="auto"/>
+        <w:ind w:left="720" w:hanging="360"/>
+      </w:pPr>
+      <w:r>
+        <w:rPr>
+          <w:color w:val="000000"/>
+        </w:rPr>
+        <w:t>•</w:t>
+      </w:r>
+      <w:r>
+        <w:rPr>
+          <w:color w:val="000000"/>
+        </w:rPr>
+        <w:tab/>
+        <w:t>Months 1 to 2: requirement analysis, literature review and system design, so that the data model and the tenancy strategy are settled before any application code is written.</w:t>
+      </w:r>
+    </w:p>
+    <w:p>
+      <w:pPr>
+        <w:spacing w:line="480" w:lineRule="auto"/>
+        <w:ind w:left="720" w:hanging="360"/>
+      </w:pPr>
+      <w:r>
+        <w:rPr>
+          <w:color w:val="000000"/>
+        </w:rPr>
+        <w:t>•</w:t>
+      </w:r>
+      <w:r>
+        <w:rPr>
+          <w:color w:val="000000"/>
+        </w:rPr>
+        <w:tab/>
+      </w:r>
+      <w:r>
+        <w:rPr>
+          <w:color w:val="000000"/>
+        </w:rPr>
+        <w:t>Month 3: database design and migration setup, followed by the tenancy and authentication core.</w:t>
+      </w:r>
+    </w:p>
+    <w:p>
+      <w:pPr>
+        <w:spacing w:line="480" w:lineRule="auto"/>
+        <w:ind w:left="720" w:hanging="360"/>
+      </w:pPr>
+      <w:r>
+        <w:rPr>
+          <w:color w:val="000000"/>
+        </w:rPr>
+        <w:t>•</w:t>
+      </w:r>
+      <w:r>
+        <w:rPr>
+          <w:color w:val="000000"/>
+        </w:rPr>
+        <w:tab/>
+        <w:t>Months 4 to 5: the catalogue, storefront, cart and order modules, together with the seller dashboard and administration console.</w:t>
+      </w:r>
+    </w:p>
+    <w:p>
+      <w:pPr>
+        <w:spacing w:line="480" w:lineRule="auto"/>
+        <w:ind w:left="720" w:hanging="360"/>
+      </w:pPr>
+      <w:r>
+        <w:rPr>
+          <w:color w:val="000000"/>
+        </w:rPr>
+        <w:lastRenderedPageBreak/>
+        <w:t>•</w:t>
+      </w:r>
+      <w:r>
+        <w:rPr>
+          <w:color w:val="000000"/>
+        </w:rPr>
+        <w:tab/>
+        <w:t>Months 5 to 6: integration of the modules, then unit, integration and user acceptance testing.</w:t>
+      </w:r>
+    </w:p>
+    <w:p>
+      <w:pPr>
+        <w:spacing w:line="480" w:lineRule="auto"/>
+        <w:ind w:left="720" w:hanging="360"/>
+      </w:pPr>
+      <w:r>
+        <w:rPr>
+          <w:color w:val="000000"/>
+        </w:rPr>
+        <w:t>•</w:t>
+      </w:r>
+      <w:r>
+        <w:rPr>
+          <w:color w:val="000000"/>
+        </w:rPr>
+        <w:tab/>
+        <w:t>Month 6: deployment and domain configuration.</w:t>
+      </w:r>
+    </w:p>
+    <w:p>
+      <w:pPr>
+        <w:spacing w:line="480" w:lineRule="auto"/>
+        <w:ind w:left="720" w:hanging="360"/>
+      </w:pPr>
+      <w:r>
+        <w:rPr>
+          <w:color w:val="000000"/>
+        </w:rPr>
+        <w:t>•</w:t>
+      </w:r>
+      <w:r>
+        <w:rPr>
+          <w:color w:val="000000"/>
+        </w:rPr>
+        <w:tab/>
+      </w:r>
+      <w:r>
+        <w:rPr>
+          <w:color w:val="000000"/>
+        </w:rPr>
+        <w:t>Months 1 to 6: documentation and report writing, run in parallel so that the final report does not depend on a single concentrated effort at the end.</w:t>
       </w:r>
     </w:p>
     <w:p>
@@ -8798,907 +8382,33 @@
       </w:pPr>
       <w:r>
         <w:rPr>
-          <w:color w:val="000000"/>
-        </w:rPr>
-        <w:t>Proposed Project Timeline</w:t>
-      </w:r>
-    </w:p>
-    <w:tbl>
-      <w:tblPr>
-        <w:tblW w:w="8783" w:type="dxa"/>
-        <w:tblBorders>
-          <w:top w:val="single" w:sz="8" w:space="0" w:color="000000"/>
-          <w:bottom w:val="single" w:sz="8" w:space="0" w:color="000000"/>
-        </w:tblBorders>
-        <w:tblLayout w:type="fixed"/>
-        <w:tblLook w:val="04A0" w:firstRow="1" w:lastRow="0" w:firstColumn="1" w:lastColumn="0" w:noHBand="0" w:noVBand="1"/>
-      </w:tblPr>
-      <w:tblGrid>
-        <w:gridCol w:w="4031"/>
-        <w:gridCol w:w="792"/>
-        <w:gridCol w:w="792"/>
-        <w:gridCol w:w="792"/>
-        <w:gridCol w:w="792"/>
-        <w:gridCol w:w="792"/>
-        <w:gridCol w:w="792"/>
-      </w:tblGrid>
-      <w:tr>
-        <w:trPr>
-          <w:tblHeader/>
-        </w:trPr>
-        <w:tc>
-          <w:tcPr>
-            <w:tcW w:w="4032" w:type="dxa"/>
-            <w:tcBorders>
-              <w:bottom w:val="single" w:sz="8" w:space="0" w:color="000000"/>
-            </w:tcBorders>
-          </w:tcPr>
-          <w:p>
-            <w:pPr>
-              <w:spacing w:after="40"/>
-            </w:pPr>
-            <w:r>
-              <w:rPr>
-                <w:b/>
-                <w:color w:val="000000"/>
-              </w:rPr>
-              <w:t>Activity</w:t>
-            </w:r>
-          </w:p>
-        </w:tc>
-        <w:tc>
-          <w:tcPr>
-            <w:tcW w:w="792" w:type="dxa"/>
-            <w:tcBorders>
-              <w:bottom w:val="single" w:sz="8" w:space="0" w:color="000000"/>
-            </w:tcBorders>
-          </w:tcPr>
-          <w:p>
-            <w:pPr>
-              <w:spacing w:after="40"/>
-            </w:pPr>
-            <w:r>
-              <w:rPr>
-                <w:b/>
-                <w:color w:val="000000"/>
-              </w:rPr>
-              <w:t>M1</w:t>
-            </w:r>
-          </w:p>
-        </w:tc>
-        <w:tc>
-          <w:tcPr>
-            <w:tcW w:w="792" w:type="dxa"/>
-            <w:tcBorders>
-              <w:bottom w:val="single" w:sz="8" w:space="0" w:color="000000"/>
-            </w:tcBorders>
-          </w:tcPr>
-          <w:p>
-            <w:pPr>
-              <w:spacing w:after="40"/>
-            </w:pPr>
-            <w:r>
-              <w:rPr>
-                <w:b/>
-                <w:color w:val="000000"/>
-              </w:rPr>
-              <w:t>M2</w:t>
-            </w:r>
-          </w:p>
-        </w:tc>
-        <w:tc>
-          <w:tcPr>
-            <w:tcW w:w="792" w:type="dxa"/>
-            <w:tcBorders>
-              <w:bottom w:val="single" w:sz="8" w:space="0" w:color="000000"/>
-            </w:tcBorders>
-          </w:tcPr>
-          <w:p>
-            <w:pPr>
-              <w:spacing w:after="40"/>
-            </w:pPr>
-            <w:r>
-              <w:rPr>
-                <w:b/>
-                <w:color w:val="000000"/>
-              </w:rPr>
-              <w:t>M3</w:t>
-            </w:r>
-          </w:p>
-        </w:tc>
-        <w:tc>
-          <w:tcPr>
-            <w:tcW w:w="792" w:type="dxa"/>
-            <w:tcBorders>
-              <w:bottom w:val="single" w:sz="8" w:space="0" w:color="000000"/>
-            </w:tcBorders>
-          </w:tcPr>
-          <w:p>
-            <w:pPr>
-              <w:spacing w:after="40"/>
-            </w:pPr>
-            <w:r>
-              <w:rPr>
-                <w:b/>
-                <w:color w:val="000000"/>
-              </w:rPr>
-              <w:t>M4</w:t>
-            </w:r>
-          </w:p>
-        </w:tc>
-        <w:tc>
-          <w:tcPr>
-            <w:tcW w:w="792" w:type="dxa"/>
-            <w:tcBorders>
-              <w:bottom w:val="single" w:sz="8" w:space="0" w:color="000000"/>
-            </w:tcBorders>
-          </w:tcPr>
-          <w:p>
-            <w:pPr>
-              <w:spacing w:after="40"/>
-            </w:pPr>
-            <w:r>
-              <w:rPr>
-                <w:b/>
-                <w:color w:val="000000"/>
-              </w:rPr>
-              <w:t>M5</w:t>
-            </w:r>
-          </w:p>
-        </w:tc>
-        <w:tc>
-          <w:tcPr>
-            <w:tcW w:w="792" w:type="dxa"/>
-            <w:tcBorders>
-              <w:bottom w:val="single" w:sz="8" w:space="0" w:color="000000"/>
-            </w:tcBorders>
-          </w:tcPr>
-          <w:p>
-            <w:pPr>
-              <w:spacing w:after="40"/>
-            </w:pPr>
-            <w:r>
-              <w:rPr>
-                <w:b/>
-                <w:color w:val="000000"/>
-              </w:rPr>
-              <w:t>M6</w:t>
-            </w:r>
-          </w:p>
-        </w:tc>
-      </w:tr>
-      <w:tr>
-        <w:tc>
-          <w:tcPr>
-            <w:tcW w:w="4032" w:type="dxa"/>
-          </w:tcPr>
-          <w:p>
-            <w:pPr>
-              <w:spacing w:after="40"/>
-            </w:pPr>
-            <w:r>
-              <w:rPr>
-                <w:color w:val="000000"/>
-              </w:rPr>
-              <w:t>Requirement analysis and literature review</w:t>
-            </w:r>
-          </w:p>
-        </w:tc>
-        <w:tc>
-          <w:tcPr>
-            <w:tcW w:w="792" w:type="dxa"/>
-            <w:shd w:val="clear" w:color="auto" w:fill="BFBFBF"/>
-          </w:tcPr>
-          <w:p>
-            <w:pPr>
-              <w:spacing w:after="40"/>
-            </w:pPr>
-          </w:p>
-        </w:tc>
-        <w:tc>
-          <w:tcPr>
-            <w:tcW w:w="792" w:type="dxa"/>
-            <w:shd w:val="clear" w:color="auto" w:fill="BFBFBF"/>
-          </w:tcPr>
-          <w:p>
-            <w:pPr>
-              <w:spacing w:after="40"/>
-            </w:pPr>
-          </w:p>
-        </w:tc>
-        <w:tc>
-          <w:tcPr>
-            <w:tcW w:w="792" w:type="dxa"/>
-          </w:tcPr>
-          <w:p>
-            <w:pPr>
-              <w:spacing w:after="40"/>
-            </w:pPr>
-          </w:p>
-        </w:tc>
-        <w:tc>
-          <w:tcPr>
-            <w:tcW w:w="792" w:type="dxa"/>
-          </w:tcPr>
-          <w:p>
-            <w:pPr>
-              <w:spacing w:after="40"/>
-            </w:pPr>
-          </w:p>
-        </w:tc>
-        <w:tc>
-          <w:tcPr>
-            <w:tcW w:w="792" w:type="dxa"/>
-          </w:tcPr>
-          <w:p>
-            <w:pPr>
-              <w:spacing w:after="40"/>
-            </w:pPr>
-          </w:p>
-        </w:tc>
-        <w:tc>
-          <w:tcPr>
-            <w:tcW w:w="792" w:type="dxa"/>
-          </w:tcPr>
-          <w:p>
-            <w:pPr>
-              <w:spacing w:after="40"/>
-            </w:pPr>
-          </w:p>
-        </w:tc>
-      </w:tr>
-      <w:tr>
-        <w:tc>
-          <w:tcPr>
-            <w:tcW w:w="4032" w:type="dxa"/>
-          </w:tcPr>
-          <w:p>
-            <w:pPr>
-              <w:spacing w:after="40"/>
-            </w:pPr>
-            <w:r>
-              <w:rPr>
-                <w:color w:val="000000"/>
-              </w:rPr>
-              <w:t>System design (architecture, DFD, ER, use case)</w:t>
-            </w:r>
-          </w:p>
-        </w:tc>
-        <w:tc>
-          <w:tcPr>
-            <w:tcW w:w="792" w:type="dxa"/>
-          </w:tcPr>
-          <w:p>
-            <w:pPr>
-              <w:spacing w:after="40"/>
-            </w:pPr>
-          </w:p>
-        </w:tc>
-        <w:tc>
-          <w:tcPr>
-            <w:tcW w:w="792" w:type="dxa"/>
-            <w:shd w:val="clear" w:color="auto" w:fill="BFBFBF"/>
-          </w:tcPr>
-          <w:p>
-            <w:pPr>
-              <w:spacing w:after="40"/>
-            </w:pPr>
-          </w:p>
-        </w:tc>
-        <w:tc>
-          <w:tcPr>
-            <w:tcW w:w="792" w:type="dxa"/>
-            <w:shd w:val="clear" w:color="auto" w:fill="BFBFBF"/>
-          </w:tcPr>
-          <w:p>
-            <w:pPr>
-              <w:spacing w:after="40"/>
-            </w:pPr>
-          </w:p>
-        </w:tc>
-        <w:tc>
-          <w:tcPr>
-            <w:tcW w:w="792" w:type="dxa"/>
-          </w:tcPr>
-          <w:p>
-            <w:pPr>
-              <w:spacing w:after="40"/>
-            </w:pPr>
-          </w:p>
-        </w:tc>
-        <w:tc>
-          <w:tcPr>
-            <w:tcW w:w="792" w:type="dxa"/>
-          </w:tcPr>
-          <w:p>
-            <w:pPr>
-              <w:spacing w:after="40"/>
-            </w:pPr>
-          </w:p>
-        </w:tc>
-        <w:tc>
-          <w:tcPr>
-            <w:tcW w:w="792" w:type="dxa"/>
-          </w:tcPr>
-          <w:p>
-            <w:pPr>
-              <w:spacing w:after="40"/>
-            </w:pPr>
-          </w:p>
-        </w:tc>
-      </w:tr>
-      <w:tr>
-        <w:tc>
-          <w:tcPr>
-            <w:tcW w:w="4032" w:type="dxa"/>
-          </w:tcPr>
-          <w:p>
-            <w:pPr>
-              <w:spacing w:after="40"/>
-            </w:pPr>
-            <w:r>
-              <w:rPr>
-                <w:color w:val="000000"/>
-              </w:rPr>
-              <w:t>Database design and setup</w:t>
-            </w:r>
-          </w:p>
-        </w:tc>
-        <w:tc>
-          <w:tcPr>
-            <w:tcW w:w="792" w:type="dxa"/>
-          </w:tcPr>
-          <w:p>
-            <w:pPr>
-              <w:spacing w:after="40"/>
-            </w:pPr>
-          </w:p>
-        </w:tc>
-        <w:tc>
-          <w:tcPr>
-            <w:tcW w:w="792" w:type="dxa"/>
-          </w:tcPr>
-          <w:p>
-            <w:pPr>
-              <w:spacing w:after="40"/>
-            </w:pPr>
-          </w:p>
-        </w:tc>
-        <w:tc>
-          <w:tcPr>
-            <w:tcW w:w="792" w:type="dxa"/>
-            <w:shd w:val="clear" w:color="auto" w:fill="BFBFBF"/>
-          </w:tcPr>
-          <w:p>
-            <w:pPr>
-              <w:spacing w:after="40"/>
-            </w:pPr>
-          </w:p>
-        </w:tc>
-        <w:tc>
-          <w:tcPr>
-            <w:tcW w:w="792" w:type="dxa"/>
-          </w:tcPr>
-          <w:p>
-            <w:pPr>
-              <w:spacing w:after="40"/>
-            </w:pPr>
-          </w:p>
-        </w:tc>
-        <w:tc>
-          <w:tcPr>
-            <w:tcW w:w="792" w:type="dxa"/>
-          </w:tcPr>
-          <w:p>
-            <w:pPr>
-              <w:spacing w:after="40"/>
-            </w:pPr>
-          </w:p>
-        </w:tc>
-        <w:tc>
-          <w:tcPr>
-            <w:tcW w:w="792" w:type="dxa"/>
-          </w:tcPr>
-          <w:p>
-            <w:pPr>
-              <w:spacing w:after="40"/>
-            </w:pPr>
-          </w:p>
-        </w:tc>
-      </w:tr>
-      <w:tr>
-        <w:tc>
-          <w:tcPr>
-            <w:tcW w:w="4032" w:type="dxa"/>
-          </w:tcPr>
-          <w:p>
-            <w:pPr>
-              <w:spacing w:after="40"/>
-            </w:pPr>
-            <w:r>
-              <w:rPr>
-                <w:color w:val="000000"/>
-              </w:rPr>
-              <w:t>Core module development (tenancy, authentication, catalogue)</w:t>
-            </w:r>
-          </w:p>
-        </w:tc>
-        <w:tc>
-          <w:tcPr>
-            <w:tcW w:w="792" w:type="dxa"/>
-          </w:tcPr>
-          <w:p>
-            <w:pPr>
-              <w:spacing w:after="40"/>
-            </w:pPr>
-          </w:p>
-        </w:tc>
-        <w:tc>
-          <w:tcPr>
-            <w:tcW w:w="792" w:type="dxa"/>
-          </w:tcPr>
-          <w:p>
-            <w:pPr>
-              <w:spacing w:after="40"/>
-            </w:pPr>
-          </w:p>
-        </w:tc>
-        <w:tc>
-          <w:tcPr>
-            <w:tcW w:w="792" w:type="dxa"/>
-            <w:shd w:val="clear" w:color="auto" w:fill="BFBFBF"/>
-          </w:tcPr>
-          <w:p>
-            <w:pPr>
-              <w:spacing w:after="40"/>
-            </w:pPr>
-          </w:p>
-        </w:tc>
-        <w:tc>
-          <w:tcPr>
-            <w:tcW w:w="792" w:type="dxa"/>
-            <w:shd w:val="clear" w:color="auto" w:fill="BFBFBF"/>
-          </w:tcPr>
-          <w:p>
-            <w:pPr>
-              <w:spacing w:after="40"/>
-            </w:pPr>
-          </w:p>
-        </w:tc>
-        <w:tc>
-          <w:tcPr>
-            <w:tcW w:w="792" w:type="dxa"/>
-          </w:tcPr>
-          <w:p>
-            <w:pPr>
-              <w:spacing w:after="40"/>
-            </w:pPr>
-          </w:p>
-        </w:tc>
-        <w:tc>
-          <w:tcPr>
-            <w:tcW w:w="792" w:type="dxa"/>
-          </w:tcPr>
-          <w:p>
-            <w:pPr>
-              <w:spacing w:after="40"/>
-            </w:pPr>
-          </w:p>
-        </w:tc>
-      </w:tr>
-      <w:tr>
-        <w:tc>
-          <w:tcPr>
-            <w:tcW w:w="4032" w:type="dxa"/>
-          </w:tcPr>
-          <w:p>
-            <w:pPr>
-              <w:spacing w:after="40"/>
-            </w:pPr>
-            <w:r>
-              <w:rPr>
-                <w:color w:val="000000"/>
-              </w:rPr>
-              <w:lastRenderedPageBreak/>
-              <w:t>Storefront, cart and order module development</w:t>
-            </w:r>
-          </w:p>
-        </w:tc>
-        <w:tc>
-          <w:tcPr>
-            <w:tcW w:w="792" w:type="dxa"/>
-          </w:tcPr>
-          <w:p>
-            <w:pPr>
-              <w:spacing w:after="40"/>
-            </w:pPr>
-          </w:p>
-        </w:tc>
-        <w:tc>
-          <w:tcPr>
-            <w:tcW w:w="792" w:type="dxa"/>
-          </w:tcPr>
-          <w:p>
-            <w:pPr>
-              <w:spacing w:after="40"/>
-            </w:pPr>
-          </w:p>
-        </w:tc>
-        <w:tc>
-          <w:tcPr>
-            <w:tcW w:w="792" w:type="dxa"/>
-          </w:tcPr>
-          <w:p>
-            <w:pPr>
-              <w:spacing w:after="40"/>
-            </w:pPr>
-          </w:p>
-        </w:tc>
-        <w:tc>
-          <w:tcPr>
-            <w:tcW w:w="792" w:type="dxa"/>
-            <w:shd w:val="clear" w:color="auto" w:fill="BFBFBF"/>
-          </w:tcPr>
-          <w:p>
-            <w:pPr>
-              <w:spacing w:after="40"/>
-            </w:pPr>
-          </w:p>
-        </w:tc>
-        <w:tc>
-          <w:tcPr>
-            <w:tcW w:w="792" w:type="dxa"/>
-            <w:shd w:val="clear" w:color="auto" w:fill="BFBFBF"/>
-          </w:tcPr>
-          <w:p>
-            <w:pPr>
-              <w:spacing w:after="40"/>
-            </w:pPr>
-          </w:p>
-        </w:tc>
-        <w:tc>
-          <w:tcPr>
-            <w:tcW w:w="792" w:type="dxa"/>
-          </w:tcPr>
-          <w:p>
-            <w:pPr>
-              <w:spacing w:after="40"/>
-            </w:pPr>
-          </w:p>
-        </w:tc>
-      </w:tr>
-      <w:tr>
-        <w:tc>
-          <w:tcPr>
-            <w:tcW w:w="4032" w:type="dxa"/>
-          </w:tcPr>
-          <w:p>
-            <w:pPr>
-              <w:spacing w:after="40"/>
-            </w:pPr>
-            <w:r>
-              <w:rPr>
-                <w:color w:val="000000"/>
-              </w:rPr>
-              <w:t>Integration of modules</w:t>
-            </w:r>
-          </w:p>
-        </w:tc>
-        <w:tc>
-          <w:tcPr>
-            <w:tcW w:w="792" w:type="dxa"/>
-          </w:tcPr>
-          <w:p>
-            <w:pPr>
-              <w:spacing w:after="40"/>
-            </w:pPr>
-          </w:p>
-        </w:tc>
-        <w:tc>
-          <w:tcPr>
-            <w:tcW w:w="792" w:type="dxa"/>
-          </w:tcPr>
-          <w:p>
-            <w:pPr>
-              <w:spacing w:after="40"/>
-            </w:pPr>
-          </w:p>
-        </w:tc>
-        <w:tc>
-          <w:tcPr>
-            <w:tcW w:w="792" w:type="dxa"/>
-          </w:tcPr>
-          <w:p>
-            <w:pPr>
-              <w:spacing w:after="40"/>
-            </w:pPr>
-          </w:p>
-        </w:tc>
-        <w:tc>
-          <w:tcPr>
-            <w:tcW w:w="792" w:type="dxa"/>
-          </w:tcPr>
-          <w:p>
-            <w:pPr>
-              <w:spacing w:after="40"/>
-            </w:pPr>
-          </w:p>
-        </w:tc>
-        <w:tc>
-          <w:tcPr>
-            <w:tcW w:w="792" w:type="dxa"/>
-            <w:shd w:val="clear" w:color="auto" w:fill="BFBFBF"/>
-          </w:tcPr>
-          <w:p>
-            <w:pPr>
-              <w:spacing w:after="40"/>
-            </w:pPr>
-          </w:p>
-        </w:tc>
-        <w:tc>
-          <w:tcPr>
-            <w:tcW w:w="792" w:type="dxa"/>
-          </w:tcPr>
-          <w:p>
-            <w:pPr>
-              <w:spacing w:after="40"/>
-            </w:pPr>
-          </w:p>
-        </w:tc>
-      </w:tr>
-      <w:tr>
-        <w:tc>
-          <w:tcPr>
-            <w:tcW w:w="4032" w:type="dxa"/>
-          </w:tcPr>
-          <w:p>
-            <w:pPr>
-              <w:spacing w:after="40"/>
-            </w:pPr>
-            <w:r>
-              <w:rPr>
-                <w:color w:val="000000"/>
-              </w:rPr>
-              <w:t>Testing (unit, integration, user acceptance)</w:t>
-            </w:r>
-          </w:p>
-        </w:tc>
-        <w:tc>
-          <w:tcPr>
-            <w:tcW w:w="792" w:type="dxa"/>
-          </w:tcPr>
-          <w:p>
-            <w:pPr>
-              <w:spacing w:after="40"/>
-            </w:pPr>
-          </w:p>
-        </w:tc>
-        <w:tc>
-          <w:tcPr>
-            <w:tcW w:w="792" w:type="dxa"/>
-          </w:tcPr>
-          <w:p>
-            <w:pPr>
-              <w:spacing w:after="40"/>
-            </w:pPr>
-          </w:p>
-        </w:tc>
-        <w:tc>
-          <w:tcPr>
-            <w:tcW w:w="792" w:type="dxa"/>
-          </w:tcPr>
-          <w:p>
-            <w:pPr>
-              <w:spacing w:after="40"/>
-            </w:pPr>
-          </w:p>
-        </w:tc>
-        <w:tc>
-          <w:tcPr>
-            <w:tcW w:w="792" w:type="dxa"/>
-          </w:tcPr>
-          <w:p>
-            <w:pPr>
-              <w:spacing w:after="40"/>
-            </w:pPr>
-          </w:p>
-        </w:tc>
-        <w:tc>
-          <w:tcPr>
-            <w:tcW w:w="792" w:type="dxa"/>
-            <w:shd w:val="clear" w:color="auto" w:fill="BFBFBF"/>
-          </w:tcPr>
-          <w:p>
-            <w:pPr>
-              <w:spacing w:after="40"/>
-            </w:pPr>
-          </w:p>
-        </w:tc>
-        <w:tc>
-          <w:tcPr>
-            <w:tcW w:w="792" w:type="dxa"/>
-            <w:shd w:val="clear" w:color="auto" w:fill="BFBFBF"/>
-          </w:tcPr>
-          <w:p>
-            <w:pPr>
-              <w:spacing w:after="40"/>
-            </w:pPr>
-          </w:p>
-        </w:tc>
-      </w:tr>
-      <w:tr>
-        <w:tc>
-          <w:tcPr>
-            <w:tcW w:w="4032" w:type="dxa"/>
-          </w:tcPr>
-          <w:p>
-            <w:pPr>
-              <w:spacing w:after="40"/>
-            </w:pPr>
-            <w:r>
-              <w:rPr>
-                <w:color w:val="000000"/>
-              </w:rPr>
-              <w:t>Deployment</w:t>
-            </w:r>
-          </w:p>
-        </w:tc>
-        <w:tc>
-          <w:tcPr>
-            <w:tcW w:w="792" w:type="dxa"/>
-          </w:tcPr>
-          <w:p>
-            <w:pPr>
-              <w:spacing w:after="40"/>
-            </w:pPr>
-          </w:p>
-        </w:tc>
-        <w:tc>
-          <w:tcPr>
-            <w:tcW w:w="792" w:type="dxa"/>
-          </w:tcPr>
-          <w:p>
-            <w:pPr>
-              <w:spacing w:after="40"/>
-            </w:pPr>
-          </w:p>
-        </w:tc>
-        <w:tc>
-          <w:tcPr>
-            <w:tcW w:w="792" w:type="dxa"/>
-          </w:tcPr>
-          <w:p>
-            <w:pPr>
-              <w:spacing w:after="40"/>
-            </w:pPr>
-          </w:p>
-        </w:tc>
-        <w:tc>
-          <w:tcPr>
-            <w:tcW w:w="792" w:type="dxa"/>
-          </w:tcPr>
-          <w:p>
-            <w:pPr>
-              <w:spacing w:after="40"/>
-            </w:pPr>
-          </w:p>
-        </w:tc>
-        <w:tc>
-          <w:tcPr>
-            <w:tcW w:w="792" w:type="dxa"/>
-          </w:tcPr>
-          <w:p>
-            <w:pPr>
-              <w:spacing w:after="40"/>
-            </w:pPr>
-          </w:p>
-        </w:tc>
-        <w:tc>
-          <w:tcPr>
-            <w:tcW w:w="792" w:type="dxa"/>
-            <w:shd w:val="clear" w:color="auto" w:fill="BFBFBF"/>
-          </w:tcPr>
-          <w:p>
-            <w:pPr>
-              <w:spacing w:after="40"/>
-            </w:pPr>
-          </w:p>
-        </w:tc>
-      </w:tr>
-      <w:tr>
-        <w:tc>
-          <w:tcPr>
-            <w:tcW w:w="4032" w:type="dxa"/>
-          </w:tcPr>
-          <w:p>
-            <w:pPr>
-              <w:spacing w:after="40"/>
-            </w:pPr>
-            <w:r>
-              <w:rPr>
-                <w:color w:val="000000"/>
-              </w:rPr>
-              <w:t>Documentation and report writing</w:t>
-            </w:r>
-          </w:p>
-        </w:tc>
-        <w:tc>
-          <w:tcPr>
-            <w:tcW w:w="792" w:type="dxa"/>
-            <w:shd w:val="clear" w:color="auto" w:fill="BFBFBF"/>
-          </w:tcPr>
-          <w:p>
-            <w:pPr>
-              <w:spacing w:after="40"/>
-            </w:pPr>
-          </w:p>
-        </w:tc>
-        <w:tc>
-          <w:tcPr>
-            <w:tcW w:w="792" w:type="dxa"/>
-            <w:shd w:val="clear" w:color="auto" w:fill="BFBFBF"/>
-          </w:tcPr>
-          <w:p>
-            <w:pPr>
-              <w:spacing w:after="40"/>
-            </w:pPr>
-          </w:p>
-        </w:tc>
-        <w:tc>
-          <w:tcPr>
-            <w:tcW w:w="792" w:type="dxa"/>
-            <w:shd w:val="clear" w:color="auto" w:fill="BFBFBF"/>
-          </w:tcPr>
-          <w:p>
-            <w:pPr>
-              <w:spacing w:after="40"/>
-            </w:pPr>
-          </w:p>
-        </w:tc>
-        <w:tc>
-          <w:tcPr>
-            <w:tcW w:w="792" w:type="dxa"/>
-            <w:shd w:val="clear" w:color="auto" w:fill="BFBFBF"/>
-          </w:tcPr>
-          <w:p>
-            <w:pPr>
-              <w:spacing w:after="40"/>
-            </w:pPr>
-          </w:p>
-        </w:tc>
-        <w:tc>
-          <w:tcPr>
-            <w:tcW w:w="792" w:type="dxa"/>
-            <w:shd w:val="clear" w:color="auto" w:fill="BFBFBF"/>
-          </w:tcPr>
-          <w:p>
-            <w:pPr>
-              <w:spacing w:after="40"/>
-            </w:pPr>
-          </w:p>
-        </w:tc>
-        <w:tc>
-          <w:tcPr>
-            <w:tcW w:w="792" w:type="dxa"/>
-            <w:shd w:val="clear" w:color="auto" w:fill="BFBFBF"/>
-          </w:tcPr>
-          <w:p>
-            <w:pPr>
-              <w:spacing w:after="40"/>
-            </w:pPr>
-          </w:p>
-        </w:tc>
-      </w:tr>
-    </w:tbl>
-    <w:p>
-      <w:pPr>
-        <w:spacing w:line="480" w:lineRule="auto"/>
-      </w:pPr>
-      <w:r>
-        <w:rPr>
-          <w:color w:val="000000"/>
-        </w:rPr>
-        <w:t>Note. Shaded cells indicate the planned duration of each activity.</w:t>
+          <w:b/>
+          <w:color w:val="000000"/>
+        </w:rPr>
+        <w:t>Figure 2</w:t>
+      </w:r>
+    </w:p>
+    <w:p>
+      <w:pPr>
+        <w:keepNext/>
+        <w:spacing w:line="480" w:lineRule="auto"/>
+      </w:pPr>
+      <w:r>
+        <w:rPr>
+          <w:color w:val="000000"/>
+        </w:rPr>
+        <w:t>Gantt Chart</w:t>
+      </w:r>
+    </w:p>
+    <w:p>
+      <w:pPr>
+        <w:jc w:val="center"/>
+      </w:pPr>
+      <w:r>
+        <w:rPr>
+          <w:color w:val="000000"/>
+        </w:rPr>
+        <w:t>[ Insert Gantt chart here ]</w:t>
       </w:r>
     </w:p>
     <w:p/>
@@ -9708,7 +8418,7 @@
         <w:keepNext/>
         <w:spacing w:line="480" w:lineRule="auto"/>
       </w:pPr>
-      <w:bookmarkStart w:id="21" w:name="_Toc239249256"/>
+      <w:bookmarkStart w:id="21" w:name="_Toc239252050"/>
       <w:r>
         <w:rPr>
           <w:b/>
@@ -9729,7 +8439,7 @@
         <w:rPr>
           <w:color w:val="000000"/>
         </w:rPr>
-        <w:t>The system follows a three-tier architecture consisting of a presentation tier, an application tier and a data tier, shown in Figure 2. The tiers communicate only through defined interfaces, so that each can be developed and deployed separately.</w:t>
+        <w:t>The system follows a three-tier architecture consisting of a presentation tier, an application tier and a data tier, shown in Figure 3. The tiers communicate only through defined interfaces, so that each can be developed and deployed separately.</w:t>
       </w:r>
     </w:p>
     <w:p>
@@ -9757,14 +8467,14 @@
         <w:rPr>
           <w:color w:val="000000"/>
         </w:rPr>
-        <w:t xml:space="preserve">The application tier is a FastAPI service that exposes a versioned REST interface. It is organised into service modules for authentication and access control, tenant and domain management, catalogue and inventory, cart and orders, and reporting. Every module reaches the database through a single data-access layer built on the SQLAlchemy ORM. That layer holds the tenancy logic: the tenant established for the request is stored in a request-scoped context, and every query </w:t>
+        <w:t xml:space="preserve">The application tier is a FastAPI service that exposes a versioned REST interface. It is organised into service modules for authentication and access control, tenant and domain management, catalogue and inventory, cart and orders, and reporting. Every module reaches the database </w:t>
       </w:r>
       <w:r>
         <w:rPr>
           <w:color w:val="000000"/>
         </w:rPr>
         <w:lastRenderedPageBreak/>
-        <w:t>against a tenant-owned table is filtered by it, so that isolation does not depend on each individual query being written correctly.</w:t>
+        <w:t>through a single data-access layer built on the SQLAlchemy ORM. That layer holds the tenancy logic: the tenant established for the request is stored in a request-scoped context, and every query against a tenant-owned table is filtered by it, so that isolation does not depend on each individual query being written correctly.</w:t>
       </w:r>
     </w:p>
     <w:p>
@@ -9800,7 +8510,7 @@
           <w:color w:val="000000"/>
         </w:rPr>
         <w:lastRenderedPageBreak/>
-        <w:t>Figure 2</w:t>
+        <w:t>Figure 3</w:t>
       </w:r>
     </w:p>
     <w:p>
@@ -9821,7 +8531,7 @@
           <w:noProof/>
         </w:rPr>
         <w:drawing>
-          <wp:inline distT="0" distB="0" distL="0" distR="0" wp14:anchorId="1264A70D" wp14:editId="3A696282">
+          <wp:inline distT="0" distB="0" distL="0" distR="0" wp14:anchorId="37288A6D" wp14:editId="29534899">
             <wp:extent cx="5577840" cy="4709434"/>
             <wp:effectExtent l="0" t="0" r="0" b="0"/>
             <wp:docPr id="3" name="Picture 3"/>
@@ -9864,7 +8574,7 @@
         <w:keepNext/>
         <w:spacing w:line="480" w:lineRule="auto"/>
       </w:pPr>
-      <w:bookmarkStart w:id="22" w:name="_Toc239249257"/>
+      <w:bookmarkStart w:id="22" w:name="_Toc239252051"/>
       <w:r>
         <w:rPr>
           <w:b/>
@@ -9894,7 +8604,7 @@
         <w:keepNext/>
         <w:spacing w:line="480" w:lineRule="auto"/>
       </w:pPr>
-      <w:bookmarkStart w:id="23" w:name="_Toc239249258"/>
+      <w:bookmarkStart w:id="23" w:name="_Toc239252052"/>
       <w:r>
         <w:rPr>
           <w:b/>
@@ -10065,7 +8775,7 @@
         <w:keepNext/>
         <w:spacing w:line="480" w:lineRule="auto"/>
       </w:pPr>
-      <w:bookmarkStart w:id="24" w:name="_Toc239249259"/>
+      <w:bookmarkStart w:id="24" w:name="_Toc239252053"/>
       <w:r>
         <w:rPr>
           <w:b/>
@@ -10236,7 +8946,7 @@
         <w:keepNext/>
         <w:spacing w:line="480" w:lineRule="auto"/>
       </w:pPr>
-      <w:bookmarkStart w:id="25" w:name="_Toc239249260"/>
+      <w:bookmarkStart w:id="25" w:name="_Toc239252054"/>
       <w:r>
         <w:rPr>
           <w:b/>
@@ -10445,7 +9155,7 @@
         <w:keepNext/>
         <w:spacing w:line="480" w:lineRule="auto"/>
       </w:pPr>
-      <w:bookmarkStart w:id="26" w:name="_Toc239249261"/>
+      <w:bookmarkStart w:id="26" w:name="_Toc239252055"/>
       <w:r>
         <w:rPr>
           <w:b/>
@@ -10466,7 +9176,7 @@
         <w:rPr>
           <w:color w:val="000000"/>
         </w:rPr>
-        <w:t>Figure 3 shows the sequence of operations performed by the system from the moment a visitor opens a storefront address to the moment an order is confirmed. The chart is divided into three stages, connected by the numbered off-page connectors.</w:t>
+        <w:t>Figure 4 shows the sequence of operations performed by the system from the moment a visitor opens a storefront address to the moment an order is confirmed. The chart is divided into three stages, connected by the numbered off-page connectors.</w:t>
       </w:r>
     </w:p>
     <w:p>
@@ -10480,7 +9190,7 @@
           <w:color w:val="000000"/>
         </w:rPr>
         <w:lastRenderedPageBreak/>
-        <w:t>Figure 3</w:t>
+        <w:t>Figure 4</w:t>
       </w:r>
     </w:p>
     <w:p>
@@ -10501,7 +9211,7 @@
           <w:noProof/>
         </w:rPr>
         <w:drawing>
-          <wp:inline distT="0" distB="0" distL="0" distR="0" wp14:anchorId="77F4E552" wp14:editId="090E81AA">
+          <wp:inline distT="0" distB="0" distL="0" distR="0" wp14:anchorId="7B14D69E" wp14:editId="697A5EB6">
             <wp:extent cx="5394960" cy="6491029"/>
             <wp:effectExtent l="0" t="0" r="0" b="0"/>
             <wp:docPr id="4" name="Picture 4"/>
@@ -10595,7 +9305,7 @@
         <w:keepNext/>
         <w:spacing w:line="480" w:lineRule="auto"/>
       </w:pPr>
-      <w:bookmarkStart w:id="27" w:name="_Toc239249262"/>
+      <w:bookmarkStart w:id="27" w:name="_Toc239252056"/>
       <w:r>
         <w:rPr>
           <w:b/>
@@ -10616,7 +9326,7 @@
         <w:rPr>
           <w:color w:val="000000"/>
         </w:rPr>
-        <w:t>The use case diagram in Figure 4 shows the interactions between the actors and the system. Five actors are involved. The platform administrator approves and suspends stores and monitors platform-wide activity. The store owner creates and configures a store, maps its subdomain and custom domain, customises the storefront theme, defines discounts and shipping zones, manages staff and roles, and views sales reports. Store staff manage the product catalogue and its variants, maintain inventory levels, and proce</w:t>
+        <w:t>The use case diagram in Figure 5 shows the interactions between the actors and the system. Five actors are involved. The platform administrator approves and suspends stores and monitors platform-wide activity. The store owner creates and configures a store, maps its subdomain and custom domain, customises the storefront theme, defines discounts and shipping zones, manages staff and roles, and views sales reports. Store staff manage the product catalogue and its variants, maintain inventory levels, and proce</w:t>
       </w:r>
       <w:r>
         <w:rPr>
@@ -10642,7 +9352,7 @@
           <w:b/>
           <w:color w:val="000000"/>
         </w:rPr>
-        <w:t>Figure 4</w:t>
+        <w:t>Figure 5</w:t>
       </w:r>
     </w:p>
     <w:p>
@@ -10663,7 +9373,7 @@
           <w:noProof/>
         </w:rPr>
         <w:drawing>
-          <wp:inline distT="0" distB="0" distL="0" distR="0" wp14:anchorId="0C910870" wp14:editId="32FD7493">
+          <wp:inline distT="0" distB="0" distL="0" distR="0" wp14:anchorId="16905AF0" wp14:editId="3AFD7577">
             <wp:extent cx="5486400" cy="4702629"/>
             <wp:effectExtent l="0" t="0" r="0" b="0"/>
             <wp:docPr id="5" name="Picture 5"/>
@@ -10708,7 +9418,7 @@
         <w:rPr>
           <w:color w:val="000000"/>
         </w:rPr>
-        <w:t>As shown in Figure 4, the system supports 17 primary use cases across five actor roles. Registration and authentication is shared between the platform administrator and the store owner, because both are platform users; storefront customers authenticate separately through the customer account use case, since customer accounts belong to a single tenant rather than to the platform.</w:t>
+        <w:t>As shown in Figure 5, the system supports 17 primary use cases across five actor roles. Registration and authentication is shared between the platform administrator and the store owner, because both are platform users; storefront customers authenticate separately through the customer account use case, since customer accounts belong to a single tenant rather than to the platform.</w:t>
       </w:r>
     </w:p>
     <w:p>
@@ -10717,7 +9427,7 @@
         <w:keepNext/>
         <w:spacing w:line="480" w:lineRule="auto"/>
       </w:pPr>
-      <w:bookmarkStart w:id="28" w:name="_Toc239249263"/>
+      <w:bookmarkStart w:id="28" w:name="_Toc239252057"/>
       <w:r>
         <w:rPr>
           <w:b/>
@@ -10737,7 +9447,7 @@
         <w:keepNext/>
         <w:spacing w:line="480" w:lineRule="auto"/>
       </w:pPr>
-      <w:bookmarkStart w:id="29" w:name="_Toc239249264"/>
+      <w:bookmarkStart w:id="29" w:name="_Toc239252058"/>
       <w:r>
         <w:rPr>
           <w:b/>
@@ -10757,7 +9467,7 @@
         <w:rPr>
           <w:color w:val="000000"/>
         </w:rPr>
-        <w:t>The context diagram in Figure 5 represents the whole platform as a single process and shows the data that crosses its boundary. Four external entities interact with the system. The store owner supplies store details, product data, and discount and shipping rules, and receives the store dashboard, sales reports and order alerts. Store staff supply stock updates and fulfilment status, and receive the order queue and inventory alerts. The customer supplies search terms, cart items and order and address details</w:t>
+        <w:t>The context diagram in Figure 6 represents the whole platform as a single process and shows the data that crosses its boundary. Four external entities interact with the system. The store owner supplies store details, product data, and discount and shipping rules, and receives the store dashboard, sales reports and order alerts. Store staff supply stock updates and fulfilment status, and receive the order queue and inventory alerts. The customer supplies search terms, cart items and order and address details</w:t>
       </w:r>
       <w:r>
         <w:rPr>
@@ -10776,7 +9486,7 @@
           <w:b/>
           <w:color w:val="000000"/>
         </w:rPr>
-        <w:t>Figure 5</w:t>
+        <w:t>Figure 6</w:t>
       </w:r>
     </w:p>
     <w:p>
@@ -10797,7 +9507,7 @@
           <w:noProof/>
         </w:rPr>
         <w:drawing>
-          <wp:inline distT="0" distB="0" distL="0" distR="0" wp14:anchorId="406DF49C" wp14:editId="554DC9E8">
+          <wp:inline distT="0" distB="0" distL="0" distR="0" wp14:anchorId="28902CA0" wp14:editId="3E0CBA29">
             <wp:extent cx="5577840" cy="2114499"/>
             <wp:effectExtent l="0" t="0" r="0" b="0"/>
             <wp:docPr id="6" name="Picture 6"/>
@@ -10840,7 +9550,7 @@
         <w:keepNext/>
         <w:spacing w:line="480" w:lineRule="auto"/>
       </w:pPr>
-      <w:bookmarkStart w:id="30" w:name="_Toc239249265"/>
+      <w:bookmarkStart w:id="30" w:name="_Toc239252059"/>
       <w:r>
         <w:rPr>
           <w:b/>
@@ -10860,7 +9570,7 @@
         <w:rPr>
           <w:color w:val="000000"/>
         </w:rPr>
-        <w:t xml:space="preserve">Figure 6 decomposes the single process of Figure 5 into six processes and six data stores. Process 1.0, Manage Users and Access, authenticates platform users and issues session tokens against the user and role store. Process 2.0, Provision Store and Domain, creates tenant records and domain mappings and applies the administrator's approval decisions. Process 3.0, Manage </w:t>
+        <w:t xml:space="preserve">Figure 7 decomposes the single process of Figure 6 into six processes and six data stores. Process 1.0, Manage Users and Access, authenticates platform users and issues session tokens against the user and role store. Process 2.0, Provision Store and Domain, creates tenant records and domain mappings and applies the administrator's approval decisions. Process 3.0, Manage </w:t>
       </w:r>
       <w:r>
         <w:rPr>
@@ -10880,7 +9590,7 @@
           <w:b/>
           <w:color w:val="000000"/>
         </w:rPr>
-        <w:t>Figure 6</w:t>
+        <w:t>Figure 7</w:t>
       </w:r>
     </w:p>
     <w:p>
@@ -10901,7 +9611,7 @@
           <w:noProof/>
         </w:rPr>
         <w:drawing>
-          <wp:inline distT="0" distB="0" distL="0" distR="0" wp14:anchorId="24479CD4" wp14:editId="6A5838CB">
+          <wp:inline distT="0" distB="0" distL="0" distR="0" wp14:anchorId="094E8E0A" wp14:editId="25ABD2A0">
             <wp:extent cx="5577840" cy="4820912"/>
             <wp:effectExtent l="0" t="0" r="0" b="0"/>
             <wp:docPr id="7" name="Picture 7"/>
@@ -10956,7 +9666,7 @@
         <w:keepNext/>
         <w:spacing w:line="480" w:lineRule="auto"/>
       </w:pPr>
-      <w:bookmarkStart w:id="31" w:name="_Toc239249266"/>
+      <w:bookmarkStart w:id="31" w:name="_Toc239252060"/>
       <w:r>
         <w:rPr>
           <w:b/>
@@ -10977,7 +9687,7 @@
         <w:rPr>
           <w:color w:val="000000"/>
         </w:rPr>
-        <w:t>The entity relationship diagram in Figure 7 shows the principal entities of the database, their primary and foreign keys and the cardinality of each relationship. TENANT is the root of the tenant-owned data: a tenant has many domains, products, collections, customers, carts, orders, discounts and shipping zones, and every one of those tables carries tenant_id as a foreign key referencing TENANT. Platform users are held separately in USER and are connected to tenants through MEMBERSHIP, which carries the rol</w:t>
+        <w:t>The entity relationship diagram in Figure 8 shows the principal entities of the database, their primary and foreign keys and the cardinality of each relationship. TENANT is the root of the tenant-owned data: a tenant has many domains, products, collections, customers, carts, orders, discounts and shipping zones, and every one of those tables carries tenant_id as a foreign key referencing TENANT. Platform users are held separately in USER and are connected to tenants through MEMBERSHIP, which carries the rol</w:t>
       </w:r>
       <w:r>
         <w:rPr>
@@ -10997,7 +9707,7 @@
           <w:color w:val="000000"/>
         </w:rPr>
         <w:lastRenderedPageBreak/>
-        <w:t>Figure 7</w:t>
+        <w:t>Figure 8</w:t>
       </w:r>
     </w:p>
     <w:p>
@@ -11018,7 +9728,7 @@
           <w:noProof/>
         </w:rPr>
         <w:drawing>
-          <wp:inline distT="0" distB="0" distL="0" distR="0" wp14:anchorId="5587C466" wp14:editId="5486522C">
+          <wp:inline distT="0" distB="0" distL="0" distR="0" wp14:anchorId="4BBC186B" wp14:editId="0A01A7FA">
             <wp:extent cx="5303520" cy="6584179"/>
             <wp:effectExtent l="0" t="0" r="0" b="0"/>
             <wp:docPr id="8" name="Picture 8"/>
@@ -11092,7 +9802,7 @@
         <w:rPr>
           <w:color w:val="000000"/>
         </w:rPr>
-        <w:t>Supporting tables that are not drawn in Figure 7, in order to keep the diagram legible, are the theme settings of a store, product media assets, shipment tracking records and the platform-level role definitions. Each follows the same rule as the entities shown: it carries tenant_id where it is tenant-owned, and its primary key is a universally unique identifier.</w:t>
+        <w:t>Supporting tables that are not drawn in Figure 8, in order to keep the diagram legible, are the theme settings of a store, product media assets, shipment tracking records and the platform-level role definitions. Each follows the same rule as the entities shown: it carries tenant_id where it is tenant-owned, and its primary key is a universally unique identifier.</w:t>
       </w:r>
     </w:p>
     <w:p>
@@ -11103,7 +9813,7 @@
         <w:spacing w:line="480" w:lineRule="auto"/>
         <w:jc w:val="center"/>
       </w:pPr>
-      <w:bookmarkStart w:id="32" w:name="_Toc239249267"/>
+      <w:bookmarkStart w:id="32" w:name="_Toc239252061"/>
       <w:r>
         <w:rPr>
           <w:b/>
@@ -11134,7 +9844,7 @@
         <w:keepNext/>
         <w:spacing w:line="480" w:lineRule="auto"/>
       </w:pPr>
-      <w:bookmarkStart w:id="33" w:name="_Toc239249268"/>
+      <w:bookmarkStart w:id="33" w:name="_Toc239252062"/>
       <w:r>
         <w:rPr>
           <w:b/>
@@ -11155,7 +9865,19 @@
         <w:rPr>
           <w:color w:val="000000"/>
         </w:rPr>
-        <w:t>Table 5 lists the hardware and software required to develop, test and deploy the system.</w:t>
+        <w:t>This section states the hardware and software required to develop, test and deploy the system.</w:t>
+      </w:r>
+    </w:p>
+    <w:p>
+      <w:pPr>
+        <w:spacing w:line="480" w:lineRule="auto"/>
+      </w:pPr>
+      <w:r>
+        <w:rPr>
+          <w:b/>
+          <w:color w:val="000000"/>
+        </w:rPr>
+        <w:t>Hardware Requirements</w:t>
       </w:r>
     </w:p>
     <w:p>
@@ -11168,7 +9890,50 @@
           <w:b/>
           <w:color w:val="000000"/>
         </w:rPr>
-        <w:t>Table 5</w:t>
+        <w:t>1) Processor</w:t>
+      </w:r>
+    </w:p>
+    <w:p>
+      <w:pPr>
+        <w:spacing w:line="480" w:lineRule="auto"/>
+        <w:ind w:left="720" w:hanging="360"/>
+      </w:pPr>
+      <w:r>
+        <w:rPr>
+          <w:color w:val="000000"/>
+        </w:rPr>
+        <w:t>•</w:t>
+      </w:r>
+      <w:r>
+        <w:rPr>
+          <w:color w:val="000000"/>
+        </w:rPr>
+        <w:tab/>
+        <w:t>Minimum: Intel Core i5 (8th generation) or an equivalent AMD Ryzen 5. Sufficient for running the application server, the database and the front-end build together.</w:t>
+      </w:r>
+    </w:p>
+    <w:p>
+      <w:pPr>
+        <w:spacing w:line="480" w:lineRule="auto"/>
+        <w:ind w:left="720" w:hanging="360"/>
+      </w:pPr>
+      <w:r>
+        <w:rPr>
+          <w:color w:val="000000"/>
+        </w:rPr>
+        <w:t>•</w:t>
+      </w:r>
+      <w:r>
+        <w:rPr>
+          <w:color w:val="000000"/>
+        </w:rPr>
+        <w:tab/>
+      </w:r>
+      <w:r>
+        <w:rPr>
+          <w:color w:val="000000"/>
+        </w:rPr>
+        <w:t>Recommended: Intel Core i7 or Ryzen 7, which shortens front-end build times and makes running the full stack in containers comfortable.</w:t>
       </w:r>
     </w:p>
     <w:p>
@@ -11178,700 +9943,594 @@
       </w:pPr>
       <w:r>
         <w:rPr>
-          <w:color w:val="000000"/>
-        </w:rPr>
-        <w:t>Hardware and Software Requirements</w:t>
-      </w:r>
-    </w:p>
-    <w:tbl>
-      <w:tblPr>
-        <w:tblW w:w="8928" w:type="dxa"/>
-        <w:tblBorders>
-          <w:top w:val="single" w:sz="8" w:space="0" w:color="000000"/>
-          <w:bottom w:val="single" w:sz="8" w:space="0" w:color="000000"/>
-        </w:tblBorders>
-        <w:tblLayout w:type="fixed"/>
-        <w:tblLook w:val="04A0" w:firstRow="1" w:lastRow="0" w:firstColumn="1" w:lastColumn="0" w:noHBand="0" w:noVBand="1"/>
-      </w:tblPr>
-      <w:tblGrid>
-        <w:gridCol w:w="2016"/>
-        <w:gridCol w:w="3168"/>
-        <w:gridCol w:w="3744"/>
-      </w:tblGrid>
-      <w:tr>
-        <w:trPr>
-          <w:tblHeader/>
-        </w:trPr>
-        <w:tc>
-          <w:tcPr>
-            <w:tcW w:w="2016" w:type="dxa"/>
-            <w:tcBorders>
-              <w:bottom w:val="single" w:sz="8" w:space="0" w:color="000000"/>
-            </w:tcBorders>
-          </w:tcPr>
-          <w:p>
-            <w:pPr>
-              <w:spacing w:after="40"/>
-            </w:pPr>
-            <w:r>
-              <w:rPr>
-                <w:b/>
-                <w:color w:val="000000"/>
-              </w:rPr>
-              <w:t>Component</w:t>
-            </w:r>
-          </w:p>
-        </w:tc>
-        <w:tc>
-          <w:tcPr>
-            <w:tcW w:w="3168" w:type="dxa"/>
-            <w:tcBorders>
-              <w:bottom w:val="single" w:sz="8" w:space="0" w:color="000000"/>
-            </w:tcBorders>
-          </w:tcPr>
-          <w:p>
-            <w:pPr>
-              <w:spacing w:after="40"/>
-            </w:pPr>
-            <w:r>
-              <w:rPr>
-                <w:b/>
-                <w:color w:val="000000"/>
-              </w:rPr>
-              <w:t>Specification / Tool</w:t>
-            </w:r>
-          </w:p>
-        </w:tc>
-        <w:tc>
-          <w:tcPr>
-            <w:tcW w:w="3744" w:type="dxa"/>
-            <w:tcBorders>
-              <w:bottom w:val="single" w:sz="8" w:space="0" w:color="000000"/>
-            </w:tcBorders>
-          </w:tcPr>
-          <w:p>
-            <w:pPr>
-              <w:spacing w:after="40"/>
-            </w:pPr>
-            <w:r>
-              <w:rPr>
-                <w:b/>
-                <w:color w:val="000000"/>
-              </w:rPr>
-              <w:t>Purpose</w:t>
-            </w:r>
-          </w:p>
-        </w:tc>
-      </w:tr>
-      <w:tr>
-        <w:tc>
-          <w:tcPr>
-            <w:tcW w:w="2016" w:type="dxa"/>
-          </w:tcPr>
-          <w:p>
-            <w:pPr>
-              <w:spacing w:after="40"/>
-            </w:pPr>
-            <w:r>
-              <w:rPr>
-                <w:color w:val="000000"/>
-              </w:rPr>
-              <w:t>Processor</w:t>
-            </w:r>
-          </w:p>
-        </w:tc>
-        <w:tc>
-          <w:tcPr>
-            <w:tcW w:w="3168" w:type="dxa"/>
-          </w:tcPr>
-          <w:p>
-            <w:pPr>
-              <w:spacing w:after="40"/>
-            </w:pPr>
-            <w:r>
-              <w:rPr>
-                <w:color w:val="000000"/>
-              </w:rPr>
-              <w:t>Intel Core i5 (8th generation) or equivalent</w:t>
-            </w:r>
-          </w:p>
-        </w:tc>
-        <w:tc>
-          <w:tcPr>
-            <w:tcW w:w="3744" w:type="dxa"/>
-          </w:tcPr>
-          <w:p>
-            <w:pPr>
-              <w:spacing w:after="40"/>
-            </w:pPr>
-            <w:r>
-              <w:rPr>
-                <w:color w:val="000000"/>
-              </w:rPr>
-              <w:t>Running the development environment and local services</w:t>
-            </w:r>
-          </w:p>
-        </w:tc>
-      </w:tr>
-      <w:tr>
-        <w:tc>
-          <w:tcPr>
-            <w:tcW w:w="2016" w:type="dxa"/>
-          </w:tcPr>
-          <w:p>
-            <w:pPr>
-              <w:spacing w:after="40"/>
-            </w:pPr>
-            <w:r>
-              <w:rPr>
-                <w:color w:val="000000"/>
-              </w:rPr>
-              <w:t>RAM</w:t>
-            </w:r>
-          </w:p>
-        </w:tc>
-        <w:tc>
-          <w:tcPr>
-            <w:tcW w:w="3168" w:type="dxa"/>
-          </w:tcPr>
-          <w:p>
-            <w:pPr>
-              <w:spacing w:after="40"/>
-            </w:pPr>
-            <w:r>
-              <w:rPr>
-                <w:color w:val="000000"/>
-              </w:rPr>
-              <w:t>Minimum 8 GB, 16 GB recommended</w:t>
-            </w:r>
-          </w:p>
-        </w:tc>
-        <w:tc>
-          <w:tcPr>
-            <w:tcW w:w="3744" w:type="dxa"/>
-          </w:tcPr>
-          <w:p>
-            <w:pPr>
-              <w:spacing w:after="40"/>
-            </w:pPr>
-            <w:r>
-              <w:rPr>
-                <w:color w:val="000000"/>
-              </w:rPr>
-              <w:t>Running the database, application server and front-end build concurrently</w:t>
-            </w:r>
-          </w:p>
-        </w:tc>
-      </w:tr>
-      <w:tr>
-        <w:tc>
-          <w:tcPr>
-            <w:tcW w:w="2016" w:type="dxa"/>
-          </w:tcPr>
-          <w:p>
-            <w:pPr>
-              <w:spacing w:after="40"/>
-            </w:pPr>
-            <w:r>
-              <w:rPr>
-                <w:color w:val="000000"/>
-              </w:rPr>
-              <w:t>Storage</w:t>
-            </w:r>
-          </w:p>
-        </w:tc>
-        <w:tc>
-          <w:tcPr>
-            <w:tcW w:w="3168" w:type="dxa"/>
-          </w:tcPr>
-          <w:p>
-            <w:pPr>
-              <w:spacing w:after="40"/>
-            </w:pPr>
-            <w:r>
-              <w:rPr>
-                <w:color w:val="000000"/>
-              </w:rPr>
-              <w:t>Minimum 40 GB free, solid-state drive</w:t>
-            </w:r>
-          </w:p>
-        </w:tc>
-        <w:tc>
-          <w:tcPr>
-            <w:tcW w:w="3744" w:type="dxa"/>
-          </w:tcPr>
-          <w:p>
-            <w:pPr>
-              <w:spacing w:after="40"/>
-            </w:pPr>
-            <w:r>
-              <w:rPr>
-                <w:color w:val="000000"/>
-              </w:rPr>
-              <w:t>Source code, dependencies, container images and the local database</w:t>
-            </w:r>
-          </w:p>
-        </w:tc>
-      </w:tr>
-      <w:tr>
-        <w:tc>
-          <w:tcPr>
-            <w:tcW w:w="2016" w:type="dxa"/>
-          </w:tcPr>
-          <w:p>
-            <w:pPr>
-              <w:spacing w:after="40"/>
-            </w:pPr>
-            <w:r>
-              <w:rPr>
-                <w:color w:val="000000"/>
-              </w:rPr>
-              <w:t>Operating system</w:t>
-            </w:r>
-          </w:p>
-        </w:tc>
-        <w:tc>
-          <w:tcPr>
-            <w:tcW w:w="3168" w:type="dxa"/>
-          </w:tcPr>
-          <w:p>
-            <w:pPr>
-              <w:spacing w:after="40"/>
-            </w:pPr>
-            <w:r>
-              <w:rPr>
-                <w:color w:val="000000"/>
-              </w:rPr>
-              <w:t>Windows 10 or 11, or Ubuntu 22.04 LTS</w:t>
-            </w:r>
-          </w:p>
-        </w:tc>
-        <w:tc>
-          <w:tcPr>
-            <w:tcW w:w="3744" w:type="dxa"/>
-          </w:tcPr>
-          <w:p>
-            <w:pPr>
-              <w:spacing w:after="40"/>
-            </w:pPr>
-            <w:r>
-              <w:rPr>
-                <w:color w:val="000000"/>
-              </w:rPr>
-              <w:t>Development platform</w:t>
-            </w:r>
-          </w:p>
-        </w:tc>
-      </w:tr>
-      <w:tr>
-        <w:tc>
-          <w:tcPr>
-            <w:tcW w:w="2016" w:type="dxa"/>
-          </w:tcPr>
-          <w:p>
-            <w:pPr>
-              <w:spacing w:after="40"/>
-            </w:pPr>
-            <w:r>
-              <w:rPr>
-                <w:color w:val="000000"/>
-              </w:rPr>
-              <w:t>Code editor</w:t>
-            </w:r>
-          </w:p>
-        </w:tc>
-        <w:tc>
-          <w:tcPr>
-            <w:tcW w:w="3168" w:type="dxa"/>
-          </w:tcPr>
-          <w:p>
-            <w:pPr>
-              <w:spacing w:after="40"/>
-            </w:pPr>
-            <w:r>
-              <w:rPr>
-                <w:color w:val="000000"/>
-              </w:rPr>
-              <w:t>Visual Studio Code</w:t>
-            </w:r>
-          </w:p>
-        </w:tc>
-        <w:tc>
-          <w:tcPr>
-            <w:tcW w:w="3744" w:type="dxa"/>
-          </w:tcPr>
-          <w:p>
-            <w:pPr>
-              <w:spacing w:after="40"/>
-            </w:pPr>
-            <w:r>
-              <w:rPr>
-                <w:color w:val="000000"/>
-              </w:rPr>
-              <w:t>Development environment</w:t>
-            </w:r>
-          </w:p>
-        </w:tc>
-      </w:tr>
-      <w:tr>
-        <w:tc>
-          <w:tcPr>
-            <w:tcW w:w="2016" w:type="dxa"/>
-          </w:tcPr>
-          <w:p>
-            <w:pPr>
-              <w:spacing w:after="40"/>
-            </w:pPr>
-            <w:r>
-              <w:rPr>
-                <w:color w:val="000000"/>
-              </w:rPr>
-              <w:t>Database server</w:t>
-            </w:r>
-          </w:p>
-        </w:tc>
-        <w:tc>
-          <w:tcPr>
-            <w:tcW w:w="3168" w:type="dxa"/>
-          </w:tcPr>
-          <w:p>
-            <w:pPr>
-              <w:spacing w:after="40"/>
-            </w:pPr>
-            <w:r>
-              <w:rPr>
-                <w:color w:val="000000"/>
-              </w:rPr>
-              <w:t>PostgreSQL 16</w:t>
-            </w:r>
-          </w:p>
-        </w:tc>
-        <w:tc>
-          <w:tcPr>
-            <w:tcW w:w="3744" w:type="dxa"/>
-          </w:tcPr>
-          <w:p>
-            <w:pPr>
-              <w:spacing w:after="40"/>
-            </w:pPr>
-            <w:r>
-              <w:rPr>
-                <w:color w:val="000000"/>
-              </w:rPr>
-              <w:t>Local and deployed relational data storage</w:t>
-            </w:r>
-          </w:p>
-        </w:tc>
-      </w:tr>
-      <w:tr>
-        <w:tc>
-          <w:tcPr>
-            <w:tcW w:w="2016" w:type="dxa"/>
-          </w:tcPr>
-          <w:p>
-            <w:pPr>
-              <w:spacing w:after="40"/>
-            </w:pPr>
-            <w:r>
-              <w:rPr>
-                <w:color w:val="000000"/>
-              </w:rPr>
-              <w:t>Cache server</w:t>
-            </w:r>
-          </w:p>
-        </w:tc>
-        <w:tc>
-          <w:tcPr>
-            <w:tcW w:w="3168" w:type="dxa"/>
-          </w:tcPr>
-          <w:p>
-            <w:pPr>
-              <w:spacing w:after="40"/>
-            </w:pPr>
-            <w:r>
-              <w:rPr>
-                <w:color w:val="000000"/>
-              </w:rPr>
-              <w:t>Redis 7</w:t>
-            </w:r>
-          </w:p>
-        </w:tc>
-        <w:tc>
-          <w:tcPr>
-            <w:tcW w:w="3744" w:type="dxa"/>
-          </w:tcPr>
-          <w:p>
-            <w:pPr>
-              <w:spacing w:after="40"/>
-            </w:pPr>
-            <w:r>
-              <w:rPr>
-                <w:color w:val="000000"/>
-              </w:rPr>
-              <w:t>Session data and cached storefront responses</w:t>
-            </w:r>
-          </w:p>
-        </w:tc>
-      </w:tr>
-      <w:tr>
-        <w:tc>
-          <w:tcPr>
-            <w:tcW w:w="2016" w:type="dxa"/>
-          </w:tcPr>
-          <w:p>
-            <w:pPr>
-              <w:spacing w:after="40"/>
-            </w:pPr>
-            <w:r>
-              <w:rPr>
-                <w:color w:val="000000"/>
-              </w:rPr>
-              <w:t>Containerisation</w:t>
-            </w:r>
-          </w:p>
-        </w:tc>
-        <w:tc>
-          <w:tcPr>
-            <w:tcW w:w="3168" w:type="dxa"/>
-          </w:tcPr>
-          <w:p>
-            <w:pPr>
-              <w:spacing w:after="40"/>
-            </w:pPr>
-            <w:r>
-              <w:rPr>
-                <w:color w:val="000000"/>
-              </w:rPr>
-              <w:t>Docker and Docker Compose</w:t>
-            </w:r>
-          </w:p>
-        </w:tc>
-        <w:tc>
-          <w:tcPr>
-            <w:tcW w:w="3744" w:type="dxa"/>
-          </w:tcPr>
-          <w:p>
-            <w:pPr>
-              <w:spacing w:after="40"/>
-            </w:pPr>
-            <w:r>
-              <w:rPr>
-                <w:color w:val="000000"/>
-              </w:rPr>
-              <w:t>Reproducible local environment for the database and cache</w:t>
-            </w:r>
-          </w:p>
-        </w:tc>
-      </w:tr>
-      <w:tr>
-        <w:tc>
-          <w:tcPr>
-            <w:tcW w:w="2016" w:type="dxa"/>
-          </w:tcPr>
-          <w:p>
-            <w:pPr>
-              <w:spacing w:after="40"/>
-            </w:pPr>
-            <w:r>
-              <w:rPr>
-                <w:color w:val="000000"/>
-              </w:rPr>
-              <w:t>Browser</w:t>
-            </w:r>
-          </w:p>
-        </w:tc>
-        <w:tc>
-          <w:tcPr>
-            <w:tcW w:w="3168" w:type="dxa"/>
-          </w:tcPr>
-          <w:p>
-            <w:pPr>
-              <w:spacing w:after="40"/>
-            </w:pPr>
-            <w:r>
-              <w:rPr>
-                <w:color w:val="000000"/>
-              </w:rPr>
-              <w:t>Google Chrome and Mozilla Firefox, current versions</w:t>
-            </w:r>
-          </w:p>
-        </w:tc>
-        <w:tc>
-          <w:tcPr>
-            <w:tcW w:w="3744" w:type="dxa"/>
-          </w:tcPr>
-          <w:p>
-            <w:pPr>
-              <w:spacing w:after="40"/>
-            </w:pPr>
-            <w:r>
-              <w:rPr>
-                <w:color w:val="000000"/>
-              </w:rPr>
-              <w:t>Front-end development and testing</w:t>
-            </w:r>
-          </w:p>
-        </w:tc>
-      </w:tr>
-      <w:tr>
-        <w:tc>
-          <w:tcPr>
-            <w:tcW w:w="2016" w:type="dxa"/>
-          </w:tcPr>
-          <w:p>
-            <w:pPr>
-              <w:spacing w:after="40"/>
-            </w:pPr>
-            <w:r>
-              <w:rPr>
-                <w:color w:val="000000"/>
-              </w:rPr>
-              <w:t>API testing tool</w:t>
-            </w:r>
-          </w:p>
-        </w:tc>
-        <w:tc>
-          <w:tcPr>
-            <w:tcW w:w="3168" w:type="dxa"/>
-          </w:tcPr>
-          <w:p>
-            <w:pPr>
-              <w:spacing w:after="40"/>
-            </w:pPr>
-            <w:r>
-              <w:rPr>
-                <w:color w:val="000000"/>
-              </w:rPr>
-              <w:t>Postman and the built-in OpenAPI documentation</w:t>
-            </w:r>
-          </w:p>
-        </w:tc>
-        <w:tc>
-          <w:tcPr>
-            <w:tcW w:w="3744" w:type="dxa"/>
-          </w:tcPr>
-          <w:p>
-            <w:pPr>
-              <w:spacing w:after="40"/>
-            </w:pPr>
-            <w:r>
-              <w:rPr>
-                <w:color w:val="000000"/>
-              </w:rPr>
-              <w:t>Manual and exploratory testing of the interface</w:t>
-            </w:r>
-          </w:p>
-        </w:tc>
-      </w:tr>
-      <w:tr>
-        <w:tc>
-          <w:tcPr>
-            <w:tcW w:w="2016" w:type="dxa"/>
-          </w:tcPr>
-          <w:p>
-            <w:pPr>
-              <w:spacing w:after="40"/>
-            </w:pPr>
-            <w:r>
-              <w:rPr>
-                <w:color w:val="000000"/>
-              </w:rPr>
-              <w:t>Diagramming</w:t>
-            </w:r>
-          </w:p>
-        </w:tc>
-        <w:tc>
-          <w:tcPr>
-            <w:tcW w:w="3168" w:type="dxa"/>
-          </w:tcPr>
-          <w:p>
-            <w:pPr>
-              <w:spacing w:after="40"/>
-            </w:pPr>
-            <w:r>
-              <w:rPr>
-                <w:color w:val="000000"/>
-              </w:rPr>
-              <w:t>draw.io and Mermaid</w:t>
-            </w:r>
-          </w:p>
-        </w:tc>
-        <w:tc>
-          <w:tcPr>
-            <w:tcW w:w="3744" w:type="dxa"/>
-          </w:tcPr>
-          <w:p>
-            <w:pPr>
-              <w:spacing w:after="40"/>
-            </w:pPr>
-            <w:r>
-              <w:rPr>
-                <w:color w:val="000000"/>
-              </w:rPr>
-              <w:t>System design diagrams</w:t>
-            </w:r>
-          </w:p>
-        </w:tc>
-      </w:tr>
-      <w:tr>
-        <w:tc>
-          <w:tcPr>
-            <w:tcW w:w="2016" w:type="dxa"/>
-          </w:tcPr>
-          <w:p>
-            <w:pPr>
-              <w:spacing w:after="40"/>
-            </w:pPr>
-            <w:r>
-              <w:rPr>
-                <w:color w:val="000000"/>
-              </w:rPr>
-              <w:t>Version control</w:t>
-            </w:r>
-          </w:p>
-        </w:tc>
-        <w:tc>
-          <w:tcPr>
-            <w:tcW w:w="3168" w:type="dxa"/>
-          </w:tcPr>
-          <w:p>
-            <w:pPr>
-              <w:spacing w:after="40"/>
-            </w:pPr>
-            <w:r>
-              <w:rPr>
-                <w:color w:val="000000"/>
-              </w:rPr>
-              <w:t>Git and GitHub</w:t>
-            </w:r>
-          </w:p>
-        </w:tc>
-        <w:tc>
-          <w:tcPr>
-            <w:tcW w:w="3744" w:type="dxa"/>
-          </w:tcPr>
-          <w:p>
-            <w:pPr>
-              <w:spacing w:after="40"/>
-            </w:pPr>
-            <w:r>
-              <w:rPr>
-                <w:color w:val="000000"/>
-              </w:rPr>
-              <w:t>Source code management and collaboration</w:t>
-            </w:r>
-          </w:p>
-        </w:tc>
-      </w:tr>
-    </w:tbl>
-    <w:p/>
+          <w:b/>
+          <w:color w:val="000000"/>
+        </w:rPr>
+        <w:t>2) Memory</w:t>
+      </w:r>
+    </w:p>
+    <w:p>
+      <w:pPr>
+        <w:spacing w:line="480" w:lineRule="auto"/>
+        <w:ind w:left="720" w:hanging="360"/>
+      </w:pPr>
+      <w:r>
+        <w:rPr>
+          <w:color w:val="000000"/>
+        </w:rPr>
+        <w:t>•</w:t>
+      </w:r>
+      <w:r>
+        <w:rPr>
+          <w:color w:val="000000"/>
+        </w:rPr>
+        <w:tab/>
+        <w:t>Minimum: 8 GB. Enough to run PostgreSQL, Redis, the FastAPI service and the Next.js development server at the same time.</w:t>
+      </w:r>
+    </w:p>
+    <w:p>
+      <w:pPr>
+        <w:spacing w:line="480" w:lineRule="auto"/>
+        <w:ind w:left="720" w:hanging="360"/>
+      </w:pPr>
+      <w:r>
+        <w:rPr>
+          <w:color w:val="000000"/>
+        </w:rPr>
+        <w:t>•</w:t>
+      </w:r>
+      <w:r>
+        <w:rPr>
+          <w:color w:val="000000"/>
+        </w:rPr>
+        <w:tab/>
+        <w:t>Recommended: 16 GB, which leaves room for the browser, the editor and the container runtime without swapping.</w:t>
+      </w:r>
+    </w:p>
+    <w:p>
+      <w:pPr>
+        <w:keepNext/>
+        <w:spacing w:line="480" w:lineRule="auto"/>
+      </w:pPr>
+      <w:r>
+        <w:rPr>
+          <w:b/>
+          <w:color w:val="000000"/>
+        </w:rPr>
+        <w:t>3) Storage</w:t>
+      </w:r>
+    </w:p>
+    <w:p>
+      <w:pPr>
+        <w:spacing w:line="480" w:lineRule="auto"/>
+        <w:ind w:left="720" w:hanging="360"/>
+      </w:pPr>
+      <w:r>
+        <w:rPr>
+          <w:color w:val="000000"/>
+        </w:rPr>
+        <w:t>•</w:t>
+      </w:r>
+      <w:r>
+        <w:rPr>
+          <w:color w:val="000000"/>
+        </w:rPr>
+        <w:tab/>
+      </w:r>
+      <w:r>
+        <w:rPr>
+          <w:color w:val="000000"/>
+        </w:rPr>
+        <w:t>A solid state drive is recommended, because dependency installation and front-end builds are dominated by small-file input and output.</w:t>
+      </w:r>
+    </w:p>
+    <w:p>
+      <w:pPr>
+        <w:spacing w:line="480" w:lineRule="auto"/>
+        <w:ind w:left="720" w:hanging="360"/>
+      </w:pPr>
+      <w:r>
+        <w:rPr>
+          <w:color w:val="000000"/>
+        </w:rPr>
+        <w:t>•</w:t>
+      </w:r>
+      <w:r>
+        <w:rPr>
+          <w:color w:val="000000"/>
+        </w:rPr>
+        <w:tab/>
+        <w:t>Minimum 40 GB free for source code, dependencies, container images and the local database.</w:t>
+      </w:r>
+    </w:p>
+    <w:p>
+      <w:pPr>
+        <w:keepNext/>
+        <w:spacing w:line="480" w:lineRule="auto"/>
+      </w:pPr>
+      <w:r>
+        <w:rPr>
+          <w:b/>
+          <w:color w:val="000000"/>
+        </w:rPr>
+        <w:lastRenderedPageBreak/>
+        <w:t>4) Display and Network</w:t>
+      </w:r>
+    </w:p>
+    <w:p>
+      <w:pPr>
+        <w:spacing w:line="480" w:lineRule="auto"/>
+        <w:ind w:left="720" w:hanging="360"/>
+      </w:pPr>
+      <w:r>
+        <w:rPr>
+          <w:color w:val="000000"/>
+        </w:rPr>
+        <w:t>•</w:t>
+      </w:r>
+      <w:r>
+        <w:rPr>
+          <w:color w:val="000000"/>
+        </w:rPr>
+        <w:tab/>
+        <w:t>A display of 1920 by 1080 or higher, which makes dashboard and storefront layout work practical.</w:t>
+      </w:r>
+    </w:p>
+    <w:p>
+      <w:pPr>
+        <w:spacing w:line="480" w:lineRule="auto"/>
+        <w:ind w:left="720" w:hanging="360"/>
+      </w:pPr>
+      <w:r>
+        <w:rPr>
+          <w:color w:val="000000"/>
+        </w:rPr>
+        <w:t>•</w:t>
+      </w:r>
+      <w:r>
+        <w:rPr>
+          <w:color w:val="000000"/>
+        </w:rPr>
+        <w:tab/>
+        <w:t>A broadband internet connection for package installation, deployment and domain verification.</w:t>
+      </w:r>
+    </w:p>
+    <w:p>
+      <w:pPr>
+        <w:keepNext/>
+        <w:spacing w:line="480" w:lineRule="auto"/>
+      </w:pPr>
+      <w:r>
+        <w:rPr>
+          <w:b/>
+          <w:color w:val="000000"/>
+        </w:rPr>
+        <w:t>5) Deployment Server</w:t>
+      </w:r>
+    </w:p>
+    <w:p>
+      <w:pPr>
+        <w:spacing w:line="480" w:lineRule="auto"/>
+        <w:ind w:left="720" w:hanging="360"/>
+      </w:pPr>
+      <w:r>
+        <w:rPr>
+          <w:color w:val="000000"/>
+        </w:rPr>
+        <w:t>•</w:t>
+      </w:r>
+      <w:r>
+        <w:rPr>
+          <w:color w:val="000000"/>
+        </w:rPr>
+        <w:tab/>
+      </w:r>
+      <w:r>
+        <w:rPr>
+          <w:color w:val="000000"/>
+        </w:rPr>
+        <w:t>One application instance of 1 virtual CPU and 1 GB of memory, which is within the free tier of the hosting platforms considered.</w:t>
+      </w:r>
+    </w:p>
+    <w:p>
+      <w:pPr>
+        <w:spacing w:line="480" w:lineRule="auto"/>
+        <w:ind w:left="720" w:hanging="360"/>
+      </w:pPr>
+      <w:r>
+        <w:rPr>
+          <w:color w:val="000000"/>
+        </w:rPr>
+        <w:t>•</w:t>
+      </w:r>
+      <w:r>
+        <w:rPr>
+          <w:color w:val="000000"/>
+        </w:rPr>
+        <w:tab/>
+        <w:t>A small managed PostgreSQL instance for the shared database.</w:t>
+      </w:r>
+    </w:p>
+    <w:p>
+      <w:pPr>
+        <w:spacing w:line="480" w:lineRule="auto"/>
+        <w:ind w:left="720" w:hanging="360"/>
+      </w:pPr>
+      <w:r>
+        <w:rPr>
+          <w:color w:val="000000"/>
+        </w:rPr>
+        <w:t>•</w:t>
+      </w:r>
+      <w:r>
+        <w:rPr>
+          <w:color w:val="000000"/>
+        </w:rPr>
+        <w:tab/>
+        <w:t>No graphics processor is required at any stage, because the system performs no model training or heavy computation.</w:t>
+      </w:r>
+    </w:p>
+    <w:p>
+      <w:pPr>
+        <w:spacing w:line="480" w:lineRule="auto"/>
+      </w:pPr>
+      <w:r>
+        <w:rPr>
+          <w:b/>
+          <w:color w:val="000000"/>
+        </w:rPr>
+        <w:t>Software Requirements</w:t>
+      </w:r>
+    </w:p>
+    <w:p>
+      <w:pPr>
+        <w:keepNext/>
+        <w:spacing w:line="480" w:lineRule="auto"/>
+      </w:pPr>
+      <w:r>
+        <w:rPr>
+          <w:b/>
+          <w:color w:val="000000"/>
+        </w:rPr>
+        <w:t>1) Operating System</w:t>
+      </w:r>
+    </w:p>
+    <w:p>
+      <w:pPr>
+        <w:spacing w:line="480" w:lineRule="auto"/>
+        <w:ind w:left="720" w:hanging="360"/>
+      </w:pPr>
+      <w:r>
+        <w:rPr>
+          <w:color w:val="000000"/>
+        </w:rPr>
+        <w:t>•</w:t>
+      </w:r>
+      <w:r>
+        <w:rPr>
+          <w:color w:val="000000"/>
+        </w:rPr>
+        <w:tab/>
+        <w:t>Any modern 64-bit operating system. Windows 10 or 11, or Ubuntu 22.04 LTS, are used by the team and are both supported by every tool in the stack.</w:t>
+      </w:r>
+    </w:p>
+    <w:p>
+      <w:pPr>
+        <w:keepNext/>
+        <w:spacing w:line="480" w:lineRule="auto"/>
+      </w:pPr>
+      <w:r>
+        <w:rPr>
+          <w:b/>
+          <w:color w:val="000000"/>
+        </w:rPr>
+        <w:t>2) Back End</w:t>
+      </w:r>
+    </w:p>
+    <w:p>
+      <w:pPr>
+        <w:spacing w:line="480" w:lineRule="auto"/>
+        <w:ind w:left="720" w:hanging="360"/>
+      </w:pPr>
+      <w:r>
+        <w:rPr>
+          <w:color w:val="000000"/>
+        </w:rPr>
+        <w:t>•</w:t>
+      </w:r>
+      <w:r>
+        <w:rPr>
+          <w:color w:val="000000"/>
+        </w:rPr>
+        <w:tab/>
+        <w:t>Python 3.11 as the implementation language.</w:t>
+      </w:r>
+    </w:p>
+    <w:p>
+      <w:pPr>
+        <w:spacing w:line="480" w:lineRule="auto"/>
+        <w:ind w:left="720" w:hanging="360"/>
+      </w:pPr>
+      <w:r>
+        <w:rPr>
+          <w:color w:val="000000"/>
+        </w:rPr>
+        <w:t>•</w:t>
+      </w:r>
+      <w:r>
+        <w:rPr>
+          <w:color w:val="000000"/>
+        </w:rPr>
+        <w:tab/>
+        <w:t>FastAPI with Pydantic and Uvicorn for the REST interface, request validation and generated interface documentation.</w:t>
+      </w:r>
+    </w:p>
+    <w:p>
+      <w:pPr>
+        <w:spacing w:line="480" w:lineRule="auto"/>
+        <w:ind w:left="720" w:hanging="360"/>
+      </w:pPr>
+      <w:r>
+        <w:rPr>
+          <w:color w:val="000000"/>
+        </w:rPr>
+        <w:t>•</w:t>
+      </w:r>
+      <w:r>
+        <w:rPr>
+          <w:color w:val="000000"/>
+        </w:rPr>
+        <w:tab/>
+        <w:t>SQLAlchemy 2.0 for object-relational mapping, which is where the tenant scoping is applied, and Alembic for versioned schema migrations.</w:t>
+      </w:r>
+    </w:p>
+    <w:p>
+      <w:pPr>
+        <w:keepNext/>
+        <w:spacing w:line="480" w:lineRule="auto"/>
+      </w:pPr>
+      <w:r>
+        <w:rPr>
+          <w:b/>
+          <w:color w:val="000000"/>
+        </w:rPr>
+        <w:t>3) Front End</w:t>
+      </w:r>
+    </w:p>
+    <w:p>
+      <w:pPr>
+        <w:spacing w:line="480" w:lineRule="auto"/>
+        <w:ind w:left="720" w:hanging="360"/>
+      </w:pPr>
+      <w:r>
+        <w:rPr>
+          <w:color w:val="000000"/>
+        </w:rPr>
+        <w:t>•</w:t>
+      </w:r>
+      <w:r>
+        <w:rPr>
+          <w:color w:val="000000"/>
+        </w:rPr>
+        <w:tab/>
+        <w:t>TypeScript as the implementation language.</w:t>
+      </w:r>
+    </w:p>
+    <w:p>
+      <w:pPr>
+        <w:spacing w:line="480" w:lineRule="auto"/>
+        <w:ind w:left="720" w:hanging="360"/>
+      </w:pPr>
+      <w:r>
+        <w:rPr>
+          <w:color w:val="000000"/>
+        </w:rPr>
+        <w:lastRenderedPageBreak/>
+        <w:t>•</w:t>
+      </w:r>
+      <w:r>
+        <w:rPr>
+          <w:color w:val="000000"/>
+        </w:rPr>
+        <w:tab/>
+        <w:t>Next.js 15 with React for server-rendered storefronts, the seller dashboard and the platform administration console.</w:t>
+      </w:r>
+    </w:p>
+    <w:p>
+      <w:pPr>
+        <w:spacing w:line="480" w:lineRule="auto"/>
+        <w:ind w:left="720" w:hanging="360"/>
+      </w:pPr>
+      <w:r>
+        <w:rPr>
+          <w:color w:val="000000"/>
+        </w:rPr>
+        <w:t>•</w:t>
+      </w:r>
+      <w:r>
+        <w:rPr>
+          <w:color w:val="000000"/>
+        </w:rPr>
+        <w:tab/>
+      </w:r>
+      <w:r>
+        <w:rPr>
+          <w:color w:val="000000"/>
+        </w:rPr>
+        <w:t>Tailwind CSS for styling, which keeps the storefront themes to a small set of design tokens.</w:t>
+      </w:r>
+    </w:p>
+    <w:p>
+      <w:pPr>
+        <w:keepNext/>
+        <w:spacing w:line="480" w:lineRule="auto"/>
+      </w:pPr>
+      <w:r>
+        <w:rPr>
+          <w:b/>
+          <w:color w:val="000000"/>
+        </w:rPr>
+        <w:t>4) Data and Storage</w:t>
+      </w:r>
+    </w:p>
+    <w:p>
+      <w:pPr>
+        <w:spacing w:line="480" w:lineRule="auto"/>
+        <w:ind w:left="720" w:hanging="360"/>
+      </w:pPr>
+      <w:r>
+        <w:rPr>
+          <w:color w:val="000000"/>
+        </w:rPr>
+        <w:t>•</w:t>
+      </w:r>
+      <w:r>
+        <w:rPr>
+          <w:color w:val="000000"/>
+        </w:rPr>
+        <w:tab/>
+        <w:t>PostgreSQL 16 as the relational database, chosen for its row-level security policies and JSONB columns.</w:t>
+      </w:r>
+    </w:p>
+    <w:p>
+      <w:pPr>
+        <w:spacing w:line="480" w:lineRule="auto"/>
+        <w:ind w:left="720" w:hanging="360"/>
+      </w:pPr>
+      <w:r>
+        <w:rPr>
+          <w:color w:val="000000"/>
+        </w:rPr>
+        <w:t>•</w:t>
+      </w:r>
+      <w:r>
+        <w:rPr>
+          <w:color w:val="000000"/>
+        </w:rPr>
+        <w:tab/>
+        <w:t>Redis 7 for cached storefront responses and session data.</w:t>
+      </w:r>
+    </w:p>
+    <w:p>
+      <w:pPr>
+        <w:spacing w:line="480" w:lineRule="auto"/>
+        <w:ind w:left="720" w:hanging="360"/>
+      </w:pPr>
+      <w:r>
+        <w:rPr>
+          <w:color w:val="000000"/>
+        </w:rPr>
+        <w:t>•</w:t>
+      </w:r>
+      <w:r>
+        <w:rPr>
+          <w:color w:val="000000"/>
+        </w:rPr>
+        <w:tab/>
+        <w:t>An S3-compatible object store for product images and theme assets.</w:t>
+      </w:r>
+    </w:p>
+    <w:p>
+      <w:pPr>
+        <w:keepNext/>
+        <w:spacing w:line="480" w:lineRule="auto"/>
+      </w:pPr>
+      <w:r>
+        <w:rPr>
+          <w:b/>
+          <w:color w:val="000000"/>
+        </w:rPr>
+        <w:t>5) Development and Testing Tools</w:t>
+      </w:r>
+    </w:p>
+    <w:p>
+      <w:pPr>
+        <w:spacing w:line="480" w:lineRule="auto"/>
+        <w:ind w:left="720" w:hanging="360"/>
+      </w:pPr>
+      <w:r>
+        <w:rPr>
+          <w:color w:val="000000"/>
+        </w:rPr>
+        <w:t>•</w:t>
+      </w:r>
+      <w:r>
+        <w:rPr>
+          <w:color w:val="000000"/>
+        </w:rPr>
+        <w:tab/>
+        <w:t>Visual Studio Code as the development environment.</w:t>
+      </w:r>
+    </w:p>
+    <w:p>
+      <w:pPr>
+        <w:spacing w:line="480" w:lineRule="auto"/>
+        <w:ind w:left="720" w:hanging="360"/>
+      </w:pPr>
+      <w:r>
+        <w:rPr>
+          <w:color w:val="000000"/>
+        </w:rPr>
+        <w:t>•</w:t>
+      </w:r>
+      <w:r>
+        <w:rPr>
+          <w:color w:val="000000"/>
+        </w:rPr>
+        <w:tab/>
+        <w:t>Docker and Docker Compose for a reproducible local database and cache.</w:t>
+      </w:r>
+    </w:p>
+    <w:p>
+      <w:pPr>
+        <w:spacing w:line="480" w:lineRule="auto"/>
+        <w:ind w:left="720" w:hanging="360"/>
+      </w:pPr>
+      <w:r>
+        <w:rPr>
+          <w:color w:val="000000"/>
+        </w:rPr>
+        <w:t>•</w:t>
+      </w:r>
+      <w:r>
+        <w:rPr>
+          <w:color w:val="000000"/>
+        </w:rPr>
+        <w:tab/>
+      </w:r>
+      <w:r>
+        <w:rPr>
+          <w:color w:val="000000"/>
+        </w:rPr>
+        <w:t>pytest for unit and integration testing, and Playwright for end-to-end tests through a real browser.</w:t>
+      </w:r>
+    </w:p>
+    <w:p>
+      <w:pPr>
+        <w:spacing w:line="480" w:lineRule="auto"/>
+        <w:ind w:left="720" w:hanging="360"/>
+      </w:pPr>
+      <w:r>
+        <w:rPr>
+          <w:color w:val="000000"/>
+        </w:rPr>
+        <w:t>•</w:t>
+      </w:r>
+      <w:r>
+        <w:rPr>
+          <w:color w:val="000000"/>
+        </w:rPr>
+        <w:tab/>
+        <w:t>Git and GitHub for source control and collaboration.</w:t>
+      </w:r>
+    </w:p>
     <w:p>
       <w:pPr>
         <w:pStyle w:val="Heading2"/>
         <w:keepNext/>
         <w:spacing w:line="480" w:lineRule="auto"/>
       </w:pPr>
-      <w:bookmarkStart w:id="34" w:name="_Toc239249269"/>
+      <w:bookmarkStart w:id="34" w:name="_Toc239252063"/>
       <w:r>
         <w:rPr>
           <w:b/>
@@ -11892,7 +10551,7 @@
         <w:rPr>
           <w:color w:val="000000"/>
         </w:rPr>
-        <w:t>Table 6 lists the proposed technology stack. Each major choice is justified after the table.</w:t>
+        <w:t>The proposed technology stack is set out below, tier by tier, with the reason for each major choice stated alongside it.</w:t>
       </w:r>
     </w:p>
     <w:p>
@@ -11905,8 +10564,57 @@
           <w:b/>
           <w:color w:val="000000"/>
         </w:rPr>
+        <w:t>1) Presentation Tier</w:t>
+      </w:r>
+    </w:p>
+    <w:p>
+      <w:pPr>
+        <w:spacing w:line="480" w:lineRule="auto"/>
+        <w:ind w:left="720" w:hanging="360"/>
+      </w:pPr>
+      <w:r>
+        <w:rPr>
+          <w:color w:val="000000"/>
+        </w:rPr>
+        <w:t>•</w:t>
+      </w:r>
+      <w:r>
+        <w:rPr>
+          <w:color w:val="000000"/>
+        </w:rPr>
+        <w:tab/>
+        <w:t>Next.js 15 with React and Tailwind CSS, served over HTTPS.</w:t>
+      </w:r>
+    </w:p>
+    <w:p>
+      <w:pPr>
+        <w:spacing w:line="480" w:lineRule="auto"/>
+        <w:ind w:left="720" w:hanging="360"/>
+      </w:pPr>
+      <w:r>
+        <w:rPr>
+          <w:color w:val="000000"/>
+        </w:rPr>
+        <w:t>•</w:t>
+      </w:r>
+      <w:r>
+        <w:rPr>
+          <w:color w:val="000000"/>
+        </w:rPr>
+        <w:tab/>
+      </w:r>
+      <w:r>
+        <w:rPr>
+          <w:color w:val="000000"/>
+        </w:rPr>
+        <w:t xml:space="preserve">Chosen because its middleware runs before routing and can rewrite a request based on the Host header, which is exactly the mechanism required to serve many storefronts and two </w:t>
+      </w:r>
+      <w:r>
+        <w:rPr>
+          <w:color w:val="000000"/>
+        </w:rPr>
         <w:lastRenderedPageBreak/>
-        <w:t>Table 6</w:t>
+        <w:t>applications from one deployment, and because server-side rendering produces complete HTML for storefront pages so that they are indexable by search engines.</w:t>
       </w:r>
     </w:p>
     <w:p>
@@ -11916,557 +10624,273 @@
       </w:pPr>
       <w:r>
         <w:rPr>
-          <w:color w:val="000000"/>
-        </w:rPr>
-        <w:t>Proposed Technology Stack</w:t>
-      </w:r>
-    </w:p>
-    <w:tbl>
-      <w:tblPr>
-        <w:tblW w:w="8927" w:type="dxa"/>
-        <w:tblBorders>
-          <w:top w:val="single" w:sz="8" w:space="0" w:color="000000"/>
-          <w:bottom w:val="single" w:sz="8" w:space="0" w:color="000000"/>
-        </w:tblBorders>
-        <w:tblLayout w:type="fixed"/>
-        <w:tblLook w:val="04A0" w:firstRow="1" w:lastRow="0" w:firstColumn="1" w:lastColumn="0" w:noHBand="0" w:noVBand="1"/>
-      </w:tblPr>
-      <w:tblGrid>
-        <w:gridCol w:w="3312"/>
-        <w:gridCol w:w="5615"/>
-      </w:tblGrid>
-      <w:tr>
-        <w:trPr>
-          <w:tblHeader/>
-        </w:trPr>
-        <w:tc>
-          <w:tcPr>
-            <w:tcW w:w="3312" w:type="dxa"/>
-            <w:tcBorders>
-              <w:bottom w:val="single" w:sz="8" w:space="0" w:color="000000"/>
-            </w:tcBorders>
-          </w:tcPr>
-          <w:p>
-            <w:pPr>
-              <w:spacing w:after="40"/>
-            </w:pPr>
-            <w:r>
-              <w:rPr>
-                <w:b/>
-                <w:color w:val="000000"/>
-              </w:rPr>
-              <w:t>Layer</w:t>
-            </w:r>
-          </w:p>
-        </w:tc>
-        <w:tc>
-          <w:tcPr>
-            <w:tcW w:w="5616" w:type="dxa"/>
-            <w:tcBorders>
-              <w:bottom w:val="single" w:sz="8" w:space="0" w:color="000000"/>
-            </w:tcBorders>
-          </w:tcPr>
-          <w:p>
-            <w:pPr>
-              <w:spacing w:after="40"/>
-            </w:pPr>
-            <w:r>
-              <w:rPr>
-                <w:b/>
-                <w:color w:val="000000"/>
-              </w:rPr>
-              <w:t>Proposed Choice</w:t>
-            </w:r>
-          </w:p>
-        </w:tc>
-      </w:tr>
-      <w:tr>
-        <w:tc>
-          <w:tcPr>
-            <w:tcW w:w="3312" w:type="dxa"/>
-          </w:tcPr>
-          <w:p>
-            <w:pPr>
-              <w:spacing w:after="40"/>
-            </w:pPr>
-            <w:r>
-              <w:rPr>
-                <w:color w:val="000000"/>
-              </w:rPr>
-              <w:t>Programming languages</w:t>
-            </w:r>
-          </w:p>
-        </w:tc>
-        <w:tc>
-          <w:tcPr>
-            <w:tcW w:w="5616" w:type="dxa"/>
-          </w:tcPr>
-          <w:p>
-            <w:pPr>
-              <w:spacing w:after="40"/>
-            </w:pPr>
-            <w:r>
-              <w:rPr>
-                <w:color w:val="000000"/>
-              </w:rPr>
-              <w:t>Python 3.11 and TypeScript</w:t>
-            </w:r>
-          </w:p>
-        </w:tc>
-      </w:tr>
-      <w:tr>
-        <w:tc>
-          <w:tcPr>
-            <w:tcW w:w="3312" w:type="dxa"/>
-          </w:tcPr>
-          <w:p>
-            <w:pPr>
-              <w:spacing w:after="40"/>
-            </w:pPr>
-            <w:r>
-              <w:rPr>
-                <w:color w:val="000000"/>
-              </w:rPr>
-              <w:t>Front end</w:t>
-            </w:r>
-          </w:p>
-        </w:tc>
-        <w:tc>
-          <w:tcPr>
-            <w:tcW w:w="5616" w:type="dxa"/>
-          </w:tcPr>
-          <w:p>
-            <w:pPr>
-              <w:spacing w:after="40"/>
-            </w:pPr>
-            <w:r>
-              <w:rPr>
-                <w:color w:val="000000"/>
-              </w:rPr>
-              <w:t>Next.js 15 (React), Tailwind CSS</w:t>
-            </w:r>
-          </w:p>
-        </w:tc>
-      </w:tr>
-      <w:tr>
-        <w:tc>
-          <w:tcPr>
-            <w:tcW w:w="3312" w:type="dxa"/>
-          </w:tcPr>
-          <w:p>
-            <w:pPr>
-              <w:spacing w:after="40"/>
-            </w:pPr>
-            <w:r>
-              <w:rPr>
-                <w:color w:val="000000"/>
-              </w:rPr>
-              <w:t>Back end and framework</w:t>
-            </w:r>
-          </w:p>
-        </w:tc>
-        <w:tc>
-          <w:tcPr>
-            <w:tcW w:w="5616" w:type="dxa"/>
-          </w:tcPr>
-          <w:p>
-            <w:pPr>
-              <w:spacing w:after="40"/>
-            </w:pPr>
-            <w:r>
-              <w:rPr>
-                <w:color w:val="000000"/>
-              </w:rPr>
-              <w:t>FastAPI with Pydantic and Uvicorn</w:t>
-            </w:r>
-          </w:p>
-        </w:tc>
-      </w:tr>
-      <w:tr>
-        <w:tc>
-          <w:tcPr>
-            <w:tcW w:w="3312" w:type="dxa"/>
-          </w:tcPr>
-          <w:p>
-            <w:pPr>
-              <w:spacing w:after="40"/>
-            </w:pPr>
-            <w:r>
-              <w:rPr>
-                <w:color w:val="000000"/>
-              </w:rPr>
-              <w:t>Database</w:t>
-            </w:r>
-          </w:p>
-        </w:tc>
-        <w:tc>
-          <w:tcPr>
-            <w:tcW w:w="5616" w:type="dxa"/>
-          </w:tcPr>
-          <w:p>
-            <w:pPr>
-              <w:spacing w:after="40"/>
-            </w:pPr>
-            <w:r>
-              <w:rPr>
-                <w:color w:val="000000"/>
-              </w:rPr>
-              <w:t>PostgreSQL 16</w:t>
-            </w:r>
-          </w:p>
-        </w:tc>
-      </w:tr>
-      <w:tr>
-        <w:tc>
-          <w:tcPr>
-            <w:tcW w:w="3312" w:type="dxa"/>
-          </w:tcPr>
-          <w:p>
-            <w:pPr>
-              <w:spacing w:after="40"/>
-            </w:pPr>
-            <w:r>
-              <w:rPr>
-                <w:color w:val="000000"/>
-              </w:rPr>
-              <w:t>Object-relational mapping</w:t>
-            </w:r>
-          </w:p>
-        </w:tc>
-        <w:tc>
-          <w:tcPr>
-            <w:tcW w:w="5616" w:type="dxa"/>
-          </w:tcPr>
-          <w:p>
-            <w:pPr>
-              <w:spacing w:after="40"/>
-            </w:pPr>
-            <w:r>
-              <w:rPr>
-                <w:color w:val="000000"/>
-              </w:rPr>
-              <w:t>SQLAlchemy 2.0 with Alembic migrations</w:t>
-            </w:r>
-          </w:p>
-        </w:tc>
-      </w:tr>
-      <w:tr>
-        <w:tc>
-          <w:tcPr>
-            <w:tcW w:w="3312" w:type="dxa"/>
-          </w:tcPr>
-          <w:p>
-            <w:pPr>
-              <w:spacing w:after="40"/>
-            </w:pPr>
-            <w:r>
-              <w:rPr>
-                <w:color w:val="000000"/>
-              </w:rPr>
-              <w:t>Cache and sessions</w:t>
-            </w:r>
-          </w:p>
-        </w:tc>
-        <w:tc>
-          <w:tcPr>
-            <w:tcW w:w="5616" w:type="dxa"/>
-          </w:tcPr>
-          <w:p>
-            <w:pPr>
-              <w:spacing w:after="40"/>
-            </w:pPr>
-            <w:r>
-              <w:rPr>
-                <w:color w:val="000000"/>
-              </w:rPr>
-              <w:t>Redis 7</w:t>
-            </w:r>
-          </w:p>
-        </w:tc>
-      </w:tr>
-      <w:tr>
-        <w:tc>
-          <w:tcPr>
-            <w:tcW w:w="3312" w:type="dxa"/>
-          </w:tcPr>
-          <w:p>
-            <w:pPr>
-              <w:spacing w:after="40"/>
-            </w:pPr>
-            <w:r>
-              <w:rPr>
-                <w:color w:val="000000"/>
-              </w:rPr>
-              <w:t>Object storage</w:t>
-            </w:r>
-          </w:p>
-        </w:tc>
-        <w:tc>
-          <w:tcPr>
-            <w:tcW w:w="5616" w:type="dxa"/>
-          </w:tcPr>
-          <w:p>
-            <w:pPr>
-              <w:spacing w:after="40"/>
-            </w:pPr>
-            <w:r>
-              <w:rPr>
-                <w:color w:val="000000"/>
-              </w:rPr>
-              <w:t>S3-compatible storage for product media</w:t>
-            </w:r>
-          </w:p>
-        </w:tc>
-      </w:tr>
-      <w:tr>
-        <w:tc>
-          <w:tcPr>
-            <w:tcW w:w="3312" w:type="dxa"/>
-          </w:tcPr>
-          <w:p>
-            <w:pPr>
-              <w:spacing w:after="40"/>
-            </w:pPr>
-            <w:r>
-              <w:rPr>
-                <w:color w:val="000000"/>
-              </w:rPr>
-              <w:t>Authentication</w:t>
-            </w:r>
-          </w:p>
-        </w:tc>
-        <w:tc>
-          <w:tcPr>
-            <w:tcW w:w="5616" w:type="dxa"/>
-          </w:tcPr>
-          <w:p>
-            <w:pPr>
-              <w:spacing w:after="40"/>
-            </w:pPr>
-            <w:r>
-              <w:rPr>
-                <w:color w:val="000000"/>
-              </w:rPr>
-              <w:t>JSON Web Tokens with Argon2 password hashing</w:t>
-            </w:r>
-          </w:p>
-        </w:tc>
-      </w:tr>
-      <w:tr>
-        <w:tc>
-          <w:tcPr>
-            <w:tcW w:w="3312" w:type="dxa"/>
-          </w:tcPr>
-          <w:p>
-            <w:pPr>
-              <w:spacing w:after="40"/>
-            </w:pPr>
-            <w:r>
-              <w:rPr>
-                <w:color w:val="000000"/>
-              </w:rPr>
-              <w:t>Testing</w:t>
-            </w:r>
-          </w:p>
-        </w:tc>
-        <w:tc>
-          <w:tcPr>
-            <w:tcW w:w="5616" w:type="dxa"/>
-          </w:tcPr>
-          <w:p>
-            <w:pPr>
-              <w:spacing w:after="40"/>
-            </w:pPr>
-            <w:r>
-              <w:rPr>
-                <w:color w:val="000000"/>
-              </w:rPr>
-              <w:t>pytest for the back end, Playwright for end-to-end tests</w:t>
-            </w:r>
-          </w:p>
-        </w:tc>
-      </w:tr>
-      <w:tr>
-        <w:tc>
-          <w:tcPr>
-            <w:tcW w:w="3312" w:type="dxa"/>
-          </w:tcPr>
-          <w:p>
-            <w:pPr>
-              <w:spacing w:after="40"/>
-            </w:pPr>
-            <w:r>
-              <w:rPr>
-                <w:color w:val="000000"/>
-              </w:rPr>
-              <w:t>Development environment</w:t>
-            </w:r>
-          </w:p>
-        </w:tc>
-        <w:tc>
-          <w:tcPr>
-            <w:tcW w:w="5616" w:type="dxa"/>
-          </w:tcPr>
-          <w:p>
-            <w:pPr>
-              <w:spacing w:after="40"/>
-            </w:pPr>
-            <w:r>
-              <w:rPr>
-                <w:color w:val="000000"/>
-              </w:rPr>
-              <w:t>Visual Studio Code, Docker Compose</w:t>
-            </w:r>
-          </w:p>
-        </w:tc>
-      </w:tr>
-      <w:tr>
-        <w:tc>
-          <w:tcPr>
-            <w:tcW w:w="3312" w:type="dxa"/>
-          </w:tcPr>
-          <w:p>
-            <w:pPr>
-              <w:spacing w:after="40"/>
-            </w:pPr>
-            <w:r>
-              <w:rPr>
-                <w:color w:val="000000"/>
-              </w:rPr>
-              <w:t>Version control</w:t>
-            </w:r>
-          </w:p>
-        </w:tc>
-        <w:tc>
-          <w:tcPr>
-            <w:tcW w:w="5616" w:type="dxa"/>
-          </w:tcPr>
-          <w:p>
-            <w:pPr>
-              <w:spacing w:after="40"/>
-            </w:pPr>
-            <w:r>
-              <w:rPr>
-                <w:color w:val="000000"/>
-              </w:rPr>
-              <w:t>Git and GitHub</w:t>
-            </w:r>
-          </w:p>
-        </w:tc>
-      </w:tr>
-      <w:tr>
-        <w:tc>
-          <w:tcPr>
-            <w:tcW w:w="3312" w:type="dxa"/>
-          </w:tcPr>
-          <w:p>
-            <w:pPr>
-              <w:spacing w:after="40"/>
-            </w:pPr>
-            <w:r>
-              <w:rPr>
-                <w:color w:val="000000"/>
-              </w:rPr>
-              <w:t>Deployment platform</w:t>
-            </w:r>
-          </w:p>
-        </w:tc>
-        <w:tc>
-          <w:tcPr>
-            <w:tcW w:w="5616" w:type="dxa"/>
-          </w:tcPr>
-          <w:p>
-            <w:pPr>
-              <w:spacing w:after="40"/>
-            </w:pPr>
-            <w:r>
-              <w:rPr>
-                <w:color w:val="000000"/>
-              </w:rPr>
-              <w:t>Vercel for the front end, Render for the API and database</w:t>
-            </w:r>
-          </w:p>
-        </w:tc>
-      </w:tr>
-    </w:tbl>
-    <w:p/>
-    <w:p>
-      <w:pPr>
-        <w:pStyle w:val="Heading3"/>
+          <w:b/>
+          <w:color w:val="000000"/>
+        </w:rPr>
+        <w:t>2) Application Tier</w:t>
+      </w:r>
+    </w:p>
+    <w:p>
+      <w:pPr>
+        <w:spacing w:line="480" w:lineRule="auto"/>
+        <w:ind w:left="720" w:hanging="360"/>
+      </w:pPr>
+      <w:r>
+        <w:rPr>
+          <w:color w:val="000000"/>
+        </w:rPr>
+        <w:t>•</w:t>
+      </w:r>
+      <w:r>
+        <w:rPr>
+          <w:color w:val="000000"/>
+        </w:rPr>
+        <w:tab/>
+        <w:t>FastAPI with Pydantic and Uvicorn, exposing a versioned REST interface.</w:t>
+      </w:r>
+    </w:p>
+    <w:p>
+      <w:pPr>
+        <w:spacing w:line="480" w:lineRule="auto"/>
+        <w:ind w:left="720" w:hanging="360"/>
+      </w:pPr>
+      <w:r>
+        <w:rPr>
+          <w:color w:val="000000"/>
+        </w:rPr>
+        <w:t>•</w:t>
+      </w:r>
+      <w:r>
+        <w:rPr>
+          <w:color w:val="000000"/>
+        </w:rPr>
+        <w:tab/>
+      </w:r>
+      <w:r>
+        <w:rPr>
+          <w:color w:val="000000"/>
+        </w:rPr>
+        <w:t>Chosen because it validates every request and response against declared models and generates interface documentation from those same models, so the contract cannot drift from the code. Its asynchronous request handling also suits a workload dominated by database waits. Django was considered but its session-based, single-tenant conventions would have to be worked against rather than with.</w:t>
+      </w:r>
+    </w:p>
+    <w:p>
+      <w:pPr>
         <w:keepNext/>
         <w:spacing w:line="480" w:lineRule="auto"/>
       </w:pPr>
-      <w:bookmarkStart w:id="35" w:name="_Toc239249270"/>
       <w:r>
         <w:rPr>
           <w:b/>
           <w:color w:val="000000"/>
         </w:rPr>
-        <w:t>Justification of the Technology Choices</w:t>
-      </w:r>
-      <w:bookmarkEnd w:id="35"/>
-    </w:p>
-    <w:p>
-      <w:pPr>
-        <w:spacing w:line="480" w:lineRule="auto"/>
-      </w:pPr>
-      <w:r>
-        <w:rPr>
-          <w:color w:val="000000"/>
-        </w:rPr>
-        <w:t>FastAPI was selected for the application tier because it validates every request and response against declared Pydantic models and generates OpenAPI documentation from those models automatically (Ramírez, 2024). In a multi-tenant system where three different clients consume the same interface, an interface contract that cannot drift from the code is a direct benefit. Its asynchronous request handling also suits a workload dominated by database waits. Django was considered, since it offers a built-in adminis</w:t>
-      </w:r>
-      <w:r>
-        <w:rPr>
-          <w:color w:val="000000"/>
-        </w:rPr>
-        <w:t>tration interface, but its session-based, single-tenant conventions would have to be worked against rather than with.</w:t>
-      </w:r>
-    </w:p>
-    <w:p>
-      <w:pPr>
-        <w:spacing w:line="480" w:lineRule="auto"/>
-      </w:pPr>
-      <w:r>
-        <w:rPr>
-          <w:color w:val="000000"/>
-        </w:rPr>
-        <w:t xml:space="preserve">Next.js was selected for the presentation tier for two specific reasons. First, its middleware runs before routing and can rewrite a request based on the Host header, which is exactly the mechanism required to serve many storefronts and two applications from one deployment (Vercel, 2024). Second, its server-side rendering produces complete HTML for storefront pages, </w:t>
-      </w:r>
+        <w:t>3) Data Tier</w:t>
+      </w:r>
+    </w:p>
+    <w:p>
+      <w:pPr>
+        <w:spacing w:line="480" w:lineRule="auto"/>
+        <w:ind w:left="720" w:hanging="360"/>
+      </w:pPr>
+      <w:r>
+        <w:rPr>
+          <w:color w:val="000000"/>
+        </w:rPr>
+        <w:t>•</w:t>
+      </w:r>
+      <w:r>
+        <w:rPr>
+          <w:color w:val="000000"/>
+        </w:rPr>
+        <w:tab/>
+      </w:r>
+      <w:r>
+        <w:rPr>
+          <w:color w:val="000000"/>
+        </w:rPr>
+        <w:t>PostgreSQL 16 as the single shared database, with Redis 7 for caching and an S3-compatible object store for media.</w:t>
+      </w:r>
+    </w:p>
+    <w:p>
+      <w:pPr>
+        <w:spacing w:line="480" w:lineRule="auto"/>
+        <w:ind w:left="720" w:hanging="360"/>
+      </w:pPr>
+      <w:r>
+        <w:rPr>
+          <w:color w:val="000000"/>
+        </w:rPr>
+        <w:t>•</w:t>
+      </w:r>
+      <w:r>
+        <w:rPr>
+          <w:color w:val="000000"/>
+        </w:rPr>
+        <w:tab/>
+        <w:t>PostgreSQL was chosen over MySQL because the tenancy design depends on features it provides directly: row-level security policies give a database-level guarantee of isolation behind the application filter, and JSONB columns hold variant options and theme settings without a separate table for every attribute.</w:t>
+      </w:r>
+    </w:p>
+    <w:p>
+      <w:pPr>
+        <w:keepNext/>
+        <w:spacing w:line="480" w:lineRule="auto"/>
+      </w:pPr>
+      <w:r>
+        <w:rPr>
+          <w:b/>
+          <w:color w:val="000000"/>
+        </w:rPr>
+        <w:t>4) Data Access</w:t>
+      </w:r>
+    </w:p>
+    <w:p>
+      <w:pPr>
+        <w:spacing w:line="480" w:lineRule="auto"/>
+        <w:ind w:left="720" w:hanging="360"/>
+      </w:pPr>
+      <w:r>
+        <w:rPr>
+          <w:color w:val="000000"/>
+        </w:rPr>
+        <w:t>•</w:t>
+      </w:r>
+      <w:r>
+        <w:rPr>
+          <w:color w:val="000000"/>
+        </w:rPr>
+        <w:tab/>
+        <w:t>SQLAlchemy 2.0 with Alembic migrations.</w:t>
+      </w:r>
+    </w:p>
+    <w:p>
+      <w:pPr>
+        <w:spacing w:line="480" w:lineRule="auto"/>
+        <w:ind w:left="720" w:hanging="360"/>
+      </w:pPr>
+      <w:r>
+        <w:rPr>
+          <w:color w:val="000000"/>
+        </w:rPr>
+        <w:t>•</w:t>
+      </w:r>
+      <w:r>
+        <w:rPr>
+          <w:color w:val="000000"/>
+        </w:rPr>
+        <w:tab/>
+      </w:r>
+      <w:r>
+        <w:rPr>
+          <w:color w:val="000000"/>
+        </w:rPr>
+        <w:t>Chosen because the tenant filter can be implemented once, in the session and query layer, and applied to every tenant-owned model rather than repeated in each query. Alembic keeps the schema under version control alongside the code.</w:t>
+      </w:r>
+    </w:p>
+    <w:p>
+      <w:pPr>
+        <w:keepNext/>
+        <w:spacing w:line="480" w:lineRule="auto"/>
+      </w:pPr>
+      <w:r>
+        <w:rPr>
+          <w:b/>
+          <w:color w:val="000000"/>
+        </w:rPr>
+        <w:t>5) Authentication</w:t>
+      </w:r>
+    </w:p>
+    <w:p>
+      <w:pPr>
+        <w:spacing w:line="480" w:lineRule="auto"/>
+        <w:ind w:left="720" w:hanging="360"/>
+      </w:pPr>
+      <w:r>
+        <w:rPr>
+          <w:color w:val="000000"/>
+        </w:rPr>
+        <w:t>•</w:t>
+      </w:r>
+      <w:r>
+        <w:rPr>
+          <w:color w:val="000000"/>
+        </w:rPr>
+        <w:tab/>
+        <w:t>JSON Web Tokens for session handling and Argon2 for password hashing.</w:t>
+      </w:r>
+    </w:p>
+    <w:p>
+      <w:pPr>
+        <w:spacing w:line="480" w:lineRule="auto"/>
+        <w:ind w:left="720" w:hanging="360"/>
+      </w:pPr>
       <w:r>
         <w:rPr>
           <w:color w:val="000000"/>
         </w:rPr>
         <w:lastRenderedPageBreak/>
-        <w:t>which a purely client-rendered application would not, and search engine visibility is a stated requirement of the sellers this project serves.</w:t>
-      </w:r>
-    </w:p>
-    <w:p>
-      <w:pPr>
-        <w:spacing w:line="480" w:lineRule="auto"/>
-      </w:pPr>
-      <w:r>
-        <w:rPr>
-          <w:color w:val="000000"/>
-        </w:rPr>
-        <w:t>PostgreSQL was chosen over MySQL because the tenancy design depends on features that PostgreSQL provides directly: row-level security policies give a database-level guarantee of tenant isolation behind the application-level filter, and JSONB columns allow variant option sets and theme settings to be stored without a separate table for every attribute (PostgreSQL Global Development Group, 2024).</w:t>
-      </w:r>
-    </w:p>
-    <w:p>
-      <w:pPr>
-        <w:spacing w:line="480" w:lineRule="auto"/>
-      </w:pPr>
-      <w:r>
-        <w:rPr>
-          <w:color w:val="000000"/>
-        </w:rPr>
-        <w:t xml:space="preserve">SQLAlchemy with Alembic was chosen because the tenancy filter can be implemented once, in the session and query layer, and applied to every tenant-owned model, rather than being repeated in each query (SQLAlchemy Project, 2024). Alembic keeps the schema under version control alongside the code, which is required by the maintainability requirement in Table 2. Argon2 was chosen for password hashing over older algorithms because it is the current recommendation for password storage in the OWASP guidance (Open </w:t>
-      </w:r>
-      <w:r>
-        <w:rPr>
-          <w:color w:val="000000"/>
-        </w:rPr>
-        <w:t>Web Application Security Project, 2021).</w:t>
+        <w:t>•</w:t>
+      </w:r>
+      <w:r>
+        <w:rPr>
+          <w:color w:val="000000"/>
+        </w:rPr>
+        <w:tab/>
+        <w:t>Argon2 was chosen over older algorithms because it is the current recommendation for password storage in the OWASP guidance.</w:t>
+      </w:r>
+    </w:p>
+    <w:p>
+      <w:pPr>
+        <w:keepNext/>
+        <w:spacing w:line="480" w:lineRule="auto"/>
+      </w:pPr>
+      <w:r>
+        <w:rPr>
+          <w:b/>
+          <w:color w:val="000000"/>
+        </w:rPr>
+        <w:t>6) Deployment</w:t>
+      </w:r>
+    </w:p>
+    <w:p>
+      <w:pPr>
+        <w:spacing w:line="480" w:lineRule="auto"/>
+        <w:ind w:left="720" w:hanging="360"/>
+      </w:pPr>
+      <w:r>
+        <w:rPr>
+          <w:color w:val="000000"/>
+        </w:rPr>
+        <w:t>•</w:t>
+      </w:r>
+      <w:r>
+        <w:rPr>
+          <w:color w:val="000000"/>
+        </w:rPr>
+        <w:tab/>
+      </w:r>
+      <w:r>
+        <w:rPr>
+          <w:color w:val="000000"/>
+        </w:rPr>
+        <w:t>Vercel for the presentation tier and Render for the application tier and the managed database.</w:t>
+      </w:r>
+    </w:p>
+    <w:p>
+      <w:pPr>
+        <w:spacing w:line="480" w:lineRule="auto"/>
+        <w:ind w:left="720" w:hanging="360"/>
+      </w:pPr>
+      <w:r>
+        <w:rPr>
+          <w:color w:val="000000"/>
+        </w:rPr>
+        <w:t>•</w:t>
+      </w:r>
+      <w:r>
+        <w:rPr>
+          <w:color w:val="000000"/>
+        </w:rPr>
+        <w:tab/>
+        <w:t>Both offer free tiers sufficient for a demonstration deployment, and both support the custom domain mapping the storefronts require.</w:t>
       </w:r>
     </w:p>
     <w:p>
@@ -12475,7 +10899,7 @@
         <w:keepNext/>
         <w:spacing w:line="480" w:lineRule="auto"/>
       </w:pPr>
-      <w:bookmarkStart w:id="36" w:name="_Toc239249271"/>
+      <w:bookmarkStart w:id="35" w:name="_Toc239252064"/>
       <w:r>
         <w:rPr>
           <w:b/>
@@ -12486,7 +10910,7 @@
         </w:rPr>
         <w:t>4.3 Proposed Testing and Development Approach</w:t>
       </w:r>
-      <w:bookmarkEnd w:id="36"/>
+      <w:bookmarkEnd w:id="35"/>
     </w:p>
     <w:p>
       <w:pPr>
@@ -12558,56 +10982,50 @@
         <w:rPr>
           <w:color w:val="000000"/>
         </w:rPr>
-        <w:t xml:space="preserve">each service module is tested in isolation with pytest, using a transactional test database. Pricing, discount and stock reservation logic are covered by table-driven </w:t>
-      </w:r>
+        <w:t>each service module is tested in isolation with pytest, using a transactional test database. Pricing, discount and stock reservation logic are covered by table-driven cases including boundary values such as a zero-stock variant and an expired discount code.</w:t>
+      </w:r>
+    </w:p>
+    <w:p>
+      <w:pPr>
+        <w:spacing w:line="480" w:lineRule="auto"/>
+        <w:ind w:left="720" w:hanging="360"/>
+      </w:pPr>
+      <w:r>
+        <w:rPr>
+          <w:color w:val="000000"/>
+        </w:rPr>
+        <w:t>•</w:t>
+      </w:r>
+      <w:r>
+        <w:rPr>
+          <w:color w:val="000000"/>
+        </w:rPr>
+        <w:tab/>
+      </w:r>
+      <w:r>
+        <w:rPr>
+          <w:b/>
+          <w:color w:val="000000"/>
+        </w:rPr>
+        <w:t xml:space="preserve">Integration testing: </w:t>
+      </w:r>
+      <w:r>
+        <w:rPr>
+          <w:color w:val="000000"/>
+        </w:rPr>
+        <w:t>the interface is exercised end to end against a live test database, covering registration, store provisioning, catalogue creation, cart operations and order placement. A dedicated group of integration tests creates two tenants and asserts that every read and write operation performed under one tenant's credentials fails or returns empty for the other tenant's data.</w:t>
+      </w:r>
+    </w:p>
+    <w:p>
+      <w:pPr>
+        <w:spacing w:line="480" w:lineRule="auto"/>
+        <w:ind w:left="720" w:hanging="360"/>
+      </w:pPr>
       <w:r>
         <w:rPr>
           <w:color w:val="000000"/>
         </w:rPr>
         <w:lastRenderedPageBreak/>
-        <w:t>cases including boundary values such as a zero-stock variant and an expired discount code.</w:t>
-      </w:r>
-    </w:p>
-    <w:p>
-      <w:pPr>
-        <w:spacing w:line="480" w:lineRule="auto"/>
-        <w:ind w:left="720" w:hanging="360"/>
-      </w:pPr>
-      <w:r>
-        <w:rPr>
-          <w:color w:val="000000"/>
-        </w:rPr>
-        <w:t>•</w:t>
-      </w:r>
-      <w:r>
-        <w:rPr>
-          <w:color w:val="000000"/>
-        </w:rPr>
-        <w:tab/>
-      </w:r>
-      <w:r>
-        <w:rPr>
-          <w:b/>
-          <w:color w:val="000000"/>
-        </w:rPr>
-        <w:t xml:space="preserve">Integration testing: </w:t>
-      </w:r>
-      <w:r>
-        <w:rPr>
-          <w:color w:val="000000"/>
-        </w:rPr>
-        <w:t>the interface is exercised end to end against a live test database, covering registration, store provisioning, catalogue creation, cart operations and order placement. A dedicated group of integration tests creates two tenants and asserts that every read and write operation performed under one tenant's credentials fails or returns empty for the other tenant's data.</w:t>
-      </w:r>
-    </w:p>
-    <w:p>
-      <w:pPr>
-        <w:spacing w:line="480" w:lineRule="auto"/>
-        <w:ind w:left="720" w:hanging="360"/>
-      </w:pPr>
-      <w:r>
-        <w:rPr>
-          <w:color w:val="000000"/>
-        </w:rPr>
         <w:t>•</w:t>
       </w:r>
       <w:r>
@@ -12784,7 +11202,7 @@
         <w:spacing w:line="480" w:lineRule="auto"/>
         <w:jc w:val="center"/>
       </w:pPr>
-      <w:bookmarkStart w:id="37" w:name="_Toc239249272"/>
+      <w:bookmarkStart w:id="36" w:name="_Toc239252065"/>
       <w:r>
         <w:rPr>
           <w:b/>
@@ -12796,7 +11214,7 @@
         <w:lastRenderedPageBreak/>
         <w:t>Chapter 5: Expected Outcomes</w:t>
       </w:r>
-      <w:bookmarkEnd w:id="37"/>
+      <w:bookmarkEnd w:id="36"/>
     </w:p>
     <w:p>
       <w:pPr>
@@ -12815,7 +11233,7 @@
         <w:keepNext/>
         <w:spacing w:line="480" w:lineRule="auto"/>
       </w:pPr>
-      <w:bookmarkStart w:id="38" w:name="_Toc239249273"/>
+      <w:bookmarkStart w:id="37" w:name="_Toc239252066"/>
       <w:r>
         <w:rPr>
           <w:b/>
@@ -12826,7 +11244,7 @@
         </w:rPr>
         <w:t>5.1 Expected System Deliverables</w:t>
       </w:r>
-      <w:bookmarkEnd w:id="38"/>
+      <w:bookmarkEnd w:id="37"/>
     </w:p>
     <w:p>
       <w:pPr>
@@ -12993,7 +11411,7 @@
         <w:keepNext/>
         <w:spacing w:line="480" w:lineRule="auto"/>
       </w:pPr>
-      <w:bookmarkStart w:id="39" w:name="_Toc239249274"/>
+      <w:bookmarkStart w:id="38" w:name="_Toc239252067"/>
       <w:r>
         <w:rPr>
           <w:b/>
@@ -13005,7 +11423,7 @@
         <w:lastRenderedPageBreak/>
         <w:t>5.2 Expected System Features and Benefits</w:t>
       </w:r>
-      <w:bookmarkEnd w:id="39"/>
+      <w:bookmarkEnd w:id="38"/>
     </w:p>
     <w:p>
       <w:pPr>
@@ -13093,7 +11511,7 @@
         <w:spacing w:line="480" w:lineRule="auto"/>
         <w:jc w:val="center"/>
       </w:pPr>
-      <w:bookmarkStart w:id="40" w:name="_Toc239249275"/>
+      <w:bookmarkStart w:id="39" w:name="_Toc239252068"/>
       <w:r>
         <w:rPr>
           <w:b/>
@@ -13105,7 +11523,7 @@
         <w:lastRenderedPageBreak/>
         <w:t>References</w:t>
       </w:r>
-      <w:bookmarkEnd w:id="40"/>
+      <w:bookmarkEnd w:id="39"/>
     </w:p>
     <w:p>
       <w:pPr>
@@ -13442,9 +11860,9 @@
 <file path=word/numbering.xml><?xml version="1.0" encoding="utf-8"?>
 <w:numbering xmlns:wpc="http://schemas.microsoft.com/office/word/2010/wordprocessingCanvas" xmlns:cx="http://schemas.microsoft.com/office/drawing/2014/chartex" xmlns:cx1="http://schemas.microsoft.com/office/drawing/2015/9/8/chartex" xmlns:cx2="http://schemas.microsoft.com/office/drawing/2015/10/21/chartex" xmlns:cx3="http://schemas.microsoft.com/office/drawing/2016/5/9/chartex" xmlns:cx4="http://schemas.microsoft.com/office/drawing/2016/5/10/chartex" xmlns:cx5="http://schemas.microsoft.com/office/drawing/2016/5/11/chartex" xmlns:cx6="http://schemas.microsoft.com/office/drawing/2016/5/12/chartex" xmlns:cx7="http://schemas.microsoft.com/office/drawing/2016/5/13/chartex" xmlns:cx8="http://schemas.microsoft.com/office/drawing/2016/5/14/chartex" xmlns:mc="http://schemas.openxmlformats.org/markup-compatibility/2006" xmlns:aink="http://schemas.microsoft.com/office/drawing/2016/ink" xmlns:am3d="http://schemas.microsoft.com/office/drawing/2017/model3d" xmlns:o="urn:schemas-microsoft-com:office:office" xmlns:oel="http://schemas.microsoft.com/office/2019/extlst" xmlns:r="http://schemas.openxmlformats.org/officeDocument/2006/relationships" xmlns:m="http://schemas.openxmlformats.org/officeDocument/2006/math" xmlns:v="urn:schemas-microsoft-com:vml" xmlns:wp14="http://schemas.microsoft.com/office/word/2010/wordprocessingDrawing" xmlns:wp="http://schemas.openxmlformats.org/drawingml/2006/wordprocessingDrawing" xmlns:w10="urn:schemas-microsoft-com:office:word" xmlns:w="http://schemas.openxmlformats.org/wordprocessingml/2006/main" xmlns:w14="http://schemas.microsoft.com/office/word/2010/wordml" xmlns:w15="http://schemas.microsoft.com/office/word/2012/wordml" xmlns:w16cex="http://schemas.microsoft.com/office/word/2018/wordml/cex" xmlns:w16cid="http://schemas.microsoft.com/office/word/2016/wordml/cid" xmlns:w16="http://schemas.microsoft.com/office/word/2018/wordml" xmlns:w16du="http://schemas.microsoft.com/office/word/2023/wordml/word16du" xmlns:w16sdtdh="http://schemas.microsoft.com/office/word/2020/wordml/sdtdatahash" xmlns:w16sdtfl="http://schemas.microsoft.com/office/word/2024/wordml/sdtformatlock" xmlns:w16se="http://schemas.microsoft.com/office/word/2015/wordml/symex" xmlns:wpg="http://schemas.microsoft.com/office/word/2010/wordprocessingGroup" xmlns:wpi="http://schemas.microsoft.com/office/word/2010/wordprocessingInk" xmlns:wne="http://schemas.microsoft.com/office/word/2006/wordml" xmlns:wps="http://schemas.microsoft.com/office/word/2010/wordprocessingShape" mc:Ignorable="w14 w15 w16se w16cid w16 w16cex w16sdtdh w16sdtfl w16du wp14">
   <w:abstractNum w:abstractNumId="0" w15:restartNumberingAfterBreak="0">
-    <w:nsid w:val="0AF57C89"/>
+    <w:nsid w:val="1C187E50"/>
     <w:multiLevelType w:val="multilevel"/>
-    <w:tmpl w:val="EC60A87E"/>
+    <w:tmpl w:val="5E2299A0"/>
     <w:lvl w:ilvl="0">
       <w:start w:val="1"/>
       <w:numFmt w:val="decimal"/>
@@ -13523,9 +11941,9 @@
     </w:lvl>
   </w:abstractNum>
   <w:abstractNum w:abstractNumId="1" w15:restartNumberingAfterBreak="0">
-    <w:nsid w:val="52815673"/>
+    <w:nsid w:val="700E23C7"/>
     <w:multiLevelType w:val="multilevel"/>
-    <w:tmpl w:val="6FB856B4"/>
+    <w:tmpl w:val="7D5CB632"/>
     <w:lvl w:ilvl="0">
       <w:start w:val="1"/>
       <w:numFmt w:val="bullet"/>
@@ -13607,10 +12025,10 @@
       </w:pPr>
     </w:lvl>
   </w:abstractNum>
-  <w:num w:numId="1" w16cid:durableId="2095086535">
+  <w:num w:numId="1" w16cid:durableId="1047290752">
     <w:abstractNumId w:val="0"/>
   </w:num>
-  <w:num w:numId="2" w16cid:durableId="1133214252">
+  <w:num w:numId="2" w16cid:durableId="638151234">
     <w:abstractNumId w:val="1"/>
   </w:num>
 </w:numbering>
@@ -14548,7 +12966,7 @@
     <w:autoRedefine/>
     <w:uiPriority w:val="39"/>
     <w:unhideWhenUsed/>
-    <w:rsid w:val="0030200F"/>
+    <w:rsid w:val="00E623F1"/>
     <w:pPr>
       <w:spacing w:after="100"/>
     </w:pPr>
@@ -14560,7 +12978,7 @@
     <w:autoRedefine/>
     <w:uiPriority w:val="39"/>
     <w:unhideWhenUsed/>
-    <w:rsid w:val="0030200F"/>
+    <w:rsid w:val="00E623F1"/>
     <w:pPr>
       <w:spacing w:after="100"/>
       <w:ind w:left="240"/>
@@ -14573,7 +12991,7 @@
     <w:autoRedefine/>
     <w:uiPriority w:val="39"/>
     <w:unhideWhenUsed/>
-    <w:rsid w:val="0030200F"/>
+    <w:rsid w:val="00E623F1"/>
     <w:pPr>
       <w:spacing w:after="100"/>
       <w:ind w:left="480"/>

--- a/docs/Kinyo_ProjectVI_Proposal.docx
+++ b/docs/Kinyo_ProjectVI_Proposal.docx
@@ -16,7 +16,7 @@
           <w:noProof/>
         </w:rPr>
         <w:drawing>
-          <wp:inline distT="0" distB="0" distL="0" distR="0" wp14:anchorId="585537B9" wp14:editId="5847A8DF">
+          <wp:inline distT="0" distB="0" distL="0" distR="0" wp14:anchorId="27C3D77E" wp14:editId="1F2EB592">
             <wp:extent cx="1273012" cy="1114425"/>
             <wp:effectExtent l="0" t="0" r="0" b="0"/>
             <wp:docPr id="1" name="image1.png" descr="Purbanchal University logo"/>
@@ -272,7 +272,7 @@
         <w:spacing w:line="480" w:lineRule="auto"/>
         <w:jc w:val="center"/>
       </w:pPr>
-      <w:bookmarkStart w:id="0" w:name="_Toc239252029"/>
+      <w:bookmarkStart w:id="0" w:name="_Toc239252151"/>
       <w:r>
         <w:rPr>
           <w:b/>
@@ -337,7 +337,7 @@
         <w:spacing w:line="480" w:lineRule="auto"/>
         <w:jc w:val="center"/>
       </w:pPr>
-      <w:bookmarkStart w:id="1" w:name="_Toc239252030"/>
+      <w:bookmarkStart w:id="1" w:name="_Toc239252152"/>
       <w:r>
         <w:rPr>
           <w:b/>
@@ -374,7 +374,7 @@
       <w:r>
         <w:fldChar w:fldCharType="separate"/>
       </w:r>
-      <w:hyperlink w:anchor="_Toc239252029" w:history="1">
+      <w:hyperlink w:anchor="_Toc239252151" w:history="1">
         <w:r>
           <w:rPr>
             <w:rStyle w:val="Hyperlink"/>
@@ -402,7 +402,7 @@
             <w:noProof/>
             <w:webHidden/>
           </w:rPr>
-          <w:instrText xml:space="preserve"> PAGEREF _Toc239252029 \h </w:instrText>
+          <w:instrText xml:space="preserve"> PAGEREF _Toc239252151 \h </w:instrText>
         </w:r>
         <w:r>
           <w:rPr>
@@ -447,7 +447,7 @@
           <w14:ligatures w14:val="standardContextual"/>
         </w:rPr>
       </w:pPr>
-      <w:hyperlink w:anchor="_Toc239252030" w:history="1">
+      <w:hyperlink w:anchor="_Toc239252152" w:history="1">
         <w:r>
           <w:rPr>
             <w:rStyle w:val="Hyperlink"/>
@@ -476,7 +476,7 @@
             <w:noProof/>
             <w:webHidden/>
           </w:rPr>
-          <w:instrText xml:space="preserve"> PAGEREF _Toc239252030 \h </w:instrText>
+          <w:instrText xml:space="preserve"> PAGEREF _Toc239252152 \h </w:instrText>
         </w:r>
         <w:r>
           <w:rPr>
@@ -521,7 +521,7 @@
           <w14:ligatures w14:val="standardContextual"/>
         </w:rPr>
       </w:pPr>
-      <w:hyperlink w:anchor="_Toc239252031" w:history="1">
+      <w:hyperlink w:anchor="_Toc239252153" w:history="1">
         <w:r>
           <w:rPr>
             <w:rStyle w:val="Hyperlink"/>
@@ -550,7 +550,7 @@
             <w:noProof/>
             <w:webHidden/>
           </w:rPr>
-          <w:instrText xml:space="preserve"> PAGEREF _Toc239252031 \h </w:instrText>
+          <w:instrText xml:space="preserve"> PAGEREF _Toc239252153 \h </w:instrText>
         </w:r>
         <w:r>
           <w:rPr>
@@ -595,7 +595,7 @@
           <w14:ligatures w14:val="standardContextual"/>
         </w:rPr>
       </w:pPr>
-      <w:hyperlink w:anchor="_Toc239252032" w:history="1">
+      <w:hyperlink w:anchor="_Toc239252154" w:history="1">
         <w:r>
           <w:rPr>
             <w:rStyle w:val="Hyperlink"/>
@@ -624,7 +624,7 @@
             <w:noProof/>
             <w:webHidden/>
           </w:rPr>
-          <w:instrText xml:space="preserve"> PAGEREF _Toc239252032 \h </w:instrText>
+          <w:instrText xml:space="preserve"> PAGEREF _Toc239252154 \h </w:instrText>
         </w:r>
         <w:r>
           <w:rPr>
@@ -669,7 +669,7 @@
           <w14:ligatures w14:val="standardContextual"/>
         </w:rPr>
       </w:pPr>
-      <w:hyperlink w:anchor="_Toc239252033" w:history="1">
+      <w:hyperlink w:anchor="_Toc239252155" w:history="1">
         <w:r>
           <w:rPr>
             <w:rStyle w:val="Hyperlink"/>
@@ -698,7 +698,7 @@
             <w:noProof/>
             <w:webHidden/>
           </w:rPr>
-          <w:instrText xml:space="preserve"> PAGEREF _Toc239252033 \h </w:instrText>
+          <w:instrText xml:space="preserve"> PAGEREF _Toc239252155 \h </w:instrText>
         </w:r>
         <w:r>
           <w:rPr>
@@ -743,7 +743,7 @@
           <w14:ligatures w14:val="standardContextual"/>
         </w:rPr>
       </w:pPr>
-      <w:hyperlink w:anchor="_Toc239252034" w:history="1">
+      <w:hyperlink w:anchor="_Toc239252156" w:history="1">
         <w:r>
           <w:rPr>
             <w:rStyle w:val="Hyperlink"/>
@@ -772,7 +772,7 @@
             <w:noProof/>
             <w:webHidden/>
           </w:rPr>
-          <w:instrText xml:space="preserve"> PAGEREF _Toc239252034 \h </w:instrText>
+          <w:instrText xml:space="preserve"> PAGEREF _Toc239252156 \h </w:instrText>
         </w:r>
         <w:r>
           <w:rPr>
@@ -817,7 +817,7 @@
           <w14:ligatures w14:val="standardContextual"/>
         </w:rPr>
       </w:pPr>
-      <w:hyperlink w:anchor="_Toc239252035" w:history="1">
+      <w:hyperlink w:anchor="_Toc239252157" w:history="1">
         <w:r>
           <w:rPr>
             <w:rStyle w:val="Hyperlink"/>
@@ -846,7 +846,7 @@
             <w:noProof/>
             <w:webHidden/>
           </w:rPr>
-          <w:instrText xml:space="preserve"> PAGEREF _Toc239252035 \h </w:instrText>
+          <w:instrText xml:space="preserve"> PAGEREF _Toc239252157 \h </w:instrText>
         </w:r>
         <w:r>
           <w:rPr>
@@ -891,7 +891,7 @@
           <w14:ligatures w14:val="standardContextual"/>
         </w:rPr>
       </w:pPr>
-      <w:hyperlink w:anchor="_Toc239252036" w:history="1">
+      <w:hyperlink w:anchor="_Toc239252158" w:history="1">
         <w:r>
           <w:rPr>
             <w:rStyle w:val="Hyperlink"/>
@@ -920,7 +920,7 @@
             <w:noProof/>
             <w:webHidden/>
           </w:rPr>
-          <w:instrText xml:space="preserve"> PAGEREF _Toc239252036 \h </w:instrText>
+          <w:instrText xml:space="preserve"> PAGEREF _Toc239252158 \h </w:instrText>
         </w:r>
         <w:r>
           <w:rPr>
@@ -965,7 +965,7 @@
           <w14:ligatures w14:val="standardContextual"/>
         </w:rPr>
       </w:pPr>
-      <w:hyperlink w:anchor="_Toc239252037" w:history="1">
+      <w:hyperlink w:anchor="_Toc239252159" w:history="1">
         <w:r>
           <w:rPr>
             <w:rStyle w:val="Hyperlink"/>
@@ -994,7 +994,7 @@
             <w:noProof/>
             <w:webHidden/>
           </w:rPr>
-          <w:instrText xml:space="preserve"> PAGEREF _Toc239252037 \h </w:instrText>
+          <w:instrText xml:space="preserve"> PAGEREF _Toc239252159 \h </w:instrText>
         </w:r>
         <w:r>
           <w:rPr>
@@ -1039,7 +1039,7 @@
           <w14:ligatures w14:val="standardContextual"/>
         </w:rPr>
       </w:pPr>
-      <w:hyperlink w:anchor="_Toc239252038" w:history="1">
+      <w:hyperlink w:anchor="_Toc239252160" w:history="1">
         <w:r>
           <w:rPr>
             <w:rStyle w:val="Hyperlink"/>
@@ -1069,7 +1069,7 @@
             <w:noProof/>
             <w:webHidden/>
           </w:rPr>
-          <w:instrText xml:space="preserve"> PAGEREF _Toc239252038 \h </w:instrText>
+          <w:instrText xml:space="preserve"> PAGEREF _Toc239252160 \h </w:instrText>
         </w:r>
         <w:r>
           <w:rPr>
@@ -1114,7 +1114,7 @@
           <w14:ligatures w14:val="standardContextual"/>
         </w:rPr>
       </w:pPr>
-      <w:hyperlink w:anchor="_Toc239252039" w:history="1">
+      <w:hyperlink w:anchor="_Toc239252161" w:history="1">
         <w:r>
           <w:rPr>
             <w:rStyle w:val="Hyperlink"/>
@@ -1144,7 +1144,7 @@
             <w:noProof/>
             <w:webHidden/>
           </w:rPr>
-          <w:instrText xml:space="preserve"> PAGEREF _Toc239252039 \h </w:instrText>
+          <w:instrText xml:space="preserve"> PAGEREF _Toc239252161 \h </w:instrText>
         </w:r>
         <w:r>
           <w:rPr>
@@ -1189,7 +1189,7 @@
           <w14:ligatures w14:val="standardContextual"/>
         </w:rPr>
       </w:pPr>
-      <w:hyperlink w:anchor="_Toc239252040" w:history="1">
+      <w:hyperlink w:anchor="_Toc239252162" w:history="1">
         <w:r>
           <w:rPr>
             <w:rStyle w:val="Hyperlink"/>
@@ -1218,7 +1218,7 @@
             <w:noProof/>
             <w:webHidden/>
           </w:rPr>
-          <w:instrText xml:space="preserve"> PAGEREF _Toc239252040 \h </w:instrText>
+          <w:instrText xml:space="preserve"> PAGEREF _Toc239252162 \h </w:instrText>
         </w:r>
         <w:r>
           <w:rPr>
@@ -1263,7 +1263,7 @@
           <w14:ligatures w14:val="standardContextual"/>
         </w:rPr>
       </w:pPr>
-      <w:hyperlink w:anchor="_Toc239252041" w:history="1">
+      <w:hyperlink w:anchor="_Toc239252163" w:history="1">
         <w:r>
           <w:rPr>
             <w:rStyle w:val="Hyperlink"/>
@@ -1292,7 +1292,7 @@
             <w:noProof/>
             <w:webHidden/>
           </w:rPr>
-          <w:instrText xml:space="preserve"> PAGEREF _Toc239252041 \h </w:instrText>
+          <w:instrText xml:space="preserve"> PAGEREF _Toc239252163 \h </w:instrText>
         </w:r>
         <w:r>
           <w:rPr>
@@ -1337,7 +1337,7 @@
           <w14:ligatures w14:val="standardContextual"/>
         </w:rPr>
       </w:pPr>
-      <w:hyperlink w:anchor="_Toc239252042" w:history="1">
+      <w:hyperlink w:anchor="_Toc239252164" w:history="1">
         <w:r>
           <w:rPr>
             <w:rStyle w:val="Hyperlink"/>
@@ -1366,7 +1366,7 @@
             <w:noProof/>
             <w:webHidden/>
           </w:rPr>
-          <w:instrText xml:space="preserve"> PAGEREF _Toc239252042 \h </w:instrText>
+          <w:instrText xml:space="preserve"> PAGEREF _Toc239252164 \h </w:instrText>
         </w:r>
         <w:r>
           <w:rPr>
@@ -1411,7 +1411,7 @@
           <w14:ligatures w14:val="standardContextual"/>
         </w:rPr>
       </w:pPr>
-      <w:hyperlink w:anchor="_Toc239252043" w:history="1">
+      <w:hyperlink w:anchor="_Toc239252165" w:history="1">
         <w:r>
           <w:rPr>
             <w:rStyle w:val="Hyperlink"/>
@@ -1440,7 +1440,7 @@
             <w:noProof/>
             <w:webHidden/>
           </w:rPr>
-          <w:instrText xml:space="preserve"> PAGEREF _Toc239252043 \h </w:instrText>
+          <w:instrText xml:space="preserve"> PAGEREF _Toc239252165 \h </w:instrText>
         </w:r>
         <w:r>
           <w:rPr>
@@ -1485,7 +1485,7 @@
           <w14:ligatures w14:val="standardContextual"/>
         </w:rPr>
       </w:pPr>
-      <w:hyperlink w:anchor="_Toc239252044" w:history="1">
+      <w:hyperlink w:anchor="_Toc239252166" w:history="1">
         <w:r>
           <w:rPr>
             <w:rStyle w:val="Hyperlink"/>
@@ -1514,7 +1514,7 @@
             <w:noProof/>
             <w:webHidden/>
           </w:rPr>
-          <w:instrText xml:space="preserve"> PAGEREF _Toc239252044 \h </w:instrText>
+          <w:instrText xml:space="preserve"> PAGEREF _Toc239252166 \h </w:instrText>
         </w:r>
         <w:r>
           <w:rPr>
@@ -1559,7 +1559,7 @@
           <w14:ligatures w14:val="standardContextual"/>
         </w:rPr>
       </w:pPr>
-      <w:hyperlink w:anchor="_Toc239252045" w:history="1">
+      <w:hyperlink w:anchor="_Toc239252167" w:history="1">
         <w:r>
           <w:rPr>
             <w:rStyle w:val="Hyperlink"/>
@@ -1588,7 +1588,7 @@
             <w:noProof/>
             <w:webHidden/>
           </w:rPr>
-          <w:instrText xml:space="preserve"> PAGEREF _Toc239252045 \h </w:instrText>
+          <w:instrText xml:space="preserve"> PAGEREF _Toc239252167 \h </w:instrText>
         </w:r>
         <w:r>
           <w:rPr>
@@ -1633,7 +1633,7 @@
           <w14:ligatures w14:val="standardContextual"/>
         </w:rPr>
       </w:pPr>
-      <w:hyperlink w:anchor="_Toc239252046" w:history="1">
+      <w:hyperlink w:anchor="_Toc239252168" w:history="1">
         <w:r>
           <w:rPr>
             <w:rStyle w:val="Hyperlink"/>
@@ -1662,7 +1662,7 @@
             <w:noProof/>
             <w:webHidden/>
           </w:rPr>
-          <w:instrText xml:space="preserve"> PAGEREF _Toc239252046 \h </w:instrText>
+          <w:instrText xml:space="preserve"> PAGEREF _Toc239252168 \h </w:instrText>
         </w:r>
         <w:r>
           <w:rPr>
@@ -1707,7 +1707,7 @@
           <w14:ligatures w14:val="standardContextual"/>
         </w:rPr>
       </w:pPr>
-      <w:hyperlink w:anchor="_Toc239252047" w:history="1">
+      <w:hyperlink w:anchor="_Toc239252169" w:history="1">
         <w:r>
           <w:rPr>
             <w:rStyle w:val="Hyperlink"/>
@@ -1736,7 +1736,7 @@
             <w:noProof/>
             <w:webHidden/>
           </w:rPr>
-          <w:instrText xml:space="preserve"> PAGEREF _Toc239252047 \h </w:instrText>
+          <w:instrText xml:space="preserve"> PAGEREF _Toc239252169 \h </w:instrText>
         </w:r>
         <w:r>
           <w:rPr>
@@ -1781,7 +1781,7 @@
           <w14:ligatures w14:val="standardContextual"/>
         </w:rPr>
       </w:pPr>
-      <w:hyperlink w:anchor="_Toc239252048" w:history="1">
+      <w:hyperlink w:anchor="_Toc239252170" w:history="1">
         <w:r>
           <w:rPr>
             <w:rStyle w:val="Hyperlink"/>
@@ -1810,7 +1810,7 @@
             <w:noProof/>
             <w:webHidden/>
           </w:rPr>
-          <w:instrText xml:space="preserve"> PAGEREF _Toc239252048 \h </w:instrText>
+          <w:instrText xml:space="preserve"> PAGEREF _Toc239252170 \h </w:instrText>
         </w:r>
         <w:r>
           <w:rPr>
@@ -1855,7 +1855,7 @@
           <w14:ligatures w14:val="standardContextual"/>
         </w:rPr>
       </w:pPr>
-      <w:hyperlink w:anchor="_Toc239252049" w:history="1">
+      <w:hyperlink w:anchor="_Toc239252171" w:history="1">
         <w:r>
           <w:rPr>
             <w:rStyle w:val="Hyperlink"/>
@@ -1884,7 +1884,7 @@
             <w:noProof/>
             <w:webHidden/>
           </w:rPr>
-          <w:instrText xml:space="preserve"> PAGEREF _Toc239252049 \h </w:instrText>
+          <w:instrText xml:space="preserve"> PAGEREF _Toc239252171 \h </w:instrText>
         </w:r>
         <w:r>
           <w:rPr>
@@ -1929,7 +1929,7 @@
           <w14:ligatures w14:val="standardContextual"/>
         </w:rPr>
       </w:pPr>
-      <w:hyperlink w:anchor="_Toc239252050" w:history="1">
+      <w:hyperlink w:anchor="_Toc239252172" w:history="1">
         <w:r>
           <w:rPr>
             <w:rStyle w:val="Hyperlink"/>
@@ -1958,7 +1958,7 @@
             <w:noProof/>
             <w:webHidden/>
           </w:rPr>
-          <w:instrText xml:space="preserve"> PAGEREF _Toc239252050 \h </w:instrText>
+          <w:instrText xml:space="preserve"> PAGEREF _Toc239252172 \h </w:instrText>
         </w:r>
         <w:r>
           <w:rPr>
@@ -2003,7 +2003,7 @@
           <w14:ligatures w14:val="standardContextual"/>
         </w:rPr>
       </w:pPr>
-      <w:hyperlink w:anchor="_Toc239252051" w:history="1">
+      <w:hyperlink w:anchor="_Toc239252173" w:history="1">
         <w:r>
           <w:rPr>
             <w:rStyle w:val="Hyperlink"/>
@@ -2032,7 +2032,7 @@
             <w:noProof/>
             <w:webHidden/>
           </w:rPr>
-          <w:instrText xml:space="preserve"> PAGEREF _Toc239252051 \h </w:instrText>
+          <w:instrText xml:space="preserve"> PAGEREF _Toc239252173 \h </w:instrText>
         </w:r>
         <w:r>
           <w:rPr>
@@ -2077,7 +2077,7 @@
           <w14:ligatures w14:val="standardContextual"/>
         </w:rPr>
       </w:pPr>
-      <w:hyperlink w:anchor="_Toc239252052" w:history="1">
+      <w:hyperlink w:anchor="_Toc239252174" w:history="1">
         <w:r>
           <w:rPr>
             <w:rStyle w:val="Hyperlink"/>
@@ -2105,7 +2105,7 @@
             <w:noProof/>
             <w:webHidden/>
           </w:rPr>
-          <w:instrText xml:space="preserve"> PAGEREF _Toc239252052 \h </w:instrText>
+          <w:instrText xml:space="preserve"> PAGEREF _Toc239252174 \h </w:instrText>
         </w:r>
         <w:r>
           <w:rPr>
@@ -2150,7 +2150,7 @@
           <w14:ligatures w14:val="standardContextual"/>
         </w:rPr>
       </w:pPr>
-      <w:hyperlink w:anchor="_Toc239252053" w:history="1">
+      <w:hyperlink w:anchor="_Toc239252175" w:history="1">
         <w:r>
           <w:rPr>
             <w:rStyle w:val="Hyperlink"/>
@@ -2178,7 +2178,7 @@
             <w:noProof/>
             <w:webHidden/>
           </w:rPr>
-          <w:instrText xml:space="preserve"> PAGEREF _Toc239252053 \h </w:instrText>
+          <w:instrText xml:space="preserve"> PAGEREF _Toc239252175 \h </w:instrText>
         </w:r>
         <w:r>
           <w:rPr>
@@ -2223,7 +2223,7 @@
           <w14:ligatures w14:val="standardContextual"/>
         </w:rPr>
       </w:pPr>
-      <w:hyperlink w:anchor="_Toc239252054" w:history="1">
+      <w:hyperlink w:anchor="_Toc239252176" w:history="1">
         <w:r>
           <w:rPr>
             <w:rStyle w:val="Hyperlink"/>
@@ -2251,7 +2251,7 @@
             <w:noProof/>
             <w:webHidden/>
           </w:rPr>
-          <w:instrText xml:space="preserve"> PAGEREF _Toc239252054 \h </w:instrText>
+          <w:instrText xml:space="preserve"> PAGEREF _Toc239252176 \h </w:instrText>
         </w:r>
         <w:r>
           <w:rPr>
@@ -2296,7 +2296,7 @@
           <w14:ligatures w14:val="standardContextual"/>
         </w:rPr>
       </w:pPr>
-      <w:hyperlink w:anchor="_Toc239252055" w:history="1">
+      <w:hyperlink w:anchor="_Toc239252177" w:history="1">
         <w:r>
           <w:rPr>
             <w:rStyle w:val="Hyperlink"/>
@@ -2325,7 +2325,7 @@
             <w:noProof/>
             <w:webHidden/>
           </w:rPr>
-          <w:instrText xml:space="preserve"> PAGEREF _Toc239252055 \h </w:instrText>
+          <w:instrText xml:space="preserve"> PAGEREF _Toc239252177 \h </w:instrText>
         </w:r>
         <w:r>
           <w:rPr>
@@ -2370,7 +2370,7 @@
           <w14:ligatures w14:val="standardContextual"/>
         </w:rPr>
       </w:pPr>
-      <w:hyperlink w:anchor="_Toc239252056" w:history="1">
+      <w:hyperlink w:anchor="_Toc239252178" w:history="1">
         <w:r>
           <w:rPr>
             <w:rStyle w:val="Hyperlink"/>
@@ -2399,7 +2399,7 @@
             <w:noProof/>
             <w:webHidden/>
           </w:rPr>
-          <w:instrText xml:space="preserve"> PAGEREF _Toc239252056 \h </w:instrText>
+          <w:instrText xml:space="preserve"> PAGEREF _Toc239252178 \h </w:instrText>
         </w:r>
         <w:r>
           <w:rPr>
@@ -2444,7 +2444,7 @@
           <w14:ligatures w14:val="standardContextual"/>
         </w:rPr>
       </w:pPr>
-      <w:hyperlink w:anchor="_Toc239252057" w:history="1">
+      <w:hyperlink w:anchor="_Toc239252179" w:history="1">
         <w:r>
           <w:rPr>
             <w:rStyle w:val="Hyperlink"/>
@@ -2473,7 +2473,7 @@
             <w:noProof/>
             <w:webHidden/>
           </w:rPr>
-          <w:instrText xml:space="preserve"> PAGEREF _Toc239252057 \h </w:instrText>
+          <w:instrText xml:space="preserve"> PAGEREF _Toc239252179 \h </w:instrText>
         </w:r>
         <w:r>
           <w:rPr>
@@ -2518,7 +2518,7 @@
           <w14:ligatures w14:val="standardContextual"/>
         </w:rPr>
       </w:pPr>
-      <w:hyperlink w:anchor="_Toc239252058" w:history="1">
+      <w:hyperlink w:anchor="_Toc239252180" w:history="1">
         <w:r>
           <w:rPr>
             <w:rStyle w:val="Hyperlink"/>
@@ -2548,7 +2548,7 @@
             <w:noProof/>
             <w:webHidden/>
           </w:rPr>
-          <w:instrText xml:space="preserve"> PAGEREF _Toc239252058 \h </w:instrText>
+          <w:instrText xml:space="preserve"> PAGEREF _Toc239252180 \h </w:instrText>
         </w:r>
         <w:r>
           <w:rPr>
@@ -2593,7 +2593,7 @@
           <w14:ligatures w14:val="standardContextual"/>
         </w:rPr>
       </w:pPr>
-      <w:hyperlink w:anchor="_Toc239252059" w:history="1">
+      <w:hyperlink w:anchor="_Toc239252181" w:history="1">
         <w:r>
           <w:rPr>
             <w:rStyle w:val="Hyperlink"/>
@@ -2623,7 +2623,7 @@
             <w:noProof/>
             <w:webHidden/>
           </w:rPr>
-          <w:instrText xml:space="preserve"> PAGEREF _Toc239252059 \h </w:instrText>
+          <w:instrText xml:space="preserve"> PAGEREF _Toc239252181 \h </w:instrText>
         </w:r>
         <w:r>
           <w:rPr>
@@ -2668,7 +2668,7 @@
           <w14:ligatures w14:val="standardContextual"/>
         </w:rPr>
       </w:pPr>
-      <w:hyperlink w:anchor="_Toc239252060" w:history="1">
+      <w:hyperlink w:anchor="_Toc239252182" w:history="1">
         <w:r>
           <w:rPr>
             <w:rStyle w:val="Hyperlink"/>
@@ -2697,7 +2697,7 @@
             <w:noProof/>
             <w:webHidden/>
           </w:rPr>
-          <w:instrText xml:space="preserve"> PAGEREF _Toc239252060 \h </w:instrText>
+          <w:instrText xml:space="preserve"> PAGEREF _Toc239252182 \h </w:instrText>
         </w:r>
         <w:r>
           <w:rPr>
@@ -2742,7 +2742,7 @@
           <w14:ligatures w14:val="standardContextual"/>
         </w:rPr>
       </w:pPr>
-      <w:hyperlink w:anchor="_Toc239252061" w:history="1">
+      <w:hyperlink w:anchor="_Toc239252183" w:history="1">
         <w:r>
           <w:rPr>
             <w:rStyle w:val="Hyperlink"/>
@@ -2771,7 +2771,7 @@
             <w:noProof/>
             <w:webHidden/>
           </w:rPr>
-          <w:instrText xml:space="preserve"> PAGEREF _Toc239252061 \h </w:instrText>
+          <w:instrText xml:space="preserve"> PAGEREF _Toc239252183 \h </w:instrText>
         </w:r>
         <w:r>
           <w:rPr>
@@ -2816,7 +2816,7 @@
           <w14:ligatures w14:val="standardContextual"/>
         </w:rPr>
       </w:pPr>
-      <w:hyperlink w:anchor="_Toc239252062" w:history="1">
+      <w:hyperlink w:anchor="_Toc239252184" w:history="1">
         <w:r>
           <w:rPr>
             <w:rStyle w:val="Hyperlink"/>
@@ -2845,7 +2845,7 @@
             <w:noProof/>
             <w:webHidden/>
           </w:rPr>
-          <w:instrText xml:space="preserve"> PAGEREF _Toc239252062 \h </w:instrText>
+          <w:instrText xml:space="preserve"> PAGEREF _Toc239252184 \h </w:instrText>
         </w:r>
         <w:r>
           <w:rPr>
@@ -2890,7 +2890,7 @@
           <w14:ligatures w14:val="standardContextual"/>
         </w:rPr>
       </w:pPr>
-      <w:hyperlink w:anchor="_Toc239252063" w:history="1">
+      <w:hyperlink w:anchor="_Toc239252185" w:history="1">
         <w:r>
           <w:rPr>
             <w:rStyle w:val="Hyperlink"/>
@@ -2919,7 +2919,7 @@
             <w:noProof/>
             <w:webHidden/>
           </w:rPr>
-          <w:instrText xml:space="preserve"> PAGEREF _Toc239252063 \h </w:instrText>
+          <w:instrText xml:space="preserve"> PAGEREF _Toc239252185 \h </w:instrText>
         </w:r>
         <w:r>
           <w:rPr>
@@ -2964,7 +2964,7 @@
           <w14:ligatures w14:val="standardContextual"/>
         </w:rPr>
       </w:pPr>
-      <w:hyperlink w:anchor="_Toc239252064" w:history="1">
+      <w:hyperlink w:anchor="_Toc239252186" w:history="1">
         <w:r>
           <w:rPr>
             <w:rStyle w:val="Hyperlink"/>
@@ -2993,7 +2993,7 @@
             <w:noProof/>
             <w:webHidden/>
           </w:rPr>
-          <w:instrText xml:space="preserve"> PAGEREF _Toc239252064 \h </w:instrText>
+          <w:instrText xml:space="preserve"> PAGEREF _Toc239252186 \h </w:instrText>
         </w:r>
         <w:r>
           <w:rPr>
@@ -3038,7 +3038,7 @@
           <w14:ligatures w14:val="standardContextual"/>
         </w:rPr>
       </w:pPr>
-      <w:hyperlink w:anchor="_Toc239252065" w:history="1">
+      <w:hyperlink w:anchor="_Toc239252187" w:history="1">
         <w:r>
           <w:rPr>
             <w:rStyle w:val="Hyperlink"/>
@@ -3067,7 +3067,7 @@
             <w:noProof/>
             <w:webHidden/>
           </w:rPr>
-          <w:instrText xml:space="preserve"> PAGEREF _Toc239252065 \h </w:instrText>
+          <w:instrText xml:space="preserve"> PAGEREF _Toc239252187 \h </w:instrText>
         </w:r>
         <w:r>
           <w:rPr>
@@ -3112,7 +3112,7 @@
           <w14:ligatures w14:val="standardContextual"/>
         </w:rPr>
       </w:pPr>
-      <w:hyperlink w:anchor="_Toc239252066" w:history="1">
+      <w:hyperlink w:anchor="_Toc239252188" w:history="1">
         <w:r>
           <w:rPr>
             <w:rStyle w:val="Hyperlink"/>
@@ -3141,7 +3141,7 @@
             <w:noProof/>
             <w:webHidden/>
           </w:rPr>
-          <w:instrText xml:space="preserve"> PAGEREF _Toc239252066 \h </w:instrText>
+          <w:instrText xml:space="preserve"> PAGEREF _Toc239252188 \h </w:instrText>
         </w:r>
         <w:r>
           <w:rPr>
@@ -3186,7 +3186,7 @@
           <w14:ligatures w14:val="standardContextual"/>
         </w:rPr>
       </w:pPr>
-      <w:hyperlink w:anchor="_Toc239252067" w:history="1">
+      <w:hyperlink w:anchor="_Toc239252189" w:history="1">
         <w:r>
           <w:rPr>
             <w:rStyle w:val="Hyperlink"/>
@@ -3215,7 +3215,7 @@
             <w:noProof/>
             <w:webHidden/>
           </w:rPr>
-          <w:instrText xml:space="preserve"> PAGEREF _Toc239252067 \h </w:instrText>
+          <w:instrText xml:space="preserve"> PAGEREF _Toc239252189 \h </w:instrText>
         </w:r>
         <w:r>
           <w:rPr>
@@ -3260,7 +3260,7 @@
           <w14:ligatures w14:val="standardContextual"/>
         </w:rPr>
       </w:pPr>
-      <w:hyperlink w:anchor="_Toc239252068" w:history="1">
+      <w:hyperlink w:anchor="_Toc239252190" w:history="1">
         <w:r>
           <w:rPr>
             <w:rStyle w:val="Hyperlink"/>
@@ -3289,7 +3289,7 @@
             <w:noProof/>
             <w:webHidden/>
           </w:rPr>
-          <w:instrText xml:space="preserve"> PAGEREF _Toc239252068 \h </w:instrText>
+          <w:instrText xml:space="preserve"> PAGEREF _Toc239252190 \h </w:instrText>
         </w:r>
         <w:r>
           <w:rPr>
@@ -3336,7 +3336,7 @@
         <w:spacing w:line="480" w:lineRule="auto"/>
         <w:jc w:val="center"/>
       </w:pPr>
-      <w:bookmarkStart w:id="2" w:name="_Toc239252031"/>
+      <w:bookmarkStart w:id="2" w:name="_Toc239252153"/>
       <w:r>
         <w:rPr>
           <w:b/>
@@ -3840,7 +3840,7 @@
         <w:spacing w:line="480" w:lineRule="auto"/>
         <w:jc w:val="center"/>
       </w:pPr>
-      <w:bookmarkStart w:id="3" w:name="_Toc239252032"/>
+      <w:bookmarkStart w:id="3" w:name="_Toc239252154"/>
       <w:r>
         <w:rPr>
           <w:b/>
@@ -3873,7 +3873,7 @@
         <w:spacing w:line="480" w:lineRule="auto"/>
         <w:jc w:val="center"/>
       </w:pPr>
-      <w:bookmarkStart w:id="4" w:name="_Toc239252033"/>
+      <w:bookmarkStart w:id="4" w:name="_Toc239252155"/>
       <w:r>
         <w:rPr>
           <w:b/>
@@ -5257,7 +5257,7 @@
         <w:spacing w:line="480" w:lineRule="auto"/>
         <w:jc w:val="center"/>
       </w:pPr>
-      <w:bookmarkStart w:id="5" w:name="_Toc239252034"/>
+      <w:bookmarkStart w:id="5" w:name="_Toc239252156"/>
       <w:r>
         <w:rPr>
           <w:b/>
@@ -5277,7 +5277,7 @@
         <w:keepNext/>
         <w:spacing w:line="480" w:lineRule="auto"/>
       </w:pPr>
-      <w:bookmarkStart w:id="6" w:name="_Toc239252035"/>
+      <w:bookmarkStart w:id="6" w:name="_Toc239252157"/>
       <w:r>
         <w:rPr>
           <w:b/>
@@ -5359,7 +5359,7 @@
         <w:keepNext/>
         <w:spacing w:line="480" w:lineRule="auto"/>
       </w:pPr>
-      <w:bookmarkStart w:id="7" w:name="_Toc239252036"/>
+      <w:bookmarkStart w:id="7" w:name="_Toc239252158"/>
       <w:r>
         <w:rPr>
           <w:b/>
@@ -5430,7 +5430,7 @@
         <w:keepNext/>
         <w:spacing w:line="480" w:lineRule="auto"/>
       </w:pPr>
-      <w:bookmarkStart w:id="8" w:name="_Toc239252037"/>
+      <w:bookmarkStart w:id="8" w:name="_Toc239252159"/>
       <w:r>
         <w:rPr>
           <w:b/>
@@ -5449,7 +5449,7 @@
         <w:keepNext/>
         <w:spacing w:line="480" w:lineRule="auto"/>
       </w:pPr>
-      <w:bookmarkStart w:id="9" w:name="_Toc239252038"/>
+      <w:bookmarkStart w:id="9" w:name="_Toc239252160"/>
       <w:r>
         <w:rPr>
           <w:b/>
@@ -5478,7 +5478,7 @@
         <w:keepNext/>
         <w:spacing w:line="480" w:lineRule="auto"/>
       </w:pPr>
-      <w:bookmarkStart w:id="10" w:name="_Toc239252039"/>
+      <w:bookmarkStart w:id="10" w:name="_Toc239252161"/>
       <w:r>
         <w:rPr>
           <w:b/>
@@ -5604,7 +5604,7 @@
         <w:keepNext/>
         <w:spacing w:line="480" w:lineRule="auto"/>
       </w:pPr>
-      <w:bookmarkStart w:id="11" w:name="_Toc239252040"/>
+      <w:bookmarkStart w:id="11" w:name="_Toc239252162"/>
       <w:r>
         <w:rPr>
           <w:b/>
@@ -5767,7 +5767,7 @@
         <w:spacing w:line="480" w:lineRule="auto"/>
         <w:jc w:val="center"/>
       </w:pPr>
-      <w:bookmarkStart w:id="12" w:name="_Toc239252041"/>
+      <w:bookmarkStart w:id="12" w:name="_Toc239252163"/>
       <w:r>
         <w:rPr>
           <w:b/>
@@ -5787,7 +5787,7 @@
         <w:keepNext/>
         <w:spacing w:line="480" w:lineRule="auto"/>
       </w:pPr>
-      <w:bookmarkStart w:id="13" w:name="_Toc239252042"/>
+      <w:bookmarkStart w:id="13" w:name="_Toc239252164"/>
       <w:r>
         <w:rPr>
           <w:b/>
@@ -5903,7 +5903,7 @@
         <w:keepNext/>
         <w:spacing w:line="480" w:lineRule="auto"/>
       </w:pPr>
-      <w:bookmarkStart w:id="14" w:name="_Toc239252043"/>
+      <w:bookmarkStart w:id="14" w:name="_Toc239252165"/>
       <w:r>
         <w:rPr>
           <w:b/>
@@ -6528,7 +6528,7 @@
         <w:keepNext/>
         <w:spacing w:line="480" w:lineRule="auto"/>
       </w:pPr>
-      <w:bookmarkStart w:id="15" w:name="_Toc239252044"/>
+      <w:bookmarkStart w:id="15" w:name="_Toc239252166"/>
       <w:r>
         <w:rPr>
           <w:b/>
@@ -6685,7 +6685,7 @@
         <w:keepNext/>
         <w:spacing w:line="480" w:lineRule="auto"/>
       </w:pPr>
-      <w:bookmarkStart w:id="16" w:name="_Toc239252045"/>
+      <w:bookmarkStart w:id="16" w:name="_Toc239252167"/>
       <w:r>
         <w:rPr>
           <w:b/>
@@ -7584,7 +7584,7 @@
         <w:keepNext/>
         <w:spacing w:line="480" w:lineRule="auto"/>
       </w:pPr>
-      <w:bookmarkStart w:id="17" w:name="_Toc239252046"/>
+      <w:bookmarkStart w:id="17" w:name="_Toc239252168"/>
       <w:r>
         <w:rPr>
           <w:b/>
@@ -8066,7 +8066,7 @@
         <w:spacing w:line="480" w:lineRule="auto"/>
         <w:jc w:val="center"/>
       </w:pPr>
-      <w:bookmarkStart w:id="18" w:name="_Toc239252047"/>
+      <w:bookmarkStart w:id="18" w:name="_Toc239252169"/>
       <w:r>
         <w:rPr>
           <w:b/>
@@ -8086,7 +8086,7 @@
         <w:keepNext/>
         <w:spacing w:line="480" w:lineRule="auto"/>
       </w:pPr>
-      <w:bookmarkStart w:id="19" w:name="_Toc239252048"/>
+      <w:bookmarkStart w:id="19" w:name="_Toc239252170"/>
       <w:r>
         <w:rPr>
           <w:b/>
@@ -8170,7 +8170,7 @@
           <w:noProof/>
         </w:rPr>
         <w:drawing>
-          <wp:inline distT="0" distB="0" distL="0" distR="0" wp14:anchorId="502645BB" wp14:editId="674E0527">
+          <wp:inline distT="0" distB="0" distL="0" distR="0" wp14:anchorId="5DF86FBD" wp14:editId="1EE38D5D">
             <wp:extent cx="5577840" cy="3434103"/>
             <wp:effectExtent l="0" t="0" r="0" b="0"/>
             <wp:docPr id="2" name="Picture 2"/>
@@ -8213,7 +8213,7 @@
         <w:keepNext/>
         <w:spacing w:line="480" w:lineRule="auto"/>
       </w:pPr>
-      <w:bookmarkStart w:id="20" w:name="_Toc239252049"/>
+      <w:bookmarkStart w:id="20" w:name="_Toc239252171"/>
       <w:r>
         <w:rPr>
           <w:b/>
@@ -8418,7 +8418,7 @@
         <w:keepNext/>
         <w:spacing w:line="480" w:lineRule="auto"/>
       </w:pPr>
-      <w:bookmarkStart w:id="21" w:name="_Toc239252050"/>
+      <w:bookmarkStart w:id="21" w:name="_Toc239252172"/>
       <w:r>
         <w:rPr>
           <w:b/>
@@ -8531,7 +8531,7 @@
           <w:noProof/>
         </w:rPr>
         <w:drawing>
-          <wp:inline distT="0" distB="0" distL="0" distR="0" wp14:anchorId="37288A6D" wp14:editId="29534899">
+          <wp:inline distT="0" distB="0" distL="0" distR="0" wp14:anchorId="1AB2EB40" wp14:editId="5CF7AE25">
             <wp:extent cx="5577840" cy="4709434"/>
             <wp:effectExtent l="0" t="0" r="0" b="0"/>
             <wp:docPr id="3" name="Picture 3"/>
@@ -8574,7 +8574,7 @@
         <w:keepNext/>
         <w:spacing w:line="480" w:lineRule="auto"/>
       </w:pPr>
-      <w:bookmarkStart w:id="22" w:name="_Toc239252051"/>
+      <w:bookmarkStart w:id="22" w:name="_Toc239252173"/>
       <w:r>
         <w:rPr>
           <w:b/>
@@ -8604,7 +8604,7 @@
         <w:keepNext/>
         <w:spacing w:line="480" w:lineRule="auto"/>
       </w:pPr>
-      <w:bookmarkStart w:id="23" w:name="_Toc239252052"/>
+      <w:bookmarkStart w:id="23" w:name="_Toc239252174"/>
       <w:r>
         <w:rPr>
           <w:b/>
@@ -8775,7 +8775,7 @@
         <w:keepNext/>
         <w:spacing w:line="480" w:lineRule="auto"/>
       </w:pPr>
-      <w:bookmarkStart w:id="24" w:name="_Toc239252053"/>
+      <w:bookmarkStart w:id="24" w:name="_Toc239252175"/>
       <w:r>
         <w:rPr>
           <w:b/>
@@ -8946,7 +8946,7 @@
         <w:keepNext/>
         <w:spacing w:line="480" w:lineRule="auto"/>
       </w:pPr>
-      <w:bookmarkStart w:id="25" w:name="_Toc239252054"/>
+      <w:bookmarkStart w:id="25" w:name="_Toc239252176"/>
       <w:r>
         <w:rPr>
           <w:b/>
@@ -9155,7 +9155,7 @@
         <w:keepNext/>
         <w:spacing w:line="480" w:lineRule="auto"/>
       </w:pPr>
-      <w:bookmarkStart w:id="26" w:name="_Toc239252055"/>
+      <w:bookmarkStart w:id="26" w:name="_Toc239252177"/>
       <w:r>
         <w:rPr>
           <w:b/>
@@ -9211,7 +9211,7 @@
           <w:noProof/>
         </w:rPr>
         <w:drawing>
-          <wp:inline distT="0" distB="0" distL="0" distR="0" wp14:anchorId="7B14D69E" wp14:editId="697A5EB6">
+          <wp:inline distT="0" distB="0" distL="0" distR="0" wp14:anchorId="24E0AE9D" wp14:editId="5A978976">
             <wp:extent cx="5394960" cy="6491029"/>
             <wp:effectExtent l="0" t="0" r="0" b="0"/>
             <wp:docPr id="4" name="Picture 4"/>
@@ -9305,7 +9305,7 @@
         <w:keepNext/>
         <w:spacing w:line="480" w:lineRule="auto"/>
       </w:pPr>
-      <w:bookmarkStart w:id="27" w:name="_Toc239252056"/>
+      <w:bookmarkStart w:id="27" w:name="_Toc239252178"/>
       <w:r>
         <w:rPr>
           <w:b/>
@@ -9373,7 +9373,7 @@
           <w:noProof/>
         </w:rPr>
         <w:drawing>
-          <wp:inline distT="0" distB="0" distL="0" distR="0" wp14:anchorId="16905AF0" wp14:editId="3AFD7577">
+          <wp:inline distT="0" distB="0" distL="0" distR="0" wp14:anchorId="02815833" wp14:editId="37215852">
             <wp:extent cx="5486400" cy="4702629"/>
             <wp:effectExtent l="0" t="0" r="0" b="0"/>
             <wp:docPr id="5" name="Picture 5"/>
@@ -9427,7 +9427,7 @@
         <w:keepNext/>
         <w:spacing w:line="480" w:lineRule="auto"/>
       </w:pPr>
-      <w:bookmarkStart w:id="28" w:name="_Toc239252057"/>
+      <w:bookmarkStart w:id="28" w:name="_Toc239252179"/>
       <w:r>
         <w:rPr>
           <w:b/>
@@ -9447,7 +9447,7 @@
         <w:keepNext/>
         <w:spacing w:line="480" w:lineRule="auto"/>
       </w:pPr>
-      <w:bookmarkStart w:id="29" w:name="_Toc239252058"/>
+      <w:bookmarkStart w:id="29" w:name="_Toc239252180"/>
       <w:r>
         <w:rPr>
           <w:b/>
@@ -9507,7 +9507,7 @@
           <w:noProof/>
         </w:rPr>
         <w:drawing>
-          <wp:inline distT="0" distB="0" distL="0" distR="0" wp14:anchorId="28902CA0" wp14:editId="3E0CBA29">
+          <wp:inline distT="0" distB="0" distL="0" distR="0" wp14:anchorId="154619AF" wp14:editId="3D541B87">
             <wp:extent cx="5577840" cy="2114499"/>
             <wp:effectExtent l="0" t="0" r="0" b="0"/>
             <wp:docPr id="6" name="Picture 6"/>
@@ -9550,7 +9550,7 @@
         <w:keepNext/>
         <w:spacing w:line="480" w:lineRule="auto"/>
       </w:pPr>
-      <w:bookmarkStart w:id="30" w:name="_Toc239252059"/>
+      <w:bookmarkStart w:id="30" w:name="_Toc239252181"/>
       <w:r>
         <w:rPr>
           <w:b/>
@@ -9611,7 +9611,7 @@
           <w:noProof/>
         </w:rPr>
         <w:drawing>
-          <wp:inline distT="0" distB="0" distL="0" distR="0" wp14:anchorId="094E8E0A" wp14:editId="25ABD2A0">
+          <wp:inline distT="0" distB="0" distL="0" distR="0" wp14:anchorId="5EB0D26C" wp14:editId="408564E8">
             <wp:extent cx="5577840" cy="4820912"/>
             <wp:effectExtent l="0" t="0" r="0" b="0"/>
             <wp:docPr id="7" name="Picture 7"/>
@@ -9666,7 +9666,7 @@
         <w:keepNext/>
         <w:spacing w:line="480" w:lineRule="auto"/>
       </w:pPr>
-      <w:bookmarkStart w:id="31" w:name="_Toc239252060"/>
+      <w:bookmarkStart w:id="31" w:name="_Toc239252182"/>
       <w:r>
         <w:rPr>
           <w:b/>
@@ -9728,7 +9728,7 @@
           <w:noProof/>
         </w:rPr>
         <w:drawing>
-          <wp:inline distT="0" distB="0" distL="0" distR="0" wp14:anchorId="4BBC186B" wp14:editId="0A01A7FA">
+          <wp:inline distT="0" distB="0" distL="0" distR="0" wp14:anchorId="587CF2CB" wp14:editId="4C7B3FC5">
             <wp:extent cx="5303520" cy="6584179"/>
             <wp:effectExtent l="0" t="0" r="0" b="0"/>
             <wp:docPr id="8" name="Picture 8"/>
@@ -9813,7 +9813,7 @@
         <w:spacing w:line="480" w:lineRule="auto"/>
         <w:jc w:val="center"/>
       </w:pPr>
-      <w:bookmarkStart w:id="32" w:name="_Toc239252061"/>
+      <w:bookmarkStart w:id="32" w:name="_Toc239252183"/>
       <w:r>
         <w:rPr>
           <w:b/>
@@ -9844,7 +9844,7 @@
         <w:keepNext/>
         <w:spacing w:line="480" w:lineRule="auto"/>
       </w:pPr>
-      <w:bookmarkStart w:id="33" w:name="_Toc239252062"/>
+      <w:bookmarkStart w:id="33" w:name="_Toc239252184"/>
       <w:r>
         <w:rPr>
           <w:b/>
@@ -10530,7 +10530,7 @@
         <w:keepNext/>
         <w:spacing w:line="480" w:lineRule="auto"/>
       </w:pPr>
-      <w:bookmarkStart w:id="34" w:name="_Toc239252063"/>
+      <w:bookmarkStart w:id="34" w:name="_Toc239252185"/>
       <w:r>
         <w:rPr>
           <w:b/>
@@ -10899,7 +10899,7 @@
         <w:keepNext/>
         <w:spacing w:line="480" w:lineRule="auto"/>
       </w:pPr>
-      <w:bookmarkStart w:id="35" w:name="_Toc239252064"/>
+      <w:bookmarkStart w:id="35" w:name="_Toc239252186"/>
       <w:r>
         <w:rPr>
           <w:b/>
@@ -11149,7 +11149,7 @@
         <w:rPr>
           <w:color w:val="000000"/>
         </w:rPr>
-        <w:t>https://github.com/HikmatBaniya/swor</w:t>
+        <w:t>https://github.com/HikmatBaniya/kinyo</w:t>
       </w:r>
     </w:p>
     <w:p>
@@ -11180,7 +11180,7 @@
         <w:rPr>
           <w:color w:val="000000"/>
         </w:rPr>
-        <w:t>https://github.com/HikmatBaniya/swor-front</w:t>
+        <w:t>https://github.com/HikmatBaniya/kinyo-front</w:t>
       </w:r>
     </w:p>
     <w:p>
@@ -11202,7 +11202,7 @@
         <w:spacing w:line="480" w:lineRule="auto"/>
         <w:jc w:val="center"/>
       </w:pPr>
-      <w:bookmarkStart w:id="36" w:name="_Toc239252065"/>
+      <w:bookmarkStart w:id="36" w:name="_Toc239252187"/>
       <w:r>
         <w:rPr>
           <w:b/>
@@ -11233,7 +11233,7 @@
         <w:keepNext/>
         <w:spacing w:line="480" w:lineRule="auto"/>
       </w:pPr>
-      <w:bookmarkStart w:id="37" w:name="_Toc239252066"/>
+      <w:bookmarkStart w:id="37" w:name="_Toc239252188"/>
       <w:r>
         <w:rPr>
           <w:b/>
@@ -11411,7 +11411,7 @@
         <w:keepNext/>
         <w:spacing w:line="480" w:lineRule="auto"/>
       </w:pPr>
-      <w:bookmarkStart w:id="38" w:name="_Toc239252067"/>
+      <w:bookmarkStart w:id="38" w:name="_Toc239252189"/>
       <w:r>
         <w:rPr>
           <w:b/>
@@ -11511,7 +11511,7 @@
         <w:spacing w:line="480" w:lineRule="auto"/>
         <w:jc w:val="center"/>
       </w:pPr>
-      <w:bookmarkStart w:id="39" w:name="_Toc239252068"/>
+      <w:bookmarkStart w:id="39" w:name="_Toc239252190"/>
       <w:r>
         <w:rPr>
           <w:b/>
@@ -11860,9 +11860,9 @@
 <file path=word/numbering.xml><?xml version="1.0" encoding="utf-8"?>
 <w:numbering xmlns:wpc="http://schemas.microsoft.com/office/word/2010/wordprocessingCanvas" xmlns:cx="http://schemas.microsoft.com/office/drawing/2014/chartex" xmlns:cx1="http://schemas.microsoft.com/office/drawing/2015/9/8/chartex" xmlns:cx2="http://schemas.microsoft.com/office/drawing/2015/10/21/chartex" xmlns:cx3="http://schemas.microsoft.com/office/drawing/2016/5/9/chartex" xmlns:cx4="http://schemas.microsoft.com/office/drawing/2016/5/10/chartex" xmlns:cx5="http://schemas.microsoft.com/office/drawing/2016/5/11/chartex" xmlns:cx6="http://schemas.microsoft.com/office/drawing/2016/5/12/chartex" xmlns:cx7="http://schemas.microsoft.com/office/drawing/2016/5/13/chartex" xmlns:cx8="http://schemas.microsoft.com/office/drawing/2016/5/14/chartex" xmlns:mc="http://schemas.openxmlformats.org/markup-compatibility/2006" xmlns:aink="http://schemas.microsoft.com/office/drawing/2016/ink" xmlns:am3d="http://schemas.microsoft.com/office/drawing/2017/model3d" xmlns:o="urn:schemas-microsoft-com:office:office" xmlns:oel="http://schemas.microsoft.com/office/2019/extlst" xmlns:r="http://schemas.openxmlformats.org/officeDocument/2006/relationships" xmlns:m="http://schemas.openxmlformats.org/officeDocument/2006/math" xmlns:v="urn:schemas-microsoft-com:vml" xmlns:wp14="http://schemas.microsoft.com/office/word/2010/wordprocessingDrawing" xmlns:wp="http://schemas.openxmlformats.org/drawingml/2006/wordprocessingDrawing" xmlns:w10="urn:schemas-microsoft-com:office:word" xmlns:w="http://schemas.openxmlformats.org/wordprocessingml/2006/main" xmlns:w14="http://schemas.microsoft.com/office/word/2010/wordml" xmlns:w15="http://schemas.microsoft.com/office/word/2012/wordml" xmlns:w16cex="http://schemas.microsoft.com/office/word/2018/wordml/cex" xmlns:w16cid="http://schemas.microsoft.com/office/word/2016/wordml/cid" xmlns:w16="http://schemas.microsoft.com/office/word/2018/wordml" xmlns:w16du="http://schemas.microsoft.com/office/word/2023/wordml/word16du" xmlns:w16sdtdh="http://schemas.microsoft.com/office/word/2020/wordml/sdtdatahash" xmlns:w16sdtfl="http://schemas.microsoft.com/office/word/2024/wordml/sdtformatlock" xmlns:w16se="http://schemas.microsoft.com/office/word/2015/wordml/symex" xmlns:wpg="http://schemas.microsoft.com/office/word/2010/wordprocessingGroup" xmlns:wpi="http://schemas.microsoft.com/office/word/2010/wordprocessingInk" xmlns:wne="http://schemas.microsoft.com/office/word/2006/wordml" xmlns:wps="http://schemas.microsoft.com/office/word/2010/wordprocessingShape" mc:Ignorable="w14 w15 w16se w16cid w16 w16cex w16sdtdh w16sdtfl w16du wp14">
   <w:abstractNum w:abstractNumId="0" w15:restartNumberingAfterBreak="0">
-    <w:nsid w:val="1C187E50"/>
+    <w:nsid w:val="2C5A2EA9"/>
     <w:multiLevelType w:val="multilevel"/>
-    <w:tmpl w:val="5E2299A0"/>
+    <w:tmpl w:val="D65E4B3C"/>
     <w:lvl w:ilvl="0">
       <w:start w:val="1"/>
       <w:numFmt w:val="decimal"/>
@@ -11941,9 +11941,9 @@
     </w:lvl>
   </w:abstractNum>
   <w:abstractNum w:abstractNumId="1" w15:restartNumberingAfterBreak="0">
-    <w:nsid w:val="700E23C7"/>
+    <w:nsid w:val="3664511A"/>
     <w:multiLevelType w:val="multilevel"/>
-    <w:tmpl w:val="7D5CB632"/>
+    <w:tmpl w:val="4734255A"/>
     <w:lvl w:ilvl="0">
       <w:start w:val="1"/>
       <w:numFmt w:val="bullet"/>
@@ -12025,10 +12025,10 @@
       </w:pPr>
     </w:lvl>
   </w:abstractNum>
-  <w:num w:numId="1" w16cid:durableId="1047290752">
+  <w:num w:numId="1" w16cid:durableId="543752880">
     <w:abstractNumId w:val="0"/>
   </w:num>
-  <w:num w:numId="2" w16cid:durableId="638151234">
+  <w:num w:numId="2" w16cid:durableId="716012128">
     <w:abstractNumId w:val="1"/>
   </w:num>
 </w:numbering>
@@ -12966,7 +12966,7 @@
     <w:autoRedefine/>
     <w:uiPriority w:val="39"/>
     <w:unhideWhenUsed/>
-    <w:rsid w:val="00E623F1"/>
+    <w:rsid w:val="00CE2B4E"/>
     <w:pPr>
       <w:spacing w:after="100"/>
     </w:pPr>
@@ -12978,7 +12978,7 @@
     <w:autoRedefine/>
     <w:uiPriority w:val="39"/>
     <w:unhideWhenUsed/>
-    <w:rsid w:val="00E623F1"/>
+    <w:rsid w:val="00CE2B4E"/>
     <w:pPr>
       <w:spacing w:after="100"/>
       <w:ind w:left="240"/>
@@ -12991,7 +12991,7 @@
     <w:autoRedefine/>
     <w:uiPriority w:val="39"/>
     <w:unhideWhenUsed/>
-    <w:rsid w:val="00E623F1"/>
+    <w:rsid w:val="00CE2B4E"/>
     <w:pPr>
       <w:spacing w:after="100"/>
       <w:ind w:left="480"/>

--- a/docs/Kinyo_ProjectVI_Proposal.docx
+++ b/docs/Kinyo_ProjectVI_Proposal.docx
@@ -16,7 +16,7 @@
           <w:noProof/>
         </w:rPr>
         <w:drawing>
-          <wp:inline distT="0" distB="0" distL="0" distR="0" wp14:anchorId="27C3D77E" wp14:editId="1F2EB592">
+          <wp:inline distT="0" distB="0" distL="0" distR="0" wp14:anchorId="08D85E59" wp14:editId="6FA8398C">
             <wp:extent cx="1273012" cy="1114425"/>
             <wp:effectExtent l="0" t="0" r="0" b="0"/>
             <wp:docPr id="1" name="image1.png" descr="Purbanchal University logo"/>
@@ -180,27 +180,6 @@
     <w:p>
       <w:pPr>
         <w:spacing w:line="360" w:lineRule="auto"/>
-        <w:jc w:val="center"/>
-      </w:pPr>
-      <w:r>
-        <w:t>Under the Supervision of</w:t>
-      </w:r>
-    </w:p>
-    <w:p>
-      <w:pPr>
-        <w:spacing w:line="360" w:lineRule="auto"/>
-        <w:jc w:val="center"/>
-      </w:pPr>
-      <w:r>
-        <w:rPr>
-          <w:color w:val="000000"/>
-        </w:rPr>
-        <w:t>[Supervisor Name]</w:t>
-      </w:r>
-    </w:p>
-    <w:p>
-      <w:pPr>
-        <w:spacing w:line="360" w:lineRule="auto"/>
       </w:pPr>
     </w:p>
     <w:p>
@@ -272,7 +251,7 @@
         <w:spacing w:line="480" w:lineRule="auto"/>
         <w:jc w:val="center"/>
       </w:pPr>
-      <w:bookmarkStart w:id="0" w:name="_Toc239252151"/>
+      <w:bookmarkStart w:id="0" w:name="_Toc239252483"/>
       <w:r>
         <w:rPr>
           <w:b/>
@@ -337,7 +316,7 @@
         <w:spacing w:line="480" w:lineRule="auto"/>
         <w:jc w:val="center"/>
       </w:pPr>
-      <w:bookmarkStart w:id="1" w:name="_Toc239252152"/>
+      <w:bookmarkStart w:id="1" w:name="_Toc239252484"/>
       <w:r>
         <w:rPr>
           <w:b/>
@@ -374,7 +353,7 @@
       <w:r>
         <w:fldChar w:fldCharType="separate"/>
       </w:r>
-      <w:hyperlink w:anchor="_Toc239252151" w:history="1">
+      <w:hyperlink w:anchor="_Toc239252483" w:history="1">
         <w:r>
           <w:rPr>
             <w:rStyle w:val="Hyperlink"/>
@@ -402,7 +381,7 @@
             <w:noProof/>
             <w:webHidden/>
           </w:rPr>
-          <w:instrText xml:space="preserve"> PAGEREF _Toc239252151 \h </w:instrText>
+          <w:instrText xml:space="preserve"> PAGEREF _Toc239252483 \h </w:instrText>
         </w:r>
         <w:r>
           <w:rPr>
@@ -447,7 +426,7 @@
           <w14:ligatures w14:val="standardContextual"/>
         </w:rPr>
       </w:pPr>
-      <w:hyperlink w:anchor="_Toc239252152" w:history="1">
+      <w:hyperlink w:anchor="_Toc239252484" w:history="1">
         <w:r>
           <w:rPr>
             <w:rStyle w:val="Hyperlink"/>
@@ -476,7 +455,7 @@
             <w:noProof/>
             <w:webHidden/>
           </w:rPr>
-          <w:instrText xml:space="preserve"> PAGEREF _Toc239252152 \h </w:instrText>
+          <w:instrText xml:space="preserve"> PAGEREF _Toc239252484 \h </w:instrText>
         </w:r>
         <w:r>
           <w:rPr>
@@ -521,7 +500,7 @@
           <w14:ligatures w14:val="standardContextual"/>
         </w:rPr>
       </w:pPr>
-      <w:hyperlink w:anchor="_Toc239252153" w:history="1">
+      <w:hyperlink w:anchor="_Toc239252485" w:history="1">
         <w:r>
           <w:rPr>
             <w:rStyle w:val="Hyperlink"/>
@@ -550,7 +529,7 @@
             <w:noProof/>
             <w:webHidden/>
           </w:rPr>
-          <w:instrText xml:space="preserve"> PAGEREF _Toc239252153 \h </w:instrText>
+          <w:instrText xml:space="preserve"> PAGEREF _Toc239252485 \h </w:instrText>
         </w:r>
         <w:r>
           <w:rPr>
@@ -595,7 +574,7 @@
           <w14:ligatures w14:val="standardContextual"/>
         </w:rPr>
       </w:pPr>
-      <w:hyperlink w:anchor="_Toc239252154" w:history="1">
+      <w:hyperlink w:anchor="_Toc239252486" w:history="1">
         <w:r>
           <w:rPr>
             <w:rStyle w:val="Hyperlink"/>
@@ -624,7 +603,7 @@
             <w:noProof/>
             <w:webHidden/>
           </w:rPr>
-          <w:instrText xml:space="preserve"> PAGEREF _Toc239252154 \h </w:instrText>
+          <w:instrText xml:space="preserve"> PAGEREF _Toc239252486 \h </w:instrText>
         </w:r>
         <w:r>
           <w:rPr>
@@ -669,7 +648,7 @@
           <w14:ligatures w14:val="standardContextual"/>
         </w:rPr>
       </w:pPr>
-      <w:hyperlink w:anchor="_Toc239252155" w:history="1">
+      <w:hyperlink w:anchor="_Toc239252487" w:history="1">
         <w:r>
           <w:rPr>
             <w:rStyle w:val="Hyperlink"/>
@@ -698,7 +677,7 @@
             <w:noProof/>
             <w:webHidden/>
           </w:rPr>
-          <w:instrText xml:space="preserve"> PAGEREF _Toc239252155 \h </w:instrText>
+          <w:instrText xml:space="preserve"> PAGEREF _Toc239252487 \h </w:instrText>
         </w:r>
         <w:r>
           <w:rPr>
@@ -743,7 +722,7 @@
           <w14:ligatures w14:val="standardContextual"/>
         </w:rPr>
       </w:pPr>
-      <w:hyperlink w:anchor="_Toc239252156" w:history="1">
+      <w:hyperlink w:anchor="_Toc239252488" w:history="1">
         <w:r>
           <w:rPr>
             <w:rStyle w:val="Hyperlink"/>
@@ -772,7 +751,7 @@
             <w:noProof/>
             <w:webHidden/>
           </w:rPr>
-          <w:instrText xml:space="preserve"> PAGEREF _Toc239252156 \h </w:instrText>
+          <w:instrText xml:space="preserve"> PAGEREF _Toc239252488 \h </w:instrText>
         </w:r>
         <w:r>
           <w:rPr>
@@ -817,7 +796,7 @@
           <w14:ligatures w14:val="standardContextual"/>
         </w:rPr>
       </w:pPr>
-      <w:hyperlink w:anchor="_Toc239252157" w:history="1">
+      <w:hyperlink w:anchor="_Toc239252489" w:history="1">
         <w:r>
           <w:rPr>
             <w:rStyle w:val="Hyperlink"/>
@@ -846,7 +825,7 @@
             <w:noProof/>
             <w:webHidden/>
           </w:rPr>
-          <w:instrText xml:space="preserve"> PAGEREF _Toc239252157 \h </w:instrText>
+          <w:instrText xml:space="preserve"> PAGEREF _Toc239252489 \h </w:instrText>
         </w:r>
         <w:r>
           <w:rPr>
@@ -891,7 +870,7 @@
           <w14:ligatures w14:val="standardContextual"/>
         </w:rPr>
       </w:pPr>
-      <w:hyperlink w:anchor="_Toc239252158" w:history="1">
+      <w:hyperlink w:anchor="_Toc239252490" w:history="1">
         <w:r>
           <w:rPr>
             <w:rStyle w:val="Hyperlink"/>
@@ -920,7 +899,7 @@
             <w:noProof/>
             <w:webHidden/>
           </w:rPr>
-          <w:instrText xml:space="preserve"> PAGEREF _Toc239252158 \h </w:instrText>
+          <w:instrText xml:space="preserve"> PAGEREF _Toc239252490 \h </w:instrText>
         </w:r>
         <w:r>
           <w:rPr>
@@ -965,7 +944,7 @@
           <w14:ligatures w14:val="standardContextual"/>
         </w:rPr>
       </w:pPr>
-      <w:hyperlink w:anchor="_Toc239252159" w:history="1">
+      <w:hyperlink w:anchor="_Toc239252491" w:history="1">
         <w:r>
           <w:rPr>
             <w:rStyle w:val="Hyperlink"/>
@@ -994,7 +973,7 @@
             <w:noProof/>
             <w:webHidden/>
           </w:rPr>
-          <w:instrText xml:space="preserve"> PAGEREF _Toc239252159 \h </w:instrText>
+          <w:instrText xml:space="preserve"> PAGEREF _Toc239252491 \h </w:instrText>
         </w:r>
         <w:r>
           <w:rPr>
@@ -1039,7 +1018,7 @@
           <w14:ligatures w14:val="standardContextual"/>
         </w:rPr>
       </w:pPr>
-      <w:hyperlink w:anchor="_Toc239252160" w:history="1">
+      <w:hyperlink w:anchor="_Toc239252492" w:history="1">
         <w:r>
           <w:rPr>
             <w:rStyle w:val="Hyperlink"/>
@@ -1069,7 +1048,7 @@
             <w:noProof/>
             <w:webHidden/>
           </w:rPr>
-          <w:instrText xml:space="preserve"> PAGEREF _Toc239252160 \h </w:instrText>
+          <w:instrText xml:space="preserve"> PAGEREF _Toc239252492 \h </w:instrText>
         </w:r>
         <w:r>
           <w:rPr>
@@ -1114,7 +1093,7 @@
           <w14:ligatures w14:val="standardContextual"/>
         </w:rPr>
       </w:pPr>
-      <w:hyperlink w:anchor="_Toc239252161" w:history="1">
+      <w:hyperlink w:anchor="_Toc239252493" w:history="1">
         <w:r>
           <w:rPr>
             <w:rStyle w:val="Hyperlink"/>
@@ -1144,7 +1123,7 @@
             <w:noProof/>
             <w:webHidden/>
           </w:rPr>
-          <w:instrText xml:space="preserve"> PAGEREF _Toc239252161 \h </w:instrText>
+          <w:instrText xml:space="preserve"> PAGEREF _Toc239252493 \h </w:instrText>
         </w:r>
         <w:r>
           <w:rPr>
@@ -1189,7 +1168,7 @@
           <w14:ligatures w14:val="standardContextual"/>
         </w:rPr>
       </w:pPr>
-      <w:hyperlink w:anchor="_Toc239252162" w:history="1">
+      <w:hyperlink w:anchor="_Toc239252494" w:history="1">
         <w:r>
           <w:rPr>
             <w:rStyle w:val="Hyperlink"/>
@@ -1218,7 +1197,7 @@
             <w:noProof/>
             <w:webHidden/>
           </w:rPr>
-          <w:instrText xml:space="preserve"> PAGEREF _Toc239252162 \h </w:instrText>
+          <w:instrText xml:space="preserve"> PAGEREF _Toc239252494 \h </w:instrText>
         </w:r>
         <w:r>
           <w:rPr>
@@ -1263,7 +1242,7 @@
           <w14:ligatures w14:val="standardContextual"/>
         </w:rPr>
       </w:pPr>
-      <w:hyperlink w:anchor="_Toc239252163" w:history="1">
+      <w:hyperlink w:anchor="_Toc239252495" w:history="1">
         <w:r>
           <w:rPr>
             <w:rStyle w:val="Hyperlink"/>
@@ -1292,7 +1271,7 @@
             <w:noProof/>
             <w:webHidden/>
           </w:rPr>
-          <w:instrText xml:space="preserve"> PAGEREF _Toc239252163 \h </w:instrText>
+          <w:instrText xml:space="preserve"> PAGEREF _Toc239252495 \h </w:instrText>
         </w:r>
         <w:r>
           <w:rPr>
@@ -1337,7 +1316,7 @@
           <w14:ligatures w14:val="standardContextual"/>
         </w:rPr>
       </w:pPr>
-      <w:hyperlink w:anchor="_Toc239252164" w:history="1">
+      <w:hyperlink w:anchor="_Toc239252496" w:history="1">
         <w:r>
           <w:rPr>
             <w:rStyle w:val="Hyperlink"/>
@@ -1366,7 +1345,7 @@
             <w:noProof/>
             <w:webHidden/>
           </w:rPr>
-          <w:instrText xml:space="preserve"> PAGEREF _Toc239252164 \h </w:instrText>
+          <w:instrText xml:space="preserve"> PAGEREF _Toc239252496 \h </w:instrText>
         </w:r>
         <w:r>
           <w:rPr>
@@ -1411,7 +1390,7 @@
           <w14:ligatures w14:val="standardContextual"/>
         </w:rPr>
       </w:pPr>
-      <w:hyperlink w:anchor="_Toc239252165" w:history="1">
+      <w:hyperlink w:anchor="_Toc239252497" w:history="1">
         <w:r>
           <w:rPr>
             <w:rStyle w:val="Hyperlink"/>
@@ -1440,7 +1419,7 @@
             <w:noProof/>
             <w:webHidden/>
           </w:rPr>
-          <w:instrText xml:space="preserve"> PAGEREF _Toc239252165 \h </w:instrText>
+          <w:instrText xml:space="preserve"> PAGEREF _Toc239252497 \h </w:instrText>
         </w:r>
         <w:r>
           <w:rPr>
@@ -1485,7 +1464,7 @@
           <w14:ligatures w14:val="standardContextual"/>
         </w:rPr>
       </w:pPr>
-      <w:hyperlink w:anchor="_Toc239252166" w:history="1">
+      <w:hyperlink w:anchor="_Toc239252498" w:history="1">
         <w:r>
           <w:rPr>
             <w:rStyle w:val="Hyperlink"/>
@@ -1514,7 +1493,7 @@
             <w:noProof/>
             <w:webHidden/>
           </w:rPr>
-          <w:instrText xml:space="preserve"> PAGEREF _Toc239252166 \h </w:instrText>
+          <w:instrText xml:space="preserve"> PAGEREF _Toc239252498 \h </w:instrText>
         </w:r>
         <w:r>
           <w:rPr>
@@ -1559,7 +1538,7 @@
           <w14:ligatures w14:val="standardContextual"/>
         </w:rPr>
       </w:pPr>
-      <w:hyperlink w:anchor="_Toc239252167" w:history="1">
+      <w:hyperlink w:anchor="_Toc239252499" w:history="1">
         <w:r>
           <w:rPr>
             <w:rStyle w:val="Hyperlink"/>
@@ -1588,7 +1567,7 @@
             <w:noProof/>
             <w:webHidden/>
           </w:rPr>
-          <w:instrText xml:space="preserve"> PAGEREF _Toc239252167 \h </w:instrText>
+          <w:instrText xml:space="preserve"> PAGEREF _Toc239252499 \h </w:instrText>
         </w:r>
         <w:r>
           <w:rPr>
@@ -1633,7 +1612,7 @@
           <w14:ligatures w14:val="standardContextual"/>
         </w:rPr>
       </w:pPr>
-      <w:hyperlink w:anchor="_Toc239252168" w:history="1">
+      <w:hyperlink w:anchor="_Toc239252500" w:history="1">
         <w:r>
           <w:rPr>
             <w:rStyle w:val="Hyperlink"/>
@@ -1662,7 +1641,7 @@
             <w:noProof/>
             <w:webHidden/>
           </w:rPr>
-          <w:instrText xml:space="preserve"> PAGEREF _Toc239252168 \h </w:instrText>
+          <w:instrText xml:space="preserve"> PAGEREF _Toc239252500 \h </w:instrText>
         </w:r>
         <w:r>
           <w:rPr>
@@ -1707,7 +1686,7 @@
           <w14:ligatures w14:val="standardContextual"/>
         </w:rPr>
       </w:pPr>
-      <w:hyperlink w:anchor="_Toc239252169" w:history="1">
+      <w:hyperlink w:anchor="_Toc239252501" w:history="1">
         <w:r>
           <w:rPr>
             <w:rStyle w:val="Hyperlink"/>
@@ -1736,7 +1715,7 @@
             <w:noProof/>
             <w:webHidden/>
           </w:rPr>
-          <w:instrText xml:space="preserve"> PAGEREF _Toc239252169 \h </w:instrText>
+          <w:instrText xml:space="preserve"> PAGEREF _Toc239252501 \h </w:instrText>
         </w:r>
         <w:r>
           <w:rPr>
@@ -1781,7 +1760,7 @@
           <w14:ligatures w14:val="standardContextual"/>
         </w:rPr>
       </w:pPr>
-      <w:hyperlink w:anchor="_Toc239252170" w:history="1">
+      <w:hyperlink w:anchor="_Toc239252502" w:history="1">
         <w:r>
           <w:rPr>
             <w:rStyle w:val="Hyperlink"/>
@@ -1810,7 +1789,7 @@
             <w:noProof/>
             <w:webHidden/>
           </w:rPr>
-          <w:instrText xml:space="preserve"> PAGEREF _Toc239252170 \h </w:instrText>
+          <w:instrText xml:space="preserve"> PAGEREF _Toc239252502 \h </w:instrText>
         </w:r>
         <w:r>
           <w:rPr>
@@ -1855,7 +1834,7 @@
           <w14:ligatures w14:val="standardContextual"/>
         </w:rPr>
       </w:pPr>
-      <w:hyperlink w:anchor="_Toc239252171" w:history="1">
+      <w:hyperlink w:anchor="_Toc239252503" w:history="1">
         <w:r>
           <w:rPr>
             <w:rStyle w:val="Hyperlink"/>
@@ -1884,7 +1863,7 @@
             <w:noProof/>
             <w:webHidden/>
           </w:rPr>
-          <w:instrText xml:space="preserve"> PAGEREF _Toc239252171 \h </w:instrText>
+          <w:instrText xml:space="preserve"> PAGEREF _Toc239252503 \h </w:instrText>
         </w:r>
         <w:r>
           <w:rPr>
@@ -1929,7 +1908,7 @@
           <w14:ligatures w14:val="standardContextual"/>
         </w:rPr>
       </w:pPr>
-      <w:hyperlink w:anchor="_Toc239252172" w:history="1">
+      <w:hyperlink w:anchor="_Toc239252504" w:history="1">
         <w:r>
           <w:rPr>
             <w:rStyle w:val="Hyperlink"/>
@@ -1958,7 +1937,7 @@
             <w:noProof/>
             <w:webHidden/>
           </w:rPr>
-          <w:instrText xml:space="preserve"> PAGEREF _Toc239252172 \h </w:instrText>
+          <w:instrText xml:space="preserve"> PAGEREF _Toc239252504 \h </w:instrText>
         </w:r>
         <w:r>
           <w:rPr>
@@ -2003,7 +1982,7 @@
           <w14:ligatures w14:val="standardContextual"/>
         </w:rPr>
       </w:pPr>
-      <w:hyperlink w:anchor="_Toc239252173" w:history="1">
+      <w:hyperlink w:anchor="_Toc239252505" w:history="1">
         <w:r>
           <w:rPr>
             <w:rStyle w:val="Hyperlink"/>
@@ -2032,7 +2011,7 @@
             <w:noProof/>
             <w:webHidden/>
           </w:rPr>
-          <w:instrText xml:space="preserve"> PAGEREF _Toc239252173 \h </w:instrText>
+          <w:instrText xml:space="preserve"> PAGEREF _Toc239252505 \h </w:instrText>
         </w:r>
         <w:r>
           <w:rPr>
@@ -2077,7 +2056,7 @@
           <w14:ligatures w14:val="standardContextual"/>
         </w:rPr>
       </w:pPr>
-      <w:hyperlink w:anchor="_Toc239252174" w:history="1">
+      <w:hyperlink w:anchor="_Toc239252506" w:history="1">
         <w:r>
           <w:rPr>
             <w:rStyle w:val="Hyperlink"/>
@@ -2105,7 +2084,7 @@
             <w:noProof/>
             <w:webHidden/>
           </w:rPr>
-          <w:instrText xml:space="preserve"> PAGEREF _Toc239252174 \h </w:instrText>
+          <w:instrText xml:space="preserve"> PAGEREF _Toc239252506 \h </w:instrText>
         </w:r>
         <w:r>
           <w:rPr>
@@ -2150,7 +2129,7 @@
           <w14:ligatures w14:val="standardContextual"/>
         </w:rPr>
       </w:pPr>
-      <w:hyperlink w:anchor="_Toc239252175" w:history="1">
+      <w:hyperlink w:anchor="_Toc239252507" w:history="1">
         <w:r>
           <w:rPr>
             <w:rStyle w:val="Hyperlink"/>
@@ -2178,7 +2157,7 @@
             <w:noProof/>
             <w:webHidden/>
           </w:rPr>
-          <w:instrText xml:space="preserve"> PAGEREF _Toc239252175 \h </w:instrText>
+          <w:instrText xml:space="preserve"> PAGEREF _Toc239252507 \h </w:instrText>
         </w:r>
         <w:r>
           <w:rPr>
@@ -2223,7 +2202,7 @@
           <w14:ligatures w14:val="standardContextual"/>
         </w:rPr>
       </w:pPr>
-      <w:hyperlink w:anchor="_Toc239252176" w:history="1">
+      <w:hyperlink w:anchor="_Toc239252508" w:history="1">
         <w:r>
           <w:rPr>
             <w:rStyle w:val="Hyperlink"/>
@@ -2251,7 +2230,7 @@
             <w:noProof/>
             <w:webHidden/>
           </w:rPr>
-          <w:instrText xml:space="preserve"> PAGEREF _Toc239252176 \h </w:instrText>
+          <w:instrText xml:space="preserve"> PAGEREF _Toc239252508 \h </w:instrText>
         </w:r>
         <w:r>
           <w:rPr>
@@ -2296,7 +2275,7 @@
           <w14:ligatures w14:val="standardContextual"/>
         </w:rPr>
       </w:pPr>
-      <w:hyperlink w:anchor="_Toc239252177" w:history="1">
+      <w:hyperlink w:anchor="_Toc239252509" w:history="1">
         <w:r>
           <w:rPr>
             <w:rStyle w:val="Hyperlink"/>
@@ -2325,7 +2304,7 @@
             <w:noProof/>
             <w:webHidden/>
           </w:rPr>
-          <w:instrText xml:space="preserve"> PAGEREF _Toc239252177 \h </w:instrText>
+          <w:instrText xml:space="preserve"> PAGEREF _Toc239252509 \h </w:instrText>
         </w:r>
         <w:r>
           <w:rPr>
@@ -2370,7 +2349,7 @@
           <w14:ligatures w14:val="standardContextual"/>
         </w:rPr>
       </w:pPr>
-      <w:hyperlink w:anchor="_Toc239252178" w:history="1">
+      <w:hyperlink w:anchor="_Toc239252510" w:history="1">
         <w:r>
           <w:rPr>
             <w:rStyle w:val="Hyperlink"/>
@@ -2399,7 +2378,7 @@
             <w:noProof/>
             <w:webHidden/>
           </w:rPr>
-          <w:instrText xml:space="preserve"> PAGEREF _Toc239252178 \h </w:instrText>
+          <w:instrText xml:space="preserve"> PAGEREF _Toc239252510 \h </w:instrText>
         </w:r>
         <w:r>
           <w:rPr>
@@ -2444,7 +2423,7 @@
           <w14:ligatures w14:val="standardContextual"/>
         </w:rPr>
       </w:pPr>
-      <w:hyperlink w:anchor="_Toc239252179" w:history="1">
+      <w:hyperlink w:anchor="_Toc239252511" w:history="1">
         <w:r>
           <w:rPr>
             <w:rStyle w:val="Hyperlink"/>
@@ -2473,7 +2452,7 @@
             <w:noProof/>
             <w:webHidden/>
           </w:rPr>
-          <w:instrText xml:space="preserve"> PAGEREF _Toc239252179 \h </w:instrText>
+          <w:instrText xml:space="preserve"> PAGEREF _Toc239252511 \h </w:instrText>
         </w:r>
         <w:r>
           <w:rPr>
@@ -2518,7 +2497,7 @@
           <w14:ligatures w14:val="standardContextual"/>
         </w:rPr>
       </w:pPr>
-      <w:hyperlink w:anchor="_Toc239252180" w:history="1">
+      <w:hyperlink w:anchor="_Toc239252512" w:history="1">
         <w:r>
           <w:rPr>
             <w:rStyle w:val="Hyperlink"/>
@@ -2548,7 +2527,7 @@
             <w:noProof/>
             <w:webHidden/>
           </w:rPr>
-          <w:instrText xml:space="preserve"> PAGEREF _Toc239252180 \h </w:instrText>
+          <w:instrText xml:space="preserve"> PAGEREF _Toc239252512 \h </w:instrText>
         </w:r>
         <w:r>
           <w:rPr>
@@ -2593,7 +2572,7 @@
           <w14:ligatures w14:val="standardContextual"/>
         </w:rPr>
       </w:pPr>
-      <w:hyperlink w:anchor="_Toc239252181" w:history="1">
+      <w:hyperlink w:anchor="_Toc239252513" w:history="1">
         <w:r>
           <w:rPr>
             <w:rStyle w:val="Hyperlink"/>
@@ -2623,7 +2602,7 @@
             <w:noProof/>
             <w:webHidden/>
           </w:rPr>
-          <w:instrText xml:space="preserve"> PAGEREF _Toc239252181 \h </w:instrText>
+          <w:instrText xml:space="preserve"> PAGEREF _Toc239252513 \h </w:instrText>
         </w:r>
         <w:r>
           <w:rPr>
@@ -2668,7 +2647,7 @@
           <w14:ligatures w14:val="standardContextual"/>
         </w:rPr>
       </w:pPr>
-      <w:hyperlink w:anchor="_Toc239252182" w:history="1">
+      <w:hyperlink w:anchor="_Toc239252514" w:history="1">
         <w:r>
           <w:rPr>
             <w:rStyle w:val="Hyperlink"/>
@@ -2697,7 +2676,7 @@
             <w:noProof/>
             <w:webHidden/>
           </w:rPr>
-          <w:instrText xml:space="preserve"> PAGEREF _Toc239252182 \h </w:instrText>
+          <w:instrText xml:space="preserve"> PAGEREF _Toc239252514 \h </w:instrText>
         </w:r>
         <w:r>
           <w:rPr>
@@ -2742,7 +2721,7 @@
           <w14:ligatures w14:val="standardContextual"/>
         </w:rPr>
       </w:pPr>
-      <w:hyperlink w:anchor="_Toc239252183" w:history="1">
+      <w:hyperlink w:anchor="_Toc239252515" w:history="1">
         <w:r>
           <w:rPr>
             <w:rStyle w:val="Hyperlink"/>
@@ -2771,7 +2750,7 @@
             <w:noProof/>
             <w:webHidden/>
           </w:rPr>
-          <w:instrText xml:space="preserve"> PAGEREF _Toc239252183 \h </w:instrText>
+          <w:instrText xml:space="preserve"> PAGEREF _Toc239252515 \h </w:instrText>
         </w:r>
         <w:r>
           <w:rPr>
@@ -2816,7 +2795,7 @@
           <w14:ligatures w14:val="standardContextual"/>
         </w:rPr>
       </w:pPr>
-      <w:hyperlink w:anchor="_Toc239252184" w:history="1">
+      <w:hyperlink w:anchor="_Toc239252516" w:history="1">
         <w:r>
           <w:rPr>
             <w:rStyle w:val="Hyperlink"/>
@@ -2845,7 +2824,7 @@
             <w:noProof/>
             <w:webHidden/>
           </w:rPr>
-          <w:instrText xml:space="preserve"> PAGEREF _Toc239252184 \h </w:instrText>
+          <w:instrText xml:space="preserve"> PAGEREF _Toc239252516 \h </w:instrText>
         </w:r>
         <w:r>
           <w:rPr>
@@ -2890,7 +2869,7 @@
           <w14:ligatures w14:val="standardContextual"/>
         </w:rPr>
       </w:pPr>
-      <w:hyperlink w:anchor="_Toc239252185" w:history="1">
+      <w:hyperlink w:anchor="_Toc239252517" w:history="1">
         <w:r>
           <w:rPr>
             <w:rStyle w:val="Hyperlink"/>
@@ -2919,7 +2898,7 @@
             <w:noProof/>
             <w:webHidden/>
           </w:rPr>
-          <w:instrText xml:space="preserve"> PAGEREF _Toc239252185 \h </w:instrText>
+          <w:instrText xml:space="preserve"> PAGEREF _Toc239252517 \h </w:instrText>
         </w:r>
         <w:r>
           <w:rPr>
@@ -2964,7 +2943,7 @@
           <w14:ligatures w14:val="standardContextual"/>
         </w:rPr>
       </w:pPr>
-      <w:hyperlink w:anchor="_Toc239252186" w:history="1">
+      <w:hyperlink w:anchor="_Toc239252518" w:history="1">
         <w:r>
           <w:rPr>
             <w:rStyle w:val="Hyperlink"/>
@@ -2993,7 +2972,7 @@
             <w:noProof/>
             <w:webHidden/>
           </w:rPr>
-          <w:instrText xml:space="preserve"> PAGEREF _Toc239252186 \h </w:instrText>
+          <w:instrText xml:space="preserve"> PAGEREF _Toc239252518 \h </w:instrText>
         </w:r>
         <w:r>
           <w:rPr>
@@ -3038,7 +3017,7 @@
           <w14:ligatures w14:val="standardContextual"/>
         </w:rPr>
       </w:pPr>
-      <w:hyperlink w:anchor="_Toc239252187" w:history="1">
+      <w:hyperlink w:anchor="_Toc239252519" w:history="1">
         <w:r>
           <w:rPr>
             <w:rStyle w:val="Hyperlink"/>
@@ -3067,7 +3046,7 @@
             <w:noProof/>
             <w:webHidden/>
           </w:rPr>
-          <w:instrText xml:space="preserve"> PAGEREF _Toc239252187 \h </w:instrText>
+          <w:instrText xml:space="preserve"> PAGEREF _Toc239252519 \h </w:instrText>
         </w:r>
         <w:r>
           <w:rPr>
@@ -3112,7 +3091,7 @@
           <w14:ligatures w14:val="standardContextual"/>
         </w:rPr>
       </w:pPr>
-      <w:hyperlink w:anchor="_Toc239252188" w:history="1">
+      <w:hyperlink w:anchor="_Toc239252520" w:history="1">
         <w:r>
           <w:rPr>
             <w:rStyle w:val="Hyperlink"/>
@@ -3141,7 +3120,7 @@
             <w:noProof/>
             <w:webHidden/>
           </w:rPr>
-          <w:instrText xml:space="preserve"> PAGEREF _Toc239252188 \h </w:instrText>
+          <w:instrText xml:space="preserve"> PAGEREF _Toc239252520 \h </w:instrText>
         </w:r>
         <w:r>
           <w:rPr>
@@ -3186,7 +3165,7 @@
           <w14:ligatures w14:val="standardContextual"/>
         </w:rPr>
       </w:pPr>
-      <w:hyperlink w:anchor="_Toc239252189" w:history="1">
+      <w:hyperlink w:anchor="_Toc239252521" w:history="1">
         <w:r>
           <w:rPr>
             <w:rStyle w:val="Hyperlink"/>
@@ -3215,7 +3194,7 @@
             <w:noProof/>
             <w:webHidden/>
           </w:rPr>
-          <w:instrText xml:space="preserve"> PAGEREF _Toc239252189 \h </w:instrText>
+          <w:instrText xml:space="preserve"> PAGEREF _Toc239252521 \h </w:instrText>
         </w:r>
         <w:r>
           <w:rPr>
@@ -3260,7 +3239,7 @@
           <w14:ligatures w14:val="standardContextual"/>
         </w:rPr>
       </w:pPr>
-      <w:hyperlink w:anchor="_Toc239252190" w:history="1">
+      <w:hyperlink w:anchor="_Toc239252522" w:history="1">
         <w:r>
           <w:rPr>
             <w:rStyle w:val="Hyperlink"/>
@@ -3289,7 +3268,7 @@
             <w:noProof/>
             <w:webHidden/>
           </w:rPr>
-          <w:instrText xml:space="preserve"> PAGEREF _Toc239252190 \h </w:instrText>
+          <w:instrText xml:space="preserve"> PAGEREF _Toc239252522 \h </w:instrText>
         </w:r>
         <w:r>
           <w:rPr>
@@ -3336,7 +3315,7 @@
         <w:spacing w:line="480" w:lineRule="auto"/>
         <w:jc w:val="center"/>
       </w:pPr>
-      <w:bookmarkStart w:id="2" w:name="_Toc239252153"/>
+      <w:bookmarkStart w:id="2" w:name="_Toc239252485"/>
       <w:r>
         <w:rPr>
           <w:b/>
@@ -3840,7 +3819,7 @@
         <w:spacing w:line="480" w:lineRule="auto"/>
         <w:jc w:val="center"/>
       </w:pPr>
-      <w:bookmarkStart w:id="3" w:name="_Toc239252154"/>
+      <w:bookmarkStart w:id="3" w:name="_Toc239252486"/>
       <w:r>
         <w:rPr>
           <w:b/>
@@ -3873,7 +3852,7 @@
         <w:spacing w:line="480" w:lineRule="auto"/>
         <w:jc w:val="center"/>
       </w:pPr>
-      <w:bookmarkStart w:id="4" w:name="_Toc239252155"/>
+      <w:bookmarkStart w:id="4" w:name="_Toc239252487"/>
       <w:r>
         <w:rPr>
           <w:b/>
@@ -5257,7 +5236,7 @@
         <w:spacing w:line="480" w:lineRule="auto"/>
         <w:jc w:val="center"/>
       </w:pPr>
-      <w:bookmarkStart w:id="5" w:name="_Toc239252156"/>
+      <w:bookmarkStart w:id="5" w:name="_Toc239252488"/>
       <w:r>
         <w:rPr>
           <w:b/>
@@ -5277,7 +5256,7 @@
         <w:keepNext/>
         <w:spacing w:line="480" w:lineRule="auto"/>
       </w:pPr>
-      <w:bookmarkStart w:id="6" w:name="_Toc239252157"/>
+      <w:bookmarkStart w:id="6" w:name="_Toc239252489"/>
       <w:r>
         <w:rPr>
           <w:b/>
@@ -5359,7 +5338,7 @@
         <w:keepNext/>
         <w:spacing w:line="480" w:lineRule="auto"/>
       </w:pPr>
-      <w:bookmarkStart w:id="7" w:name="_Toc239252158"/>
+      <w:bookmarkStart w:id="7" w:name="_Toc239252490"/>
       <w:r>
         <w:rPr>
           <w:b/>
@@ -5430,7 +5409,7 @@
         <w:keepNext/>
         <w:spacing w:line="480" w:lineRule="auto"/>
       </w:pPr>
-      <w:bookmarkStart w:id="8" w:name="_Toc239252159"/>
+      <w:bookmarkStart w:id="8" w:name="_Toc239252491"/>
       <w:r>
         <w:rPr>
           <w:b/>
@@ -5449,7 +5428,7 @@
         <w:keepNext/>
         <w:spacing w:line="480" w:lineRule="auto"/>
       </w:pPr>
-      <w:bookmarkStart w:id="9" w:name="_Toc239252160"/>
+      <w:bookmarkStart w:id="9" w:name="_Toc239252492"/>
       <w:r>
         <w:rPr>
           <w:b/>
@@ -5478,7 +5457,7 @@
         <w:keepNext/>
         <w:spacing w:line="480" w:lineRule="auto"/>
       </w:pPr>
-      <w:bookmarkStart w:id="10" w:name="_Toc239252161"/>
+      <w:bookmarkStart w:id="10" w:name="_Toc239252493"/>
       <w:r>
         <w:rPr>
           <w:b/>
@@ -5604,7 +5583,7 @@
         <w:keepNext/>
         <w:spacing w:line="480" w:lineRule="auto"/>
       </w:pPr>
-      <w:bookmarkStart w:id="11" w:name="_Toc239252162"/>
+      <w:bookmarkStart w:id="11" w:name="_Toc239252494"/>
       <w:r>
         <w:rPr>
           <w:b/>
@@ -5767,7 +5746,7 @@
         <w:spacing w:line="480" w:lineRule="auto"/>
         <w:jc w:val="center"/>
       </w:pPr>
-      <w:bookmarkStart w:id="12" w:name="_Toc239252163"/>
+      <w:bookmarkStart w:id="12" w:name="_Toc239252495"/>
       <w:r>
         <w:rPr>
           <w:b/>
@@ -5787,7 +5766,7 @@
         <w:keepNext/>
         <w:spacing w:line="480" w:lineRule="auto"/>
       </w:pPr>
-      <w:bookmarkStart w:id="13" w:name="_Toc239252164"/>
+      <w:bookmarkStart w:id="13" w:name="_Toc239252496"/>
       <w:r>
         <w:rPr>
           <w:b/>
@@ -5903,7 +5882,7 @@
         <w:keepNext/>
         <w:spacing w:line="480" w:lineRule="auto"/>
       </w:pPr>
-      <w:bookmarkStart w:id="14" w:name="_Toc239252165"/>
+      <w:bookmarkStart w:id="14" w:name="_Toc239252497"/>
       <w:r>
         <w:rPr>
           <w:b/>
@@ -6528,7 +6507,7 @@
         <w:keepNext/>
         <w:spacing w:line="480" w:lineRule="auto"/>
       </w:pPr>
-      <w:bookmarkStart w:id="15" w:name="_Toc239252166"/>
+      <w:bookmarkStart w:id="15" w:name="_Toc239252498"/>
       <w:r>
         <w:rPr>
           <w:b/>
@@ -6685,7 +6664,7 @@
         <w:keepNext/>
         <w:spacing w:line="480" w:lineRule="auto"/>
       </w:pPr>
-      <w:bookmarkStart w:id="16" w:name="_Toc239252167"/>
+      <w:bookmarkStart w:id="16" w:name="_Toc239252499"/>
       <w:r>
         <w:rPr>
           <w:b/>
@@ -7584,7 +7563,7 @@
         <w:keepNext/>
         <w:spacing w:line="480" w:lineRule="auto"/>
       </w:pPr>
-      <w:bookmarkStart w:id="17" w:name="_Toc239252168"/>
+      <w:bookmarkStart w:id="17" w:name="_Toc239252500"/>
       <w:r>
         <w:rPr>
           <w:b/>
@@ -8066,7 +8045,7 @@
         <w:spacing w:line="480" w:lineRule="auto"/>
         <w:jc w:val="center"/>
       </w:pPr>
-      <w:bookmarkStart w:id="18" w:name="_Toc239252169"/>
+      <w:bookmarkStart w:id="18" w:name="_Toc239252501"/>
       <w:r>
         <w:rPr>
           <w:b/>
@@ -8086,7 +8065,7 @@
         <w:keepNext/>
         <w:spacing w:line="480" w:lineRule="auto"/>
       </w:pPr>
-      <w:bookmarkStart w:id="19" w:name="_Toc239252170"/>
+      <w:bookmarkStart w:id="19" w:name="_Toc239252502"/>
       <w:r>
         <w:rPr>
           <w:b/>
@@ -8170,7 +8149,7 @@
           <w:noProof/>
         </w:rPr>
         <w:drawing>
-          <wp:inline distT="0" distB="0" distL="0" distR="0" wp14:anchorId="5DF86FBD" wp14:editId="1EE38D5D">
+          <wp:inline distT="0" distB="0" distL="0" distR="0" wp14:anchorId="23B49910" wp14:editId="6260AF30">
             <wp:extent cx="5577840" cy="3434103"/>
             <wp:effectExtent l="0" t="0" r="0" b="0"/>
             <wp:docPr id="2" name="Picture 2"/>
@@ -8213,7 +8192,7 @@
         <w:keepNext/>
         <w:spacing w:line="480" w:lineRule="auto"/>
       </w:pPr>
-      <w:bookmarkStart w:id="20" w:name="_Toc239252171"/>
+      <w:bookmarkStart w:id="20" w:name="_Toc239252503"/>
       <w:r>
         <w:rPr>
           <w:b/>
@@ -8418,7 +8397,7 @@
         <w:keepNext/>
         <w:spacing w:line="480" w:lineRule="auto"/>
       </w:pPr>
-      <w:bookmarkStart w:id="21" w:name="_Toc239252172"/>
+      <w:bookmarkStart w:id="21" w:name="_Toc239252504"/>
       <w:r>
         <w:rPr>
           <w:b/>
@@ -8531,7 +8510,7 @@
           <w:noProof/>
         </w:rPr>
         <w:drawing>
-          <wp:inline distT="0" distB="0" distL="0" distR="0" wp14:anchorId="1AB2EB40" wp14:editId="5CF7AE25">
+          <wp:inline distT="0" distB="0" distL="0" distR="0" wp14:anchorId="322D9D01" wp14:editId="1AECFDAA">
             <wp:extent cx="5577840" cy="4709434"/>
             <wp:effectExtent l="0" t="0" r="0" b="0"/>
             <wp:docPr id="3" name="Picture 3"/>
@@ -8574,7 +8553,7 @@
         <w:keepNext/>
         <w:spacing w:line="480" w:lineRule="auto"/>
       </w:pPr>
-      <w:bookmarkStart w:id="22" w:name="_Toc239252173"/>
+      <w:bookmarkStart w:id="22" w:name="_Toc239252505"/>
       <w:r>
         <w:rPr>
           <w:b/>
@@ -8604,7 +8583,7 @@
         <w:keepNext/>
         <w:spacing w:line="480" w:lineRule="auto"/>
       </w:pPr>
-      <w:bookmarkStart w:id="23" w:name="_Toc239252174"/>
+      <w:bookmarkStart w:id="23" w:name="_Toc239252506"/>
       <w:r>
         <w:rPr>
           <w:b/>
@@ -8775,7 +8754,7 @@
         <w:keepNext/>
         <w:spacing w:line="480" w:lineRule="auto"/>
       </w:pPr>
-      <w:bookmarkStart w:id="24" w:name="_Toc239252175"/>
+      <w:bookmarkStart w:id="24" w:name="_Toc239252507"/>
       <w:r>
         <w:rPr>
           <w:b/>
@@ -8946,7 +8925,7 @@
         <w:keepNext/>
         <w:spacing w:line="480" w:lineRule="auto"/>
       </w:pPr>
-      <w:bookmarkStart w:id="25" w:name="_Toc239252176"/>
+      <w:bookmarkStart w:id="25" w:name="_Toc239252508"/>
       <w:r>
         <w:rPr>
           <w:b/>
@@ -9155,7 +9134,7 @@
         <w:keepNext/>
         <w:spacing w:line="480" w:lineRule="auto"/>
       </w:pPr>
-      <w:bookmarkStart w:id="26" w:name="_Toc239252177"/>
+      <w:bookmarkStart w:id="26" w:name="_Toc239252509"/>
       <w:r>
         <w:rPr>
           <w:b/>
@@ -9211,7 +9190,7 @@
           <w:noProof/>
         </w:rPr>
         <w:drawing>
-          <wp:inline distT="0" distB="0" distL="0" distR="0" wp14:anchorId="24E0AE9D" wp14:editId="5A978976">
+          <wp:inline distT="0" distB="0" distL="0" distR="0" wp14:anchorId="10CC357B" wp14:editId="052C778B">
             <wp:extent cx="5394960" cy="6491029"/>
             <wp:effectExtent l="0" t="0" r="0" b="0"/>
             <wp:docPr id="4" name="Picture 4"/>
@@ -9305,7 +9284,7 @@
         <w:keepNext/>
         <w:spacing w:line="480" w:lineRule="auto"/>
       </w:pPr>
-      <w:bookmarkStart w:id="27" w:name="_Toc239252178"/>
+      <w:bookmarkStart w:id="27" w:name="_Toc239252510"/>
       <w:r>
         <w:rPr>
           <w:b/>
@@ -9373,7 +9352,7 @@
           <w:noProof/>
         </w:rPr>
         <w:drawing>
-          <wp:inline distT="0" distB="0" distL="0" distR="0" wp14:anchorId="02815833" wp14:editId="37215852">
+          <wp:inline distT="0" distB="0" distL="0" distR="0" wp14:anchorId="15F2CA65" wp14:editId="1E4B2F54">
             <wp:extent cx="5486400" cy="4702629"/>
             <wp:effectExtent l="0" t="0" r="0" b="0"/>
             <wp:docPr id="5" name="Picture 5"/>
@@ -9427,7 +9406,7 @@
         <w:keepNext/>
         <w:spacing w:line="480" w:lineRule="auto"/>
       </w:pPr>
-      <w:bookmarkStart w:id="28" w:name="_Toc239252179"/>
+      <w:bookmarkStart w:id="28" w:name="_Toc239252511"/>
       <w:r>
         <w:rPr>
           <w:b/>
@@ -9447,7 +9426,7 @@
         <w:keepNext/>
         <w:spacing w:line="480" w:lineRule="auto"/>
       </w:pPr>
-      <w:bookmarkStart w:id="29" w:name="_Toc239252180"/>
+      <w:bookmarkStart w:id="29" w:name="_Toc239252512"/>
       <w:r>
         <w:rPr>
           <w:b/>
@@ -9507,7 +9486,7 @@
           <w:noProof/>
         </w:rPr>
         <w:drawing>
-          <wp:inline distT="0" distB="0" distL="0" distR="0" wp14:anchorId="154619AF" wp14:editId="3D541B87">
+          <wp:inline distT="0" distB="0" distL="0" distR="0" wp14:anchorId="45636A8E" wp14:editId="11FB968A">
             <wp:extent cx="5577840" cy="2114499"/>
             <wp:effectExtent l="0" t="0" r="0" b="0"/>
             <wp:docPr id="6" name="Picture 6"/>
@@ -9550,7 +9529,7 @@
         <w:keepNext/>
         <w:spacing w:line="480" w:lineRule="auto"/>
       </w:pPr>
-      <w:bookmarkStart w:id="30" w:name="_Toc239252181"/>
+      <w:bookmarkStart w:id="30" w:name="_Toc239252513"/>
       <w:r>
         <w:rPr>
           <w:b/>
@@ -9611,7 +9590,7 @@
           <w:noProof/>
         </w:rPr>
         <w:drawing>
-          <wp:inline distT="0" distB="0" distL="0" distR="0" wp14:anchorId="5EB0D26C" wp14:editId="408564E8">
+          <wp:inline distT="0" distB="0" distL="0" distR="0" wp14:anchorId="7BCAF483" wp14:editId="34133143">
             <wp:extent cx="5577840" cy="4820912"/>
             <wp:effectExtent l="0" t="0" r="0" b="0"/>
             <wp:docPr id="7" name="Picture 7"/>
@@ -9666,7 +9645,7 @@
         <w:keepNext/>
         <w:spacing w:line="480" w:lineRule="auto"/>
       </w:pPr>
-      <w:bookmarkStart w:id="31" w:name="_Toc239252182"/>
+      <w:bookmarkStart w:id="31" w:name="_Toc239252514"/>
       <w:r>
         <w:rPr>
           <w:b/>
@@ -9728,7 +9707,7 @@
           <w:noProof/>
         </w:rPr>
         <w:drawing>
-          <wp:inline distT="0" distB="0" distL="0" distR="0" wp14:anchorId="587CF2CB" wp14:editId="4C7B3FC5">
+          <wp:inline distT="0" distB="0" distL="0" distR="0" wp14:anchorId="5F55B1ED" wp14:editId="7597C216">
             <wp:extent cx="5303520" cy="6584179"/>
             <wp:effectExtent l="0" t="0" r="0" b="0"/>
             <wp:docPr id="8" name="Picture 8"/>
@@ -9813,7 +9792,7 @@
         <w:spacing w:line="480" w:lineRule="auto"/>
         <w:jc w:val="center"/>
       </w:pPr>
-      <w:bookmarkStart w:id="32" w:name="_Toc239252183"/>
+      <w:bookmarkStart w:id="32" w:name="_Toc239252515"/>
       <w:r>
         <w:rPr>
           <w:b/>
@@ -9844,7 +9823,7 @@
         <w:keepNext/>
         <w:spacing w:line="480" w:lineRule="auto"/>
       </w:pPr>
-      <w:bookmarkStart w:id="33" w:name="_Toc239252184"/>
+      <w:bookmarkStart w:id="33" w:name="_Toc239252516"/>
       <w:r>
         <w:rPr>
           <w:b/>
@@ -10530,7 +10509,7 @@
         <w:keepNext/>
         <w:spacing w:line="480" w:lineRule="auto"/>
       </w:pPr>
-      <w:bookmarkStart w:id="34" w:name="_Toc239252185"/>
+      <w:bookmarkStart w:id="34" w:name="_Toc239252517"/>
       <w:r>
         <w:rPr>
           <w:b/>
@@ -10899,7 +10878,7 @@
         <w:keepNext/>
         <w:spacing w:line="480" w:lineRule="auto"/>
       </w:pPr>
-      <w:bookmarkStart w:id="35" w:name="_Toc239252186"/>
+      <w:bookmarkStart w:id="35" w:name="_Toc239252518"/>
       <w:r>
         <w:rPr>
           <w:b/>
@@ -11202,7 +11181,7 @@
         <w:spacing w:line="480" w:lineRule="auto"/>
         <w:jc w:val="center"/>
       </w:pPr>
-      <w:bookmarkStart w:id="36" w:name="_Toc239252187"/>
+      <w:bookmarkStart w:id="36" w:name="_Toc239252519"/>
       <w:r>
         <w:rPr>
           <w:b/>
@@ -11233,7 +11212,7 @@
         <w:keepNext/>
         <w:spacing w:line="480" w:lineRule="auto"/>
       </w:pPr>
-      <w:bookmarkStart w:id="37" w:name="_Toc239252188"/>
+      <w:bookmarkStart w:id="37" w:name="_Toc239252520"/>
       <w:r>
         <w:rPr>
           <w:b/>
@@ -11411,7 +11390,7 @@
         <w:keepNext/>
         <w:spacing w:line="480" w:lineRule="auto"/>
       </w:pPr>
-      <w:bookmarkStart w:id="38" w:name="_Toc239252189"/>
+      <w:bookmarkStart w:id="38" w:name="_Toc239252521"/>
       <w:r>
         <w:rPr>
           <w:b/>
@@ -11511,7 +11490,7 @@
         <w:spacing w:line="480" w:lineRule="auto"/>
         <w:jc w:val="center"/>
       </w:pPr>
-      <w:bookmarkStart w:id="39" w:name="_Toc239252190"/>
+      <w:bookmarkStart w:id="39" w:name="_Toc239252522"/>
       <w:r>
         <w:rPr>
           <w:b/>
@@ -11860,90 +11839,9 @@
 <file path=word/numbering.xml><?xml version="1.0" encoding="utf-8"?>
 <w:numbering xmlns:wpc="http://schemas.microsoft.com/office/word/2010/wordprocessingCanvas" xmlns:cx="http://schemas.microsoft.com/office/drawing/2014/chartex" xmlns:cx1="http://schemas.microsoft.com/office/drawing/2015/9/8/chartex" xmlns:cx2="http://schemas.microsoft.com/office/drawing/2015/10/21/chartex" xmlns:cx3="http://schemas.microsoft.com/office/drawing/2016/5/9/chartex" xmlns:cx4="http://schemas.microsoft.com/office/drawing/2016/5/10/chartex" xmlns:cx5="http://schemas.microsoft.com/office/drawing/2016/5/11/chartex" xmlns:cx6="http://schemas.microsoft.com/office/drawing/2016/5/12/chartex" xmlns:cx7="http://schemas.microsoft.com/office/drawing/2016/5/13/chartex" xmlns:cx8="http://schemas.microsoft.com/office/drawing/2016/5/14/chartex" xmlns:mc="http://schemas.openxmlformats.org/markup-compatibility/2006" xmlns:aink="http://schemas.microsoft.com/office/drawing/2016/ink" xmlns:am3d="http://schemas.microsoft.com/office/drawing/2017/model3d" xmlns:o="urn:schemas-microsoft-com:office:office" xmlns:oel="http://schemas.microsoft.com/office/2019/extlst" xmlns:r="http://schemas.openxmlformats.org/officeDocument/2006/relationships" xmlns:m="http://schemas.openxmlformats.org/officeDocument/2006/math" xmlns:v="urn:schemas-microsoft-com:vml" xmlns:wp14="http://schemas.microsoft.com/office/word/2010/wordprocessingDrawing" xmlns:wp="http://schemas.openxmlformats.org/drawingml/2006/wordprocessingDrawing" xmlns:w10="urn:schemas-microsoft-com:office:word" xmlns:w="http://schemas.openxmlformats.org/wordprocessingml/2006/main" xmlns:w14="http://schemas.microsoft.com/office/word/2010/wordml" xmlns:w15="http://schemas.microsoft.com/office/word/2012/wordml" xmlns:w16cex="http://schemas.microsoft.com/office/word/2018/wordml/cex" xmlns:w16cid="http://schemas.microsoft.com/office/word/2016/wordml/cid" xmlns:w16="http://schemas.microsoft.com/office/word/2018/wordml" xmlns:w16du="http://schemas.microsoft.com/office/word/2023/wordml/word16du" xmlns:w16sdtdh="http://schemas.microsoft.com/office/word/2020/wordml/sdtdatahash" xmlns:w16sdtfl="http://schemas.microsoft.com/office/word/2024/wordml/sdtformatlock" xmlns:w16se="http://schemas.microsoft.com/office/word/2015/wordml/symex" xmlns:wpg="http://schemas.microsoft.com/office/word/2010/wordprocessingGroup" xmlns:wpi="http://schemas.microsoft.com/office/word/2010/wordprocessingInk" xmlns:wne="http://schemas.microsoft.com/office/word/2006/wordml" xmlns:wps="http://schemas.microsoft.com/office/word/2010/wordprocessingShape" mc:Ignorable="w14 w15 w16se w16cid w16 w16cex w16sdtdh w16sdtfl w16du wp14">
   <w:abstractNum w:abstractNumId="0" w15:restartNumberingAfterBreak="0">
-    <w:nsid w:val="2C5A2EA9"/>
+    <w:nsid w:val="06546D4C"/>
     <w:multiLevelType w:val="multilevel"/>
-    <w:tmpl w:val="D65E4B3C"/>
-    <w:lvl w:ilvl="0">
-      <w:start w:val="1"/>
-      <w:numFmt w:val="decimal"/>
-      <w:lvlText w:val="%1."/>
-      <w:lvlJc w:val="left"/>
-      <w:pPr>
-        <w:ind w:left="720" w:hanging="360"/>
-      </w:pPr>
-      <w:rPr>
-        <w:rFonts w:ascii="Times New Roman" w:eastAsia="Times New Roman" w:hAnsi="Times New Roman" w:cs="Times New Roman"/>
-      </w:rPr>
-    </w:lvl>
-    <w:lvl w:ilvl="1">
-      <w:numFmt w:val="decimal"/>
-      <w:lvlText w:val=""/>
-      <w:lvlJc w:val="left"/>
-      <w:pPr>
-        <w:ind w:left="0" w:firstLine="0"/>
-      </w:pPr>
-    </w:lvl>
-    <w:lvl w:ilvl="2">
-      <w:numFmt w:val="decimal"/>
-      <w:lvlText w:val=""/>
-      <w:lvlJc w:val="left"/>
-      <w:pPr>
-        <w:ind w:left="0" w:firstLine="0"/>
-      </w:pPr>
-    </w:lvl>
-    <w:lvl w:ilvl="3">
-      <w:numFmt w:val="decimal"/>
-      <w:lvlText w:val=""/>
-      <w:lvlJc w:val="left"/>
-      <w:pPr>
-        <w:ind w:left="0" w:firstLine="0"/>
-      </w:pPr>
-    </w:lvl>
-    <w:lvl w:ilvl="4">
-      <w:numFmt w:val="decimal"/>
-      <w:lvlText w:val=""/>
-      <w:lvlJc w:val="left"/>
-      <w:pPr>
-        <w:ind w:left="0" w:firstLine="0"/>
-      </w:pPr>
-    </w:lvl>
-    <w:lvl w:ilvl="5">
-      <w:numFmt w:val="decimal"/>
-      <w:lvlText w:val=""/>
-      <w:lvlJc w:val="left"/>
-      <w:pPr>
-        <w:ind w:left="0" w:firstLine="0"/>
-      </w:pPr>
-    </w:lvl>
-    <w:lvl w:ilvl="6">
-      <w:numFmt w:val="decimal"/>
-      <w:lvlText w:val=""/>
-      <w:lvlJc w:val="left"/>
-      <w:pPr>
-        <w:ind w:left="0" w:firstLine="0"/>
-      </w:pPr>
-    </w:lvl>
-    <w:lvl w:ilvl="7">
-      <w:numFmt w:val="decimal"/>
-      <w:lvlText w:val=""/>
-      <w:lvlJc w:val="left"/>
-      <w:pPr>
-        <w:ind w:left="0" w:firstLine="0"/>
-      </w:pPr>
-    </w:lvl>
-    <w:lvl w:ilvl="8">
-      <w:numFmt w:val="decimal"/>
-      <w:lvlText w:val=""/>
-      <w:lvlJc w:val="left"/>
-      <w:pPr>
-        <w:ind w:left="0" w:firstLine="0"/>
-      </w:pPr>
-    </w:lvl>
-  </w:abstractNum>
-  <w:abstractNum w:abstractNumId="1" w15:restartNumberingAfterBreak="0">
-    <w:nsid w:val="3664511A"/>
-    <w:multiLevelType w:val="multilevel"/>
-    <w:tmpl w:val="4734255A"/>
+    <w:tmpl w:val="9A764684"/>
     <w:lvl w:ilvl="0">
       <w:start w:val="1"/>
       <w:numFmt w:val="bullet"/>
@@ -12025,11 +11923,92 @@
       </w:pPr>
     </w:lvl>
   </w:abstractNum>
-  <w:num w:numId="1" w16cid:durableId="543752880">
+  <w:abstractNum w:abstractNumId="1" w15:restartNumberingAfterBreak="0">
+    <w:nsid w:val="4BC878DB"/>
+    <w:multiLevelType w:val="multilevel"/>
+    <w:tmpl w:val="F2D6C2A0"/>
+    <w:lvl w:ilvl="0">
+      <w:start w:val="1"/>
+      <w:numFmt w:val="decimal"/>
+      <w:lvlText w:val="%1."/>
+      <w:lvlJc w:val="left"/>
+      <w:pPr>
+        <w:ind w:left="720" w:hanging="360"/>
+      </w:pPr>
+      <w:rPr>
+        <w:rFonts w:ascii="Times New Roman" w:eastAsia="Times New Roman" w:hAnsi="Times New Roman" w:cs="Times New Roman"/>
+      </w:rPr>
+    </w:lvl>
+    <w:lvl w:ilvl="1">
+      <w:numFmt w:val="decimal"/>
+      <w:lvlText w:val=""/>
+      <w:lvlJc w:val="left"/>
+      <w:pPr>
+        <w:ind w:left="0" w:firstLine="0"/>
+      </w:pPr>
+    </w:lvl>
+    <w:lvl w:ilvl="2">
+      <w:numFmt w:val="decimal"/>
+      <w:lvlText w:val=""/>
+      <w:lvlJc w:val="left"/>
+      <w:pPr>
+        <w:ind w:left="0" w:firstLine="0"/>
+      </w:pPr>
+    </w:lvl>
+    <w:lvl w:ilvl="3">
+      <w:numFmt w:val="decimal"/>
+      <w:lvlText w:val=""/>
+      <w:lvlJc w:val="left"/>
+      <w:pPr>
+        <w:ind w:left="0" w:firstLine="0"/>
+      </w:pPr>
+    </w:lvl>
+    <w:lvl w:ilvl="4">
+      <w:numFmt w:val="decimal"/>
+      <w:lvlText w:val=""/>
+      <w:lvlJc w:val="left"/>
+      <w:pPr>
+        <w:ind w:left="0" w:firstLine="0"/>
+      </w:pPr>
+    </w:lvl>
+    <w:lvl w:ilvl="5">
+      <w:numFmt w:val="decimal"/>
+      <w:lvlText w:val=""/>
+      <w:lvlJc w:val="left"/>
+      <w:pPr>
+        <w:ind w:left="0" w:firstLine="0"/>
+      </w:pPr>
+    </w:lvl>
+    <w:lvl w:ilvl="6">
+      <w:numFmt w:val="decimal"/>
+      <w:lvlText w:val=""/>
+      <w:lvlJc w:val="left"/>
+      <w:pPr>
+        <w:ind w:left="0" w:firstLine="0"/>
+      </w:pPr>
+    </w:lvl>
+    <w:lvl w:ilvl="7">
+      <w:numFmt w:val="decimal"/>
+      <w:lvlText w:val=""/>
+      <w:lvlJc w:val="left"/>
+      <w:pPr>
+        <w:ind w:left="0" w:firstLine="0"/>
+      </w:pPr>
+    </w:lvl>
+    <w:lvl w:ilvl="8">
+      <w:numFmt w:val="decimal"/>
+      <w:lvlText w:val=""/>
+      <w:lvlJc w:val="left"/>
+      <w:pPr>
+        <w:ind w:left="0" w:firstLine="0"/>
+      </w:pPr>
+    </w:lvl>
+  </w:abstractNum>
+  <w:num w:numId="1" w16cid:durableId="1246110916">
+    <w:abstractNumId w:val="1"/>
+  </w:num>
+  <w:num w:numId="2" w16cid:durableId="22094079">
     <w:abstractNumId w:val="0"/>
-  </w:num>
-  <w:num w:numId="2" w16cid:durableId="716012128">
-    <w:abstractNumId w:val="1"/>
   </w:num>
 </w:numbering>
 </file>
@@ -12966,7 +12945,7 @@
     <w:autoRedefine/>
     <w:uiPriority w:val="39"/>
     <w:unhideWhenUsed/>
-    <w:rsid w:val="00CE2B4E"/>
+    <w:rsid w:val="006F504F"/>
     <w:pPr>
       <w:spacing w:after="100"/>
     </w:pPr>
@@ -12978,7 +12957,7 @@
     <w:autoRedefine/>
     <w:uiPriority w:val="39"/>
     <w:unhideWhenUsed/>
-    <w:rsid w:val="00CE2B4E"/>
+    <w:rsid w:val="006F504F"/>
     <w:pPr>
       <w:spacing w:after="100"/>
       <w:ind w:left="240"/>
@@ -12991,7 +12970,7 @@
     <w:autoRedefine/>
     <w:uiPriority w:val="39"/>
     <w:unhideWhenUsed/>
-    <w:rsid w:val="00CE2B4E"/>
+    <w:rsid w:val="006F504F"/>
     <w:pPr>
       <w:spacing w:after="100"/>
       <w:ind w:left="480"/>

--- a/docs/Kinyo_ProjectVI_Proposal.docx
+++ b/docs/Kinyo_ProjectVI_Proposal.docx
@@ -16,7 +16,7 @@
           <w:noProof/>
         </w:rPr>
         <w:drawing>
-          <wp:inline distT="0" distB="0" distL="0" distR="0" wp14:anchorId="08D85E59" wp14:editId="6FA8398C">
+          <wp:inline distT="0" distB="0" distL="0" distR="0" wp14:anchorId="7E37E408" wp14:editId="4133FA85">
             <wp:extent cx="1273012" cy="1114425"/>
             <wp:effectExtent l="0" t="0" r="0" b="0"/>
             <wp:docPr id="1" name="image1.png" descr="Purbanchal University logo"/>
@@ -251,7 +251,7 @@
         <w:spacing w:line="480" w:lineRule="auto"/>
         <w:jc w:val="center"/>
       </w:pPr>
-      <w:bookmarkStart w:id="0" w:name="_Toc239252483"/>
+      <w:bookmarkStart w:id="0" w:name="_Toc239253056"/>
       <w:r>
         <w:rPr>
           <w:b/>
@@ -316,7 +316,7 @@
         <w:spacing w:line="480" w:lineRule="auto"/>
         <w:jc w:val="center"/>
       </w:pPr>
-      <w:bookmarkStart w:id="1" w:name="_Toc239252484"/>
+      <w:bookmarkStart w:id="1" w:name="_Toc239253057"/>
       <w:r>
         <w:rPr>
           <w:b/>
@@ -353,7 +353,7 @@
       <w:r>
         <w:fldChar w:fldCharType="separate"/>
       </w:r>
-      <w:hyperlink w:anchor="_Toc239252483" w:history="1">
+      <w:hyperlink w:anchor="_Toc239253056" w:history="1">
         <w:r>
           <w:rPr>
             <w:rStyle w:val="Hyperlink"/>
@@ -381,7 +381,7 @@
             <w:noProof/>
             <w:webHidden/>
           </w:rPr>
-          <w:instrText xml:space="preserve"> PAGEREF _Toc239252483 \h </w:instrText>
+          <w:instrText xml:space="preserve"> PAGEREF _Toc239253056 \h </w:instrText>
         </w:r>
         <w:r>
           <w:rPr>
@@ -426,7 +426,7 @@
           <w14:ligatures w14:val="standardContextual"/>
         </w:rPr>
       </w:pPr>
-      <w:hyperlink w:anchor="_Toc239252484" w:history="1">
+      <w:hyperlink w:anchor="_Toc239253057" w:history="1">
         <w:r>
           <w:rPr>
             <w:rStyle w:val="Hyperlink"/>
@@ -455,7 +455,7 @@
             <w:noProof/>
             <w:webHidden/>
           </w:rPr>
-          <w:instrText xml:space="preserve"> PAGEREF _Toc239252484 \h </w:instrText>
+          <w:instrText xml:space="preserve"> PAGEREF _Toc239253057 \h </w:instrText>
         </w:r>
         <w:r>
           <w:rPr>
@@ -500,7 +500,7 @@
           <w14:ligatures w14:val="standardContextual"/>
         </w:rPr>
       </w:pPr>
-      <w:hyperlink w:anchor="_Toc239252485" w:history="1">
+      <w:hyperlink w:anchor="_Toc239253058" w:history="1">
         <w:r>
           <w:rPr>
             <w:rStyle w:val="Hyperlink"/>
@@ -529,7 +529,7 @@
             <w:noProof/>
             <w:webHidden/>
           </w:rPr>
-          <w:instrText xml:space="preserve"> PAGEREF _Toc239252485 \h </w:instrText>
+          <w:instrText xml:space="preserve"> PAGEREF _Toc239253058 \h </w:instrText>
         </w:r>
         <w:r>
           <w:rPr>
@@ -574,7 +574,7 @@
           <w14:ligatures w14:val="standardContextual"/>
         </w:rPr>
       </w:pPr>
-      <w:hyperlink w:anchor="_Toc239252486" w:history="1">
+      <w:hyperlink w:anchor="_Toc239253059" w:history="1">
         <w:r>
           <w:rPr>
             <w:rStyle w:val="Hyperlink"/>
@@ -582,7 +582,7 @@
             <w:bCs/>
             <w:noProof/>
           </w:rPr>
-          <w:t>List of Tables</w:t>
+          <w:t>List of Abbreviations</w:t>
         </w:r>
         <w:r>
           <w:rPr>
@@ -603,7 +603,7 @@
             <w:noProof/>
             <w:webHidden/>
           </w:rPr>
-          <w:instrText xml:space="preserve"> PAGEREF _Toc239252486 \h </w:instrText>
+          <w:instrText xml:space="preserve"> PAGEREF _Toc239253059 \h </w:instrText>
         </w:r>
         <w:r>
           <w:rPr>
@@ -648,7 +648,7 @@
           <w14:ligatures w14:val="standardContextual"/>
         </w:rPr>
       </w:pPr>
-      <w:hyperlink w:anchor="_Toc239252487" w:history="1">
+      <w:hyperlink w:anchor="_Toc239253060" w:history="1">
         <w:r>
           <w:rPr>
             <w:rStyle w:val="Hyperlink"/>
@@ -656,7 +656,7 @@
             <w:bCs/>
             <w:noProof/>
           </w:rPr>
-          <w:t>List of Abbreviations</w:t>
+          <w:t>Chapter 1: Introduction</w:t>
         </w:r>
         <w:r>
           <w:rPr>
@@ -677,7 +677,7 @@
             <w:noProof/>
             <w:webHidden/>
           </w:rPr>
-          <w:instrText xml:space="preserve"> PAGEREF _Toc239252487 \h </w:instrText>
+          <w:instrText xml:space="preserve"> PAGEREF _Toc239253060 \h </w:instrText>
         </w:r>
         <w:r>
           <w:rPr>
@@ -697,7 +697,7 @@
             <w:noProof/>
             <w:webHidden/>
           </w:rPr>
-          <w:t>vii</w:t>
+          <w:t>1</w:t>
         </w:r>
         <w:r>
           <w:rPr>
@@ -710,7 +710,7 @@
     </w:p>
     <w:p>
       <w:pPr>
-        <w:pStyle w:val="TOC1"/>
+        <w:pStyle w:val="TOC2"/>
         <w:tabs>
           <w:tab w:val="right" w:leader="dot" w:pos="9350"/>
         </w:tabs>
@@ -722,7 +722,7 @@
           <w14:ligatures w14:val="standardContextual"/>
         </w:rPr>
       </w:pPr>
-      <w:hyperlink w:anchor="_Toc239252488" w:history="1">
+      <w:hyperlink w:anchor="_Toc239253061" w:history="1">
         <w:r>
           <w:rPr>
             <w:rStyle w:val="Hyperlink"/>
@@ -730,7 +730,7 @@
             <w:bCs/>
             <w:noProof/>
           </w:rPr>
-          <w:t>Chapter 1: Introduction</w:t>
+          <w:t>1.1 Background</w:t>
         </w:r>
         <w:r>
           <w:rPr>
@@ -751,7 +751,7 @@
             <w:noProof/>
             <w:webHidden/>
           </w:rPr>
-          <w:instrText xml:space="preserve"> PAGEREF _Toc239252488 \h </w:instrText>
+          <w:instrText xml:space="preserve"> PAGEREF _Toc239253061 \h </w:instrText>
         </w:r>
         <w:r>
           <w:rPr>
@@ -796,7 +796,7 @@
           <w14:ligatures w14:val="standardContextual"/>
         </w:rPr>
       </w:pPr>
-      <w:hyperlink w:anchor="_Toc239252489" w:history="1">
+      <w:hyperlink w:anchor="_Toc239253062" w:history="1">
         <w:r>
           <w:rPr>
             <w:rStyle w:val="Hyperlink"/>
@@ -804,7 +804,7 @@
             <w:bCs/>
             <w:noProof/>
           </w:rPr>
-          <w:t>1.1 Background</w:t>
+          <w:t>1.2 Problem Statement</w:t>
         </w:r>
         <w:r>
           <w:rPr>
@@ -825,7 +825,7 @@
             <w:noProof/>
             <w:webHidden/>
           </w:rPr>
-          <w:instrText xml:space="preserve"> PAGEREF _Toc239252489 \h </w:instrText>
+          <w:instrText xml:space="preserve"> PAGEREF _Toc239253062 \h </w:instrText>
         </w:r>
         <w:r>
           <w:rPr>
@@ -845,7 +845,7 @@
             <w:noProof/>
             <w:webHidden/>
           </w:rPr>
-          <w:t>1</w:t>
+          <w:t>2</w:t>
         </w:r>
         <w:r>
           <w:rPr>
@@ -870,7 +870,7 @@
           <w14:ligatures w14:val="standardContextual"/>
         </w:rPr>
       </w:pPr>
-      <w:hyperlink w:anchor="_Toc239252490" w:history="1">
+      <w:hyperlink w:anchor="_Toc239253063" w:history="1">
         <w:r>
           <w:rPr>
             <w:rStyle w:val="Hyperlink"/>
@@ -878,7 +878,7 @@
             <w:bCs/>
             <w:noProof/>
           </w:rPr>
-          <w:t>1.2 Problem Statement</w:t>
+          <w:t>1.3 Objectives</w:t>
         </w:r>
         <w:r>
           <w:rPr>
@@ -899,7 +899,7 @@
             <w:noProof/>
             <w:webHidden/>
           </w:rPr>
-          <w:instrText xml:space="preserve"> PAGEREF _Toc239252490 \h </w:instrText>
+          <w:instrText xml:space="preserve"> PAGEREF _Toc239253063 \h </w:instrText>
         </w:r>
         <w:r>
           <w:rPr>
@@ -919,7 +919,7 @@
             <w:noProof/>
             <w:webHidden/>
           </w:rPr>
-          <w:t>2</w:t>
+          <w:t>3</w:t>
         </w:r>
         <w:r>
           <w:rPr>
@@ -932,7 +932,7 @@
     </w:p>
     <w:p>
       <w:pPr>
-        <w:pStyle w:val="TOC2"/>
+        <w:pStyle w:val="TOC3"/>
         <w:tabs>
           <w:tab w:val="right" w:leader="dot" w:pos="9350"/>
         </w:tabs>
@@ -944,15 +944,16 @@
           <w14:ligatures w14:val="standardContextual"/>
         </w:rPr>
       </w:pPr>
-      <w:hyperlink w:anchor="_Toc239252491" w:history="1">
+      <w:hyperlink w:anchor="_Toc239253064" w:history="1">
         <w:r>
           <w:rPr>
             <w:rStyle w:val="Hyperlink"/>
             <w:b/>
             <w:bCs/>
-            <w:noProof/>
-          </w:rPr>
-          <w:t>1.3 Objectives</w:t>
+            <w:iCs/>
+            <w:noProof/>
+          </w:rPr>
+          <w:t>1.3.1 General Objective</w:t>
         </w:r>
         <w:r>
           <w:rPr>
@@ -973,7 +974,7 @@
             <w:noProof/>
             <w:webHidden/>
           </w:rPr>
-          <w:instrText xml:space="preserve"> PAGEREF _Toc239252491 \h </w:instrText>
+          <w:instrText xml:space="preserve"> PAGEREF _Toc239253064 \h </w:instrText>
         </w:r>
         <w:r>
           <w:rPr>
@@ -1018,7 +1019,7 @@
           <w14:ligatures w14:val="standardContextual"/>
         </w:rPr>
       </w:pPr>
-      <w:hyperlink w:anchor="_Toc239252492" w:history="1">
+      <w:hyperlink w:anchor="_Toc239253065" w:history="1">
         <w:r>
           <w:rPr>
             <w:rStyle w:val="Hyperlink"/>
@@ -1027,7 +1028,7 @@
             <w:iCs/>
             <w:noProof/>
           </w:rPr>
-          <w:t>1.3.1 General Objective</w:t>
+          <w:t>1.3.2 Specific Objectives</w:t>
         </w:r>
         <w:r>
           <w:rPr>
@@ -1048,7 +1049,7 @@
             <w:noProof/>
             <w:webHidden/>
           </w:rPr>
-          <w:instrText xml:space="preserve"> PAGEREF _Toc239252492 \h </w:instrText>
+          <w:instrText xml:space="preserve"> PAGEREF _Toc239253065 \h </w:instrText>
         </w:r>
         <w:r>
           <w:rPr>
@@ -1081,7 +1082,7 @@
     </w:p>
     <w:p>
       <w:pPr>
-        <w:pStyle w:val="TOC3"/>
+        <w:pStyle w:val="TOC2"/>
         <w:tabs>
           <w:tab w:val="right" w:leader="dot" w:pos="9350"/>
         </w:tabs>
@@ -1093,16 +1094,15 @@
           <w14:ligatures w14:val="standardContextual"/>
         </w:rPr>
       </w:pPr>
-      <w:hyperlink w:anchor="_Toc239252493" w:history="1">
+      <w:hyperlink w:anchor="_Toc239253066" w:history="1">
         <w:r>
           <w:rPr>
             <w:rStyle w:val="Hyperlink"/>
             <w:b/>
             <w:bCs/>
-            <w:iCs/>
-            <w:noProof/>
-          </w:rPr>
-          <w:t>1.3.2 Specific Objectives</w:t>
+            <w:noProof/>
+          </w:rPr>
+          <w:t>1.4 Project Scope</w:t>
         </w:r>
         <w:r>
           <w:rPr>
@@ -1123,7 +1123,7 @@
             <w:noProof/>
             <w:webHidden/>
           </w:rPr>
-          <w:instrText xml:space="preserve"> PAGEREF _Toc239252493 \h </w:instrText>
+          <w:instrText xml:space="preserve"> PAGEREF _Toc239253066 \h </w:instrText>
         </w:r>
         <w:r>
           <w:rPr>
@@ -1143,7 +1143,7 @@
             <w:noProof/>
             <w:webHidden/>
           </w:rPr>
-          <w:t>3</w:t>
+          <w:t>4</w:t>
         </w:r>
         <w:r>
           <w:rPr>
@@ -1156,7 +1156,7 @@
     </w:p>
     <w:p>
       <w:pPr>
-        <w:pStyle w:val="TOC2"/>
+        <w:pStyle w:val="TOC1"/>
         <w:tabs>
           <w:tab w:val="right" w:leader="dot" w:pos="9350"/>
         </w:tabs>
@@ -1168,7 +1168,7 @@
           <w14:ligatures w14:val="standardContextual"/>
         </w:rPr>
       </w:pPr>
-      <w:hyperlink w:anchor="_Toc239252494" w:history="1">
+      <w:hyperlink w:anchor="_Toc239253067" w:history="1">
         <w:r>
           <w:rPr>
             <w:rStyle w:val="Hyperlink"/>
@@ -1176,7 +1176,7 @@
             <w:bCs/>
             <w:noProof/>
           </w:rPr>
-          <w:t>1.4 Project Scope</w:t>
+          <w:t>Chapter 2: Literature Overview</w:t>
         </w:r>
         <w:r>
           <w:rPr>
@@ -1197,7 +1197,7 @@
             <w:noProof/>
             <w:webHidden/>
           </w:rPr>
-          <w:instrText xml:space="preserve"> PAGEREF _Toc239252494 \h </w:instrText>
+          <w:instrText xml:space="preserve"> PAGEREF _Toc239253067 \h </w:instrText>
         </w:r>
         <w:r>
           <w:rPr>
@@ -1217,7 +1217,7 @@
             <w:noProof/>
             <w:webHidden/>
           </w:rPr>
-          <w:t>4</w:t>
+          <w:t>5</w:t>
         </w:r>
         <w:r>
           <w:rPr>
@@ -1230,7 +1230,7 @@
     </w:p>
     <w:p>
       <w:pPr>
-        <w:pStyle w:val="TOC1"/>
+        <w:pStyle w:val="TOC2"/>
         <w:tabs>
           <w:tab w:val="right" w:leader="dot" w:pos="9350"/>
         </w:tabs>
@@ -1242,7 +1242,7 @@
           <w14:ligatures w14:val="standardContextual"/>
         </w:rPr>
       </w:pPr>
-      <w:hyperlink w:anchor="_Toc239252495" w:history="1">
+      <w:hyperlink w:anchor="_Toc239253068" w:history="1">
         <w:r>
           <w:rPr>
             <w:rStyle w:val="Hyperlink"/>
@@ -1250,7 +1250,7 @@
             <w:bCs/>
             <w:noProof/>
           </w:rPr>
-          <w:t>Chapter 2: Literature Overview</w:t>
+          <w:t>2.1 Background and Theoretical Framework</w:t>
         </w:r>
         <w:r>
           <w:rPr>
@@ -1271,7 +1271,7 @@
             <w:noProof/>
             <w:webHidden/>
           </w:rPr>
-          <w:instrText xml:space="preserve"> PAGEREF _Toc239252495 \h </w:instrText>
+          <w:instrText xml:space="preserve"> PAGEREF _Toc239253068 \h </w:instrText>
         </w:r>
         <w:r>
           <w:rPr>
@@ -1316,7 +1316,7 @@
           <w14:ligatures w14:val="standardContextual"/>
         </w:rPr>
       </w:pPr>
-      <w:hyperlink w:anchor="_Toc239252496" w:history="1">
+      <w:hyperlink w:anchor="_Toc239253069" w:history="1">
         <w:r>
           <w:rPr>
             <w:rStyle w:val="Hyperlink"/>
@@ -1324,7 +1324,7 @@
             <w:bCs/>
             <w:noProof/>
           </w:rPr>
-          <w:t>2.1 Background and Theoretical Framework</w:t>
+          <w:t>2.2 Study of Related Systems and Related Work</w:t>
         </w:r>
         <w:r>
           <w:rPr>
@@ -1345,7 +1345,7 @@
             <w:noProof/>
             <w:webHidden/>
           </w:rPr>
-          <w:instrText xml:space="preserve"> PAGEREF _Toc239252496 \h </w:instrText>
+          <w:instrText xml:space="preserve"> PAGEREF _Toc239253069 \h </w:instrText>
         </w:r>
         <w:r>
           <w:rPr>
@@ -1365,7 +1365,7 @@
             <w:noProof/>
             <w:webHidden/>
           </w:rPr>
-          <w:t>5</w:t>
+          <w:t>7</w:t>
         </w:r>
         <w:r>
           <w:rPr>
@@ -1390,7 +1390,7 @@
           <w14:ligatures w14:val="standardContextual"/>
         </w:rPr>
       </w:pPr>
-      <w:hyperlink w:anchor="_Toc239252497" w:history="1">
+      <w:hyperlink w:anchor="_Toc239253070" w:history="1">
         <w:r>
           <w:rPr>
             <w:rStyle w:val="Hyperlink"/>
@@ -1398,7 +1398,7 @@
             <w:bCs/>
             <w:noProof/>
           </w:rPr>
-          <w:t>2.2 Study of Related Systems and Related Work</w:t>
+          <w:t>2.3 Contribution of the Proposed System</w:t>
         </w:r>
         <w:r>
           <w:rPr>
@@ -1419,7 +1419,7 @@
             <w:noProof/>
             <w:webHidden/>
           </w:rPr>
-          <w:instrText xml:space="preserve"> PAGEREF _Toc239252497 \h </w:instrText>
+          <w:instrText xml:space="preserve"> PAGEREF _Toc239253070 \h </w:instrText>
         </w:r>
         <w:r>
           <w:rPr>
@@ -1439,7 +1439,7 @@
             <w:noProof/>
             <w:webHidden/>
           </w:rPr>
-          <w:t>7</w:t>
+          <w:t>9</w:t>
         </w:r>
         <w:r>
           <w:rPr>
@@ -1464,7 +1464,7 @@
           <w14:ligatures w14:val="standardContextual"/>
         </w:rPr>
       </w:pPr>
-      <w:hyperlink w:anchor="_Toc239252498" w:history="1">
+      <w:hyperlink w:anchor="_Toc239253071" w:history="1">
         <w:r>
           <w:rPr>
             <w:rStyle w:val="Hyperlink"/>
@@ -1472,7 +1472,7 @@
             <w:bCs/>
             <w:noProof/>
           </w:rPr>
-          <w:t>2.3 Contribution of the Proposed System</w:t>
+          <w:t>2.4 Functional and Non-Functional Requirements</w:t>
         </w:r>
         <w:r>
           <w:rPr>
@@ -1493,7 +1493,7 @@
             <w:noProof/>
             <w:webHidden/>
           </w:rPr>
-          <w:instrText xml:space="preserve"> PAGEREF _Toc239252498 \h </w:instrText>
+          <w:instrText xml:space="preserve"> PAGEREF _Toc239253071 \h </w:instrText>
         </w:r>
         <w:r>
           <w:rPr>
@@ -1513,7 +1513,7 @@
             <w:noProof/>
             <w:webHidden/>
           </w:rPr>
-          <w:t>9</w:t>
+          <w:t>10</w:t>
         </w:r>
         <w:r>
           <w:rPr>
@@ -1538,7 +1538,7 @@
           <w14:ligatures w14:val="standardContextual"/>
         </w:rPr>
       </w:pPr>
-      <w:hyperlink w:anchor="_Toc239252499" w:history="1">
+      <w:hyperlink w:anchor="_Toc239253072" w:history="1">
         <w:r>
           <w:rPr>
             <w:rStyle w:val="Hyperlink"/>
@@ -1546,7 +1546,7 @@
             <w:bCs/>
             <w:noProof/>
           </w:rPr>
-          <w:t>2.4 Functional and Non-Functional Requirements</w:t>
+          <w:t>2.5 Feasibility Study</w:t>
         </w:r>
         <w:r>
           <w:rPr>
@@ -1567,7 +1567,7 @@
             <w:noProof/>
             <w:webHidden/>
           </w:rPr>
-          <w:instrText xml:space="preserve"> PAGEREF _Toc239252499 \h </w:instrText>
+          <w:instrText xml:space="preserve"> PAGEREF _Toc239253072 \h </w:instrText>
         </w:r>
         <w:r>
           <w:rPr>
@@ -1587,7 +1587,7 @@
             <w:noProof/>
             <w:webHidden/>
           </w:rPr>
-          <w:t>10</w:t>
+          <w:t>14</w:t>
         </w:r>
         <w:r>
           <w:rPr>
@@ -1600,7 +1600,7 @@
     </w:p>
     <w:p>
       <w:pPr>
-        <w:pStyle w:val="TOC2"/>
+        <w:pStyle w:val="TOC1"/>
         <w:tabs>
           <w:tab w:val="right" w:leader="dot" w:pos="9350"/>
         </w:tabs>
@@ -1612,7 +1612,7 @@
           <w14:ligatures w14:val="standardContextual"/>
         </w:rPr>
       </w:pPr>
-      <w:hyperlink w:anchor="_Toc239252500" w:history="1">
+      <w:hyperlink w:anchor="_Toc239253073" w:history="1">
         <w:r>
           <w:rPr>
             <w:rStyle w:val="Hyperlink"/>
@@ -1620,7 +1620,7 @@
             <w:bCs/>
             <w:noProof/>
           </w:rPr>
-          <w:t>2.5 Feasibility Study</w:t>
+          <w:t>Chapter 3: System Design and Methodology</w:t>
         </w:r>
         <w:r>
           <w:rPr>
@@ -1641,7 +1641,7 @@
             <w:noProof/>
             <w:webHidden/>
           </w:rPr>
-          <w:instrText xml:space="preserve"> PAGEREF _Toc239252500 \h </w:instrText>
+          <w:instrText xml:space="preserve"> PAGEREF _Toc239253073 \h </w:instrText>
         </w:r>
         <w:r>
           <w:rPr>
@@ -1661,7 +1661,7 @@
             <w:noProof/>
             <w:webHidden/>
           </w:rPr>
-          <w:t>14</w:t>
+          <w:t>17</w:t>
         </w:r>
         <w:r>
           <w:rPr>
@@ -1674,7 +1674,7 @@
     </w:p>
     <w:p>
       <w:pPr>
-        <w:pStyle w:val="TOC1"/>
+        <w:pStyle w:val="TOC2"/>
         <w:tabs>
           <w:tab w:val="right" w:leader="dot" w:pos="9350"/>
         </w:tabs>
@@ -1686,7 +1686,7 @@
           <w14:ligatures w14:val="standardContextual"/>
         </w:rPr>
       </w:pPr>
-      <w:hyperlink w:anchor="_Toc239252501" w:history="1">
+      <w:hyperlink w:anchor="_Toc239253074" w:history="1">
         <w:r>
           <w:rPr>
             <w:rStyle w:val="Hyperlink"/>
@@ -1694,7 +1694,7 @@
             <w:bCs/>
             <w:noProof/>
           </w:rPr>
-          <w:t>Chapter 3: System Design and Methodology</w:t>
+          <w:t>3.1 Software Development Life Cycle</w:t>
         </w:r>
         <w:r>
           <w:rPr>
@@ -1715,7 +1715,7 @@
             <w:noProof/>
             <w:webHidden/>
           </w:rPr>
-          <w:instrText xml:space="preserve"> PAGEREF _Toc239252501 \h </w:instrText>
+          <w:instrText xml:space="preserve"> PAGEREF _Toc239253074 \h </w:instrText>
         </w:r>
         <w:r>
           <w:rPr>
@@ -1760,7 +1760,7 @@
           <w14:ligatures w14:val="standardContextual"/>
         </w:rPr>
       </w:pPr>
-      <w:hyperlink w:anchor="_Toc239252502" w:history="1">
+      <w:hyperlink w:anchor="_Toc239253075" w:history="1">
         <w:r>
           <w:rPr>
             <w:rStyle w:val="Hyperlink"/>
@@ -1768,7 +1768,7 @@
             <w:bCs/>
             <w:noProof/>
           </w:rPr>
-          <w:t>3.1 Software Development Life Cycle</w:t>
+          <w:t>3.2 Project Timeline</w:t>
         </w:r>
         <w:r>
           <w:rPr>
@@ -1789,7 +1789,7 @@
             <w:noProof/>
             <w:webHidden/>
           </w:rPr>
-          <w:instrText xml:space="preserve"> PAGEREF _Toc239252502 \h </w:instrText>
+          <w:instrText xml:space="preserve"> PAGEREF _Toc239253075 \h </w:instrText>
         </w:r>
         <w:r>
           <w:rPr>
@@ -1809,7 +1809,7 @@
             <w:noProof/>
             <w:webHidden/>
           </w:rPr>
-          <w:t>17</w:t>
+          <w:t>18</w:t>
         </w:r>
         <w:r>
           <w:rPr>
@@ -1834,7 +1834,7 @@
           <w14:ligatures w14:val="standardContextual"/>
         </w:rPr>
       </w:pPr>
-      <w:hyperlink w:anchor="_Toc239252503" w:history="1">
+      <w:hyperlink w:anchor="_Toc239253076" w:history="1">
         <w:r>
           <w:rPr>
             <w:rStyle w:val="Hyperlink"/>
@@ -1842,7 +1842,7 @@
             <w:bCs/>
             <w:noProof/>
           </w:rPr>
-          <w:t>3.2 Project Timeline</w:t>
+          <w:t>3.3 System Architecture</w:t>
         </w:r>
         <w:r>
           <w:rPr>
@@ -1863,7 +1863,7 @@
             <w:noProof/>
             <w:webHidden/>
           </w:rPr>
-          <w:instrText xml:space="preserve"> PAGEREF _Toc239252503 \h </w:instrText>
+          <w:instrText xml:space="preserve"> PAGEREF _Toc239253076 \h </w:instrText>
         </w:r>
         <w:r>
           <w:rPr>
@@ -1883,7 +1883,7 @@
             <w:noProof/>
             <w:webHidden/>
           </w:rPr>
-          <w:t>18</w:t>
+          <w:t>19</w:t>
         </w:r>
         <w:r>
           <w:rPr>
@@ -1908,7 +1908,7 @@
           <w14:ligatures w14:val="standardContextual"/>
         </w:rPr>
       </w:pPr>
-      <w:hyperlink w:anchor="_Toc239252504" w:history="1">
+      <w:hyperlink w:anchor="_Toc239253077" w:history="1">
         <w:r>
           <w:rPr>
             <w:rStyle w:val="Hyperlink"/>
@@ -1916,7 +1916,7 @@
             <w:bCs/>
             <w:noProof/>
           </w:rPr>
-          <w:t>3.3 System Architecture</w:t>
+          <w:t>3.4 Algorithm</w:t>
         </w:r>
         <w:r>
           <w:rPr>
@@ -1937,7 +1937,7 @@
             <w:noProof/>
             <w:webHidden/>
           </w:rPr>
-          <w:instrText xml:space="preserve"> PAGEREF _Toc239252504 \h </w:instrText>
+          <w:instrText xml:space="preserve"> PAGEREF _Toc239253077 \h </w:instrText>
         </w:r>
         <w:r>
           <w:rPr>
@@ -1957,7 +1957,7 @@
             <w:noProof/>
             <w:webHidden/>
           </w:rPr>
-          <w:t>19</w:t>
+          <w:t>21</w:t>
         </w:r>
         <w:r>
           <w:rPr>
@@ -1970,7 +1970,7 @@
     </w:p>
     <w:p>
       <w:pPr>
-        <w:pStyle w:val="TOC2"/>
+        <w:pStyle w:val="TOC3"/>
         <w:tabs>
           <w:tab w:val="right" w:leader="dot" w:pos="9350"/>
         </w:tabs>
@@ -1982,15 +1982,14 @@
           <w14:ligatures w14:val="standardContextual"/>
         </w:rPr>
       </w:pPr>
-      <w:hyperlink w:anchor="_Toc239252505" w:history="1">
+      <w:hyperlink w:anchor="_Toc239253078" w:history="1">
         <w:r>
           <w:rPr>
             <w:rStyle w:val="Hyperlink"/>
             <w:b/>
-            <w:bCs/>
-            <w:noProof/>
-          </w:rPr>
-          <w:t>3.4 Algorithm</w:t>
+            <w:noProof/>
+          </w:rPr>
+          <w:t>3.4.1 Tenant Resolution Algorithm</w:t>
         </w:r>
         <w:r>
           <w:rPr>
@@ -2011,7 +2010,7 @@
             <w:noProof/>
             <w:webHidden/>
           </w:rPr>
-          <w:instrText xml:space="preserve"> PAGEREF _Toc239252505 \h </w:instrText>
+          <w:instrText xml:space="preserve"> PAGEREF _Toc239253078 \h </w:instrText>
         </w:r>
         <w:r>
           <w:rPr>
@@ -2056,14 +2055,14 @@
           <w14:ligatures w14:val="standardContextual"/>
         </w:rPr>
       </w:pPr>
-      <w:hyperlink w:anchor="_Toc239252506" w:history="1">
+      <w:hyperlink w:anchor="_Toc239253079" w:history="1">
         <w:r>
           <w:rPr>
             <w:rStyle w:val="Hyperlink"/>
             <w:b/>
             <w:noProof/>
           </w:rPr>
-          <w:t>3.4.1 Tenant Resolution Algorithm</w:t>
+          <w:t>3.4.2 Cart Pricing and Discount Algorithm</w:t>
         </w:r>
         <w:r>
           <w:rPr>
@@ -2084,7 +2083,7 @@
             <w:noProof/>
             <w:webHidden/>
           </w:rPr>
-          <w:instrText xml:space="preserve"> PAGEREF _Toc239252506 \h </w:instrText>
+          <w:instrText xml:space="preserve"> PAGEREF _Toc239253079 \h </w:instrText>
         </w:r>
         <w:r>
           <w:rPr>
@@ -2104,7 +2103,7 @@
             <w:noProof/>
             <w:webHidden/>
           </w:rPr>
-          <w:t>21</w:t>
+          <w:t>22</w:t>
         </w:r>
         <w:r>
           <w:rPr>
@@ -2129,14 +2128,14 @@
           <w14:ligatures w14:val="standardContextual"/>
         </w:rPr>
       </w:pPr>
-      <w:hyperlink w:anchor="_Toc239252507" w:history="1">
+      <w:hyperlink w:anchor="_Toc239253080" w:history="1">
         <w:r>
           <w:rPr>
             <w:rStyle w:val="Hyperlink"/>
             <w:b/>
             <w:noProof/>
           </w:rPr>
-          <w:t>3.4.2 Cart Pricing and Discount Algorithm</w:t>
+          <w:t>3.4.3 Order Placement and Stock Reservation Algorithm</w:t>
         </w:r>
         <w:r>
           <w:rPr>
@@ -2157,7 +2156,7 @@
             <w:noProof/>
             <w:webHidden/>
           </w:rPr>
-          <w:instrText xml:space="preserve"> PAGEREF _Toc239252507 \h </w:instrText>
+          <w:instrText xml:space="preserve"> PAGEREF _Toc239253080 \h </w:instrText>
         </w:r>
         <w:r>
           <w:rPr>
@@ -2177,7 +2176,7 @@
             <w:noProof/>
             <w:webHidden/>
           </w:rPr>
-          <w:t>22</w:t>
+          <w:t>23</w:t>
         </w:r>
         <w:r>
           <w:rPr>
@@ -2190,7 +2189,7 @@
     </w:p>
     <w:p>
       <w:pPr>
-        <w:pStyle w:val="TOC3"/>
+        <w:pStyle w:val="TOC2"/>
         <w:tabs>
           <w:tab w:val="right" w:leader="dot" w:pos="9350"/>
         </w:tabs>
@@ -2202,14 +2201,15 @@
           <w14:ligatures w14:val="standardContextual"/>
         </w:rPr>
       </w:pPr>
-      <w:hyperlink w:anchor="_Toc239252508" w:history="1">
+      <w:hyperlink w:anchor="_Toc239253081" w:history="1">
         <w:r>
           <w:rPr>
             <w:rStyle w:val="Hyperlink"/>
             <w:b/>
-            <w:noProof/>
-          </w:rPr>
-          <w:t>3.4.3 Order Placement and Stock Reservation Algorithm</w:t>
+            <w:bCs/>
+            <w:noProof/>
+          </w:rPr>
+          <w:t>3.5 System Flowchart</w:t>
         </w:r>
         <w:r>
           <w:rPr>
@@ -2230,7 +2230,7 @@
             <w:noProof/>
             <w:webHidden/>
           </w:rPr>
-          <w:instrText xml:space="preserve"> PAGEREF _Toc239252508 \h </w:instrText>
+          <w:instrText xml:space="preserve"> PAGEREF _Toc239253081 \h </w:instrText>
         </w:r>
         <w:r>
           <w:rPr>
@@ -2250,7 +2250,7 @@
             <w:noProof/>
             <w:webHidden/>
           </w:rPr>
-          <w:t>23</w:t>
+          <w:t>24</w:t>
         </w:r>
         <w:r>
           <w:rPr>
@@ -2275,7 +2275,7 @@
           <w14:ligatures w14:val="standardContextual"/>
         </w:rPr>
       </w:pPr>
-      <w:hyperlink w:anchor="_Toc239252509" w:history="1">
+      <w:hyperlink w:anchor="_Toc239253082" w:history="1">
         <w:r>
           <w:rPr>
             <w:rStyle w:val="Hyperlink"/>
@@ -2283,7 +2283,7 @@
             <w:bCs/>
             <w:noProof/>
           </w:rPr>
-          <w:t>3.5 System Flowchart</w:t>
+          <w:t>3.6 Use Case Diagram</w:t>
         </w:r>
         <w:r>
           <w:rPr>
@@ -2304,7 +2304,7 @@
             <w:noProof/>
             <w:webHidden/>
           </w:rPr>
-          <w:instrText xml:space="preserve"> PAGEREF _Toc239252509 \h </w:instrText>
+          <w:instrText xml:space="preserve"> PAGEREF _Toc239253082 \h </w:instrText>
         </w:r>
         <w:r>
           <w:rPr>
@@ -2324,7 +2324,7 @@
             <w:noProof/>
             <w:webHidden/>
           </w:rPr>
-          <w:t>24</w:t>
+          <w:t>26</w:t>
         </w:r>
         <w:r>
           <w:rPr>
@@ -2349,7 +2349,7 @@
           <w14:ligatures w14:val="standardContextual"/>
         </w:rPr>
       </w:pPr>
-      <w:hyperlink w:anchor="_Toc239252510" w:history="1">
+      <w:hyperlink w:anchor="_Toc239253083" w:history="1">
         <w:r>
           <w:rPr>
             <w:rStyle w:val="Hyperlink"/>
@@ -2357,7 +2357,7 @@
             <w:bCs/>
             <w:noProof/>
           </w:rPr>
-          <w:t>3.6 Use Case Diagram</w:t>
+          <w:t>3.7 Data Flow Diagram</w:t>
         </w:r>
         <w:r>
           <w:rPr>
@@ -2378,7 +2378,7 @@
             <w:noProof/>
             <w:webHidden/>
           </w:rPr>
-          <w:instrText xml:space="preserve"> PAGEREF _Toc239252510 \h </w:instrText>
+          <w:instrText xml:space="preserve"> PAGEREF _Toc239253083 \h </w:instrText>
         </w:r>
         <w:r>
           <w:rPr>
@@ -2398,7 +2398,7 @@
             <w:noProof/>
             <w:webHidden/>
           </w:rPr>
-          <w:t>26</w:t>
+          <w:t>28</w:t>
         </w:r>
         <w:r>
           <w:rPr>
@@ -2411,7 +2411,7 @@
     </w:p>
     <w:p>
       <w:pPr>
-        <w:pStyle w:val="TOC2"/>
+        <w:pStyle w:val="TOC3"/>
         <w:tabs>
           <w:tab w:val="right" w:leader="dot" w:pos="9350"/>
         </w:tabs>
@@ -2423,15 +2423,16 @@
           <w14:ligatures w14:val="standardContextual"/>
         </w:rPr>
       </w:pPr>
-      <w:hyperlink w:anchor="_Toc239252511" w:history="1">
+      <w:hyperlink w:anchor="_Toc239253084" w:history="1">
         <w:r>
           <w:rPr>
             <w:rStyle w:val="Hyperlink"/>
             <w:b/>
             <w:bCs/>
-            <w:noProof/>
-          </w:rPr>
-          <w:t>3.7 Data Flow Diagram</w:t>
+            <w:iCs/>
+            <w:noProof/>
+          </w:rPr>
+          <w:t>3.7.1 Level 0: Context Diagram</w:t>
         </w:r>
         <w:r>
           <w:rPr>
@@ -2452,7 +2453,7 @@
             <w:noProof/>
             <w:webHidden/>
           </w:rPr>
-          <w:instrText xml:space="preserve"> PAGEREF _Toc239252511 \h </w:instrText>
+          <w:instrText xml:space="preserve"> PAGEREF _Toc239253084 \h </w:instrText>
         </w:r>
         <w:r>
           <w:rPr>
@@ -2497,7 +2498,7 @@
           <w14:ligatures w14:val="standardContextual"/>
         </w:rPr>
       </w:pPr>
-      <w:hyperlink w:anchor="_Toc239252512" w:history="1">
+      <w:hyperlink w:anchor="_Toc239253085" w:history="1">
         <w:r>
           <w:rPr>
             <w:rStyle w:val="Hyperlink"/>
@@ -2506,7 +2507,7 @@
             <w:iCs/>
             <w:noProof/>
           </w:rPr>
-          <w:t>3.7.1 Level 0: Context Diagram</w:t>
+          <w:t>3.7.2 Level 1: Detailed Data Flow Diagram</w:t>
         </w:r>
         <w:r>
           <w:rPr>
@@ -2527,7 +2528,7 @@
             <w:noProof/>
             <w:webHidden/>
           </w:rPr>
-          <w:instrText xml:space="preserve"> PAGEREF _Toc239252512 \h </w:instrText>
+          <w:instrText xml:space="preserve"> PAGEREF _Toc239253085 \h </w:instrText>
         </w:r>
         <w:r>
           <w:rPr>
@@ -2560,7 +2561,7 @@
     </w:p>
     <w:p>
       <w:pPr>
-        <w:pStyle w:val="TOC3"/>
+        <w:pStyle w:val="TOC2"/>
         <w:tabs>
           <w:tab w:val="right" w:leader="dot" w:pos="9350"/>
         </w:tabs>
@@ -2572,16 +2573,15 @@
           <w14:ligatures w14:val="standardContextual"/>
         </w:rPr>
       </w:pPr>
-      <w:hyperlink w:anchor="_Toc239252513" w:history="1">
+      <w:hyperlink w:anchor="_Toc239253086" w:history="1">
         <w:r>
           <w:rPr>
             <w:rStyle w:val="Hyperlink"/>
             <w:b/>
             <w:bCs/>
-            <w:iCs/>
-            <w:noProof/>
-          </w:rPr>
-          <w:t>3.7.2 Level 1: Detailed Data Flow Diagram</w:t>
+            <w:noProof/>
+          </w:rPr>
+          <w:t>3.8 Entity Relationship Diagram</w:t>
         </w:r>
         <w:r>
           <w:rPr>
@@ -2602,7 +2602,7 @@
             <w:noProof/>
             <w:webHidden/>
           </w:rPr>
-          <w:instrText xml:space="preserve"> PAGEREF _Toc239252513 \h </w:instrText>
+          <w:instrText xml:space="preserve"> PAGEREF _Toc239253086 \h </w:instrText>
         </w:r>
         <w:r>
           <w:rPr>
@@ -2622,7 +2622,7 @@
             <w:noProof/>
             <w:webHidden/>
           </w:rPr>
-          <w:t>28</w:t>
+          <w:t>30</w:t>
         </w:r>
         <w:r>
           <w:rPr>
@@ -2635,7 +2635,7 @@
     </w:p>
     <w:p>
       <w:pPr>
-        <w:pStyle w:val="TOC2"/>
+        <w:pStyle w:val="TOC1"/>
         <w:tabs>
           <w:tab w:val="right" w:leader="dot" w:pos="9350"/>
         </w:tabs>
@@ -2647,7 +2647,7 @@
           <w14:ligatures w14:val="standardContextual"/>
         </w:rPr>
       </w:pPr>
-      <w:hyperlink w:anchor="_Toc239252514" w:history="1">
+      <w:hyperlink w:anchor="_Toc239253087" w:history="1">
         <w:r>
           <w:rPr>
             <w:rStyle w:val="Hyperlink"/>
@@ -2655,7 +2655,7 @@
             <w:bCs/>
             <w:noProof/>
           </w:rPr>
-          <w:t>3.8 Entity Relationship Diagram</w:t>
+          <w:t>Chapter 4: Implementation Plan</w:t>
         </w:r>
         <w:r>
           <w:rPr>
@@ -2676,7 +2676,7 @@
             <w:noProof/>
             <w:webHidden/>
           </w:rPr>
-          <w:instrText xml:space="preserve"> PAGEREF _Toc239252514 \h </w:instrText>
+          <w:instrText xml:space="preserve"> PAGEREF _Toc239253087 \h </w:instrText>
         </w:r>
         <w:r>
           <w:rPr>
@@ -2696,7 +2696,7 @@
             <w:noProof/>
             <w:webHidden/>
           </w:rPr>
-          <w:t>30</w:t>
+          <w:t>33</w:t>
         </w:r>
         <w:r>
           <w:rPr>
@@ -2709,7 +2709,7 @@
     </w:p>
     <w:p>
       <w:pPr>
-        <w:pStyle w:val="TOC1"/>
+        <w:pStyle w:val="TOC2"/>
         <w:tabs>
           <w:tab w:val="right" w:leader="dot" w:pos="9350"/>
         </w:tabs>
@@ -2721,7 +2721,7 @@
           <w14:ligatures w14:val="standardContextual"/>
         </w:rPr>
       </w:pPr>
-      <w:hyperlink w:anchor="_Toc239252515" w:history="1">
+      <w:hyperlink w:anchor="_Toc239253088" w:history="1">
         <w:r>
           <w:rPr>
             <w:rStyle w:val="Hyperlink"/>
@@ -2729,7 +2729,7 @@
             <w:bCs/>
             <w:noProof/>
           </w:rPr>
-          <w:t>Chapter 4: Implementation Plan</w:t>
+          <w:t>4.1 Hardware and Software Requirements</w:t>
         </w:r>
         <w:r>
           <w:rPr>
@@ -2750,7 +2750,7 @@
             <w:noProof/>
             <w:webHidden/>
           </w:rPr>
-          <w:instrText xml:space="preserve"> PAGEREF _Toc239252515 \h </w:instrText>
+          <w:instrText xml:space="preserve"> PAGEREF _Toc239253088 \h </w:instrText>
         </w:r>
         <w:r>
           <w:rPr>
@@ -2795,7 +2795,7 @@
           <w14:ligatures w14:val="standardContextual"/>
         </w:rPr>
       </w:pPr>
-      <w:hyperlink w:anchor="_Toc239252516" w:history="1">
+      <w:hyperlink w:anchor="_Toc239253089" w:history="1">
         <w:r>
           <w:rPr>
             <w:rStyle w:val="Hyperlink"/>
@@ -2803,7 +2803,7 @@
             <w:bCs/>
             <w:noProof/>
           </w:rPr>
-          <w:t>4.1 Hardware and Software Requirements</w:t>
+          <w:t>4.2 Proposed Technology Stack</w:t>
         </w:r>
         <w:r>
           <w:rPr>
@@ -2824,7 +2824,7 @@
             <w:noProof/>
             <w:webHidden/>
           </w:rPr>
-          <w:instrText xml:space="preserve"> PAGEREF _Toc239252516 \h </w:instrText>
+          <w:instrText xml:space="preserve"> PAGEREF _Toc239253089 \h </w:instrText>
         </w:r>
         <w:r>
           <w:rPr>
@@ -2844,7 +2844,7 @@
             <w:noProof/>
             <w:webHidden/>
           </w:rPr>
-          <w:t>33</w:t>
+          <w:t>35</w:t>
         </w:r>
         <w:r>
           <w:rPr>
@@ -2869,7 +2869,7 @@
           <w14:ligatures w14:val="standardContextual"/>
         </w:rPr>
       </w:pPr>
-      <w:hyperlink w:anchor="_Toc239252517" w:history="1">
+      <w:hyperlink w:anchor="_Toc239253090" w:history="1">
         <w:r>
           <w:rPr>
             <w:rStyle w:val="Hyperlink"/>
@@ -2877,7 +2877,7 @@
             <w:bCs/>
             <w:noProof/>
           </w:rPr>
-          <w:t>4.2 Proposed Technology Stack</w:t>
+          <w:t>4.3 Proposed Testing and Development Approach</w:t>
         </w:r>
         <w:r>
           <w:rPr>
@@ -2898,7 +2898,7 @@
             <w:noProof/>
             <w:webHidden/>
           </w:rPr>
-          <w:instrText xml:space="preserve"> PAGEREF _Toc239252517 \h </w:instrText>
+          <w:instrText xml:space="preserve"> PAGEREF _Toc239253090 \h </w:instrText>
         </w:r>
         <w:r>
           <w:rPr>
@@ -2918,7 +2918,7 @@
             <w:noProof/>
             <w:webHidden/>
           </w:rPr>
-          <w:t>35</w:t>
+          <w:t>37</w:t>
         </w:r>
         <w:r>
           <w:rPr>
@@ -2931,7 +2931,7 @@
     </w:p>
     <w:p>
       <w:pPr>
-        <w:pStyle w:val="TOC2"/>
+        <w:pStyle w:val="TOC1"/>
         <w:tabs>
           <w:tab w:val="right" w:leader="dot" w:pos="9350"/>
         </w:tabs>
@@ -2943,7 +2943,7 @@
           <w14:ligatures w14:val="standardContextual"/>
         </w:rPr>
       </w:pPr>
-      <w:hyperlink w:anchor="_Toc239252518" w:history="1">
+      <w:hyperlink w:anchor="_Toc239253091" w:history="1">
         <w:r>
           <w:rPr>
             <w:rStyle w:val="Hyperlink"/>
@@ -2951,7 +2951,7 @@
             <w:bCs/>
             <w:noProof/>
           </w:rPr>
-          <w:t>4.3 Proposed Testing and Development Approach</w:t>
+          <w:t>Chapter 5: Expected Outcomes</w:t>
         </w:r>
         <w:r>
           <w:rPr>
@@ -2972,7 +2972,7 @@
             <w:noProof/>
             <w:webHidden/>
           </w:rPr>
-          <w:instrText xml:space="preserve"> PAGEREF _Toc239252518 \h </w:instrText>
+          <w:instrText xml:space="preserve"> PAGEREF _Toc239253091 \h </w:instrText>
         </w:r>
         <w:r>
           <w:rPr>
@@ -2992,7 +2992,7 @@
             <w:noProof/>
             <w:webHidden/>
           </w:rPr>
-          <w:t>37</w:t>
+          <w:t>39</w:t>
         </w:r>
         <w:r>
           <w:rPr>
@@ -3005,7 +3005,7 @@
     </w:p>
     <w:p>
       <w:pPr>
-        <w:pStyle w:val="TOC1"/>
+        <w:pStyle w:val="TOC2"/>
         <w:tabs>
           <w:tab w:val="right" w:leader="dot" w:pos="9350"/>
         </w:tabs>
@@ -3017,7 +3017,7 @@
           <w14:ligatures w14:val="standardContextual"/>
         </w:rPr>
       </w:pPr>
-      <w:hyperlink w:anchor="_Toc239252519" w:history="1">
+      <w:hyperlink w:anchor="_Toc239253092" w:history="1">
         <w:r>
           <w:rPr>
             <w:rStyle w:val="Hyperlink"/>
@@ -3025,7 +3025,7 @@
             <w:bCs/>
             <w:noProof/>
           </w:rPr>
-          <w:t>Chapter 5: Expected Outcomes</w:t>
+          <w:t>5.1 Expected System Deliverables</w:t>
         </w:r>
         <w:r>
           <w:rPr>
@@ -3046,7 +3046,7 @@
             <w:noProof/>
             <w:webHidden/>
           </w:rPr>
-          <w:instrText xml:space="preserve"> PAGEREF _Toc239252519 \h </w:instrText>
+          <w:instrText xml:space="preserve"> PAGEREF _Toc239253092 \h </w:instrText>
         </w:r>
         <w:r>
           <w:rPr>
@@ -3091,7 +3091,7 @@
           <w14:ligatures w14:val="standardContextual"/>
         </w:rPr>
       </w:pPr>
-      <w:hyperlink w:anchor="_Toc239252520" w:history="1">
+      <w:hyperlink w:anchor="_Toc239253093" w:history="1">
         <w:r>
           <w:rPr>
             <w:rStyle w:val="Hyperlink"/>
@@ -3099,7 +3099,7 @@
             <w:bCs/>
             <w:noProof/>
           </w:rPr>
-          <w:t>5.1 Expected System Deliverables</w:t>
+          <w:t>5.2 Expected System Features and Benefits</w:t>
         </w:r>
         <w:r>
           <w:rPr>
@@ -3120,7 +3120,7 @@
             <w:noProof/>
             <w:webHidden/>
           </w:rPr>
-          <w:instrText xml:space="preserve"> PAGEREF _Toc239252520 \h </w:instrText>
+          <w:instrText xml:space="preserve"> PAGEREF _Toc239253093 \h </w:instrText>
         </w:r>
         <w:r>
           <w:rPr>
@@ -3140,7 +3140,7 @@
             <w:noProof/>
             <w:webHidden/>
           </w:rPr>
-          <w:t>39</w:t>
+          <w:t>40</w:t>
         </w:r>
         <w:r>
           <w:rPr>
@@ -3153,7 +3153,7 @@
     </w:p>
     <w:p>
       <w:pPr>
-        <w:pStyle w:val="TOC2"/>
+        <w:pStyle w:val="TOC1"/>
         <w:tabs>
           <w:tab w:val="right" w:leader="dot" w:pos="9350"/>
         </w:tabs>
@@ -3165,7 +3165,7 @@
           <w14:ligatures w14:val="standardContextual"/>
         </w:rPr>
       </w:pPr>
-      <w:hyperlink w:anchor="_Toc239252521" w:history="1">
+      <w:hyperlink w:anchor="_Toc239253094" w:history="1">
         <w:r>
           <w:rPr>
             <w:rStyle w:val="Hyperlink"/>
@@ -3173,7 +3173,7 @@
             <w:bCs/>
             <w:noProof/>
           </w:rPr>
-          <w:t>5.2 Expected System Features and Benefits</w:t>
+          <w:t>References</w:t>
         </w:r>
         <w:r>
           <w:rPr>
@@ -3194,81 +3194,7 @@
             <w:noProof/>
             <w:webHidden/>
           </w:rPr>
-          <w:instrText xml:space="preserve"> PAGEREF _Toc239252521 \h </w:instrText>
-        </w:r>
-        <w:r>
-          <w:rPr>
-            <w:noProof/>
-            <w:webHidden/>
-          </w:rPr>
-        </w:r>
-        <w:r>
-          <w:rPr>
-            <w:noProof/>
-            <w:webHidden/>
-          </w:rPr>
-          <w:fldChar w:fldCharType="separate"/>
-        </w:r>
-        <w:r>
-          <w:rPr>
-            <w:noProof/>
-            <w:webHidden/>
-          </w:rPr>
-          <w:t>40</w:t>
-        </w:r>
-        <w:r>
-          <w:rPr>
-            <w:noProof/>
-            <w:webHidden/>
-          </w:rPr>
-          <w:fldChar w:fldCharType="end"/>
-        </w:r>
-      </w:hyperlink>
-    </w:p>
-    <w:p>
-      <w:pPr>
-        <w:pStyle w:val="TOC1"/>
-        <w:tabs>
-          <w:tab w:val="right" w:leader="dot" w:pos="9350"/>
-        </w:tabs>
-        <w:rPr>
-          <w:rFonts w:asciiTheme="minorHAnsi" w:eastAsiaTheme="minorEastAsia" w:hAnsiTheme="minorHAnsi" w:cstheme="minorBidi"/>
-          <w:noProof/>
-          <w:kern w:val="2"/>
-          <w:lang w:val="en-US"/>
-          <w14:ligatures w14:val="standardContextual"/>
-        </w:rPr>
-      </w:pPr>
-      <w:hyperlink w:anchor="_Toc239252522" w:history="1">
-        <w:r>
-          <w:rPr>
-            <w:rStyle w:val="Hyperlink"/>
-            <w:b/>
-            <w:bCs/>
-            <w:noProof/>
-          </w:rPr>
-          <w:t>References</w:t>
-        </w:r>
-        <w:r>
-          <w:rPr>
-            <w:noProof/>
-            <w:webHidden/>
-          </w:rPr>
-          <w:tab/>
-        </w:r>
-        <w:r>
-          <w:rPr>
-            <w:noProof/>
-            <w:webHidden/>
-          </w:rPr>
-          <w:fldChar w:fldCharType="begin"/>
-        </w:r>
-        <w:r>
-          <w:rPr>
-            <w:noProof/>
-            <w:webHidden/>
-          </w:rPr>
-          <w:instrText xml:space="preserve"> PAGEREF _Toc239252522 \h </w:instrText>
+          <w:instrText xml:space="preserve"> PAGEREF _Toc239253094 \h </w:instrText>
         </w:r>
         <w:r>
           <w:rPr>
@@ -3315,7 +3241,7 @@
         <w:spacing w:line="480" w:lineRule="auto"/>
         <w:jc w:val="center"/>
       </w:pPr>
-      <w:bookmarkStart w:id="2" w:name="_Toc239252485"/>
+      <w:bookmarkStart w:id="2" w:name="_Toc239253058"/>
       <w:r>
         <w:rPr>
           <w:b/>
@@ -3819,7 +3745,7 @@
         <w:spacing w:line="480" w:lineRule="auto"/>
         <w:jc w:val="center"/>
       </w:pPr>
-      <w:bookmarkStart w:id="3" w:name="_Toc239252486"/>
+      <w:bookmarkStart w:id="3" w:name="_Toc239253059"/>
       <w:r>
         <w:rPr>
           <w:b/>
@@ -3829,42 +3755,9 @@
           <w:szCs w:val="24"/>
         </w:rPr>
         <w:lastRenderedPageBreak/>
-        <w:t>List of Tables</w:t>
+        <w:t>List of Abbreviations</w:t>
       </w:r>
       <w:bookmarkEnd w:id="3"/>
-    </w:p>
-    <w:p>
-      <w:pPr>
-        <w:spacing w:line="480" w:lineRule="auto"/>
-      </w:pPr>
-      <w:r>
-        <w:rPr>
-          <w:color w:val="000000"/>
-        </w:rPr>
-        <w:t>The report presents its comparative and requirement information in the text rather than in numbered tables, so no table list is required.</w:t>
-      </w:r>
-    </w:p>
-    <w:p>
-      <w:pPr>
-        <w:pStyle w:val="Heading1"/>
-        <w:keepNext/>
-        <w:pageBreakBefore/>
-        <w:spacing w:line="480" w:lineRule="auto"/>
-        <w:jc w:val="center"/>
-      </w:pPr>
-      <w:bookmarkStart w:id="4" w:name="_Toc239252487"/>
-      <w:r>
-        <w:rPr>
-          <w:b/>
-          <w:bCs/>
-          <w:color w:val="000000"/>
-          <w:sz w:val="24"/>
-          <w:szCs w:val="24"/>
-        </w:rPr>
-        <w:lastRenderedPageBreak/>
-        <w:t>List of Abbreviations</w:t>
-      </w:r>
-      <w:bookmarkEnd w:id="4"/>
     </w:p>
     <w:tbl>
       <w:tblPr>
@@ -5236,7 +5129,7 @@
         <w:spacing w:line="480" w:lineRule="auto"/>
         <w:jc w:val="center"/>
       </w:pPr>
-      <w:bookmarkStart w:id="5" w:name="_Toc239252488"/>
+      <w:bookmarkStart w:id="4" w:name="_Toc239253060"/>
       <w:r>
         <w:rPr>
           <w:b/>
@@ -5248,7 +5141,7 @@
         <w:lastRenderedPageBreak/>
         <w:t>Chapter 1: Introduction</w:t>
       </w:r>
-      <w:bookmarkEnd w:id="5"/>
+      <w:bookmarkEnd w:id="4"/>
     </w:p>
     <w:p>
       <w:pPr>
@@ -5256,7 +5149,7 @@
         <w:keepNext/>
         <w:spacing w:line="480" w:lineRule="auto"/>
       </w:pPr>
-      <w:bookmarkStart w:id="6" w:name="_Toc239252489"/>
+      <w:bookmarkStart w:id="5" w:name="_Toc239253061"/>
       <w:r>
         <w:rPr>
           <w:b/>
@@ -5267,7 +5160,7 @@
         </w:rPr>
         <w:t>1.1 Background</w:t>
       </w:r>
-      <w:bookmarkEnd w:id="6"/>
+      <w:bookmarkEnd w:id="5"/>
     </w:p>
     <w:p>
       <w:pPr>
@@ -5338,7 +5231,7 @@
         <w:keepNext/>
         <w:spacing w:line="480" w:lineRule="auto"/>
       </w:pPr>
-      <w:bookmarkStart w:id="7" w:name="_Toc239252490"/>
+      <w:bookmarkStart w:id="6" w:name="_Toc239253062"/>
       <w:r>
         <w:rPr>
           <w:b/>
@@ -5349,7 +5242,7 @@
         </w:rPr>
         <w:t>1.2 Problem Statement</w:t>
       </w:r>
-      <w:bookmarkEnd w:id="7"/>
+      <w:bookmarkEnd w:id="6"/>
     </w:p>
     <w:p>
       <w:pPr>
@@ -5409,7 +5302,7 @@
         <w:keepNext/>
         <w:spacing w:line="480" w:lineRule="auto"/>
       </w:pPr>
-      <w:bookmarkStart w:id="8" w:name="_Toc239252491"/>
+      <w:bookmarkStart w:id="7" w:name="_Toc239253063"/>
       <w:r>
         <w:rPr>
           <w:b/>
@@ -5420,7 +5313,7 @@
         </w:rPr>
         <w:t>1.3 Objectives</w:t>
       </w:r>
-      <w:bookmarkEnd w:id="8"/>
+      <w:bookmarkEnd w:id="7"/>
     </w:p>
     <w:p>
       <w:pPr>
@@ -5428,7 +5321,7 @@
         <w:keepNext/>
         <w:spacing w:line="480" w:lineRule="auto"/>
       </w:pPr>
-      <w:bookmarkStart w:id="9" w:name="_Toc239252492"/>
+      <w:bookmarkStart w:id="8" w:name="_Toc239253064"/>
       <w:r>
         <w:rPr>
           <w:b/>
@@ -5438,7 +5331,7 @@
         </w:rPr>
         <w:t>1.3.1 General Objective</w:t>
       </w:r>
-      <w:bookmarkEnd w:id="9"/>
+      <w:bookmarkEnd w:id="8"/>
     </w:p>
     <w:p>
       <w:pPr>
@@ -5457,7 +5350,7 @@
         <w:keepNext/>
         <w:spacing w:line="480" w:lineRule="auto"/>
       </w:pPr>
-      <w:bookmarkStart w:id="10" w:name="_Toc239252493"/>
+      <w:bookmarkStart w:id="9" w:name="_Toc239253065"/>
       <w:r>
         <w:rPr>
           <w:b/>
@@ -5467,7 +5360,7 @@
         </w:rPr>
         <w:t>1.3.2 Specific Objectives</w:t>
       </w:r>
-      <w:bookmarkEnd w:id="10"/>
+      <w:bookmarkEnd w:id="9"/>
     </w:p>
     <w:p>
       <w:pPr>
@@ -5583,7 +5476,7 @@
         <w:keepNext/>
         <w:spacing w:line="480" w:lineRule="auto"/>
       </w:pPr>
-      <w:bookmarkStart w:id="11" w:name="_Toc239252494"/>
+      <w:bookmarkStart w:id="10" w:name="_Toc239253066"/>
       <w:r>
         <w:rPr>
           <w:b/>
@@ -5595,7 +5488,7 @@
         <w:lastRenderedPageBreak/>
         <w:t>1.4 Project Scope</w:t>
       </w:r>
-      <w:bookmarkEnd w:id="11"/>
+      <w:bookmarkEnd w:id="10"/>
     </w:p>
     <w:p>
       <w:pPr>
@@ -5746,7 +5639,7 @@
         <w:spacing w:line="480" w:lineRule="auto"/>
         <w:jc w:val="center"/>
       </w:pPr>
-      <w:bookmarkStart w:id="12" w:name="_Toc239252495"/>
+      <w:bookmarkStart w:id="11" w:name="_Toc239253067"/>
       <w:r>
         <w:rPr>
           <w:b/>
@@ -5758,7 +5651,7 @@
         <w:lastRenderedPageBreak/>
         <w:t>Chapter 2: Literature Overview</w:t>
       </w:r>
-      <w:bookmarkEnd w:id="12"/>
+      <w:bookmarkEnd w:id="11"/>
     </w:p>
     <w:p>
       <w:pPr>
@@ -5766,7 +5659,7 @@
         <w:keepNext/>
         <w:spacing w:line="480" w:lineRule="auto"/>
       </w:pPr>
-      <w:bookmarkStart w:id="13" w:name="_Toc239252496"/>
+      <w:bookmarkStart w:id="12" w:name="_Toc239253068"/>
       <w:r>
         <w:rPr>
           <w:b/>
@@ -5777,7 +5670,7 @@
         </w:rPr>
         <w:t>2.1 Background and Theoretical Framework</w:t>
       </w:r>
-      <w:bookmarkEnd w:id="13"/>
+      <w:bookmarkEnd w:id="12"/>
     </w:p>
     <w:p>
       <w:pPr>
@@ -5882,7 +5775,7 @@
         <w:keepNext/>
         <w:spacing w:line="480" w:lineRule="auto"/>
       </w:pPr>
-      <w:bookmarkStart w:id="14" w:name="_Toc239252497"/>
+      <w:bookmarkStart w:id="13" w:name="_Toc239253069"/>
       <w:r>
         <w:rPr>
           <w:b/>
@@ -5894,7 +5787,7 @@
         <w:lastRenderedPageBreak/>
         <w:t>2.2 Study of Related Systems and Related Work</w:t>
       </w:r>
-      <w:bookmarkEnd w:id="14"/>
+      <w:bookmarkEnd w:id="13"/>
     </w:p>
     <w:p>
       <w:pPr>
@@ -6507,7 +6400,7 @@
         <w:keepNext/>
         <w:spacing w:line="480" w:lineRule="auto"/>
       </w:pPr>
-      <w:bookmarkStart w:id="15" w:name="_Toc239252498"/>
+      <w:bookmarkStart w:id="14" w:name="_Toc239253070"/>
       <w:r>
         <w:rPr>
           <w:b/>
@@ -6518,7 +6411,7 @@
         </w:rPr>
         <w:t>2.3 Contribution of the Proposed System</w:t>
       </w:r>
-      <w:bookmarkEnd w:id="15"/>
+      <w:bookmarkEnd w:id="14"/>
     </w:p>
     <w:p>
       <w:pPr>
@@ -6664,7 +6557,7 @@
         <w:keepNext/>
         <w:spacing w:line="480" w:lineRule="auto"/>
       </w:pPr>
-      <w:bookmarkStart w:id="16" w:name="_Toc239252499"/>
+      <w:bookmarkStart w:id="15" w:name="_Toc239253071"/>
       <w:r>
         <w:rPr>
           <w:b/>
@@ -6675,7 +6568,7 @@
         </w:rPr>
         <w:t>2.4 Functional and Non-Functional Requirements</w:t>
       </w:r>
-      <w:bookmarkEnd w:id="16"/>
+      <w:bookmarkEnd w:id="15"/>
     </w:p>
     <w:p>
       <w:pPr>
@@ -7563,7 +7456,7 @@
         <w:keepNext/>
         <w:spacing w:line="480" w:lineRule="auto"/>
       </w:pPr>
-      <w:bookmarkStart w:id="17" w:name="_Toc239252500"/>
+      <w:bookmarkStart w:id="16" w:name="_Toc239253072"/>
       <w:r>
         <w:rPr>
           <w:b/>
@@ -7574,7 +7467,7 @@
         </w:rPr>
         <w:t>2.5 Feasibility Study</w:t>
       </w:r>
-      <w:bookmarkEnd w:id="17"/>
+      <w:bookmarkEnd w:id="16"/>
     </w:p>
     <w:p>
       <w:pPr>
@@ -8045,7 +7938,7 @@
         <w:spacing w:line="480" w:lineRule="auto"/>
         <w:jc w:val="center"/>
       </w:pPr>
-      <w:bookmarkStart w:id="18" w:name="_Toc239252501"/>
+      <w:bookmarkStart w:id="17" w:name="_Toc239253073"/>
       <w:r>
         <w:rPr>
           <w:b/>
@@ -8057,7 +7950,7 @@
         <w:lastRenderedPageBreak/>
         <w:t>Chapter 3: System Design and Methodology</w:t>
       </w:r>
-      <w:bookmarkEnd w:id="18"/>
+      <w:bookmarkEnd w:id="17"/>
     </w:p>
     <w:p>
       <w:pPr>
@@ -8065,7 +7958,7 @@
         <w:keepNext/>
         <w:spacing w:line="480" w:lineRule="auto"/>
       </w:pPr>
-      <w:bookmarkStart w:id="19" w:name="_Toc239252502"/>
+      <w:bookmarkStart w:id="18" w:name="_Toc239253074"/>
       <w:r>
         <w:rPr>
           <w:b/>
@@ -8076,7 +7969,7 @@
         </w:rPr>
         <w:t>3.1 Software Development Life Cycle</w:t>
       </w:r>
-      <w:bookmarkEnd w:id="19"/>
+      <w:bookmarkEnd w:id="18"/>
     </w:p>
     <w:p>
       <w:pPr>
@@ -8149,7 +8042,7 @@
           <w:noProof/>
         </w:rPr>
         <w:drawing>
-          <wp:inline distT="0" distB="0" distL="0" distR="0" wp14:anchorId="23B49910" wp14:editId="6260AF30">
+          <wp:inline distT="0" distB="0" distL="0" distR="0" wp14:anchorId="021EA4A6" wp14:editId="6C9F3018">
             <wp:extent cx="5577840" cy="3434103"/>
             <wp:effectExtent l="0" t="0" r="0" b="0"/>
             <wp:docPr id="2" name="Picture 2"/>
@@ -8192,7 +8085,7 @@
         <w:keepNext/>
         <w:spacing w:line="480" w:lineRule="auto"/>
       </w:pPr>
-      <w:bookmarkStart w:id="20" w:name="_Toc239252503"/>
+      <w:bookmarkStart w:id="19" w:name="_Toc239253075"/>
       <w:r>
         <w:rPr>
           <w:b/>
@@ -8203,7 +8096,7 @@
         </w:rPr>
         <w:t>3.2 Project Timeline</w:t>
       </w:r>
-      <w:bookmarkEnd w:id="20"/>
+      <w:bookmarkEnd w:id="19"/>
     </w:p>
     <w:p>
       <w:pPr>
@@ -8397,7 +8290,7 @@
         <w:keepNext/>
         <w:spacing w:line="480" w:lineRule="auto"/>
       </w:pPr>
-      <w:bookmarkStart w:id="21" w:name="_Toc239252504"/>
+      <w:bookmarkStart w:id="20" w:name="_Toc239253076"/>
       <w:r>
         <w:rPr>
           <w:b/>
@@ -8408,7 +8301,7 @@
         </w:rPr>
         <w:t>3.3 System Architecture</w:t>
       </w:r>
-      <w:bookmarkEnd w:id="21"/>
+      <w:bookmarkEnd w:id="20"/>
     </w:p>
     <w:p>
       <w:pPr>
@@ -8510,7 +8403,7 @@
           <w:noProof/>
         </w:rPr>
         <w:drawing>
-          <wp:inline distT="0" distB="0" distL="0" distR="0" wp14:anchorId="322D9D01" wp14:editId="1AECFDAA">
+          <wp:inline distT="0" distB="0" distL="0" distR="0" wp14:anchorId="320506FA" wp14:editId="05E971C7">
             <wp:extent cx="5577840" cy="4709434"/>
             <wp:effectExtent l="0" t="0" r="0" b="0"/>
             <wp:docPr id="3" name="Picture 3"/>
@@ -8553,7 +8446,7 @@
         <w:keepNext/>
         <w:spacing w:line="480" w:lineRule="auto"/>
       </w:pPr>
-      <w:bookmarkStart w:id="22" w:name="_Toc239252505"/>
+      <w:bookmarkStart w:id="21" w:name="_Toc239253077"/>
       <w:r>
         <w:rPr>
           <w:b/>
@@ -8564,7 +8457,7 @@
         </w:rPr>
         <w:t>3.4 Algorithm</w:t>
       </w:r>
-      <w:bookmarkEnd w:id="22"/>
+      <w:bookmarkEnd w:id="21"/>
     </w:p>
     <w:p>
       <w:pPr>
@@ -8583,7 +8476,7 @@
         <w:keepNext/>
         <w:spacing w:line="480" w:lineRule="auto"/>
       </w:pPr>
-      <w:bookmarkStart w:id="23" w:name="_Toc239252506"/>
+      <w:bookmarkStart w:id="22" w:name="_Toc239253078"/>
       <w:r>
         <w:rPr>
           <w:b/>
@@ -8591,7 +8484,7 @@
         </w:rPr>
         <w:t>3.4.1 Tenant Resolution Algorithm</w:t>
       </w:r>
-      <w:bookmarkEnd w:id="23"/>
+      <w:bookmarkEnd w:id="22"/>
     </w:p>
     <w:p>
       <w:pPr>
@@ -8754,7 +8647,7 @@
         <w:keepNext/>
         <w:spacing w:line="480" w:lineRule="auto"/>
       </w:pPr>
-      <w:bookmarkStart w:id="24" w:name="_Toc239252507"/>
+      <w:bookmarkStart w:id="23" w:name="_Toc239253079"/>
       <w:r>
         <w:rPr>
           <w:b/>
@@ -8762,7 +8655,7 @@
         </w:rPr>
         <w:t>3.4.2 Cart Pricing and Discount Algorithm</w:t>
       </w:r>
-      <w:bookmarkEnd w:id="24"/>
+      <w:bookmarkEnd w:id="23"/>
     </w:p>
     <w:p>
       <w:pPr>
@@ -8925,7 +8818,7 @@
         <w:keepNext/>
         <w:spacing w:line="480" w:lineRule="auto"/>
       </w:pPr>
-      <w:bookmarkStart w:id="25" w:name="_Toc239252508"/>
+      <w:bookmarkStart w:id="24" w:name="_Toc239253080"/>
       <w:r>
         <w:rPr>
           <w:b/>
@@ -8933,7 +8826,7 @@
         </w:rPr>
         <w:t>3.4.3 Order Placement and Stock Reservation Algorithm</w:t>
       </w:r>
-      <w:bookmarkEnd w:id="25"/>
+      <w:bookmarkEnd w:id="24"/>
     </w:p>
     <w:p>
       <w:pPr>
@@ -9134,7 +9027,7 @@
         <w:keepNext/>
         <w:spacing w:line="480" w:lineRule="auto"/>
       </w:pPr>
-      <w:bookmarkStart w:id="26" w:name="_Toc239252509"/>
+      <w:bookmarkStart w:id="25" w:name="_Toc239253081"/>
       <w:r>
         <w:rPr>
           <w:b/>
@@ -9145,7 +9038,7 @@
         </w:rPr>
         <w:t>3.5 System Flowchart</w:t>
       </w:r>
-      <w:bookmarkEnd w:id="26"/>
+      <w:bookmarkEnd w:id="25"/>
     </w:p>
     <w:p>
       <w:pPr>
@@ -9190,7 +9083,7 @@
           <w:noProof/>
         </w:rPr>
         <w:drawing>
-          <wp:inline distT="0" distB="0" distL="0" distR="0" wp14:anchorId="10CC357B" wp14:editId="052C778B">
+          <wp:inline distT="0" distB="0" distL="0" distR="0" wp14:anchorId="67BE814F" wp14:editId="12739F60">
             <wp:extent cx="5394960" cy="6491029"/>
             <wp:effectExtent l="0" t="0" r="0" b="0"/>
             <wp:docPr id="4" name="Picture 4"/>
@@ -9284,7 +9177,7 @@
         <w:keepNext/>
         <w:spacing w:line="480" w:lineRule="auto"/>
       </w:pPr>
-      <w:bookmarkStart w:id="27" w:name="_Toc239252510"/>
+      <w:bookmarkStart w:id="26" w:name="_Toc239253082"/>
       <w:r>
         <w:rPr>
           <w:b/>
@@ -9295,7 +9188,7 @@
         </w:rPr>
         <w:t>3.6 Use Case Diagram</w:t>
       </w:r>
-      <w:bookmarkEnd w:id="27"/>
+      <w:bookmarkEnd w:id="26"/>
     </w:p>
     <w:p>
       <w:pPr>
@@ -9352,7 +9245,7 @@
           <w:noProof/>
         </w:rPr>
         <w:drawing>
-          <wp:inline distT="0" distB="0" distL="0" distR="0" wp14:anchorId="15F2CA65" wp14:editId="1E4B2F54">
+          <wp:inline distT="0" distB="0" distL="0" distR="0" wp14:anchorId="78B5DA06" wp14:editId="737A0233">
             <wp:extent cx="5486400" cy="4702629"/>
             <wp:effectExtent l="0" t="0" r="0" b="0"/>
             <wp:docPr id="5" name="Picture 5"/>
@@ -9406,7 +9299,7 @@
         <w:keepNext/>
         <w:spacing w:line="480" w:lineRule="auto"/>
       </w:pPr>
-      <w:bookmarkStart w:id="28" w:name="_Toc239252511"/>
+      <w:bookmarkStart w:id="27" w:name="_Toc239253083"/>
       <w:r>
         <w:rPr>
           <w:b/>
@@ -9418,7 +9311,7 @@
         <w:lastRenderedPageBreak/>
         <w:t>3.7 Data Flow Diagram</w:t>
       </w:r>
-      <w:bookmarkEnd w:id="28"/>
+      <w:bookmarkEnd w:id="27"/>
     </w:p>
     <w:p>
       <w:pPr>
@@ -9426,7 +9319,7 @@
         <w:keepNext/>
         <w:spacing w:line="480" w:lineRule="auto"/>
       </w:pPr>
-      <w:bookmarkStart w:id="29" w:name="_Toc239252512"/>
+      <w:bookmarkStart w:id="28" w:name="_Toc239253084"/>
       <w:r>
         <w:rPr>
           <w:b/>
@@ -9436,7 +9329,7 @@
         </w:rPr>
         <w:t>3.7.1 Level 0: Context Diagram</w:t>
       </w:r>
-      <w:bookmarkEnd w:id="29"/>
+      <w:bookmarkEnd w:id="28"/>
     </w:p>
     <w:p>
       <w:pPr>
@@ -9486,7 +9379,7 @@
           <w:noProof/>
         </w:rPr>
         <w:drawing>
-          <wp:inline distT="0" distB="0" distL="0" distR="0" wp14:anchorId="45636A8E" wp14:editId="11FB968A">
+          <wp:inline distT="0" distB="0" distL="0" distR="0" wp14:anchorId="2AB35FA1" wp14:editId="3E687C21">
             <wp:extent cx="5577840" cy="2114499"/>
             <wp:effectExtent l="0" t="0" r="0" b="0"/>
             <wp:docPr id="6" name="Picture 6"/>
@@ -9529,7 +9422,7 @@
         <w:keepNext/>
         <w:spacing w:line="480" w:lineRule="auto"/>
       </w:pPr>
-      <w:bookmarkStart w:id="30" w:name="_Toc239252513"/>
+      <w:bookmarkStart w:id="29" w:name="_Toc239253085"/>
       <w:r>
         <w:rPr>
           <w:b/>
@@ -9539,7 +9432,7 @@
         </w:rPr>
         <w:t>3.7.2 Level 1: Detailed Data Flow Diagram</w:t>
       </w:r>
-      <w:bookmarkEnd w:id="30"/>
+      <w:bookmarkEnd w:id="29"/>
     </w:p>
     <w:p>
       <w:pPr>
@@ -9590,7 +9483,7 @@
           <w:noProof/>
         </w:rPr>
         <w:drawing>
-          <wp:inline distT="0" distB="0" distL="0" distR="0" wp14:anchorId="7BCAF483" wp14:editId="34133143">
+          <wp:inline distT="0" distB="0" distL="0" distR="0" wp14:anchorId="496ED342" wp14:editId="3BAB5994">
             <wp:extent cx="5577840" cy="4820912"/>
             <wp:effectExtent l="0" t="0" r="0" b="0"/>
             <wp:docPr id="7" name="Picture 7"/>
@@ -9645,7 +9538,7 @@
         <w:keepNext/>
         <w:spacing w:line="480" w:lineRule="auto"/>
       </w:pPr>
-      <w:bookmarkStart w:id="31" w:name="_Toc239252514"/>
+      <w:bookmarkStart w:id="30" w:name="_Toc239253086"/>
       <w:r>
         <w:rPr>
           <w:b/>
@@ -9656,7 +9549,7 @@
         </w:rPr>
         <w:t>3.8 Entity Relationship Diagram</w:t>
       </w:r>
-      <w:bookmarkEnd w:id="31"/>
+      <w:bookmarkEnd w:id="30"/>
     </w:p>
     <w:p>
       <w:pPr>
@@ -9707,7 +9600,7 @@
           <w:noProof/>
         </w:rPr>
         <w:drawing>
-          <wp:inline distT="0" distB="0" distL="0" distR="0" wp14:anchorId="5F55B1ED" wp14:editId="7597C216">
+          <wp:inline distT="0" distB="0" distL="0" distR="0" wp14:anchorId="37984AFF" wp14:editId="6881F65F">
             <wp:extent cx="5303520" cy="6584179"/>
             <wp:effectExtent l="0" t="0" r="0" b="0"/>
             <wp:docPr id="8" name="Picture 8"/>
@@ -9792,7 +9685,7 @@
         <w:spacing w:line="480" w:lineRule="auto"/>
         <w:jc w:val="center"/>
       </w:pPr>
-      <w:bookmarkStart w:id="32" w:name="_Toc239252515"/>
+      <w:bookmarkStart w:id="31" w:name="_Toc239253087"/>
       <w:r>
         <w:rPr>
           <w:b/>
@@ -9804,7 +9697,7 @@
         <w:lastRenderedPageBreak/>
         <w:t>Chapter 4: Implementation Plan</w:t>
       </w:r>
-      <w:bookmarkEnd w:id="32"/>
+      <w:bookmarkEnd w:id="31"/>
     </w:p>
     <w:p>
       <w:pPr>
@@ -9823,7 +9716,7 @@
         <w:keepNext/>
         <w:spacing w:line="480" w:lineRule="auto"/>
       </w:pPr>
-      <w:bookmarkStart w:id="33" w:name="_Toc239252516"/>
+      <w:bookmarkStart w:id="32" w:name="_Toc239253088"/>
       <w:r>
         <w:rPr>
           <w:b/>
@@ -9834,7 +9727,7 @@
         </w:rPr>
         <w:t>4.1 Hardware and Software Requirements</w:t>
       </w:r>
-      <w:bookmarkEnd w:id="33"/>
+      <w:bookmarkEnd w:id="32"/>
     </w:p>
     <w:p>
       <w:pPr>
@@ -10509,7 +10402,7 @@
         <w:keepNext/>
         <w:spacing w:line="480" w:lineRule="auto"/>
       </w:pPr>
-      <w:bookmarkStart w:id="34" w:name="_Toc239252517"/>
+      <w:bookmarkStart w:id="33" w:name="_Toc239253089"/>
       <w:r>
         <w:rPr>
           <w:b/>
@@ -10520,7 +10413,7 @@
         </w:rPr>
         <w:t>4.2 Proposed Technology Stack</w:t>
       </w:r>
-      <w:bookmarkEnd w:id="34"/>
+      <w:bookmarkEnd w:id="33"/>
     </w:p>
     <w:p>
       <w:pPr>
@@ -10878,7 +10771,7 @@
         <w:keepNext/>
         <w:spacing w:line="480" w:lineRule="auto"/>
       </w:pPr>
-      <w:bookmarkStart w:id="35" w:name="_Toc239252518"/>
+      <w:bookmarkStart w:id="34" w:name="_Toc239253090"/>
       <w:r>
         <w:rPr>
           <w:b/>
@@ -10889,7 +10782,7 @@
         </w:rPr>
         <w:t>4.3 Proposed Testing and Development Approach</w:t>
       </w:r>
-      <w:bookmarkEnd w:id="35"/>
+      <w:bookmarkEnd w:id="34"/>
     </w:p>
     <w:p>
       <w:pPr>
@@ -11181,7 +11074,7 @@
         <w:spacing w:line="480" w:lineRule="auto"/>
         <w:jc w:val="center"/>
       </w:pPr>
-      <w:bookmarkStart w:id="36" w:name="_Toc239252519"/>
+      <w:bookmarkStart w:id="35" w:name="_Toc239253091"/>
       <w:r>
         <w:rPr>
           <w:b/>
@@ -11193,7 +11086,7 @@
         <w:lastRenderedPageBreak/>
         <w:t>Chapter 5: Expected Outcomes</w:t>
       </w:r>
-      <w:bookmarkEnd w:id="36"/>
+      <w:bookmarkEnd w:id="35"/>
     </w:p>
     <w:p>
       <w:pPr>
@@ -11212,7 +11105,7 @@
         <w:keepNext/>
         <w:spacing w:line="480" w:lineRule="auto"/>
       </w:pPr>
-      <w:bookmarkStart w:id="37" w:name="_Toc239252520"/>
+      <w:bookmarkStart w:id="36" w:name="_Toc239253092"/>
       <w:r>
         <w:rPr>
           <w:b/>
@@ -11223,7 +11116,7 @@
         </w:rPr>
         <w:t>5.1 Expected System Deliverables</w:t>
       </w:r>
-      <w:bookmarkEnd w:id="37"/>
+      <w:bookmarkEnd w:id="36"/>
     </w:p>
     <w:p>
       <w:pPr>
@@ -11390,7 +11283,7 @@
         <w:keepNext/>
         <w:spacing w:line="480" w:lineRule="auto"/>
       </w:pPr>
-      <w:bookmarkStart w:id="38" w:name="_Toc239252521"/>
+      <w:bookmarkStart w:id="37" w:name="_Toc239253093"/>
       <w:r>
         <w:rPr>
           <w:b/>
@@ -11402,7 +11295,7 @@
         <w:lastRenderedPageBreak/>
         <w:t>5.2 Expected System Features and Benefits</w:t>
       </w:r>
-      <w:bookmarkEnd w:id="38"/>
+      <w:bookmarkEnd w:id="37"/>
     </w:p>
     <w:p>
       <w:pPr>
@@ -11490,7 +11383,7 @@
         <w:spacing w:line="480" w:lineRule="auto"/>
         <w:jc w:val="center"/>
       </w:pPr>
-      <w:bookmarkStart w:id="39" w:name="_Toc239252522"/>
+      <w:bookmarkStart w:id="38" w:name="_Toc239253094"/>
       <w:r>
         <w:rPr>
           <w:b/>
@@ -11502,7 +11395,7 @@
         <w:lastRenderedPageBreak/>
         <w:t>References</w:t>
       </w:r>
-      <w:bookmarkEnd w:id="39"/>
+      <w:bookmarkEnd w:id="38"/>
     </w:p>
     <w:p>
       <w:pPr>
@@ -11839,9 +11732,9 @@
 <file path=word/numbering.xml><?xml version="1.0" encoding="utf-8"?>
 <w:numbering xmlns:wpc="http://schemas.microsoft.com/office/word/2010/wordprocessingCanvas" xmlns:cx="http://schemas.microsoft.com/office/drawing/2014/chartex" xmlns:cx1="http://schemas.microsoft.com/office/drawing/2015/9/8/chartex" xmlns:cx2="http://schemas.microsoft.com/office/drawing/2015/10/21/chartex" xmlns:cx3="http://schemas.microsoft.com/office/drawing/2016/5/9/chartex" xmlns:cx4="http://schemas.microsoft.com/office/drawing/2016/5/10/chartex" xmlns:cx5="http://schemas.microsoft.com/office/drawing/2016/5/11/chartex" xmlns:cx6="http://schemas.microsoft.com/office/drawing/2016/5/12/chartex" xmlns:cx7="http://schemas.microsoft.com/office/drawing/2016/5/13/chartex" xmlns:cx8="http://schemas.microsoft.com/office/drawing/2016/5/14/chartex" xmlns:mc="http://schemas.openxmlformats.org/markup-compatibility/2006" xmlns:aink="http://schemas.microsoft.com/office/drawing/2016/ink" xmlns:am3d="http://schemas.microsoft.com/office/drawing/2017/model3d" xmlns:o="urn:schemas-microsoft-com:office:office" xmlns:oel="http://schemas.microsoft.com/office/2019/extlst" xmlns:r="http://schemas.openxmlformats.org/officeDocument/2006/relationships" xmlns:m="http://schemas.openxmlformats.org/officeDocument/2006/math" xmlns:v="urn:schemas-microsoft-com:vml" xmlns:wp14="http://schemas.microsoft.com/office/word/2010/wordprocessingDrawing" xmlns:wp="http://schemas.openxmlformats.org/drawingml/2006/wordprocessingDrawing" xmlns:w10="urn:schemas-microsoft-com:office:word" xmlns:w="http://schemas.openxmlformats.org/wordprocessingml/2006/main" xmlns:w14="http://schemas.microsoft.com/office/word/2010/wordml" xmlns:w15="http://schemas.microsoft.com/office/word/2012/wordml" xmlns:w16cex="http://schemas.microsoft.com/office/word/2018/wordml/cex" xmlns:w16cid="http://schemas.microsoft.com/office/word/2016/wordml/cid" xmlns:w16="http://schemas.microsoft.com/office/word/2018/wordml" xmlns:w16du="http://schemas.microsoft.com/office/word/2023/wordml/word16du" xmlns:w16sdtdh="http://schemas.microsoft.com/office/word/2020/wordml/sdtdatahash" xmlns:w16sdtfl="http://schemas.microsoft.com/office/word/2024/wordml/sdtformatlock" xmlns:w16se="http://schemas.microsoft.com/office/word/2015/wordml/symex" xmlns:wpg="http://schemas.microsoft.com/office/word/2010/wordprocessingGroup" xmlns:wpi="http://schemas.microsoft.com/office/word/2010/wordprocessingInk" xmlns:wne="http://schemas.microsoft.com/office/word/2006/wordml" xmlns:wps="http://schemas.microsoft.com/office/word/2010/wordprocessingShape" mc:Ignorable="w14 w15 w16se w16cid w16 w16cex w16sdtdh w16sdtfl w16du wp14">
   <w:abstractNum w:abstractNumId="0" w15:restartNumberingAfterBreak="0">
-    <w:nsid w:val="06546D4C"/>
+    <w:nsid w:val="5BF33269"/>
     <w:multiLevelType w:val="multilevel"/>
-    <w:tmpl w:val="9A764684"/>
+    <w:tmpl w:val="238ADC9A"/>
     <w:lvl w:ilvl="0">
       <w:start w:val="1"/>
       <w:numFmt w:val="bullet"/>
@@ -11924,9 +11817,9 @@
     </w:lvl>
   </w:abstractNum>
   <w:abstractNum w:abstractNumId="1" w15:restartNumberingAfterBreak="0">
-    <w:nsid w:val="4BC878DB"/>
+    <w:nsid w:val="6C2A5E41"/>
     <w:multiLevelType w:val="multilevel"/>
-    <w:tmpl w:val="F2D6C2A0"/>
+    <w:tmpl w:val="2960CE6C"/>
     <w:lvl w:ilvl="0">
       <w:start w:val="1"/>
       <w:numFmt w:val="decimal"/>
@@ -12004,10 +11897,10 @@
       </w:pPr>
     </w:lvl>
   </w:abstractNum>
-  <w:num w:numId="1" w16cid:durableId="1246110916">
+  <w:num w:numId="1" w16cid:durableId="824709946">
     <w:abstractNumId w:val="1"/>
   </w:num>
-  <w:num w:numId="2" w16cid:durableId="22094079">
+  <w:num w:numId="2" w16cid:durableId="1954360834">
     <w:abstractNumId w:val="0"/>
   </w:num>
 </w:numbering>
@@ -12945,7 +12838,7 @@
     <w:autoRedefine/>
     <w:uiPriority w:val="39"/>
     <w:unhideWhenUsed/>
-    <w:rsid w:val="006F504F"/>
+    <w:rsid w:val="0022277C"/>
     <w:pPr>
       <w:spacing w:after="100"/>
     </w:pPr>
@@ -12957,7 +12850,7 @@
     <w:autoRedefine/>
     <w:uiPriority w:val="39"/>
     <w:unhideWhenUsed/>
-    <w:rsid w:val="006F504F"/>
+    <w:rsid w:val="0022277C"/>
     <w:pPr>
       <w:spacing w:after="100"/>
       <w:ind w:left="240"/>
@@ -12970,7 +12863,7 @@
     <w:autoRedefine/>
     <w:uiPriority w:val="39"/>
     <w:unhideWhenUsed/>
-    <w:rsid w:val="006F504F"/>
+    <w:rsid w:val="0022277C"/>
     <w:pPr>
       <w:spacing w:after="100"/>
       <w:ind w:left="480"/>

--- a/docs/Kinyo_ProjectVI_Proposal.docx
+++ b/docs/Kinyo_ProjectVI_Proposal.docx
@@ -16,7 +16,7 @@
           <w:noProof/>
         </w:rPr>
         <w:drawing>
-          <wp:inline distT="0" distB="0" distL="0" distR="0" wp14:anchorId="7E37E408" wp14:editId="4133FA85">
+          <wp:inline distT="0" distB="0" distL="0" distR="0" wp14:anchorId="22D0EBDD" wp14:editId="43F53E2C">
             <wp:extent cx="1273012" cy="1114425"/>
             <wp:effectExtent l="0" t="0" r="0" b="0"/>
             <wp:docPr id="1" name="image1.png" descr="Purbanchal University logo"/>
@@ -232,6 +232,7 @@
         <w:jc w:val="center"/>
         <w:sectPr>
           <w:headerReference w:type="default" r:id="rId9"/>
+          <w:footerReference w:type="default" r:id="rId10"/>
           <w:pgSz w:w="12240" w:h="15840"/>
           <w:pgMar w:top="1440" w:right="1440" w:bottom="1440" w:left="1440" w:header="720" w:footer="720" w:gutter="0"/>
           <w:cols w:space="720"/>
@@ -251,12 +252,11 @@
         <w:spacing w:line="480" w:lineRule="auto"/>
         <w:jc w:val="center"/>
       </w:pPr>
-      <w:bookmarkStart w:id="0" w:name="_Toc239253056"/>
+      <w:bookmarkStart w:id="0" w:name="_Toc239253540"/>
       <w:r>
         <w:rPr>
           <w:b/>
           <w:color w:val="000000"/>
-          <w:sz w:val="24"/>
         </w:rPr>
         <w:lastRenderedPageBreak/>
         <w:t>Abstract</w:t>
@@ -316,13 +316,12 @@
         <w:spacing w:line="480" w:lineRule="auto"/>
         <w:jc w:val="center"/>
       </w:pPr>
-      <w:bookmarkStart w:id="1" w:name="_Toc239253057"/>
+      <w:bookmarkStart w:id="1" w:name="_Toc239253541"/>
       <w:r>
         <w:rPr>
           <w:b/>
           <w:bCs/>
           <w:color w:val="000000"/>
-          <w:sz w:val="24"/>
           <w:szCs w:val="24"/>
         </w:rPr>
         <w:lastRenderedPageBreak/>
@@ -353,7 +352,7 @@
       <w:r>
         <w:fldChar w:fldCharType="separate"/>
       </w:r>
-      <w:hyperlink w:anchor="_Toc239253056" w:history="1">
+      <w:hyperlink w:anchor="_Toc239253540" w:history="1">
         <w:r>
           <w:rPr>
             <w:rStyle w:val="Hyperlink"/>
@@ -381,7 +380,7 @@
             <w:noProof/>
             <w:webHidden/>
           </w:rPr>
-          <w:instrText xml:space="preserve"> PAGEREF _Toc239253056 \h </w:instrText>
+          <w:instrText xml:space="preserve"> PAGEREF _Toc239253540 \h </w:instrText>
         </w:r>
         <w:r>
           <w:rPr>
@@ -426,7 +425,7 @@
           <w14:ligatures w14:val="standardContextual"/>
         </w:rPr>
       </w:pPr>
-      <w:hyperlink w:anchor="_Toc239253057" w:history="1">
+      <w:hyperlink w:anchor="_Toc239253541" w:history="1">
         <w:r>
           <w:rPr>
             <w:rStyle w:val="Hyperlink"/>
@@ -455,7 +454,7 @@
             <w:noProof/>
             <w:webHidden/>
           </w:rPr>
-          <w:instrText xml:space="preserve"> PAGEREF _Toc239253057 \h </w:instrText>
+          <w:instrText xml:space="preserve"> PAGEREF _Toc239253541 \h </w:instrText>
         </w:r>
         <w:r>
           <w:rPr>
@@ -500,7 +499,7 @@
           <w14:ligatures w14:val="standardContextual"/>
         </w:rPr>
       </w:pPr>
-      <w:hyperlink w:anchor="_Toc239253058" w:history="1">
+      <w:hyperlink w:anchor="_Toc239253542" w:history="1">
         <w:r>
           <w:rPr>
             <w:rStyle w:val="Hyperlink"/>
@@ -529,7 +528,7 @@
             <w:noProof/>
             <w:webHidden/>
           </w:rPr>
-          <w:instrText xml:space="preserve"> PAGEREF _Toc239253058 \h </w:instrText>
+          <w:instrText xml:space="preserve"> PAGEREF _Toc239253542 \h </w:instrText>
         </w:r>
         <w:r>
           <w:rPr>
@@ -574,7 +573,7 @@
           <w14:ligatures w14:val="standardContextual"/>
         </w:rPr>
       </w:pPr>
-      <w:hyperlink w:anchor="_Toc239253059" w:history="1">
+      <w:hyperlink w:anchor="_Toc239253543" w:history="1">
         <w:r>
           <w:rPr>
             <w:rStyle w:val="Hyperlink"/>
@@ -603,7 +602,7 @@
             <w:noProof/>
             <w:webHidden/>
           </w:rPr>
-          <w:instrText xml:space="preserve"> PAGEREF _Toc239253059 \h </w:instrText>
+          <w:instrText xml:space="preserve"> PAGEREF _Toc239253543 \h </w:instrText>
         </w:r>
         <w:r>
           <w:rPr>
@@ -648,7 +647,7 @@
           <w14:ligatures w14:val="standardContextual"/>
         </w:rPr>
       </w:pPr>
-      <w:hyperlink w:anchor="_Toc239253060" w:history="1">
+      <w:hyperlink w:anchor="_Toc239253544" w:history="1">
         <w:r>
           <w:rPr>
             <w:rStyle w:val="Hyperlink"/>
@@ -677,7 +676,7 @@
             <w:noProof/>
             <w:webHidden/>
           </w:rPr>
-          <w:instrText xml:space="preserve"> PAGEREF _Toc239253060 \h </w:instrText>
+          <w:instrText xml:space="preserve"> PAGEREF _Toc239253544 \h </w:instrText>
         </w:r>
         <w:r>
           <w:rPr>
@@ -722,7 +721,7 @@
           <w14:ligatures w14:val="standardContextual"/>
         </w:rPr>
       </w:pPr>
-      <w:hyperlink w:anchor="_Toc239253061" w:history="1">
+      <w:hyperlink w:anchor="_Toc239253545" w:history="1">
         <w:r>
           <w:rPr>
             <w:rStyle w:val="Hyperlink"/>
@@ -751,7 +750,7 @@
             <w:noProof/>
             <w:webHidden/>
           </w:rPr>
-          <w:instrText xml:space="preserve"> PAGEREF _Toc239253061 \h </w:instrText>
+          <w:instrText xml:space="preserve"> PAGEREF _Toc239253545 \h </w:instrText>
         </w:r>
         <w:r>
           <w:rPr>
@@ -796,7 +795,7 @@
           <w14:ligatures w14:val="standardContextual"/>
         </w:rPr>
       </w:pPr>
-      <w:hyperlink w:anchor="_Toc239253062" w:history="1">
+      <w:hyperlink w:anchor="_Toc239253546" w:history="1">
         <w:r>
           <w:rPr>
             <w:rStyle w:val="Hyperlink"/>
@@ -825,7 +824,7 @@
             <w:noProof/>
             <w:webHidden/>
           </w:rPr>
-          <w:instrText xml:space="preserve"> PAGEREF _Toc239253062 \h </w:instrText>
+          <w:instrText xml:space="preserve"> PAGEREF _Toc239253546 \h </w:instrText>
         </w:r>
         <w:r>
           <w:rPr>
@@ -870,7 +869,7 @@
           <w14:ligatures w14:val="standardContextual"/>
         </w:rPr>
       </w:pPr>
-      <w:hyperlink w:anchor="_Toc239253063" w:history="1">
+      <w:hyperlink w:anchor="_Toc239253547" w:history="1">
         <w:r>
           <w:rPr>
             <w:rStyle w:val="Hyperlink"/>
@@ -899,7 +898,7 @@
             <w:noProof/>
             <w:webHidden/>
           </w:rPr>
-          <w:instrText xml:space="preserve"> PAGEREF _Toc239253063 \h </w:instrText>
+          <w:instrText xml:space="preserve"> PAGEREF _Toc239253547 \h </w:instrText>
         </w:r>
         <w:r>
           <w:rPr>
@@ -944,7 +943,7 @@
           <w14:ligatures w14:val="standardContextual"/>
         </w:rPr>
       </w:pPr>
-      <w:hyperlink w:anchor="_Toc239253064" w:history="1">
+      <w:hyperlink w:anchor="_Toc239253548" w:history="1">
         <w:r>
           <w:rPr>
             <w:rStyle w:val="Hyperlink"/>
@@ -974,7 +973,7 @@
             <w:noProof/>
             <w:webHidden/>
           </w:rPr>
-          <w:instrText xml:space="preserve"> PAGEREF _Toc239253064 \h </w:instrText>
+          <w:instrText xml:space="preserve"> PAGEREF _Toc239253548 \h </w:instrText>
         </w:r>
         <w:r>
           <w:rPr>
@@ -1019,7 +1018,7 @@
           <w14:ligatures w14:val="standardContextual"/>
         </w:rPr>
       </w:pPr>
-      <w:hyperlink w:anchor="_Toc239253065" w:history="1">
+      <w:hyperlink w:anchor="_Toc239253549" w:history="1">
         <w:r>
           <w:rPr>
             <w:rStyle w:val="Hyperlink"/>
@@ -1049,7 +1048,7 @@
             <w:noProof/>
             <w:webHidden/>
           </w:rPr>
-          <w:instrText xml:space="preserve"> PAGEREF _Toc239253065 \h </w:instrText>
+          <w:instrText xml:space="preserve"> PAGEREF _Toc239253549 \h </w:instrText>
         </w:r>
         <w:r>
           <w:rPr>
@@ -1094,7 +1093,7 @@
           <w14:ligatures w14:val="standardContextual"/>
         </w:rPr>
       </w:pPr>
-      <w:hyperlink w:anchor="_Toc239253066" w:history="1">
+      <w:hyperlink w:anchor="_Toc239253550" w:history="1">
         <w:r>
           <w:rPr>
             <w:rStyle w:val="Hyperlink"/>
@@ -1123,7 +1122,7 @@
             <w:noProof/>
             <w:webHidden/>
           </w:rPr>
-          <w:instrText xml:space="preserve"> PAGEREF _Toc239253066 \h </w:instrText>
+          <w:instrText xml:space="preserve"> PAGEREF _Toc239253550 \h </w:instrText>
         </w:r>
         <w:r>
           <w:rPr>
@@ -1168,7 +1167,7 @@
           <w14:ligatures w14:val="standardContextual"/>
         </w:rPr>
       </w:pPr>
-      <w:hyperlink w:anchor="_Toc239253067" w:history="1">
+      <w:hyperlink w:anchor="_Toc239253551" w:history="1">
         <w:r>
           <w:rPr>
             <w:rStyle w:val="Hyperlink"/>
@@ -1197,7 +1196,7 @@
             <w:noProof/>
             <w:webHidden/>
           </w:rPr>
-          <w:instrText xml:space="preserve"> PAGEREF _Toc239253067 \h </w:instrText>
+          <w:instrText xml:space="preserve"> PAGEREF _Toc239253551 \h </w:instrText>
         </w:r>
         <w:r>
           <w:rPr>
@@ -1242,7 +1241,7 @@
           <w14:ligatures w14:val="standardContextual"/>
         </w:rPr>
       </w:pPr>
-      <w:hyperlink w:anchor="_Toc239253068" w:history="1">
+      <w:hyperlink w:anchor="_Toc239253552" w:history="1">
         <w:r>
           <w:rPr>
             <w:rStyle w:val="Hyperlink"/>
@@ -1271,7 +1270,7 @@
             <w:noProof/>
             <w:webHidden/>
           </w:rPr>
-          <w:instrText xml:space="preserve"> PAGEREF _Toc239253068 \h </w:instrText>
+          <w:instrText xml:space="preserve"> PAGEREF _Toc239253552 \h </w:instrText>
         </w:r>
         <w:r>
           <w:rPr>
@@ -1316,7 +1315,7 @@
           <w14:ligatures w14:val="standardContextual"/>
         </w:rPr>
       </w:pPr>
-      <w:hyperlink w:anchor="_Toc239253069" w:history="1">
+      <w:hyperlink w:anchor="_Toc239253553" w:history="1">
         <w:r>
           <w:rPr>
             <w:rStyle w:val="Hyperlink"/>
@@ -1345,7 +1344,7 @@
             <w:noProof/>
             <w:webHidden/>
           </w:rPr>
-          <w:instrText xml:space="preserve"> PAGEREF _Toc239253069 \h </w:instrText>
+          <w:instrText xml:space="preserve"> PAGEREF _Toc239253553 \h </w:instrText>
         </w:r>
         <w:r>
           <w:rPr>
@@ -1390,7 +1389,7 @@
           <w14:ligatures w14:val="standardContextual"/>
         </w:rPr>
       </w:pPr>
-      <w:hyperlink w:anchor="_Toc239253070" w:history="1">
+      <w:hyperlink w:anchor="_Toc239253554" w:history="1">
         <w:r>
           <w:rPr>
             <w:rStyle w:val="Hyperlink"/>
@@ -1419,7 +1418,7 @@
             <w:noProof/>
             <w:webHidden/>
           </w:rPr>
-          <w:instrText xml:space="preserve"> PAGEREF _Toc239253070 \h </w:instrText>
+          <w:instrText xml:space="preserve"> PAGEREF _Toc239253554 \h </w:instrText>
         </w:r>
         <w:r>
           <w:rPr>
@@ -1464,7 +1463,7 @@
           <w14:ligatures w14:val="standardContextual"/>
         </w:rPr>
       </w:pPr>
-      <w:hyperlink w:anchor="_Toc239253071" w:history="1">
+      <w:hyperlink w:anchor="_Toc239253555" w:history="1">
         <w:r>
           <w:rPr>
             <w:rStyle w:val="Hyperlink"/>
@@ -1493,7 +1492,7 @@
             <w:noProof/>
             <w:webHidden/>
           </w:rPr>
-          <w:instrText xml:space="preserve"> PAGEREF _Toc239253071 \h </w:instrText>
+          <w:instrText xml:space="preserve"> PAGEREF _Toc239253555 \h </w:instrText>
         </w:r>
         <w:r>
           <w:rPr>
@@ -1538,7 +1537,7 @@
           <w14:ligatures w14:val="standardContextual"/>
         </w:rPr>
       </w:pPr>
-      <w:hyperlink w:anchor="_Toc239253072" w:history="1">
+      <w:hyperlink w:anchor="_Toc239253556" w:history="1">
         <w:r>
           <w:rPr>
             <w:rStyle w:val="Hyperlink"/>
@@ -1567,7 +1566,7 @@
             <w:noProof/>
             <w:webHidden/>
           </w:rPr>
-          <w:instrText xml:space="preserve"> PAGEREF _Toc239253072 \h </w:instrText>
+          <w:instrText xml:space="preserve"> PAGEREF _Toc239253556 \h </w:instrText>
         </w:r>
         <w:r>
           <w:rPr>
@@ -1612,7 +1611,7 @@
           <w14:ligatures w14:val="standardContextual"/>
         </w:rPr>
       </w:pPr>
-      <w:hyperlink w:anchor="_Toc239253073" w:history="1">
+      <w:hyperlink w:anchor="_Toc239253557" w:history="1">
         <w:r>
           <w:rPr>
             <w:rStyle w:val="Hyperlink"/>
@@ -1641,7 +1640,7 @@
             <w:noProof/>
             <w:webHidden/>
           </w:rPr>
-          <w:instrText xml:space="preserve"> PAGEREF _Toc239253073 \h </w:instrText>
+          <w:instrText xml:space="preserve"> PAGEREF _Toc239253557 \h </w:instrText>
         </w:r>
         <w:r>
           <w:rPr>
@@ -1686,7 +1685,7 @@
           <w14:ligatures w14:val="standardContextual"/>
         </w:rPr>
       </w:pPr>
-      <w:hyperlink w:anchor="_Toc239253074" w:history="1">
+      <w:hyperlink w:anchor="_Toc239253558" w:history="1">
         <w:r>
           <w:rPr>
             <w:rStyle w:val="Hyperlink"/>
@@ -1715,7 +1714,7 @@
             <w:noProof/>
             <w:webHidden/>
           </w:rPr>
-          <w:instrText xml:space="preserve"> PAGEREF _Toc239253074 \h </w:instrText>
+          <w:instrText xml:space="preserve"> PAGEREF _Toc239253558 \h </w:instrText>
         </w:r>
         <w:r>
           <w:rPr>
@@ -1760,7 +1759,7 @@
           <w14:ligatures w14:val="standardContextual"/>
         </w:rPr>
       </w:pPr>
-      <w:hyperlink w:anchor="_Toc239253075" w:history="1">
+      <w:hyperlink w:anchor="_Toc239253559" w:history="1">
         <w:r>
           <w:rPr>
             <w:rStyle w:val="Hyperlink"/>
@@ -1789,7 +1788,7 @@
             <w:noProof/>
             <w:webHidden/>
           </w:rPr>
-          <w:instrText xml:space="preserve"> PAGEREF _Toc239253075 \h </w:instrText>
+          <w:instrText xml:space="preserve"> PAGEREF _Toc239253559 \h </w:instrText>
         </w:r>
         <w:r>
           <w:rPr>
@@ -1834,7 +1833,7 @@
           <w14:ligatures w14:val="standardContextual"/>
         </w:rPr>
       </w:pPr>
-      <w:hyperlink w:anchor="_Toc239253076" w:history="1">
+      <w:hyperlink w:anchor="_Toc239253560" w:history="1">
         <w:r>
           <w:rPr>
             <w:rStyle w:val="Hyperlink"/>
@@ -1863,7 +1862,7 @@
             <w:noProof/>
             <w:webHidden/>
           </w:rPr>
-          <w:instrText xml:space="preserve"> PAGEREF _Toc239253076 \h </w:instrText>
+          <w:instrText xml:space="preserve"> PAGEREF _Toc239253560 \h </w:instrText>
         </w:r>
         <w:r>
           <w:rPr>
@@ -1908,7 +1907,7 @@
           <w14:ligatures w14:val="standardContextual"/>
         </w:rPr>
       </w:pPr>
-      <w:hyperlink w:anchor="_Toc239253077" w:history="1">
+      <w:hyperlink w:anchor="_Toc239253561" w:history="1">
         <w:r>
           <w:rPr>
             <w:rStyle w:val="Hyperlink"/>
@@ -1937,7 +1936,7 @@
             <w:noProof/>
             <w:webHidden/>
           </w:rPr>
-          <w:instrText xml:space="preserve"> PAGEREF _Toc239253077 \h </w:instrText>
+          <w:instrText xml:space="preserve"> PAGEREF _Toc239253561 \h </w:instrText>
         </w:r>
         <w:r>
           <w:rPr>
@@ -1982,7 +1981,7 @@
           <w14:ligatures w14:val="standardContextual"/>
         </w:rPr>
       </w:pPr>
-      <w:hyperlink w:anchor="_Toc239253078" w:history="1">
+      <w:hyperlink w:anchor="_Toc239253562" w:history="1">
         <w:r>
           <w:rPr>
             <w:rStyle w:val="Hyperlink"/>
@@ -2010,7 +2009,7 @@
             <w:noProof/>
             <w:webHidden/>
           </w:rPr>
-          <w:instrText xml:space="preserve"> PAGEREF _Toc239253078 \h </w:instrText>
+          <w:instrText xml:space="preserve"> PAGEREF _Toc239253562 \h </w:instrText>
         </w:r>
         <w:r>
           <w:rPr>
@@ -2055,7 +2054,7 @@
           <w14:ligatures w14:val="standardContextual"/>
         </w:rPr>
       </w:pPr>
-      <w:hyperlink w:anchor="_Toc239253079" w:history="1">
+      <w:hyperlink w:anchor="_Toc239253563" w:history="1">
         <w:r>
           <w:rPr>
             <w:rStyle w:val="Hyperlink"/>
@@ -2083,7 +2082,7 @@
             <w:noProof/>
             <w:webHidden/>
           </w:rPr>
-          <w:instrText xml:space="preserve"> PAGEREF _Toc239253079 \h </w:instrText>
+          <w:instrText xml:space="preserve"> PAGEREF _Toc239253563 \h </w:instrText>
         </w:r>
         <w:r>
           <w:rPr>
@@ -2128,7 +2127,7 @@
           <w14:ligatures w14:val="standardContextual"/>
         </w:rPr>
       </w:pPr>
-      <w:hyperlink w:anchor="_Toc239253080" w:history="1">
+      <w:hyperlink w:anchor="_Toc239253564" w:history="1">
         <w:r>
           <w:rPr>
             <w:rStyle w:val="Hyperlink"/>
@@ -2156,7 +2155,7 @@
             <w:noProof/>
             <w:webHidden/>
           </w:rPr>
-          <w:instrText xml:space="preserve"> PAGEREF _Toc239253080 \h </w:instrText>
+          <w:instrText xml:space="preserve"> PAGEREF _Toc239253564 \h </w:instrText>
         </w:r>
         <w:r>
           <w:rPr>
@@ -2201,7 +2200,7 @@
           <w14:ligatures w14:val="standardContextual"/>
         </w:rPr>
       </w:pPr>
-      <w:hyperlink w:anchor="_Toc239253081" w:history="1">
+      <w:hyperlink w:anchor="_Toc239253565" w:history="1">
         <w:r>
           <w:rPr>
             <w:rStyle w:val="Hyperlink"/>
@@ -2230,7 +2229,7 @@
             <w:noProof/>
             <w:webHidden/>
           </w:rPr>
-          <w:instrText xml:space="preserve"> PAGEREF _Toc239253081 \h </w:instrText>
+          <w:instrText xml:space="preserve"> PAGEREF _Toc239253565 \h </w:instrText>
         </w:r>
         <w:r>
           <w:rPr>
@@ -2275,7 +2274,7 @@
           <w14:ligatures w14:val="standardContextual"/>
         </w:rPr>
       </w:pPr>
-      <w:hyperlink w:anchor="_Toc239253082" w:history="1">
+      <w:hyperlink w:anchor="_Toc239253566" w:history="1">
         <w:r>
           <w:rPr>
             <w:rStyle w:val="Hyperlink"/>
@@ -2304,7 +2303,7 @@
             <w:noProof/>
             <w:webHidden/>
           </w:rPr>
-          <w:instrText xml:space="preserve"> PAGEREF _Toc239253082 \h </w:instrText>
+          <w:instrText xml:space="preserve"> PAGEREF _Toc239253566 \h </w:instrText>
         </w:r>
         <w:r>
           <w:rPr>
@@ -2349,7 +2348,7 @@
           <w14:ligatures w14:val="standardContextual"/>
         </w:rPr>
       </w:pPr>
-      <w:hyperlink w:anchor="_Toc239253083" w:history="1">
+      <w:hyperlink w:anchor="_Toc239253567" w:history="1">
         <w:r>
           <w:rPr>
             <w:rStyle w:val="Hyperlink"/>
@@ -2378,7 +2377,7 @@
             <w:noProof/>
             <w:webHidden/>
           </w:rPr>
-          <w:instrText xml:space="preserve"> PAGEREF _Toc239253083 \h </w:instrText>
+          <w:instrText xml:space="preserve"> PAGEREF _Toc239253567 \h </w:instrText>
         </w:r>
         <w:r>
           <w:rPr>
@@ -2423,7 +2422,7 @@
           <w14:ligatures w14:val="standardContextual"/>
         </w:rPr>
       </w:pPr>
-      <w:hyperlink w:anchor="_Toc239253084" w:history="1">
+      <w:hyperlink w:anchor="_Toc239253568" w:history="1">
         <w:r>
           <w:rPr>
             <w:rStyle w:val="Hyperlink"/>
@@ -2453,7 +2452,7 @@
             <w:noProof/>
             <w:webHidden/>
           </w:rPr>
-          <w:instrText xml:space="preserve"> PAGEREF _Toc239253084 \h </w:instrText>
+          <w:instrText xml:space="preserve"> PAGEREF _Toc239253568 \h </w:instrText>
         </w:r>
         <w:r>
           <w:rPr>
@@ -2498,7 +2497,7 @@
           <w14:ligatures w14:val="standardContextual"/>
         </w:rPr>
       </w:pPr>
-      <w:hyperlink w:anchor="_Toc239253085" w:history="1">
+      <w:hyperlink w:anchor="_Toc239253569" w:history="1">
         <w:r>
           <w:rPr>
             <w:rStyle w:val="Hyperlink"/>
@@ -2528,7 +2527,7 @@
             <w:noProof/>
             <w:webHidden/>
           </w:rPr>
-          <w:instrText xml:space="preserve"> PAGEREF _Toc239253085 \h </w:instrText>
+          <w:instrText xml:space="preserve"> PAGEREF _Toc239253569 \h </w:instrText>
         </w:r>
         <w:r>
           <w:rPr>
@@ -2573,7 +2572,7 @@
           <w14:ligatures w14:val="standardContextual"/>
         </w:rPr>
       </w:pPr>
-      <w:hyperlink w:anchor="_Toc239253086" w:history="1">
+      <w:hyperlink w:anchor="_Toc239253570" w:history="1">
         <w:r>
           <w:rPr>
             <w:rStyle w:val="Hyperlink"/>
@@ -2602,7 +2601,7 @@
             <w:noProof/>
             <w:webHidden/>
           </w:rPr>
-          <w:instrText xml:space="preserve"> PAGEREF _Toc239253086 \h </w:instrText>
+          <w:instrText xml:space="preserve"> PAGEREF _Toc239253570 \h </w:instrText>
         </w:r>
         <w:r>
           <w:rPr>
@@ -2647,7 +2646,7 @@
           <w14:ligatures w14:val="standardContextual"/>
         </w:rPr>
       </w:pPr>
-      <w:hyperlink w:anchor="_Toc239253087" w:history="1">
+      <w:hyperlink w:anchor="_Toc239253571" w:history="1">
         <w:r>
           <w:rPr>
             <w:rStyle w:val="Hyperlink"/>
@@ -2676,7 +2675,7 @@
             <w:noProof/>
             <w:webHidden/>
           </w:rPr>
-          <w:instrText xml:space="preserve"> PAGEREF _Toc239253087 \h </w:instrText>
+          <w:instrText xml:space="preserve"> PAGEREF _Toc239253571 \h </w:instrText>
         </w:r>
         <w:r>
           <w:rPr>
@@ -2721,7 +2720,7 @@
           <w14:ligatures w14:val="standardContextual"/>
         </w:rPr>
       </w:pPr>
-      <w:hyperlink w:anchor="_Toc239253088" w:history="1">
+      <w:hyperlink w:anchor="_Toc239253572" w:history="1">
         <w:r>
           <w:rPr>
             <w:rStyle w:val="Hyperlink"/>
@@ -2750,7 +2749,7 @@
             <w:noProof/>
             <w:webHidden/>
           </w:rPr>
-          <w:instrText xml:space="preserve"> PAGEREF _Toc239253088 \h </w:instrText>
+          <w:instrText xml:space="preserve"> PAGEREF _Toc239253572 \h </w:instrText>
         </w:r>
         <w:r>
           <w:rPr>
@@ -2795,7 +2794,7 @@
           <w14:ligatures w14:val="standardContextual"/>
         </w:rPr>
       </w:pPr>
-      <w:hyperlink w:anchor="_Toc239253089" w:history="1">
+      <w:hyperlink w:anchor="_Toc239253573" w:history="1">
         <w:r>
           <w:rPr>
             <w:rStyle w:val="Hyperlink"/>
@@ -2824,7 +2823,7 @@
             <w:noProof/>
             <w:webHidden/>
           </w:rPr>
-          <w:instrText xml:space="preserve"> PAGEREF _Toc239253089 \h </w:instrText>
+          <w:instrText xml:space="preserve"> PAGEREF _Toc239253573 \h </w:instrText>
         </w:r>
         <w:r>
           <w:rPr>
@@ -2869,7 +2868,7 @@
           <w14:ligatures w14:val="standardContextual"/>
         </w:rPr>
       </w:pPr>
-      <w:hyperlink w:anchor="_Toc239253090" w:history="1">
+      <w:hyperlink w:anchor="_Toc239253574" w:history="1">
         <w:r>
           <w:rPr>
             <w:rStyle w:val="Hyperlink"/>
@@ -2898,7 +2897,7 @@
             <w:noProof/>
             <w:webHidden/>
           </w:rPr>
-          <w:instrText xml:space="preserve"> PAGEREF _Toc239253090 \h </w:instrText>
+          <w:instrText xml:space="preserve"> PAGEREF _Toc239253574 \h </w:instrText>
         </w:r>
         <w:r>
           <w:rPr>
@@ -2943,7 +2942,7 @@
           <w14:ligatures w14:val="standardContextual"/>
         </w:rPr>
       </w:pPr>
-      <w:hyperlink w:anchor="_Toc239253091" w:history="1">
+      <w:hyperlink w:anchor="_Toc239253575" w:history="1">
         <w:r>
           <w:rPr>
             <w:rStyle w:val="Hyperlink"/>
@@ -2972,7 +2971,7 @@
             <w:noProof/>
             <w:webHidden/>
           </w:rPr>
-          <w:instrText xml:space="preserve"> PAGEREF _Toc239253091 \h </w:instrText>
+          <w:instrText xml:space="preserve"> PAGEREF _Toc239253575 \h </w:instrText>
         </w:r>
         <w:r>
           <w:rPr>
@@ -3017,7 +3016,7 @@
           <w14:ligatures w14:val="standardContextual"/>
         </w:rPr>
       </w:pPr>
-      <w:hyperlink w:anchor="_Toc239253092" w:history="1">
+      <w:hyperlink w:anchor="_Toc239253576" w:history="1">
         <w:r>
           <w:rPr>
             <w:rStyle w:val="Hyperlink"/>
@@ -3046,7 +3045,7 @@
             <w:noProof/>
             <w:webHidden/>
           </w:rPr>
-          <w:instrText xml:space="preserve"> PAGEREF _Toc239253092 \h </w:instrText>
+          <w:instrText xml:space="preserve"> PAGEREF _Toc239253576 \h </w:instrText>
         </w:r>
         <w:r>
           <w:rPr>
@@ -3091,7 +3090,7 @@
           <w14:ligatures w14:val="standardContextual"/>
         </w:rPr>
       </w:pPr>
-      <w:hyperlink w:anchor="_Toc239253093" w:history="1">
+      <w:hyperlink w:anchor="_Toc239253577" w:history="1">
         <w:r>
           <w:rPr>
             <w:rStyle w:val="Hyperlink"/>
@@ -3120,7 +3119,7 @@
             <w:noProof/>
             <w:webHidden/>
           </w:rPr>
-          <w:instrText xml:space="preserve"> PAGEREF _Toc239253093 \h </w:instrText>
+          <w:instrText xml:space="preserve"> PAGEREF _Toc239253577 \h </w:instrText>
         </w:r>
         <w:r>
           <w:rPr>
@@ -3165,7 +3164,7 @@
           <w14:ligatures w14:val="standardContextual"/>
         </w:rPr>
       </w:pPr>
-      <w:hyperlink w:anchor="_Toc239253094" w:history="1">
+      <w:hyperlink w:anchor="_Toc239253578" w:history="1">
         <w:r>
           <w:rPr>
             <w:rStyle w:val="Hyperlink"/>
@@ -3194,7 +3193,7 @@
             <w:noProof/>
             <w:webHidden/>
           </w:rPr>
-          <w:instrText xml:space="preserve"> PAGEREF _Toc239253094 \h </w:instrText>
+          <w:instrText xml:space="preserve"> PAGEREF _Toc239253578 \h </w:instrText>
         </w:r>
         <w:r>
           <w:rPr>
@@ -3241,13 +3240,12 @@
         <w:spacing w:line="480" w:lineRule="auto"/>
         <w:jc w:val="center"/>
       </w:pPr>
-      <w:bookmarkStart w:id="2" w:name="_Toc239253058"/>
+      <w:bookmarkStart w:id="2" w:name="_Toc239253542"/>
       <w:r>
         <w:rPr>
           <w:b/>
           <w:bCs/>
           <w:color w:val="000000"/>
-          <w:sz w:val="24"/>
           <w:szCs w:val="24"/>
         </w:rPr>
         <w:lastRenderedPageBreak/>
@@ -3745,13 +3743,12 @@
         <w:spacing w:line="480" w:lineRule="auto"/>
         <w:jc w:val="center"/>
       </w:pPr>
-      <w:bookmarkStart w:id="3" w:name="_Toc239253059"/>
+      <w:bookmarkStart w:id="3" w:name="_Toc239253543"/>
       <w:r>
         <w:rPr>
           <w:b/>
           <w:bCs/>
           <w:color w:val="000000"/>
-          <w:sz w:val="24"/>
           <w:szCs w:val="24"/>
         </w:rPr>
         <w:lastRenderedPageBreak/>
@@ -5089,6 +5086,7 @@
               <w:rPr>
                 <w:color w:val="000000"/>
               </w:rPr>
+              <w:lastRenderedPageBreak/>
               <w:t>UX</w:t>
             </w:r>
           </w:p>
@@ -5114,7 +5112,8 @@
     <w:p>
       <w:pPr>
         <w:sectPr>
-          <w:headerReference w:type="default" r:id="rId10"/>
+          <w:headerReference w:type="default" r:id="rId11"/>
+          <w:footerReference w:type="default" r:id="rId12"/>
           <w:pgSz w:w="12240" w:h="15840"/>
           <w:pgMar w:top="1440" w:right="1440" w:bottom="1440" w:left="1440" w:header="720" w:footer="720" w:gutter="0"/>
           <w:pgNumType w:fmt="lowerRoman" w:start="2"/>
@@ -5129,13 +5128,12 @@
         <w:spacing w:line="480" w:lineRule="auto"/>
         <w:jc w:val="center"/>
       </w:pPr>
-      <w:bookmarkStart w:id="4" w:name="_Toc239253060"/>
+      <w:bookmarkStart w:id="4" w:name="_Toc239253544"/>
       <w:r>
         <w:rPr>
           <w:b/>
           <w:bCs/>
           <w:color w:val="000000"/>
-          <w:sz w:val="24"/>
           <w:szCs w:val="24"/>
         </w:rPr>
         <w:lastRenderedPageBreak/>
@@ -5149,13 +5147,12 @@
         <w:keepNext/>
         <w:spacing w:line="480" w:lineRule="auto"/>
       </w:pPr>
-      <w:bookmarkStart w:id="5" w:name="_Toc239253061"/>
+      <w:bookmarkStart w:id="5" w:name="_Toc239253545"/>
       <w:r>
         <w:rPr>
           <w:b/>
           <w:bCs/>
           <w:color w:val="000000"/>
-          <w:sz w:val="24"/>
           <w:szCs w:val="24"/>
         </w:rPr>
         <w:t>1.1 Background</w:t>
@@ -5231,13 +5228,12 @@
         <w:keepNext/>
         <w:spacing w:line="480" w:lineRule="auto"/>
       </w:pPr>
-      <w:bookmarkStart w:id="6" w:name="_Toc239253062"/>
+      <w:bookmarkStart w:id="6" w:name="_Toc239253546"/>
       <w:r>
         <w:rPr>
           <w:b/>
           <w:bCs/>
           <w:color w:val="000000"/>
-          <w:sz w:val="24"/>
           <w:szCs w:val="24"/>
         </w:rPr>
         <w:t>1.2 Problem Statement</w:t>
@@ -5302,13 +5298,12 @@
         <w:keepNext/>
         <w:spacing w:line="480" w:lineRule="auto"/>
       </w:pPr>
-      <w:bookmarkStart w:id="7" w:name="_Toc239253063"/>
+      <w:bookmarkStart w:id="7" w:name="_Toc239253547"/>
       <w:r>
         <w:rPr>
           <w:b/>
           <w:bCs/>
           <w:color w:val="000000"/>
-          <w:sz w:val="24"/>
           <w:szCs w:val="24"/>
         </w:rPr>
         <w:t>1.3 Objectives</w:t>
@@ -5321,7 +5316,7 @@
         <w:keepNext/>
         <w:spacing w:line="480" w:lineRule="auto"/>
       </w:pPr>
-      <w:bookmarkStart w:id="8" w:name="_Toc239253064"/>
+      <w:bookmarkStart w:id="8" w:name="_Toc239253548"/>
       <w:r>
         <w:rPr>
           <w:b/>
@@ -5350,7 +5345,7 @@
         <w:keepNext/>
         <w:spacing w:line="480" w:lineRule="auto"/>
       </w:pPr>
-      <w:bookmarkStart w:id="9" w:name="_Toc239253065"/>
+      <w:bookmarkStart w:id="9" w:name="_Toc239253549"/>
       <w:r>
         <w:rPr>
           <w:b/>
@@ -5476,13 +5471,12 @@
         <w:keepNext/>
         <w:spacing w:line="480" w:lineRule="auto"/>
       </w:pPr>
-      <w:bookmarkStart w:id="10" w:name="_Toc239253066"/>
+      <w:bookmarkStart w:id="10" w:name="_Toc239253550"/>
       <w:r>
         <w:rPr>
           <w:b/>
           <w:bCs/>
           <w:color w:val="000000"/>
-          <w:sz w:val="24"/>
           <w:szCs w:val="24"/>
         </w:rPr>
         <w:lastRenderedPageBreak/>
@@ -5639,13 +5633,12 @@
         <w:spacing w:line="480" w:lineRule="auto"/>
         <w:jc w:val="center"/>
       </w:pPr>
-      <w:bookmarkStart w:id="11" w:name="_Toc239253067"/>
+      <w:bookmarkStart w:id="11" w:name="_Toc239253551"/>
       <w:r>
         <w:rPr>
           <w:b/>
           <w:bCs/>
           <w:color w:val="000000"/>
-          <w:sz w:val="24"/>
           <w:szCs w:val="24"/>
         </w:rPr>
         <w:lastRenderedPageBreak/>
@@ -5659,13 +5652,12 @@
         <w:keepNext/>
         <w:spacing w:line="480" w:lineRule="auto"/>
       </w:pPr>
-      <w:bookmarkStart w:id="12" w:name="_Toc239253068"/>
+      <w:bookmarkStart w:id="12" w:name="_Toc239253552"/>
       <w:r>
         <w:rPr>
           <w:b/>
           <w:bCs/>
           <w:color w:val="000000"/>
-          <w:sz w:val="24"/>
           <w:szCs w:val="24"/>
         </w:rPr>
         <w:t>2.1 Background and Theoretical Framework</w:t>
@@ -5775,13 +5767,12 @@
         <w:keepNext/>
         <w:spacing w:line="480" w:lineRule="auto"/>
       </w:pPr>
-      <w:bookmarkStart w:id="13" w:name="_Toc239253069"/>
+      <w:bookmarkStart w:id="13" w:name="_Toc239253553"/>
       <w:r>
         <w:rPr>
           <w:b/>
           <w:bCs/>
           <w:color w:val="000000"/>
-          <w:sz w:val="24"/>
           <w:szCs w:val="24"/>
         </w:rPr>
         <w:lastRenderedPageBreak/>
@@ -6400,13 +6391,12 @@
         <w:keepNext/>
         <w:spacing w:line="480" w:lineRule="auto"/>
       </w:pPr>
-      <w:bookmarkStart w:id="14" w:name="_Toc239253070"/>
+      <w:bookmarkStart w:id="14" w:name="_Toc239253554"/>
       <w:r>
         <w:rPr>
           <w:b/>
           <w:bCs/>
           <w:color w:val="000000"/>
-          <w:sz w:val="24"/>
           <w:szCs w:val="24"/>
         </w:rPr>
         <w:t>2.3 Contribution of the Proposed System</w:t>
@@ -6557,13 +6547,12 @@
         <w:keepNext/>
         <w:spacing w:line="480" w:lineRule="auto"/>
       </w:pPr>
-      <w:bookmarkStart w:id="15" w:name="_Toc239253071"/>
+      <w:bookmarkStart w:id="15" w:name="_Toc239253555"/>
       <w:r>
         <w:rPr>
           <w:b/>
           <w:bCs/>
           <w:color w:val="000000"/>
-          <w:sz w:val="24"/>
           <w:szCs w:val="24"/>
         </w:rPr>
         <w:t>2.4 Functional and Non-Functional Requirements</w:t>
@@ -7456,13 +7445,12 @@
         <w:keepNext/>
         <w:spacing w:line="480" w:lineRule="auto"/>
       </w:pPr>
-      <w:bookmarkStart w:id="16" w:name="_Toc239253072"/>
+      <w:bookmarkStart w:id="16" w:name="_Toc239253556"/>
       <w:r>
         <w:rPr>
           <w:b/>
           <w:bCs/>
           <w:color w:val="000000"/>
-          <w:sz w:val="24"/>
           <w:szCs w:val="24"/>
         </w:rPr>
         <w:t>2.5 Feasibility Study</w:t>
@@ -7938,13 +7926,12 @@
         <w:spacing w:line="480" w:lineRule="auto"/>
         <w:jc w:val="center"/>
       </w:pPr>
-      <w:bookmarkStart w:id="17" w:name="_Toc239253073"/>
+      <w:bookmarkStart w:id="17" w:name="_Toc239253557"/>
       <w:r>
         <w:rPr>
           <w:b/>
           <w:bCs/>
           <w:color w:val="000000"/>
-          <w:sz w:val="24"/>
           <w:szCs w:val="24"/>
         </w:rPr>
         <w:lastRenderedPageBreak/>
@@ -7958,13 +7945,12 @@
         <w:keepNext/>
         <w:spacing w:line="480" w:lineRule="auto"/>
       </w:pPr>
-      <w:bookmarkStart w:id="18" w:name="_Toc239253074"/>
+      <w:bookmarkStart w:id="18" w:name="_Toc239253558"/>
       <w:r>
         <w:rPr>
           <w:b/>
           <w:bCs/>
           <w:color w:val="000000"/>
-          <w:sz w:val="24"/>
           <w:szCs w:val="24"/>
         </w:rPr>
         <w:t>3.1 Software Development Life Cycle</w:t>
@@ -8042,7 +8028,7 @@
           <w:noProof/>
         </w:rPr>
         <w:drawing>
-          <wp:inline distT="0" distB="0" distL="0" distR="0" wp14:anchorId="021EA4A6" wp14:editId="6C9F3018">
+          <wp:inline distT="0" distB="0" distL="0" distR="0" wp14:anchorId="325F035D" wp14:editId="0210D769">
             <wp:extent cx="5577840" cy="3434103"/>
             <wp:effectExtent l="0" t="0" r="0" b="0"/>
             <wp:docPr id="2" name="Picture 2"/>
@@ -8057,7 +8043,7 @@
                     <pic:cNvPicPr/>
                   </pic:nvPicPr>
                   <pic:blipFill>
-                    <a:blip r:embed="rId11"/>
+                    <a:blip r:embed="rId13"/>
                     <a:stretch>
                       <a:fillRect/>
                     </a:stretch>
@@ -8085,13 +8071,12 @@
         <w:keepNext/>
         <w:spacing w:line="480" w:lineRule="auto"/>
       </w:pPr>
-      <w:bookmarkStart w:id="19" w:name="_Toc239253075"/>
+      <w:bookmarkStart w:id="19" w:name="_Toc239253559"/>
       <w:r>
         <w:rPr>
           <w:b/>
           <w:bCs/>
           <w:color w:val="000000"/>
-          <w:sz w:val="24"/>
           <w:szCs w:val="24"/>
         </w:rPr>
         <w:t>3.2 Project Timeline</w:t>
@@ -8290,13 +8275,12 @@
         <w:keepNext/>
         <w:spacing w:line="480" w:lineRule="auto"/>
       </w:pPr>
-      <w:bookmarkStart w:id="20" w:name="_Toc239253076"/>
+      <w:bookmarkStart w:id="20" w:name="_Toc239253560"/>
       <w:r>
         <w:rPr>
           <w:b/>
           <w:bCs/>
           <w:color w:val="000000"/>
-          <w:sz w:val="24"/>
           <w:szCs w:val="24"/>
         </w:rPr>
         <w:t>3.3 System Architecture</w:t>
@@ -8403,7 +8387,7 @@
           <w:noProof/>
         </w:rPr>
         <w:drawing>
-          <wp:inline distT="0" distB="0" distL="0" distR="0" wp14:anchorId="320506FA" wp14:editId="05E971C7">
+          <wp:inline distT="0" distB="0" distL="0" distR="0" wp14:anchorId="5B249BB4" wp14:editId="267629F4">
             <wp:extent cx="5577840" cy="4709434"/>
             <wp:effectExtent l="0" t="0" r="0" b="0"/>
             <wp:docPr id="3" name="Picture 3"/>
@@ -8418,7 +8402,7 @@
                     <pic:cNvPicPr/>
                   </pic:nvPicPr>
                   <pic:blipFill>
-                    <a:blip r:embed="rId12"/>
+                    <a:blip r:embed="rId14"/>
                     <a:stretch>
                       <a:fillRect/>
                     </a:stretch>
@@ -8446,13 +8430,12 @@
         <w:keepNext/>
         <w:spacing w:line="480" w:lineRule="auto"/>
       </w:pPr>
-      <w:bookmarkStart w:id="21" w:name="_Toc239253077"/>
+      <w:bookmarkStart w:id="21" w:name="_Toc239253561"/>
       <w:r>
         <w:rPr>
           <w:b/>
           <w:bCs/>
           <w:color w:val="000000"/>
-          <w:sz w:val="24"/>
           <w:szCs w:val="24"/>
         </w:rPr>
         <w:t>3.4 Algorithm</w:t>
@@ -8476,7 +8459,7 @@
         <w:keepNext/>
         <w:spacing w:line="480" w:lineRule="auto"/>
       </w:pPr>
-      <w:bookmarkStart w:id="22" w:name="_Toc239253078"/>
+      <w:bookmarkStart w:id="22" w:name="_Toc239253562"/>
       <w:r>
         <w:rPr>
           <w:b/>
@@ -8506,6 +8489,7 @@
         <w:rPr>
           <w:color w:val="000000"/>
         </w:rPr>
+        <w:lastRenderedPageBreak/>
         <w:t>1.</w:t>
       </w:r>
       <w:r>
@@ -8530,7 +8514,6 @@
         <w:rPr>
           <w:color w:val="000000"/>
         </w:rPr>
-        <w:lastRenderedPageBreak/>
         <w:t>2.</w:t>
       </w:r>
       <w:r>
@@ -8647,7 +8630,7 @@
         <w:keepNext/>
         <w:spacing w:line="480" w:lineRule="auto"/>
       </w:pPr>
-      <w:bookmarkStart w:id="23" w:name="_Toc239253079"/>
+      <w:bookmarkStart w:id="23" w:name="_Toc239253563"/>
       <w:r>
         <w:rPr>
           <w:b/>
@@ -8715,6 +8698,7 @@
         <w:rPr>
           <w:color w:val="000000"/>
         </w:rPr>
+        <w:lastRenderedPageBreak/>
         <w:t>3.</w:t>
       </w:r>
       <w:r>
@@ -8739,7 +8723,6 @@
         <w:rPr>
           <w:color w:val="000000"/>
         </w:rPr>
-        <w:lastRenderedPageBreak/>
         <w:t>4.</w:t>
       </w:r>
       <w:r>
@@ -8818,7 +8801,7 @@
         <w:keepNext/>
         <w:spacing w:line="480" w:lineRule="auto"/>
       </w:pPr>
-      <w:bookmarkStart w:id="24" w:name="_Toc239253080"/>
+      <w:bookmarkStart w:id="24" w:name="_Toc239253564"/>
       <w:r>
         <w:rPr>
           <w:b/>
@@ -8948,6 +8931,7 @@
         <w:rPr>
           <w:color w:val="000000"/>
         </w:rPr>
+        <w:lastRenderedPageBreak/>
         <w:t>6.</w:t>
       </w:r>
       <w:r>
@@ -8967,7 +8951,6 @@
         <w:rPr>
           <w:color w:val="000000"/>
         </w:rPr>
-        <w:lastRenderedPageBreak/>
         <w:t>7.</w:t>
       </w:r>
       <w:r>
@@ -9027,13 +9010,12 @@
         <w:keepNext/>
         <w:spacing w:line="480" w:lineRule="auto"/>
       </w:pPr>
-      <w:bookmarkStart w:id="25" w:name="_Toc239253081"/>
+      <w:bookmarkStart w:id="25" w:name="_Toc239253565"/>
       <w:r>
         <w:rPr>
           <w:b/>
           <w:bCs/>
           <w:color w:val="000000"/>
-          <w:sz w:val="24"/>
           <w:szCs w:val="24"/>
         </w:rPr>
         <w:t>3.5 System Flowchart</w:t>
@@ -9083,7 +9065,7 @@
           <w:noProof/>
         </w:rPr>
         <w:drawing>
-          <wp:inline distT="0" distB="0" distL="0" distR="0" wp14:anchorId="67BE814F" wp14:editId="12739F60">
+          <wp:inline distT="0" distB="0" distL="0" distR="0" wp14:anchorId="1E342CCA" wp14:editId="52A70F3C">
             <wp:extent cx="5394960" cy="6491029"/>
             <wp:effectExtent l="0" t="0" r="0" b="0"/>
             <wp:docPr id="4" name="Picture 4"/>
@@ -9098,7 +9080,7 @@
                     <pic:cNvPicPr/>
                   </pic:nvPicPr>
                   <pic:blipFill>
-                    <a:blip r:embed="rId13"/>
+                    <a:blip r:embed="rId15"/>
                     <a:stretch>
                       <a:fillRect/>
                     </a:stretch>
@@ -9177,13 +9159,12 @@
         <w:keepNext/>
         <w:spacing w:line="480" w:lineRule="auto"/>
       </w:pPr>
-      <w:bookmarkStart w:id="26" w:name="_Toc239253082"/>
+      <w:bookmarkStart w:id="26" w:name="_Toc239253566"/>
       <w:r>
         <w:rPr>
           <w:b/>
           <w:bCs/>
           <w:color w:val="000000"/>
-          <w:sz w:val="24"/>
           <w:szCs w:val="24"/>
         </w:rPr>
         <w:t>3.6 Use Case Diagram</w:t>
@@ -9245,7 +9226,7 @@
           <w:noProof/>
         </w:rPr>
         <w:drawing>
-          <wp:inline distT="0" distB="0" distL="0" distR="0" wp14:anchorId="78B5DA06" wp14:editId="737A0233">
+          <wp:inline distT="0" distB="0" distL="0" distR="0" wp14:anchorId="6E004012" wp14:editId="1AA6D320">
             <wp:extent cx="5486400" cy="4702629"/>
             <wp:effectExtent l="0" t="0" r="0" b="0"/>
             <wp:docPr id="5" name="Picture 5"/>
@@ -9260,7 +9241,7 @@
                     <pic:cNvPicPr/>
                   </pic:nvPicPr>
                   <pic:blipFill>
-                    <a:blip r:embed="rId14"/>
+                    <a:blip r:embed="rId16"/>
                     <a:stretch>
                       <a:fillRect/>
                     </a:stretch>
@@ -9299,13 +9280,12 @@
         <w:keepNext/>
         <w:spacing w:line="480" w:lineRule="auto"/>
       </w:pPr>
-      <w:bookmarkStart w:id="27" w:name="_Toc239253083"/>
+      <w:bookmarkStart w:id="27" w:name="_Toc239253567"/>
       <w:r>
         <w:rPr>
           <w:b/>
           <w:bCs/>
           <w:color w:val="000000"/>
-          <w:sz w:val="24"/>
           <w:szCs w:val="24"/>
         </w:rPr>
         <w:lastRenderedPageBreak/>
@@ -9319,7 +9299,7 @@
         <w:keepNext/>
         <w:spacing w:line="480" w:lineRule="auto"/>
       </w:pPr>
-      <w:bookmarkStart w:id="28" w:name="_Toc239253084"/>
+      <w:bookmarkStart w:id="28" w:name="_Toc239253568"/>
       <w:r>
         <w:rPr>
           <w:b/>
@@ -9379,7 +9359,7 @@
           <w:noProof/>
         </w:rPr>
         <w:drawing>
-          <wp:inline distT="0" distB="0" distL="0" distR="0" wp14:anchorId="2AB35FA1" wp14:editId="3E687C21">
+          <wp:inline distT="0" distB="0" distL="0" distR="0" wp14:anchorId="0CFE2B59" wp14:editId="0DD1BC11">
             <wp:extent cx="5577840" cy="2114499"/>
             <wp:effectExtent l="0" t="0" r="0" b="0"/>
             <wp:docPr id="6" name="Picture 6"/>
@@ -9394,7 +9374,7 @@
                     <pic:cNvPicPr/>
                   </pic:nvPicPr>
                   <pic:blipFill>
-                    <a:blip r:embed="rId15"/>
+                    <a:blip r:embed="rId17"/>
                     <a:stretch>
                       <a:fillRect/>
                     </a:stretch>
@@ -9422,7 +9402,7 @@
         <w:keepNext/>
         <w:spacing w:line="480" w:lineRule="auto"/>
       </w:pPr>
-      <w:bookmarkStart w:id="29" w:name="_Toc239253085"/>
+      <w:bookmarkStart w:id="29" w:name="_Toc239253569"/>
       <w:r>
         <w:rPr>
           <w:b/>
@@ -9442,14 +9422,20 @@
         <w:rPr>
           <w:color w:val="000000"/>
         </w:rPr>
-        <w:t xml:space="preserve">Figure 7 decomposes the single process of Figure 6 into six processes and six data stores. Process 1.0, Manage Users and Access, authenticates platform users and issues session tokens against the user and role store. Process 2.0, Provision Store and Domain, creates tenant records and domain mappings and applies the administrator's approval decisions. Process 3.0, Manage </w:t>
+        <w:t xml:space="preserve">Figure 7 decomposes the single process of Figure 6 into six processes and six data stores. Process 1.0, Manage Users and Access, authenticates platform users and issues session tokens against the user and role store. Process 2.0, Provision Store and Domain, creates tenant records </w:t>
       </w:r>
       <w:r>
         <w:rPr>
           <w:color w:val="000000"/>
         </w:rPr>
         <w:lastRenderedPageBreak/>
-        <w:t>Catalog and Inventory, maintains products, variants and stock levels. Process 4.0, Serve Storefront and Cart, resolves the tenant, reads the catalogue and maintains cart records for storefront visitors. Process 5.0, Process Order, converts a cart into an order, reserves stock, records the customer, and reports fulfilment progress. Process 6.0, Generate Reports, reads order and catalogue data to produce sales reports for sellers and an activity summary for administrators.</w:t>
+        <w:t xml:space="preserve">and domain mappings and applies the administrator's approval decisions. Process 3.0, Manage Catalog and Inventory, maintains products, variants and stock levels. Process 4.0, Serve Storefront and Cart, resolves the tenant, reads the catalogue and maintains cart records for storefront visitors. Process 5.0, Process Order, converts a cart into an order, reserves stock, records the customer, and reports fulfilment progress. Process 6.0, Generate Reports, reads order and catalogue data to produce sales reports </w:t>
+      </w:r>
+      <w:r>
+        <w:rPr>
+          <w:color w:val="000000"/>
+        </w:rPr>
+        <w:t>for sellers and an activity summary for administrators.</w:t>
       </w:r>
     </w:p>
     <w:p>
@@ -9483,7 +9469,7 @@
           <w:noProof/>
         </w:rPr>
         <w:drawing>
-          <wp:inline distT="0" distB="0" distL="0" distR="0" wp14:anchorId="496ED342" wp14:editId="3BAB5994">
+          <wp:inline distT="0" distB="0" distL="0" distR="0" wp14:anchorId="42289DA2" wp14:editId="2B34384E">
             <wp:extent cx="5577840" cy="4820912"/>
             <wp:effectExtent l="0" t="0" r="0" b="0"/>
             <wp:docPr id="7" name="Picture 7"/>
@@ -9498,7 +9484,7 @@
                     <pic:cNvPicPr/>
                   </pic:nvPicPr>
                   <pic:blipFill>
-                    <a:blip r:embed="rId16"/>
+                    <a:blip r:embed="rId18"/>
                     <a:stretch>
                       <a:fillRect/>
                     </a:stretch>
@@ -9538,13 +9524,12 @@
         <w:keepNext/>
         <w:spacing w:line="480" w:lineRule="auto"/>
       </w:pPr>
-      <w:bookmarkStart w:id="30" w:name="_Toc239253086"/>
+      <w:bookmarkStart w:id="30" w:name="_Toc239253570"/>
       <w:r>
         <w:rPr>
           <w:b/>
           <w:bCs/>
           <w:color w:val="000000"/>
-          <w:sz w:val="24"/>
           <w:szCs w:val="24"/>
         </w:rPr>
         <w:t>3.8 Entity Relationship Diagram</w:t>
@@ -9600,7 +9585,7 @@
           <w:noProof/>
         </w:rPr>
         <w:drawing>
-          <wp:inline distT="0" distB="0" distL="0" distR="0" wp14:anchorId="37984AFF" wp14:editId="6881F65F">
+          <wp:inline distT="0" distB="0" distL="0" distR="0" wp14:anchorId="0D60C3C2" wp14:editId="54429E86">
             <wp:extent cx="5303520" cy="6584179"/>
             <wp:effectExtent l="0" t="0" r="0" b="0"/>
             <wp:docPr id="8" name="Picture 8"/>
@@ -9615,7 +9600,7 @@
                     <pic:cNvPicPr/>
                   </pic:nvPicPr>
                   <pic:blipFill>
-                    <a:blip r:embed="rId17"/>
+                    <a:blip r:embed="rId19"/>
                     <a:stretch>
                       <a:fillRect/>
                     </a:stretch>
@@ -9685,13 +9670,12 @@
         <w:spacing w:line="480" w:lineRule="auto"/>
         <w:jc w:val="center"/>
       </w:pPr>
-      <w:bookmarkStart w:id="31" w:name="_Toc239253087"/>
+      <w:bookmarkStart w:id="31" w:name="_Toc239253571"/>
       <w:r>
         <w:rPr>
           <w:b/>
           <w:bCs/>
           <w:color w:val="000000"/>
-          <w:sz w:val="24"/>
           <w:szCs w:val="24"/>
         </w:rPr>
         <w:lastRenderedPageBreak/>
@@ -9716,13 +9700,12 @@
         <w:keepNext/>
         <w:spacing w:line="480" w:lineRule="auto"/>
       </w:pPr>
-      <w:bookmarkStart w:id="32" w:name="_Toc239253088"/>
+      <w:bookmarkStart w:id="32" w:name="_Toc239253572"/>
       <w:r>
         <w:rPr>
           <w:b/>
           <w:bCs/>
           <w:color w:val="000000"/>
-          <w:sz w:val="24"/>
           <w:szCs w:val="24"/>
         </w:rPr>
         <w:t>4.1 Hardware and Software Requirements</w:t>
@@ -10402,13 +10385,12 @@
         <w:keepNext/>
         <w:spacing w:line="480" w:lineRule="auto"/>
       </w:pPr>
-      <w:bookmarkStart w:id="33" w:name="_Toc239253089"/>
+      <w:bookmarkStart w:id="33" w:name="_Toc239253573"/>
       <w:r>
         <w:rPr>
           <w:b/>
           <w:bCs/>
           <w:color w:val="000000"/>
-          <w:sz w:val="24"/>
           <w:szCs w:val="24"/>
         </w:rPr>
         <w:t>4.2 Proposed Technology Stack</w:t>
@@ -10771,13 +10753,12 @@
         <w:keepNext/>
         <w:spacing w:line="480" w:lineRule="auto"/>
       </w:pPr>
-      <w:bookmarkStart w:id="34" w:name="_Toc239253090"/>
+      <w:bookmarkStart w:id="34" w:name="_Toc239253574"/>
       <w:r>
         <w:rPr>
           <w:b/>
           <w:bCs/>
           <w:color w:val="000000"/>
-          <w:sz w:val="24"/>
           <w:szCs w:val="24"/>
         </w:rPr>
         <w:t>4.3 Proposed Testing and Development Approach</w:t>
@@ -11074,13 +11055,12 @@
         <w:spacing w:line="480" w:lineRule="auto"/>
         <w:jc w:val="center"/>
       </w:pPr>
-      <w:bookmarkStart w:id="35" w:name="_Toc239253091"/>
+      <w:bookmarkStart w:id="35" w:name="_Toc239253575"/>
       <w:r>
         <w:rPr>
           <w:b/>
           <w:bCs/>
           <w:color w:val="000000"/>
-          <w:sz w:val="24"/>
           <w:szCs w:val="24"/>
         </w:rPr>
         <w:lastRenderedPageBreak/>
@@ -11105,13 +11085,12 @@
         <w:keepNext/>
         <w:spacing w:line="480" w:lineRule="auto"/>
       </w:pPr>
-      <w:bookmarkStart w:id="36" w:name="_Toc239253092"/>
+      <w:bookmarkStart w:id="36" w:name="_Toc239253576"/>
       <w:r>
         <w:rPr>
           <w:b/>
           <w:bCs/>
           <w:color w:val="000000"/>
-          <w:sz w:val="24"/>
           <w:szCs w:val="24"/>
         </w:rPr>
         <w:t>5.1 Expected System Deliverables</w:t>
@@ -11283,13 +11262,12 @@
         <w:keepNext/>
         <w:spacing w:line="480" w:lineRule="auto"/>
       </w:pPr>
-      <w:bookmarkStart w:id="37" w:name="_Toc239253093"/>
+      <w:bookmarkStart w:id="37" w:name="_Toc239253577"/>
       <w:r>
         <w:rPr>
           <w:b/>
           <w:bCs/>
           <w:color w:val="000000"/>
-          <w:sz w:val="24"/>
           <w:szCs w:val="24"/>
         </w:rPr>
         <w:lastRenderedPageBreak/>
@@ -11383,13 +11361,12 @@
         <w:spacing w:line="480" w:lineRule="auto"/>
         <w:jc w:val="center"/>
       </w:pPr>
-      <w:bookmarkStart w:id="38" w:name="_Toc239253094"/>
+      <w:bookmarkStart w:id="38" w:name="_Toc239253578"/>
       <w:r>
         <w:rPr>
           <w:b/>
           <w:bCs/>
           <w:color w:val="000000"/>
-          <w:sz w:val="24"/>
           <w:szCs w:val="24"/>
         </w:rPr>
         <w:lastRenderedPageBreak/>
@@ -11615,7 +11592,8 @@
       </w:r>
     </w:p>
     <w:sectPr>
-      <w:headerReference w:type="default" r:id="rId18"/>
+      <w:headerReference w:type="default" r:id="rId20"/>
+      <w:footerReference w:type="default" r:id="rId21"/>
       <w:pgSz w:w="12240" w:h="15840"/>
       <w:pgMar w:top="1440" w:right="1440" w:bottom="1440" w:left="1440" w:header="708" w:footer="708" w:gutter="0"/>
       <w:pgNumType w:start="1"/>
@@ -11644,40 +11622,21 @@
 </w:endnotes>
 </file>
 
-<file path=word/footnotes.xml><?xml version="1.0" encoding="utf-8"?>
-<w:footnotes xmlns:wpc="http://schemas.microsoft.com/office/word/2010/wordprocessingCanvas" xmlns:cx="http://schemas.microsoft.com/office/drawing/2014/chartex" xmlns:cx1="http://schemas.microsoft.com/office/drawing/2015/9/8/chartex" xmlns:cx2="http://schemas.microsoft.com/office/drawing/2015/10/21/chartex" xmlns:cx3="http://schemas.microsoft.com/office/drawing/2016/5/9/chartex" xmlns:cx4="http://schemas.microsoft.com/office/drawing/2016/5/10/chartex" xmlns:cx5="http://schemas.microsoft.com/office/drawing/2016/5/11/chartex" xmlns:cx6="http://schemas.microsoft.com/office/drawing/2016/5/12/chartex" xmlns:cx7="http://schemas.microsoft.com/office/drawing/2016/5/13/chartex" xmlns:cx8="http://schemas.microsoft.com/office/drawing/2016/5/14/chartex" xmlns:mc="http://schemas.openxmlformats.org/markup-compatibility/2006" xmlns:aink="http://schemas.microsoft.com/office/drawing/2016/ink" xmlns:am3d="http://schemas.microsoft.com/office/drawing/2017/model3d" xmlns:o="urn:schemas-microsoft-com:office:office" xmlns:oel="http://schemas.microsoft.com/office/2019/extlst" xmlns:r="http://schemas.openxmlformats.org/officeDocument/2006/relationships" xmlns:m="http://schemas.openxmlformats.org/officeDocument/2006/math" xmlns:v="urn:schemas-microsoft-com:vml" xmlns:wp14="http://schemas.microsoft.com/office/word/2010/wordprocessingDrawing" xmlns:wp="http://schemas.openxmlformats.org/drawingml/2006/wordprocessingDrawing" xmlns:w10="urn:schemas-microsoft-com:office:word" xmlns:w="http://schemas.openxmlformats.org/wordprocessingml/2006/main" xmlns:w14="http://schemas.microsoft.com/office/word/2010/wordml" xmlns:w15="http://schemas.microsoft.com/office/word/2012/wordml" xmlns:w16cex="http://schemas.microsoft.com/office/word/2018/wordml/cex" xmlns:w16cid="http://schemas.microsoft.com/office/word/2016/wordml/cid" xmlns:w16="http://schemas.microsoft.com/office/word/2018/wordml" xmlns:w16du="http://schemas.microsoft.com/office/word/2023/wordml/word16du" xmlns:w16sdtdh="http://schemas.microsoft.com/office/word/2020/wordml/sdtdatahash" xmlns:w16sdtfl="http://schemas.microsoft.com/office/word/2024/wordml/sdtformatlock" xmlns:w16se="http://schemas.microsoft.com/office/word/2015/wordml/symex" xmlns:wpg="http://schemas.microsoft.com/office/word/2010/wordprocessingGroup" xmlns:wpi="http://schemas.microsoft.com/office/word/2010/wordprocessingInk" xmlns:wne="http://schemas.microsoft.com/office/word/2006/wordml" xmlns:wps="http://schemas.microsoft.com/office/word/2010/wordprocessingShape" mc:Ignorable="w14 w15 w16se w16cid w16 w16cex w16sdtdh w16sdtfl w16du wp14">
-  <w:footnote w:type="separator" w:id="-1">
-    <w:p>
-      <w:r>
-        <w:separator/>
-      </w:r>
-    </w:p>
-  </w:footnote>
-  <w:footnote w:type="continuationSeparator" w:id="0">
-    <w:p>
-      <w:r>
-        <w:continuationSeparator/>
-      </w:r>
-    </w:p>
-  </w:footnote>
-</w:footnotes>
+<file path=word/footer1.xml><?xml version="1.0" encoding="utf-8"?>
+<w:ftr xmlns:wpc="http://schemas.microsoft.com/office/word/2010/wordprocessingCanvas" xmlns:cx="http://schemas.microsoft.com/office/drawing/2014/chartex" xmlns:cx1="http://schemas.microsoft.com/office/drawing/2015/9/8/chartex" xmlns:cx2="http://schemas.microsoft.com/office/drawing/2015/10/21/chartex" xmlns:cx3="http://schemas.microsoft.com/office/drawing/2016/5/9/chartex" xmlns:cx4="http://schemas.microsoft.com/office/drawing/2016/5/10/chartex" xmlns:cx5="http://schemas.microsoft.com/office/drawing/2016/5/11/chartex" xmlns:cx6="http://schemas.microsoft.com/office/drawing/2016/5/12/chartex" xmlns:cx7="http://schemas.microsoft.com/office/drawing/2016/5/13/chartex" xmlns:cx8="http://schemas.microsoft.com/office/drawing/2016/5/14/chartex" xmlns:mc="http://schemas.openxmlformats.org/markup-compatibility/2006" xmlns:aink="http://schemas.microsoft.com/office/drawing/2016/ink" xmlns:am3d="http://schemas.microsoft.com/office/drawing/2017/model3d" xmlns:o="urn:schemas-microsoft-com:office:office" xmlns:oel="http://schemas.microsoft.com/office/2019/extlst" xmlns:r="http://schemas.openxmlformats.org/officeDocument/2006/relationships" xmlns:m="http://schemas.openxmlformats.org/officeDocument/2006/math" xmlns:v="urn:schemas-microsoft-com:vml" xmlns:wp14="http://schemas.microsoft.com/office/word/2010/wordprocessingDrawing" xmlns:wp="http://schemas.openxmlformats.org/drawingml/2006/wordprocessingDrawing" xmlns:w10="urn:schemas-microsoft-com:office:word" xmlns:w="http://schemas.openxmlformats.org/wordprocessingml/2006/main" xmlns:w14="http://schemas.microsoft.com/office/word/2010/wordml" xmlns:w15="http://schemas.microsoft.com/office/word/2012/wordml" xmlns:w16cex="http://schemas.microsoft.com/office/word/2018/wordml/cex" xmlns:w16cid="http://schemas.microsoft.com/office/word/2016/wordml/cid" xmlns:w16="http://schemas.microsoft.com/office/word/2018/wordml" xmlns:w16du="http://schemas.microsoft.com/office/word/2023/wordml/word16du" xmlns:w16sdtdh="http://schemas.microsoft.com/office/word/2020/wordml/sdtdatahash" xmlns:w16sdtfl="http://schemas.microsoft.com/office/word/2024/wordml/sdtformatlock" xmlns:w16se="http://schemas.microsoft.com/office/word/2015/wordml/symex" xmlns:wpg="http://schemas.microsoft.com/office/word/2010/wordprocessingGroup" xmlns:wpi="http://schemas.microsoft.com/office/word/2010/wordprocessingInk" xmlns:wne="http://schemas.microsoft.com/office/word/2006/wordml" xmlns:wps="http://schemas.microsoft.com/office/word/2010/wordprocessingShape" mc:Ignorable="w14 w15 w16se w16cid w16 w16cex w16sdtdh w16sdtfl w16du wp14">
+  <w:p>
+    <w:pPr>
+      <w:jc w:val="center"/>
+    </w:pPr>
+  </w:p>
+</w:ftr>
 </file>
 
-<file path=word/header1.xml><?xml version="1.0" encoding="utf-8"?>
-<w:hdr xmlns:wpc="http://schemas.microsoft.com/office/word/2010/wordprocessingCanvas" xmlns:cx="http://schemas.microsoft.com/office/drawing/2014/chartex" xmlns:cx1="http://schemas.microsoft.com/office/drawing/2015/9/8/chartex" xmlns:cx2="http://schemas.microsoft.com/office/drawing/2015/10/21/chartex" xmlns:cx3="http://schemas.microsoft.com/office/drawing/2016/5/9/chartex" xmlns:cx4="http://schemas.microsoft.com/office/drawing/2016/5/10/chartex" xmlns:cx5="http://schemas.microsoft.com/office/drawing/2016/5/11/chartex" xmlns:cx6="http://schemas.microsoft.com/office/drawing/2016/5/12/chartex" xmlns:cx7="http://schemas.microsoft.com/office/drawing/2016/5/13/chartex" xmlns:cx8="http://schemas.microsoft.com/office/drawing/2016/5/14/chartex" xmlns:mc="http://schemas.openxmlformats.org/markup-compatibility/2006" xmlns:aink="http://schemas.microsoft.com/office/drawing/2016/ink" xmlns:am3d="http://schemas.microsoft.com/office/drawing/2017/model3d" xmlns:o="urn:schemas-microsoft-com:office:office" xmlns:oel="http://schemas.microsoft.com/office/2019/extlst" xmlns:r="http://schemas.openxmlformats.org/officeDocument/2006/relationships" xmlns:m="http://schemas.openxmlformats.org/officeDocument/2006/math" xmlns:v="urn:schemas-microsoft-com:vml" xmlns:wp14="http://schemas.microsoft.com/office/word/2010/wordprocessingDrawing" xmlns:wp="http://schemas.openxmlformats.org/drawingml/2006/wordprocessingDrawing" xmlns:w10="urn:schemas-microsoft-com:office:word" xmlns:w="http://schemas.openxmlformats.org/wordprocessingml/2006/main" xmlns:w14="http://schemas.microsoft.com/office/word/2010/wordml" xmlns:w15="http://schemas.microsoft.com/office/word/2012/wordml" xmlns:w16cex="http://schemas.microsoft.com/office/word/2018/wordml/cex" xmlns:w16cid="http://schemas.microsoft.com/office/word/2016/wordml/cid" xmlns:w16="http://schemas.microsoft.com/office/word/2018/wordml" xmlns:w16du="http://schemas.microsoft.com/office/word/2023/wordml/word16du" xmlns:w16sdtdh="http://schemas.microsoft.com/office/word/2020/wordml/sdtdatahash" xmlns:w16sdtfl="http://schemas.microsoft.com/office/word/2024/wordml/sdtformatlock" xmlns:w16se="http://schemas.microsoft.com/office/word/2015/wordml/symex" xmlns:wpg="http://schemas.microsoft.com/office/word/2010/wordprocessingGroup" xmlns:wpi="http://schemas.microsoft.com/office/word/2010/wordprocessingInk" xmlns:wne="http://schemas.microsoft.com/office/word/2006/wordml" xmlns:wps="http://schemas.microsoft.com/office/word/2010/wordprocessingShape" mc:Ignorable="w14 w15 w16se w16cid w16 w16cex w16sdtdh w16sdtfl w16du wp14">
+<file path=word/footer2.xml><?xml version="1.0" encoding="utf-8"?>
+<w:ftr xmlns:wpc="http://schemas.microsoft.com/office/word/2010/wordprocessingCanvas" xmlns:cx="http://schemas.microsoft.com/office/drawing/2014/chartex" xmlns:cx1="http://schemas.microsoft.com/office/drawing/2015/9/8/chartex" xmlns:cx2="http://schemas.microsoft.com/office/drawing/2015/10/21/chartex" xmlns:cx3="http://schemas.microsoft.com/office/drawing/2016/5/9/chartex" xmlns:cx4="http://schemas.microsoft.com/office/drawing/2016/5/10/chartex" xmlns:cx5="http://schemas.microsoft.com/office/drawing/2016/5/11/chartex" xmlns:cx6="http://schemas.microsoft.com/office/drawing/2016/5/12/chartex" xmlns:cx7="http://schemas.microsoft.com/office/drawing/2016/5/13/chartex" xmlns:cx8="http://schemas.microsoft.com/office/drawing/2016/5/14/chartex" xmlns:mc="http://schemas.openxmlformats.org/markup-compatibility/2006" xmlns:aink="http://schemas.microsoft.com/office/drawing/2016/ink" xmlns:am3d="http://schemas.microsoft.com/office/drawing/2017/model3d" xmlns:o="urn:schemas-microsoft-com:office:office" xmlns:oel="http://schemas.microsoft.com/office/2019/extlst" xmlns:r="http://schemas.openxmlformats.org/officeDocument/2006/relationships" xmlns:m="http://schemas.openxmlformats.org/officeDocument/2006/math" xmlns:v="urn:schemas-microsoft-com:vml" xmlns:wp14="http://schemas.microsoft.com/office/word/2010/wordprocessingDrawing" xmlns:wp="http://schemas.openxmlformats.org/drawingml/2006/wordprocessingDrawing" xmlns:w10="urn:schemas-microsoft-com:office:word" xmlns:w="http://schemas.openxmlformats.org/wordprocessingml/2006/main" xmlns:w14="http://schemas.microsoft.com/office/word/2010/wordml" xmlns:w15="http://schemas.microsoft.com/office/word/2012/wordml" xmlns:w16cex="http://schemas.microsoft.com/office/word/2018/wordml/cex" xmlns:w16cid="http://schemas.microsoft.com/office/word/2016/wordml/cid" xmlns:w16="http://schemas.microsoft.com/office/word/2018/wordml" xmlns:w16du="http://schemas.microsoft.com/office/word/2023/wordml/word16du" xmlns:w16sdtdh="http://schemas.microsoft.com/office/word/2020/wordml/sdtdatahash" xmlns:w16sdtfl="http://schemas.microsoft.com/office/word/2024/wordml/sdtformatlock" xmlns:w16se="http://schemas.microsoft.com/office/word/2015/wordml/symex" xmlns:wpg="http://schemas.microsoft.com/office/word/2010/wordprocessingGroup" xmlns:wpi="http://schemas.microsoft.com/office/word/2010/wordprocessingInk" xmlns:wne="http://schemas.microsoft.com/office/word/2006/wordml" xmlns:wps="http://schemas.microsoft.com/office/word/2010/wordprocessingShape" mc:Ignorable="w14 w15 w16se w16cid w16 w16cex w16sdtdh w16sdtfl w16du wp14">
   <w:p>
     <w:pPr>
-      <w:jc w:val="right"/>
-    </w:pPr>
-  </w:p>
-</w:hdr>
-</file>
-
-<file path=word/header2.xml><?xml version="1.0" encoding="utf-8"?>
-<w:hdr xmlns:wpc="http://schemas.microsoft.com/office/word/2010/wordprocessingCanvas" xmlns:cx="http://schemas.microsoft.com/office/drawing/2014/chartex" xmlns:cx1="http://schemas.microsoft.com/office/drawing/2015/9/8/chartex" xmlns:cx2="http://schemas.microsoft.com/office/drawing/2015/10/21/chartex" xmlns:cx3="http://schemas.microsoft.com/office/drawing/2016/5/9/chartex" xmlns:cx4="http://schemas.microsoft.com/office/drawing/2016/5/10/chartex" xmlns:cx5="http://schemas.microsoft.com/office/drawing/2016/5/11/chartex" xmlns:cx6="http://schemas.microsoft.com/office/drawing/2016/5/12/chartex" xmlns:cx7="http://schemas.microsoft.com/office/drawing/2016/5/13/chartex" xmlns:cx8="http://schemas.microsoft.com/office/drawing/2016/5/14/chartex" xmlns:mc="http://schemas.openxmlformats.org/markup-compatibility/2006" xmlns:aink="http://schemas.microsoft.com/office/drawing/2016/ink" xmlns:am3d="http://schemas.microsoft.com/office/drawing/2017/model3d" xmlns:o="urn:schemas-microsoft-com:office:office" xmlns:oel="http://schemas.microsoft.com/office/2019/extlst" xmlns:r="http://schemas.openxmlformats.org/officeDocument/2006/relationships" xmlns:m="http://schemas.openxmlformats.org/officeDocument/2006/math" xmlns:v="urn:schemas-microsoft-com:vml" xmlns:wp14="http://schemas.microsoft.com/office/word/2010/wordprocessingDrawing" xmlns:wp="http://schemas.openxmlformats.org/drawingml/2006/wordprocessingDrawing" xmlns:w10="urn:schemas-microsoft-com:office:word" xmlns:w="http://schemas.openxmlformats.org/wordprocessingml/2006/main" xmlns:w14="http://schemas.microsoft.com/office/word/2010/wordml" xmlns:w15="http://schemas.microsoft.com/office/word/2012/wordml" xmlns:w16cex="http://schemas.microsoft.com/office/word/2018/wordml/cex" xmlns:w16cid="http://schemas.microsoft.com/office/word/2016/wordml/cid" xmlns:w16="http://schemas.microsoft.com/office/word/2018/wordml" xmlns:w16du="http://schemas.microsoft.com/office/word/2023/wordml/word16du" xmlns:w16sdtdh="http://schemas.microsoft.com/office/word/2020/wordml/sdtdatahash" xmlns:w16sdtfl="http://schemas.microsoft.com/office/word/2024/wordml/sdtformatlock" xmlns:w16se="http://schemas.microsoft.com/office/word/2015/wordml/symex" xmlns:wpg="http://schemas.microsoft.com/office/word/2010/wordprocessingGroup" xmlns:wpi="http://schemas.microsoft.com/office/word/2010/wordprocessingInk" xmlns:wne="http://schemas.microsoft.com/office/word/2006/wordml" xmlns:wps="http://schemas.microsoft.com/office/word/2010/wordprocessingShape" mc:Ignorable="w14 w15 w16se w16cid w16 w16cex w16sdtdh w16sdtfl w16du wp14">
-  <w:p>
-    <w:pPr>
-      <w:jc w:val="right"/>
+      <w:jc w:val="center"/>
     </w:pPr>
     <w:r>
       <w:fldChar w:fldCharType="begin"/>
@@ -11698,14 +11657,14 @@
       <w:fldChar w:fldCharType="end"/>
     </w:r>
   </w:p>
-</w:hdr>
+</w:ftr>
 </file>
 
-<file path=word/header3.xml><?xml version="1.0" encoding="utf-8"?>
-<w:hdr xmlns:wpc="http://schemas.microsoft.com/office/word/2010/wordprocessingCanvas" xmlns:cx="http://schemas.microsoft.com/office/drawing/2014/chartex" xmlns:cx1="http://schemas.microsoft.com/office/drawing/2015/9/8/chartex" xmlns:cx2="http://schemas.microsoft.com/office/drawing/2015/10/21/chartex" xmlns:cx3="http://schemas.microsoft.com/office/drawing/2016/5/9/chartex" xmlns:cx4="http://schemas.microsoft.com/office/drawing/2016/5/10/chartex" xmlns:cx5="http://schemas.microsoft.com/office/drawing/2016/5/11/chartex" xmlns:cx6="http://schemas.microsoft.com/office/drawing/2016/5/12/chartex" xmlns:cx7="http://schemas.microsoft.com/office/drawing/2016/5/13/chartex" xmlns:cx8="http://schemas.microsoft.com/office/drawing/2016/5/14/chartex" xmlns:mc="http://schemas.openxmlformats.org/markup-compatibility/2006" xmlns:aink="http://schemas.microsoft.com/office/drawing/2016/ink" xmlns:am3d="http://schemas.microsoft.com/office/drawing/2017/model3d" xmlns:o="urn:schemas-microsoft-com:office:office" xmlns:oel="http://schemas.microsoft.com/office/2019/extlst" xmlns:r="http://schemas.openxmlformats.org/officeDocument/2006/relationships" xmlns:m="http://schemas.openxmlformats.org/officeDocument/2006/math" xmlns:v="urn:schemas-microsoft-com:vml" xmlns:wp14="http://schemas.microsoft.com/office/word/2010/wordprocessingDrawing" xmlns:wp="http://schemas.openxmlformats.org/drawingml/2006/wordprocessingDrawing" xmlns:w10="urn:schemas-microsoft-com:office:word" xmlns:w="http://schemas.openxmlformats.org/wordprocessingml/2006/main" xmlns:w14="http://schemas.microsoft.com/office/word/2010/wordml" xmlns:w15="http://schemas.microsoft.com/office/word/2012/wordml" xmlns:w16cex="http://schemas.microsoft.com/office/word/2018/wordml/cex" xmlns:w16cid="http://schemas.microsoft.com/office/word/2016/wordml/cid" xmlns:w16="http://schemas.microsoft.com/office/word/2018/wordml" xmlns:w16du="http://schemas.microsoft.com/office/word/2023/wordml/word16du" xmlns:w16sdtdh="http://schemas.microsoft.com/office/word/2020/wordml/sdtdatahash" xmlns:w16sdtfl="http://schemas.microsoft.com/office/word/2024/wordml/sdtformatlock" xmlns:w16se="http://schemas.microsoft.com/office/word/2015/wordml/symex" xmlns:wpg="http://schemas.microsoft.com/office/word/2010/wordprocessingGroup" xmlns:wpi="http://schemas.microsoft.com/office/word/2010/wordprocessingInk" xmlns:wne="http://schemas.microsoft.com/office/word/2006/wordml" xmlns:wps="http://schemas.microsoft.com/office/word/2010/wordprocessingShape" mc:Ignorable="w14 w15 w16se w16cid w16 w16cex w16sdtdh w16sdtfl w16du wp14">
+<file path=word/footer3.xml><?xml version="1.0" encoding="utf-8"?>
+<w:ftr xmlns:wpc="http://schemas.microsoft.com/office/word/2010/wordprocessingCanvas" xmlns:cx="http://schemas.microsoft.com/office/drawing/2014/chartex" xmlns:cx1="http://schemas.microsoft.com/office/drawing/2015/9/8/chartex" xmlns:cx2="http://schemas.microsoft.com/office/drawing/2015/10/21/chartex" xmlns:cx3="http://schemas.microsoft.com/office/drawing/2016/5/9/chartex" xmlns:cx4="http://schemas.microsoft.com/office/drawing/2016/5/10/chartex" xmlns:cx5="http://schemas.microsoft.com/office/drawing/2016/5/11/chartex" xmlns:cx6="http://schemas.microsoft.com/office/drawing/2016/5/12/chartex" xmlns:cx7="http://schemas.microsoft.com/office/drawing/2016/5/13/chartex" xmlns:cx8="http://schemas.microsoft.com/office/drawing/2016/5/14/chartex" xmlns:mc="http://schemas.openxmlformats.org/markup-compatibility/2006" xmlns:aink="http://schemas.microsoft.com/office/drawing/2016/ink" xmlns:am3d="http://schemas.microsoft.com/office/drawing/2017/model3d" xmlns:o="urn:schemas-microsoft-com:office:office" xmlns:oel="http://schemas.microsoft.com/office/2019/extlst" xmlns:r="http://schemas.openxmlformats.org/officeDocument/2006/relationships" xmlns:m="http://schemas.openxmlformats.org/officeDocument/2006/math" xmlns:v="urn:schemas-microsoft-com:vml" xmlns:wp14="http://schemas.microsoft.com/office/word/2010/wordprocessingDrawing" xmlns:wp="http://schemas.openxmlformats.org/drawingml/2006/wordprocessingDrawing" xmlns:w10="urn:schemas-microsoft-com:office:word" xmlns:w="http://schemas.openxmlformats.org/wordprocessingml/2006/main" xmlns:w14="http://schemas.microsoft.com/office/word/2010/wordml" xmlns:w15="http://schemas.microsoft.com/office/word/2012/wordml" xmlns:w16cex="http://schemas.microsoft.com/office/word/2018/wordml/cex" xmlns:w16cid="http://schemas.microsoft.com/office/word/2016/wordml/cid" xmlns:w16="http://schemas.microsoft.com/office/word/2018/wordml" xmlns:w16du="http://schemas.microsoft.com/office/word/2023/wordml/word16du" xmlns:w16sdtdh="http://schemas.microsoft.com/office/word/2020/wordml/sdtdatahash" xmlns:w16sdtfl="http://schemas.microsoft.com/office/word/2024/wordml/sdtformatlock" xmlns:w16se="http://schemas.microsoft.com/office/word/2015/wordml/symex" xmlns:wpg="http://schemas.microsoft.com/office/word/2010/wordprocessingGroup" xmlns:wpi="http://schemas.microsoft.com/office/word/2010/wordprocessingInk" xmlns:wne="http://schemas.microsoft.com/office/word/2006/wordml" xmlns:wps="http://schemas.microsoft.com/office/word/2010/wordprocessingShape" mc:Ignorable="w14 w15 w16se w16cid w16 w16cex w16sdtdh w16sdtfl w16du wp14">
   <w:p>
     <w:pPr>
-      <w:jc w:val="right"/>
+      <w:jc w:val="center"/>
     </w:pPr>
     <w:r>
       <w:fldChar w:fldCharType="begin"/>
@@ -11726,15 +11685,133 @@
       <w:fldChar w:fldCharType="end"/>
     </w:r>
   </w:p>
+</w:ftr>
+</file>
+
+<file path=word/footnotes.xml><?xml version="1.0" encoding="utf-8"?>
+<w:footnotes xmlns:wpc="http://schemas.microsoft.com/office/word/2010/wordprocessingCanvas" xmlns:cx="http://schemas.microsoft.com/office/drawing/2014/chartex" xmlns:cx1="http://schemas.microsoft.com/office/drawing/2015/9/8/chartex" xmlns:cx2="http://schemas.microsoft.com/office/drawing/2015/10/21/chartex" xmlns:cx3="http://schemas.microsoft.com/office/drawing/2016/5/9/chartex" xmlns:cx4="http://schemas.microsoft.com/office/drawing/2016/5/10/chartex" xmlns:cx5="http://schemas.microsoft.com/office/drawing/2016/5/11/chartex" xmlns:cx6="http://schemas.microsoft.com/office/drawing/2016/5/12/chartex" xmlns:cx7="http://schemas.microsoft.com/office/drawing/2016/5/13/chartex" xmlns:cx8="http://schemas.microsoft.com/office/drawing/2016/5/14/chartex" xmlns:mc="http://schemas.openxmlformats.org/markup-compatibility/2006" xmlns:aink="http://schemas.microsoft.com/office/drawing/2016/ink" xmlns:am3d="http://schemas.microsoft.com/office/drawing/2017/model3d" xmlns:o="urn:schemas-microsoft-com:office:office" xmlns:oel="http://schemas.microsoft.com/office/2019/extlst" xmlns:r="http://schemas.openxmlformats.org/officeDocument/2006/relationships" xmlns:m="http://schemas.openxmlformats.org/officeDocument/2006/math" xmlns:v="urn:schemas-microsoft-com:vml" xmlns:wp14="http://schemas.microsoft.com/office/word/2010/wordprocessingDrawing" xmlns:wp="http://schemas.openxmlformats.org/drawingml/2006/wordprocessingDrawing" xmlns:w10="urn:schemas-microsoft-com:office:word" xmlns:w="http://schemas.openxmlformats.org/wordprocessingml/2006/main" xmlns:w14="http://schemas.microsoft.com/office/word/2010/wordml" xmlns:w15="http://schemas.microsoft.com/office/word/2012/wordml" xmlns:w16cex="http://schemas.microsoft.com/office/word/2018/wordml/cex" xmlns:w16cid="http://schemas.microsoft.com/office/word/2016/wordml/cid" xmlns:w16="http://schemas.microsoft.com/office/word/2018/wordml" xmlns:w16du="http://schemas.microsoft.com/office/word/2023/wordml/word16du" xmlns:w16sdtdh="http://schemas.microsoft.com/office/word/2020/wordml/sdtdatahash" xmlns:w16sdtfl="http://schemas.microsoft.com/office/word/2024/wordml/sdtformatlock" xmlns:w16se="http://schemas.microsoft.com/office/word/2015/wordml/symex" xmlns:wpg="http://schemas.microsoft.com/office/word/2010/wordprocessingGroup" xmlns:wpi="http://schemas.microsoft.com/office/word/2010/wordprocessingInk" xmlns:wne="http://schemas.microsoft.com/office/word/2006/wordml" xmlns:wps="http://schemas.microsoft.com/office/word/2010/wordprocessingShape" mc:Ignorable="w14 w15 w16se w16cid w16 w16cex w16sdtdh w16sdtfl w16du wp14">
+  <w:footnote w:type="separator" w:id="-1">
+    <w:p>
+      <w:r>
+        <w:separator/>
+      </w:r>
+    </w:p>
+  </w:footnote>
+  <w:footnote w:type="continuationSeparator" w:id="0">
+    <w:p>
+      <w:r>
+        <w:continuationSeparator/>
+      </w:r>
+    </w:p>
+  </w:footnote>
+</w:footnotes>
+</file>
+
+<file path=word/header1.xml><?xml version="1.0" encoding="utf-8"?>
+<w:hdr xmlns:wpc="http://schemas.microsoft.com/office/word/2010/wordprocessingCanvas" xmlns:cx="http://schemas.microsoft.com/office/drawing/2014/chartex" xmlns:cx1="http://schemas.microsoft.com/office/drawing/2015/9/8/chartex" xmlns:cx2="http://schemas.microsoft.com/office/drawing/2015/10/21/chartex" xmlns:cx3="http://schemas.microsoft.com/office/drawing/2016/5/9/chartex" xmlns:cx4="http://schemas.microsoft.com/office/drawing/2016/5/10/chartex" xmlns:cx5="http://schemas.microsoft.com/office/drawing/2016/5/11/chartex" xmlns:cx6="http://schemas.microsoft.com/office/drawing/2016/5/12/chartex" xmlns:cx7="http://schemas.microsoft.com/office/drawing/2016/5/13/chartex" xmlns:cx8="http://schemas.microsoft.com/office/drawing/2016/5/14/chartex" xmlns:mc="http://schemas.openxmlformats.org/markup-compatibility/2006" xmlns:aink="http://schemas.microsoft.com/office/drawing/2016/ink" xmlns:am3d="http://schemas.microsoft.com/office/drawing/2017/model3d" xmlns:o="urn:schemas-microsoft-com:office:office" xmlns:oel="http://schemas.microsoft.com/office/2019/extlst" xmlns:r="http://schemas.openxmlformats.org/officeDocument/2006/relationships" xmlns:m="http://schemas.openxmlformats.org/officeDocument/2006/math" xmlns:v="urn:schemas-microsoft-com:vml" xmlns:wp14="http://schemas.microsoft.com/office/word/2010/wordprocessingDrawing" xmlns:wp="http://schemas.openxmlformats.org/drawingml/2006/wordprocessingDrawing" xmlns:w10="urn:schemas-microsoft-com:office:word" xmlns:w="http://schemas.openxmlformats.org/wordprocessingml/2006/main" xmlns:w14="http://schemas.microsoft.com/office/word/2010/wordml" xmlns:w15="http://schemas.microsoft.com/office/word/2012/wordml" xmlns:w16cex="http://schemas.microsoft.com/office/word/2018/wordml/cex" xmlns:w16cid="http://schemas.microsoft.com/office/word/2016/wordml/cid" xmlns:w16="http://schemas.microsoft.com/office/word/2018/wordml" xmlns:w16du="http://schemas.microsoft.com/office/word/2023/wordml/word16du" xmlns:w16sdtdh="http://schemas.microsoft.com/office/word/2020/wordml/sdtdatahash" xmlns:w16sdtfl="http://schemas.microsoft.com/office/word/2024/wordml/sdtformatlock" xmlns:w16se="http://schemas.microsoft.com/office/word/2015/wordml/symex" xmlns:wpg="http://schemas.microsoft.com/office/word/2010/wordprocessingGroup" xmlns:wpi="http://schemas.microsoft.com/office/word/2010/wordprocessingInk" xmlns:wne="http://schemas.microsoft.com/office/word/2006/wordml" xmlns:wps="http://schemas.microsoft.com/office/word/2010/wordprocessingShape" mc:Ignorable="w14 w15 w16se w16cid w16 w16cex w16sdtdh w16sdtfl w16du wp14">
+  <w:p/>
+</w:hdr>
+</file>
+
+<file path=word/header2.xml><?xml version="1.0" encoding="utf-8"?>
+<w:hdr xmlns:wpc="http://schemas.microsoft.com/office/word/2010/wordprocessingCanvas" xmlns:cx="http://schemas.microsoft.com/office/drawing/2014/chartex" xmlns:cx1="http://schemas.microsoft.com/office/drawing/2015/9/8/chartex" xmlns:cx2="http://schemas.microsoft.com/office/drawing/2015/10/21/chartex" xmlns:cx3="http://schemas.microsoft.com/office/drawing/2016/5/9/chartex" xmlns:cx4="http://schemas.microsoft.com/office/drawing/2016/5/10/chartex" xmlns:cx5="http://schemas.microsoft.com/office/drawing/2016/5/11/chartex" xmlns:cx6="http://schemas.microsoft.com/office/drawing/2016/5/12/chartex" xmlns:cx7="http://schemas.microsoft.com/office/drawing/2016/5/13/chartex" xmlns:cx8="http://schemas.microsoft.com/office/drawing/2016/5/14/chartex" xmlns:mc="http://schemas.openxmlformats.org/markup-compatibility/2006" xmlns:aink="http://schemas.microsoft.com/office/drawing/2016/ink" xmlns:am3d="http://schemas.microsoft.com/office/drawing/2017/model3d" xmlns:o="urn:schemas-microsoft-com:office:office" xmlns:oel="http://schemas.microsoft.com/office/2019/extlst" xmlns:r="http://schemas.openxmlformats.org/officeDocument/2006/relationships" xmlns:m="http://schemas.openxmlformats.org/officeDocument/2006/math" xmlns:v="urn:schemas-microsoft-com:vml" xmlns:wp14="http://schemas.microsoft.com/office/word/2010/wordprocessingDrawing" xmlns:wp="http://schemas.openxmlformats.org/drawingml/2006/wordprocessingDrawing" xmlns:w10="urn:schemas-microsoft-com:office:word" xmlns:w="http://schemas.openxmlformats.org/wordprocessingml/2006/main" xmlns:w14="http://schemas.microsoft.com/office/word/2010/wordml" xmlns:w15="http://schemas.microsoft.com/office/word/2012/wordml" xmlns:w16cex="http://schemas.microsoft.com/office/word/2018/wordml/cex" xmlns:w16cid="http://schemas.microsoft.com/office/word/2016/wordml/cid" xmlns:w16="http://schemas.microsoft.com/office/word/2018/wordml" xmlns:w16du="http://schemas.microsoft.com/office/word/2023/wordml/word16du" xmlns:w16sdtdh="http://schemas.microsoft.com/office/word/2020/wordml/sdtdatahash" xmlns:w16sdtfl="http://schemas.microsoft.com/office/word/2024/wordml/sdtformatlock" xmlns:w16se="http://schemas.microsoft.com/office/word/2015/wordml/symex" xmlns:wpg="http://schemas.microsoft.com/office/word/2010/wordprocessingGroup" xmlns:wpi="http://schemas.microsoft.com/office/word/2010/wordprocessingInk" xmlns:wne="http://schemas.microsoft.com/office/word/2006/wordml" xmlns:wps="http://schemas.microsoft.com/office/word/2010/wordprocessingShape" mc:Ignorable="w14 w15 w16se w16cid w16 w16cex w16sdtdh w16sdtfl w16du wp14">
+  <w:p/>
+</w:hdr>
+</file>
+
+<file path=word/header3.xml><?xml version="1.0" encoding="utf-8"?>
+<w:hdr xmlns:wpc="http://schemas.microsoft.com/office/word/2010/wordprocessingCanvas" xmlns:cx="http://schemas.microsoft.com/office/drawing/2014/chartex" xmlns:cx1="http://schemas.microsoft.com/office/drawing/2015/9/8/chartex" xmlns:cx2="http://schemas.microsoft.com/office/drawing/2015/10/21/chartex" xmlns:cx3="http://schemas.microsoft.com/office/drawing/2016/5/9/chartex" xmlns:cx4="http://schemas.microsoft.com/office/drawing/2016/5/10/chartex" xmlns:cx5="http://schemas.microsoft.com/office/drawing/2016/5/11/chartex" xmlns:cx6="http://schemas.microsoft.com/office/drawing/2016/5/12/chartex" xmlns:cx7="http://schemas.microsoft.com/office/drawing/2016/5/13/chartex" xmlns:cx8="http://schemas.microsoft.com/office/drawing/2016/5/14/chartex" xmlns:mc="http://schemas.openxmlformats.org/markup-compatibility/2006" xmlns:aink="http://schemas.microsoft.com/office/drawing/2016/ink" xmlns:am3d="http://schemas.microsoft.com/office/drawing/2017/model3d" xmlns:o="urn:schemas-microsoft-com:office:office" xmlns:oel="http://schemas.microsoft.com/office/2019/extlst" xmlns:r="http://schemas.openxmlformats.org/officeDocument/2006/relationships" xmlns:m="http://schemas.openxmlformats.org/officeDocument/2006/math" xmlns:v="urn:schemas-microsoft-com:vml" xmlns:wp14="http://schemas.microsoft.com/office/word/2010/wordprocessingDrawing" xmlns:wp="http://schemas.openxmlformats.org/drawingml/2006/wordprocessingDrawing" xmlns:w10="urn:schemas-microsoft-com:office:word" xmlns:w="http://schemas.openxmlformats.org/wordprocessingml/2006/main" xmlns:w14="http://schemas.microsoft.com/office/word/2010/wordml" xmlns:w15="http://schemas.microsoft.com/office/word/2012/wordml" xmlns:w16cex="http://schemas.microsoft.com/office/word/2018/wordml/cex" xmlns:w16cid="http://schemas.microsoft.com/office/word/2016/wordml/cid" xmlns:w16="http://schemas.microsoft.com/office/word/2018/wordml" xmlns:w16du="http://schemas.microsoft.com/office/word/2023/wordml/word16du" xmlns:w16sdtdh="http://schemas.microsoft.com/office/word/2020/wordml/sdtdatahash" xmlns:w16sdtfl="http://schemas.microsoft.com/office/word/2024/wordml/sdtformatlock" xmlns:w16se="http://schemas.microsoft.com/office/word/2015/wordml/symex" xmlns:wpg="http://schemas.microsoft.com/office/word/2010/wordprocessingGroup" xmlns:wpi="http://schemas.microsoft.com/office/word/2010/wordprocessingInk" xmlns:wne="http://schemas.microsoft.com/office/word/2006/wordml" xmlns:wps="http://schemas.microsoft.com/office/word/2010/wordprocessingShape" mc:Ignorable="w14 w15 w16se w16cid w16 w16cex w16sdtdh w16sdtfl w16du wp14">
+  <w:p/>
 </w:hdr>
 </file>
 
 <file path=word/numbering.xml><?xml version="1.0" encoding="utf-8"?>
 <w:numbering xmlns:wpc="http://schemas.microsoft.com/office/word/2010/wordprocessingCanvas" xmlns:cx="http://schemas.microsoft.com/office/drawing/2014/chartex" xmlns:cx1="http://schemas.microsoft.com/office/drawing/2015/9/8/chartex" xmlns:cx2="http://schemas.microsoft.com/office/drawing/2015/10/21/chartex" xmlns:cx3="http://schemas.microsoft.com/office/drawing/2016/5/9/chartex" xmlns:cx4="http://schemas.microsoft.com/office/drawing/2016/5/10/chartex" xmlns:cx5="http://schemas.microsoft.com/office/drawing/2016/5/11/chartex" xmlns:cx6="http://schemas.microsoft.com/office/drawing/2016/5/12/chartex" xmlns:cx7="http://schemas.microsoft.com/office/drawing/2016/5/13/chartex" xmlns:cx8="http://schemas.microsoft.com/office/drawing/2016/5/14/chartex" xmlns:mc="http://schemas.openxmlformats.org/markup-compatibility/2006" xmlns:aink="http://schemas.microsoft.com/office/drawing/2016/ink" xmlns:am3d="http://schemas.microsoft.com/office/drawing/2017/model3d" xmlns:o="urn:schemas-microsoft-com:office:office" xmlns:oel="http://schemas.microsoft.com/office/2019/extlst" xmlns:r="http://schemas.openxmlformats.org/officeDocument/2006/relationships" xmlns:m="http://schemas.openxmlformats.org/officeDocument/2006/math" xmlns:v="urn:schemas-microsoft-com:vml" xmlns:wp14="http://schemas.microsoft.com/office/word/2010/wordprocessingDrawing" xmlns:wp="http://schemas.openxmlformats.org/drawingml/2006/wordprocessingDrawing" xmlns:w10="urn:schemas-microsoft-com:office:word" xmlns:w="http://schemas.openxmlformats.org/wordprocessingml/2006/main" xmlns:w14="http://schemas.microsoft.com/office/word/2010/wordml" xmlns:w15="http://schemas.microsoft.com/office/word/2012/wordml" xmlns:w16cex="http://schemas.microsoft.com/office/word/2018/wordml/cex" xmlns:w16cid="http://schemas.microsoft.com/office/word/2016/wordml/cid" xmlns:w16="http://schemas.microsoft.com/office/word/2018/wordml" xmlns:w16du="http://schemas.microsoft.com/office/word/2023/wordml/word16du" xmlns:w16sdtdh="http://schemas.microsoft.com/office/word/2020/wordml/sdtdatahash" xmlns:w16sdtfl="http://schemas.microsoft.com/office/word/2024/wordml/sdtformatlock" xmlns:w16se="http://schemas.microsoft.com/office/word/2015/wordml/symex" xmlns:wpg="http://schemas.microsoft.com/office/word/2010/wordprocessingGroup" xmlns:wpi="http://schemas.microsoft.com/office/word/2010/wordprocessingInk" xmlns:wne="http://schemas.microsoft.com/office/word/2006/wordml" xmlns:wps="http://schemas.microsoft.com/office/word/2010/wordprocessingShape" mc:Ignorable="w14 w15 w16se w16cid w16 w16cex w16sdtdh w16sdtfl w16du wp14">
   <w:abstractNum w:abstractNumId="0" w15:restartNumberingAfterBreak="0">
-    <w:nsid w:val="5BF33269"/>
+    <w:nsid w:val="1B2A40DD"/>
     <w:multiLevelType w:val="multilevel"/>
-    <w:tmpl w:val="238ADC9A"/>
+    <w:tmpl w:val="3710EAFE"/>
+    <w:lvl w:ilvl="0">
+      <w:start w:val="1"/>
+      <w:numFmt w:val="decimal"/>
+      <w:lvlText w:val="%1."/>
+      <w:lvlJc w:val="left"/>
+      <w:pPr>
+        <w:ind w:left="720" w:hanging="360"/>
+      </w:pPr>
+      <w:rPr>
+        <w:rFonts w:ascii="Times New Roman" w:eastAsia="Times New Roman" w:hAnsi="Times New Roman" w:cs="Times New Roman"/>
+      </w:rPr>
+    </w:lvl>
+    <w:lvl w:ilvl="1">
+      <w:numFmt w:val="decimal"/>
+      <w:lvlText w:val=""/>
+      <w:lvlJc w:val="left"/>
+      <w:pPr>
+        <w:ind w:left="0" w:firstLine="0"/>
+      </w:pPr>
+    </w:lvl>
+    <w:lvl w:ilvl="2">
+      <w:numFmt w:val="decimal"/>
+      <w:lvlText w:val=""/>
+      <w:lvlJc w:val="left"/>
+      <w:pPr>
+        <w:ind w:left="0" w:firstLine="0"/>
+      </w:pPr>
+    </w:lvl>
+    <w:lvl w:ilvl="3">
+      <w:numFmt w:val="decimal"/>
+      <w:lvlText w:val=""/>
+      <w:lvlJc w:val="left"/>
+      <w:pPr>
+        <w:ind w:left="0" w:firstLine="0"/>
+      </w:pPr>
+    </w:lvl>
+    <w:lvl w:ilvl="4">
+      <w:numFmt w:val="decimal"/>
+      <w:lvlText w:val=""/>
+      <w:lvlJc w:val="left"/>
+      <w:pPr>
+        <w:ind w:left="0" w:firstLine="0"/>
+      </w:pPr>
+    </w:lvl>
+    <w:lvl w:ilvl="5">
+      <w:numFmt w:val="decimal"/>
+      <w:lvlText w:val=""/>
+      <w:lvlJc w:val="left"/>
+      <w:pPr>
+        <w:ind w:left="0" w:firstLine="0"/>
+      </w:pPr>
+    </w:lvl>
+    <w:lvl w:ilvl="6">
+      <w:numFmt w:val="decimal"/>
+      <w:lvlText w:val=""/>
+      <w:lvlJc w:val="left"/>
+      <w:pPr>
+        <w:ind w:left="0" w:firstLine="0"/>
+      </w:pPr>
+    </w:lvl>
+    <w:lvl w:ilvl="7">
+      <w:numFmt w:val="decimal"/>
+      <w:lvlText w:val=""/>
+      <w:lvlJc w:val="left"/>
+      <w:pPr>
+        <w:ind w:left="0" w:firstLine="0"/>
+      </w:pPr>
+    </w:lvl>
+    <w:lvl w:ilvl="8">
+      <w:numFmt w:val="decimal"/>
+      <w:lvlText w:val=""/>
+      <w:lvlJc w:val="left"/>
+      <w:pPr>
+        <w:ind w:left="0" w:firstLine="0"/>
+      </w:pPr>
+    </w:lvl>
+  </w:abstractNum>
+  <w:abstractNum w:abstractNumId="1" w15:restartNumberingAfterBreak="0">
+    <w:nsid w:val="7AC41310"/>
+    <w:multiLevelType w:val="multilevel"/>
+    <w:tmpl w:val="E182C268"/>
     <w:lvl w:ilvl="0">
       <w:start w:val="1"/>
       <w:numFmt w:val="bullet"/>
@@ -11816,92 +11893,11 @@
       </w:pPr>
     </w:lvl>
   </w:abstractNum>
-  <w:abstractNum w:abstractNumId="1" w15:restartNumberingAfterBreak="0">
-    <w:nsid w:val="6C2A5E41"/>
-    <w:multiLevelType w:val="multilevel"/>
-    <w:tmpl w:val="2960CE6C"/>
-    <w:lvl w:ilvl="0">
-      <w:start w:val="1"/>
-      <w:numFmt w:val="decimal"/>
-      <w:lvlText w:val="%1."/>
-      <w:lvlJc w:val="left"/>
-      <w:pPr>
-        <w:ind w:left="720" w:hanging="360"/>
-      </w:pPr>
-      <w:rPr>
-        <w:rFonts w:ascii="Times New Roman" w:eastAsia="Times New Roman" w:hAnsi="Times New Roman" w:cs="Times New Roman"/>
-      </w:rPr>
-    </w:lvl>
-    <w:lvl w:ilvl="1">
-      <w:numFmt w:val="decimal"/>
-      <w:lvlText w:val=""/>
-      <w:lvlJc w:val="left"/>
-      <w:pPr>
-        <w:ind w:left="0" w:firstLine="0"/>
-      </w:pPr>
-    </w:lvl>
-    <w:lvl w:ilvl="2">
-      <w:numFmt w:val="decimal"/>
-      <w:lvlText w:val=""/>
-      <w:lvlJc w:val="left"/>
-      <w:pPr>
-        <w:ind w:left="0" w:firstLine="0"/>
-      </w:pPr>
-    </w:lvl>
-    <w:lvl w:ilvl="3">
-      <w:numFmt w:val="decimal"/>
-      <w:lvlText w:val=""/>
-      <w:lvlJc w:val="left"/>
-      <w:pPr>
-        <w:ind w:left="0" w:firstLine="0"/>
-      </w:pPr>
-    </w:lvl>
-    <w:lvl w:ilvl="4">
-      <w:numFmt w:val="decimal"/>
-      <w:lvlText w:val=""/>
-      <w:lvlJc w:val="left"/>
-      <w:pPr>
-        <w:ind w:left="0" w:firstLine="0"/>
-      </w:pPr>
-    </w:lvl>
-    <w:lvl w:ilvl="5">
-      <w:numFmt w:val="decimal"/>
-      <w:lvlText w:val=""/>
-      <w:lvlJc w:val="left"/>
-      <w:pPr>
-        <w:ind w:left="0" w:firstLine="0"/>
-      </w:pPr>
-    </w:lvl>
-    <w:lvl w:ilvl="6">
-      <w:numFmt w:val="decimal"/>
-      <w:lvlText w:val=""/>
-      <w:lvlJc w:val="left"/>
-      <w:pPr>
-        <w:ind w:left="0" w:firstLine="0"/>
-      </w:pPr>
-    </w:lvl>
-    <w:lvl w:ilvl="7">
-      <w:numFmt w:val="decimal"/>
-      <w:lvlText w:val=""/>
-      <w:lvlJc w:val="left"/>
-      <w:pPr>
-        <w:ind w:left="0" w:firstLine="0"/>
-      </w:pPr>
-    </w:lvl>
-    <w:lvl w:ilvl="8">
-      <w:numFmt w:val="decimal"/>
-      <w:lvlText w:val=""/>
-      <w:lvlJc w:val="left"/>
-      <w:pPr>
-        <w:ind w:left="0" w:firstLine="0"/>
-      </w:pPr>
-    </w:lvl>
-  </w:abstractNum>
-  <w:num w:numId="1" w16cid:durableId="824709946">
+  <w:num w:numId="1" w16cid:durableId="2135980831">
+    <w:abstractNumId w:val="0"/>
+  </w:num>
+  <w:num w:numId="2" w16cid:durableId="1946497099">
     <w:abstractNumId w:val="1"/>
-  </w:num>
-  <w:num w:numId="2" w16cid:durableId="1954360834">
-    <w:abstractNumId w:val="0"/>
   </w:num>
 </w:numbering>
 </file>
@@ -12342,7 +12338,7 @@
     </w:pPr>
     <w:rPr>
       <w:color w:val="2E74B5"/>
-      <w:sz w:val="26"/>
+      <w:sz w:val="28"/>
       <w:szCs w:val="26"/>
     </w:rPr>
   </w:style>
@@ -12365,6 +12361,7 @@
     </w:pPr>
     <w:rPr>
       <w:color w:val="1F4D78"/>
+      <w:sz w:val="28"/>
     </w:rPr>
   </w:style>
   <w:style w:type="paragraph" w:styleId="Heading4">
@@ -12838,7 +12835,7 @@
     <w:autoRedefine/>
     <w:uiPriority w:val="39"/>
     <w:unhideWhenUsed/>
-    <w:rsid w:val="0022277C"/>
+    <w:rsid w:val="008F5F71"/>
     <w:pPr>
       <w:spacing w:after="100"/>
     </w:pPr>
@@ -12850,7 +12847,7 @@
     <w:autoRedefine/>
     <w:uiPriority w:val="39"/>
     <w:unhideWhenUsed/>
-    <w:rsid w:val="0022277C"/>
+    <w:rsid w:val="008F5F71"/>
     <w:pPr>
       <w:spacing w:after="100"/>
       <w:ind w:left="240"/>
@@ -12863,7 +12860,7 @@
     <w:autoRedefine/>
     <w:uiPriority w:val="39"/>
     <w:unhideWhenUsed/>
-    <w:rsid w:val="0022277C"/>
+    <w:rsid w:val="008F5F71"/>
     <w:pPr>
       <w:spacing w:after="100"/>
       <w:ind w:left="480"/>

--- a/docs/Kinyo_ProjectVI_Proposal.docx
+++ b/docs/Kinyo_ProjectVI_Proposal.docx
@@ -16,7 +16,7 @@
           <w:noProof/>
         </w:rPr>
         <w:drawing>
-          <wp:inline distT="0" distB="0" distL="0" distR="0" wp14:anchorId="22D0EBDD" wp14:editId="43F53E2C">
+          <wp:inline distT="0" distB="0" distL="0" distR="0" wp14:anchorId="3C885631" wp14:editId="555F6214">
             <wp:extent cx="1273012" cy="1114425"/>
             <wp:effectExtent l="0" t="0" r="0" b="0"/>
             <wp:docPr id="1" name="image1.png" descr="Purbanchal University logo"/>
@@ -252,7 +252,7 @@
         <w:spacing w:line="480" w:lineRule="auto"/>
         <w:jc w:val="center"/>
       </w:pPr>
-      <w:bookmarkStart w:id="0" w:name="_Toc239253540"/>
+      <w:bookmarkStart w:id="0" w:name="_Toc239255150"/>
       <w:r>
         <w:rPr>
           <w:b/>
@@ -316,7 +316,7 @@
         <w:spacing w:line="480" w:lineRule="auto"/>
         <w:jc w:val="center"/>
       </w:pPr>
-      <w:bookmarkStart w:id="1" w:name="_Toc239253541"/>
+      <w:bookmarkStart w:id="1" w:name="_Toc239255151"/>
       <w:r>
         <w:rPr>
           <w:b/>
@@ -352,7 +352,7 @@
       <w:r>
         <w:fldChar w:fldCharType="separate"/>
       </w:r>
-      <w:hyperlink w:anchor="_Toc239253540" w:history="1">
+      <w:hyperlink w:anchor="_Toc239255150" w:history="1">
         <w:r>
           <w:rPr>
             <w:rStyle w:val="Hyperlink"/>
@@ -380,7 +380,7 @@
             <w:noProof/>
             <w:webHidden/>
           </w:rPr>
-          <w:instrText xml:space="preserve"> PAGEREF _Toc239253540 \h </w:instrText>
+          <w:instrText xml:space="preserve"> PAGEREF _Toc239255150 \h </w:instrText>
         </w:r>
         <w:r>
           <w:rPr>
@@ -425,7 +425,7 @@
           <w14:ligatures w14:val="standardContextual"/>
         </w:rPr>
       </w:pPr>
-      <w:hyperlink w:anchor="_Toc239253541" w:history="1">
+      <w:hyperlink w:anchor="_Toc239255151" w:history="1">
         <w:r>
           <w:rPr>
             <w:rStyle w:val="Hyperlink"/>
@@ -454,7 +454,7 @@
             <w:noProof/>
             <w:webHidden/>
           </w:rPr>
-          <w:instrText xml:space="preserve"> PAGEREF _Toc239253541 \h </w:instrText>
+          <w:instrText xml:space="preserve"> PAGEREF _Toc239255151 \h </w:instrText>
         </w:r>
         <w:r>
           <w:rPr>
@@ -499,7 +499,7 @@
           <w14:ligatures w14:val="standardContextual"/>
         </w:rPr>
       </w:pPr>
-      <w:hyperlink w:anchor="_Toc239253542" w:history="1">
+      <w:hyperlink w:anchor="_Toc239255152" w:history="1">
         <w:r>
           <w:rPr>
             <w:rStyle w:val="Hyperlink"/>
@@ -528,7 +528,7 @@
             <w:noProof/>
             <w:webHidden/>
           </w:rPr>
-          <w:instrText xml:space="preserve"> PAGEREF _Toc239253542 \h </w:instrText>
+          <w:instrText xml:space="preserve"> PAGEREF _Toc239255152 \h </w:instrText>
         </w:r>
         <w:r>
           <w:rPr>
@@ -573,7 +573,7 @@
           <w14:ligatures w14:val="standardContextual"/>
         </w:rPr>
       </w:pPr>
-      <w:hyperlink w:anchor="_Toc239253543" w:history="1">
+      <w:hyperlink w:anchor="_Toc239255153" w:history="1">
         <w:r>
           <w:rPr>
             <w:rStyle w:val="Hyperlink"/>
@@ -602,7 +602,7 @@
             <w:noProof/>
             <w:webHidden/>
           </w:rPr>
-          <w:instrText xml:space="preserve"> PAGEREF _Toc239253543 \h </w:instrText>
+          <w:instrText xml:space="preserve"> PAGEREF _Toc239255153 \h </w:instrText>
         </w:r>
         <w:r>
           <w:rPr>
@@ -647,7 +647,7 @@
           <w14:ligatures w14:val="standardContextual"/>
         </w:rPr>
       </w:pPr>
-      <w:hyperlink w:anchor="_Toc239253544" w:history="1">
+      <w:hyperlink w:anchor="_Toc239255154" w:history="1">
         <w:r>
           <w:rPr>
             <w:rStyle w:val="Hyperlink"/>
@@ -676,7 +676,7 @@
             <w:noProof/>
             <w:webHidden/>
           </w:rPr>
-          <w:instrText xml:space="preserve"> PAGEREF _Toc239253544 \h </w:instrText>
+          <w:instrText xml:space="preserve"> PAGEREF _Toc239255154 \h </w:instrText>
         </w:r>
         <w:r>
           <w:rPr>
@@ -721,7 +721,7 @@
           <w14:ligatures w14:val="standardContextual"/>
         </w:rPr>
       </w:pPr>
-      <w:hyperlink w:anchor="_Toc239253545" w:history="1">
+      <w:hyperlink w:anchor="_Toc239255155" w:history="1">
         <w:r>
           <w:rPr>
             <w:rStyle w:val="Hyperlink"/>
@@ -750,7 +750,7 @@
             <w:noProof/>
             <w:webHidden/>
           </w:rPr>
-          <w:instrText xml:space="preserve"> PAGEREF _Toc239253545 \h </w:instrText>
+          <w:instrText xml:space="preserve"> PAGEREF _Toc239255155 \h </w:instrText>
         </w:r>
         <w:r>
           <w:rPr>
@@ -795,7 +795,7 @@
           <w14:ligatures w14:val="standardContextual"/>
         </w:rPr>
       </w:pPr>
-      <w:hyperlink w:anchor="_Toc239253546" w:history="1">
+      <w:hyperlink w:anchor="_Toc239255156" w:history="1">
         <w:r>
           <w:rPr>
             <w:rStyle w:val="Hyperlink"/>
@@ -824,7 +824,7 @@
             <w:noProof/>
             <w:webHidden/>
           </w:rPr>
-          <w:instrText xml:space="preserve"> PAGEREF _Toc239253546 \h </w:instrText>
+          <w:instrText xml:space="preserve"> PAGEREF _Toc239255156 \h </w:instrText>
         </w:r>
         <w:r>
           <w:rPr>
@@ -869,7 +869,7 @@
           <w14:ligatures w14:val="standardContextual"/>
         </w:rPr>
       </w:pPr>
-      <w:hyperlink w:anchor="_Toc239253547" w:history="1">
+      <w:hyperlink w:anchor="_Toc239255157" w:history="1">
         <w:r>
           <w:rPr>
             <w:rStyle w:val="Hyperlink"/>
@@ -898,7 +898,7 @@
             <w:noProof/>
             <w:webHidden/>
           </w:rPr>
-          <w:instrText xml:space="preserve"> PAGEREF _Toc239253547 \h </w:instrText>
+          <w:instrText xml:space="preserve"> PAGEREF _Toc239255157 \h </w:instrText>
         </w:r>
         <w:r>
           <w:rPr>
@@ -943,7 +943,7 @@
           <w14:ligatures w14:val="standardContextual"/>
         </w:rPr>
       </w:pPr>
-      <w:hyperlink w:anchor="_Toc239253548" w:history="1">
+      <w:hyperlink w:anchor="_Toc239255158" w:history="1">
         <w:r>
           <w:rPr>
             <w:rStyle w:val="Hyperlink"/>
@@ -973,7 +973,7 @@
             <w:noProof/>
             <w:webHidden/>
           </w:rPr>
-          <w:instrText xml:space="preserve"> PAGEREF _Toc239253548 \h </w:instrText>
+          <w:instrText xml:space="preserve"> PAGEREF _Toc239255158 \h </w:instrText>
         </w:r>
         <w:r>
           <w:rPr>
@@ -1018,7 +1018,7 @@
           <w14:ligatures w14:val="standardContextual"/>
         </w:rPr>
       </w:pPr>
-      <w:hyperlink w:anchor="_Toc239253549" w:history="1">
+      <w:hyperlink w:anchor="_Toc239255159" w:history="1">
         <w:r>
           <w:rPr>
             <w:rStyle w:val="Hyperlink"/>
@@ -1048,7 +1048,7 @@
             <w:noProof/>
             <w:webHidden/>
           </w:rPr>
-          <w:instrText xml:space="preserve"> PAGEREF _Toc239253549 \h </w:instrText>
+          <w:instrText xml:space="preserve"> PAGEREF _Toc239255159 \h </w:instrText>
         </w:r>
         <w:r>
           <w:rPr>
@@ -1093,7 +1093,7 @@
           <w14:ligatures w14:val="standardContextual"/>
         </w:rPr>
       </w:pPr>
-      <w:hyperlink w:anchor="_Toc239253550" w:history="1">
+      <w:hyperlink w:anchor="_Toc239255160" w:history="1">
         <w:r>
           <w:rPr>
             <w:rStyle w:val="Hyperlink"/>
@@ -1122,7 +1122,7 @@
             <w:noProof/>
             <w:webHidden/>
           </w:rPr>
-          <w:instrText xml:space="preserve"> PAGEREF _Toc239253550 \h </w:instrText>
+          <w:instrText xml:space="preserve"> PAGEREF _Toc239255160 \h </w:instrText>
         </w:r>
         <w:r>
           <w:rPr>
@@ -1167,7 +1167,7 @@
           <w14:ligatures w14:val="standardContextual"/>
         </w:rPr>
       </w:pPr>
-      <w:hyperlink w:anchor="_Toc239253551" w:history="1">
+      <w:hyperlink w:anchor="_Toc239255161" w:history="1">
         <w:r>
           <w:rPr>
             <w:rStyle w:val="Hyperlink"/>
@@ -1196,7 +1196,7 @@
             <w:noProof/>
             <w:webHidden/>
           </w:rPr>
-          <w:instrText xml:space="preserve"> PAGEREF _Toc239253551 \h </w:instrText>
+          <w:instrText xml:space="preserve"> PAGEREF _Toc239255161 \h </w:instrText>
         </w:r>
         <w:r>
           <w:rPr>
@@ -1241,7 +1241,7 @@
           <w14:ligatures w14:val="standardContextual"/>
         </w:rPr>
       </w:pPr>
-      <w:hyperlink w:anchor="_Toc239253552" w:history="1">
+      <w:hyperlink w:anchor="_Toc239255162" w:history="1">
         <w:r>
           <w:rPr>
             <w:rStyle w:val="Hyperlink"/>
@@ -1270,7 +1270,7 @@
             <w:noProof/>
             <w:webHidden/>
           </w:rPr>
-          <w:instrText xml:space="preserve"> PAGEREF _Toc239253552 \h </w:instrText>
+          <w:instrText xml:space="preserve"> PAGEREF _Toc239255162 \h </w:instrText>
         </w:r>
         <w:r>
           <w:rPr>
@@ -1315,7 +1315,7 @@
           <w14:ligatures w14:val="standardContextual"/>
         </w:rPr>
       </w:pPr>
-      <w:hyperlink w:anchor="_Toc239253553" w:history="1">
+      <w:hyperlink w:anchor="_Toc239255163" w:history="1">
         <w:r>
           <w:rPr>
             <w:rStyle w:val="Hyperlink"/>
@@ -1344,7 +1344,7 @@
             <w:noProof/>
             <w:webHidden/>
           </w:rPr>
-          <w:instrText xml:space="preserve"> PAGEREF _Toc239253553 \h </w:instrText>
+          <w:instrText xml:space="preserve"> PAGEREF _Toc239255163 \h </w:instrText>
         </w:r>
         <w:r>
           <w:rPr>
@@ -1389,7 +1389,7 @@
           <w14:ligatures w14:val="standardContextual"/>
         </w:rPr>
       </w:pPr>
-      <w:hyperlink w:anchor="_Toc239253554" w:history="1">
+      <w:hyperlink w:anchor="_Toc239255164" w:history="1">
         <w:r>
           <w:rPr>
             <w:rStyle w:val="Hyperlink"/>
@@ -1418,7 +1418,7 @@
             <w:noProof/>
             <w:webHidden/>
           </w:rPr>
-          <w:instrText xml:space="preserve"> PAGEREF _Toc239253554 \h </w:instrText>
+          <w:instrText xml:space="preserve"> PAGEREF _Toc239255164 \h </w:instrText>
         </w:r>
         <w:r>
           <w:rPr>
@@ -1463,7 +1463,7 @@
           <w14:ligatures w14:val="standardContextual"/>
         </w:rPr>
       </w:pPr>
-      <w:hyperlink w:anchor="_Toc239253555" w:history="1">
+      <w:hyperlink w:anchor="_Toc239255165" w:history="1">
         <w:r>
           <w:rPr>
             <w:rStyle w:val="Hyperlink"/>
@@ -1492,7 +1492,7 @@
             <w:noProof/>
             <w:webHidden/>
           </w:rPr>
-          <w:instrText xml:space="preserve"> PAGEREF _Toc239253555 \h </w:instrText>
+          <w:instrText xml:space="preserve"> PAGEREF _Toc239255165 \h </w:instrText>
         </w:r>
         <w:r>
           <w:rPr>
@@ -1537,7 +1537,7 @@
           <w14:ligatures w14:val="standardContextual"/>
         </w:rPr>
       </w:pPr>
-      <w:hyperlink w:anchor="_Toc239253556" w:history="1">
+      <w:hyperlink w:anchor="_Toc239255166" w:history="1">
         <w:r>
           <w:rPr>
             <w:rStyle w:val="Hyperlink"/>
@@ -1566,7 +1566,7 @@
             <w:noProof/>
             <w:webHidden/>
           </w:rPr>
-          <w:instrText xml:space="preserve"> PAGEREF _Toc239253556 \h </w:instrText>
+          <w:instrText xml:space="preserve"> PAGEREF _Toc239255166 \h </w:instrText>
         </w:r>
         <w:r>
           <w:rPr>
@@ -1611,7 +1611,7 @@
           <w14:ligatures w14:val="standardContextual"/>
         </w:rPr>
       </w:pPr>
-      <w:hyperlink w:anchor="_Toc239253557" w:history="1">
+      <w:hyperlink w:anchor="_Toc239255167" w:history="1">
         <w:r>
           <w:rPr>
             <w:rStyle w:val="Hyperlink"/>
@@ -1640,7 +1640,7 @@
             <w:noProof/>
             <w:webHidden/>
           </w:rPr>
-          <w:instrText xml:space="preserve"> PAGEREF _Toc239253557 \h </w:instrText>
+          <w:instrText xml:space="preserve"> PAGEREF _Toc239255167 \h </w:instrText>
         </w:r>
         <w:r>
           <w:rPr>
@@ -1685,7 +1685,7 @@
           <w14:ligatures w14:val="standardContextual"/>
         </w:rPr>
       </w:pPr>
-      <w:hyperlink w:anchor="_Toc239253558" w:history="1">
+      <w:hyperlink w:anchor="_Toc239255168" w:history="1">
         <w:r>
           <w:rPr>
             <w:rStyle w:val="Hyperlink"/>
@@ -1714,7 +1714,7 @@
             <w:noProof/>
             <w:webHidden/>
           </w:rPr>
-          <w:instrText xml:space="preserve"> PAGEREF _Toc239253558 \h </w:instrText>
+          <w:instrText xml:space="preserve"> PAGEREF _Toc239255168 \h </w:instrText>
         </w:r>
         <w:r>
           <w:rPr>
@@ -1759,7 +1759,7 @@
           <w14:ligatures w14:val="standardContextual"/>
         </w:rPr>
       </w:pPr>
-      <w:hyperlink w:anchor="_Toc239253559" w:history="1">
+      <w:hyperlink w:anchor="_Toc239255169" w:history="1">
         <w:r>
           <w:rPr>
             <w:rStyle w:val="Hyperlink"/>
@@ -1788,7 +1788,7 @@
             <w:noProof/>
             <w:webHidden/>
           </w:rPr>
-          <w:instrText xml:space="preserve"> PAGEREF _Toc239253559 \h </w:instrText>
+          <w:instrText xml:space="preserve"> PAGEREF _Toc239255169 \h </w:instrText>
         </w:r>
         <w:r>
           <w:rPr>
@@ -1833,7 +1833,7 @@
           <w14:ligatures w14:val="standardContextual"/>
         </w:rPr>
       </w:pPr>
-      <w:hyperlink w:anchor="_Toc239253560" w:history="1">
+      <w:hyperlink w:anchor="_Toc239255170" w:history="1">
         <w:r>
           <w:rPr>
             <w:rStyle w:val="Hyperlink"/>
@@ -1862,7 +1862,7 @@
             <w:noProof/>
             <w:webHidden/>
           </w:rPr>
-          <w:instrText xml:space="preserve"> PAGEREF _Toc239253560 \h </w:instrText>
+          <w:instrText xml:space="preserve"> PAGEREF _Toc239255170 \h </w:instrText>
         </w:r>
         <w:r>
           <w:rPr>
@@ -1907,7 +1907,7 @@
           <w14:ligatures w14:val="standardContextual"/>
         </w:rPr>
       </w:pPr>
-      <w:hyperlink w:anchor="_Toc239253561" w:history="1">
+      <w:hyperlink w:anchor="_Toc239255171" w:history="1">
         <w:r>
           <w:rPr>
             <w:rStyle w:val="Hyperlink"/>
@@ -1936,7 +1936,7 @@
             <w:noProof/>
             <w:webHidden/>
           </w:rPr>
-          <w:instrText xml:space="preserve"> PAGEREF _Toc239253561 \h </w:instrText>
+          <w:instrText xml:space="preserve"> PAGEREF _Toc239255171 \h </w:instrText>
         </w:r>
         <w:r>
           <w:rPr>
@@ -1981,7 +1981,7 @@
           <w14:ligatures w14:val="standardContextual"/>
         </w:rPr>
       </w:pPr>
-      <w:hyperlink w:anchor="_Toc239253562" w:history="1">
+      <w:hyperlink w:anchor="_Toc239255172" w:history="1">
         <w:r>
           <w:rPr>
             <w:rStyle w:val="Hyperlink"/>
@@ -2009,7 +2009,7 @@
             <w:noProof/>
             <w:webHidden/>
           </w:rPr>
-          <w:instrText xml:space="preserve"> PAGEREF _Toc239253562 \h </w:instrText>
+          <w:instrText xml:space="preserve"> PAGEREF _Toc239255172 \h </w:instrText>
         </w:r>
         <w:r>
           <w:rPr>
@@ -2054,7 +2054,7 @@
           <w14:ligatures w14:val="standardContextual"/>
         </w:rPr>
       </w:pPr>
-      <w:hyperlink w:anchor="_Toc239253563" w:history="1">
+      <w:hyperlink w:anchor="_Toc239255173" w:history="1">
         <w:r>
           <w:rPr>
             <w:rStyle w:val="Hyperlink"/>
@@ -2082,7 +2082,7 @@
             <w:noProof/>
             <w:webHidden/>
           </w:rPr>
-          <w:instrText xml:space="preserve"> PAGEREF _Toc239253563 \h </w:instrText>
+          <w:instrText xml:space="preserve"> PAGEREF _Toc239255173 \h </w:instrText>
         </w:r>
         <w:r>
           <w:rPr>
@@ -2127,7 +2127,7 @@
           <w14:ligatures w14:val="standardContextual"/>
         </w:rPr>
       </w:pPr>
-      <w:hyperlink w:anchor="_Toc239253564" w:history="1">
+      <w:hyperlink w:anchor="_Toc239255174" w:history="1">
         <w:r>
           <w:rPr>
             <w:rStyle w:val="Hyperlink"/>
@@ -2155,7 +2155,7 @@
             <w:noProof/>
             <w:webHidden/>
           </w:rPr>
-          <w:instrText xml:space="preserve"> PAGEREF _Toc239253564 \h </w:instrText>
+          <w:instrText xml:space="preserve"> PAGEREF _Toc239255174 \h </w:instrText>
         </w:r>
         <w:r>
           <w:rPr>
@@ -2200,7 +2200,7 @@
           <w14:ligatures w14:val="standardContextual"/>
         </w:rPr>
       </w:pPr>
-      <w:hyperlink w:anchor="_Toc239253565" w:history="1">
+      <w:hyperlink w:anchor="_Toc239255175" w:history="1">
         <w:r>
           <w:rPr>
             <w:rStyle w:val="Hyperlink"/>
@@ -2229,7 +2229,7 @@
             <w:noProof/>
             <w:webHidden/>
           </w:rPr>
-          <w:instrText xml:space="preserve"> PAGEREF _Toc239253565 \h </w:instrText>
+          <w:instrText xml:space="preserve"> PAGEREF _Toc239255175 \h </w:instrText>
         </w:r>
         <w:r>
           <w:rPr>
@@ -2274,7 +2274,7 @@
           <w14:ligatures w14:val="standardContextual"/>
         </w:rPr>
       </w:pPr>
-      <w:hyperlink w:anchor="_Toc239253566" w:history="1">
+      <w:hyperlink w:anchor="_Toc239255176" w:history="1">
         <w:r>
           <w:rPr>
             <w:rStyle w:val="Hyperlink"/>
@@ -2303,7 +2303,7 @@
             <w:noProof/>
             <w:webHidden/>
           </w:rPr>
-          <w:instrText xml:space="preserve"> PAGEREF _Toc239253566 \h </w:instrText>
+          <w:instrText xml:space="preserve"> PAGEREF _Toc239255176 \h </w:instrText>
         </w:r>
         <w:r>
           <w:rPr>
@@ -2348,7 +2348,7 @@
           <w14:ligatures w14:val="standardContextual"/>
         </w:rPr>
       </w:pPr>
-      <w:hyperlink w:anchor="_Toc239253567" w:history="1">
+      <w:hyperlink w:anchor="_Toc239255177" w:history="1">
         <w:r>
           <w:rPr>
             <w:rStyle w:val="Hyperlink"/>
@@ -2377,7 +2377,7 @@
             <w:noProof/>
             <w:webHidden/>
           </w:rPr>
-          <w:instrText xml:space="preserve"> PAGEREF _Toc239253567 \h </w:instrText>
+          <w:instrText xml:space="preserve"> PAGEREF _Toc239255177 \h </w:instrText>
         </w:r>
         <w:r>
           <w:rPr>
@@ -2397,7 +2397,7 @@
             <w:noProof/>
             <w:webHidden/>
           </w:rPr>
-          <w:t>28</w:t>
+          <w:t>27</w:t>
         </w:r>
         <w:r>
           <w:rPr>
@@ -2422,7 +2422,7 @@
           <w14:ligatures w14:val="standardContextual"/>
         </w:rPr>
       </w:pPr>
-      <w:hyperlink w:anchor="_Toc239253568" w:history="1">
+      <w:hyperlink w:anchor="_Toc239255178" w:history="1">
         <w:r>
           <w:rPr>
             <w:rStyle w:val="Hyperlink"/>
@@ -2452,7 +2452,7 @@
             <w:noProof/>
             <w:webHidden/>
           </w:rPr>
-          <w:instrText xml:space="preserve"> PAGEREF _Toc239253568 \h </w:instrText>
+          <w:instrText xml:space="preserve"> PAGEREF _Toc239255178 \h </w:instrText>
         </w:r>
         <w:r>
           <w:rPr>
@@ -2472,7 +2472,7 @@
             <w:noProof/>
             <w:webHidden/>
           </w:rPr>
-          <w:t>28</w:t>
+          <w:t>27</w:t>
         </w:r>
         <w:r>
           <w:rPr>
@@ -2497,7 +2497,7 @@
           <w14:ligatures w14:val="standardContextual"/>
         </w:rPr>
       </w:pPr>
-      <w:hyperlink w:anchor="_Toc239253569" w:history="1">
+      <w:hyperlink w:anchor="_Toc239255179" w:history="1">
         <w:r>
           <w:rPr>
             <w:rStyle w:val="Hyperlink"/>
@@ -2527,7 +2527,7 @@
             <w:noProof/>
             <w:webHidden/>
           </w:rPr>
-          <w:instrText xml:space="preserve"> PAGEREF _Toc239253569 \h </w:instrText>
+          <w:instrText xml:space="preserve"> PAGEREF _Toc239255179 \h </w:instrText>
         </w:r>
         <w:r>
           <w:rPr>
@@ -2572,7 +2572,7 @@
           <w14:ligatures w14:val="standardContextual"/>
         </w:rPr>
       </w:pPr>
-      <w:hyperlink w:anchor="_Toc239253570" w:history="1">
+      <w:hyperlink w:anchor="_Toc239255180" w:history="1">
         <w:r>
           <w:rPr>
             <w:rStyle w:val="Hyperlink"/>
@@ -2601,7 +2601,7 @@
             <w:noProof/>
             <w:webHidden/>
           </w:rPr>
-          <w:instrText xml:space="preserve"> PAGEREF _Toc239253570 \h </w:instrText>
+          <w:instrText xml:space="preserve"> PAGEREF _Toc239255180 \h </w:instrText>
         </w:r>
         <w:r>
           <w:rPr>
@@ -2621,7 +2621,7 @@
             <w:noProof/>
             <w:webHidden/>
           </w:rPr>
-          <w:t>30</w:t>
+          <w:t>29</w:t>
         </w:r>
         <w:r>
           <w:rPr>
@@ -2646,7 +2646,7 @@
           <w14:ligatures w14:val="standardContextual"/>
         </w:rPr>
       </w:pPr>
-      <w:hyperlink w:anchor="_Toc239253571" w:history="1">
+      <w:hyperlink w:anchor="_Toc239255181" w:history="1">
         <w:r>
           <w:rPr>
             <w:rStyle w:val="Hyperlink"/>
@@ -2675,7 +2675,7 @@
             <w:noProof/>
             <w:webHidden/>
           </w:rPr>
-          <w:instrText xml:space="preserve"> PAGEREF _Toc239253571 \h </w:instrText>
+          <w:instrText xml:space="preserve"> PAGEREF _Toc239255181 \h </w:instrText>
         </w:r>
         <w:r>
           <w:rPr>
@@ -2720,7 +2720,7 @@
           <w14:ligatures w14:val="standardContextual"/>
         </w:rPr>
       </w:pPr>
-      <w:hyperlink w:anchor="_Toc239253572" w:history="1">
+      <w:hyperlink w:anchor="_Toc239255182" w:history="1">
         <w:r>
           <w:rPr>
             <w:rStyle w:val="Hyperlink"/>
@@ -2749,7 +2749,7 @@
             <w:noProof/>
             <w:webHidden/>
           </w:rPr>
-          <w:instrText xml:space="preserve"> PAGEREF _Toc239253572 \h </w:instrText>
+          <w:instrText xml:space="preserve"> PAGEREF _Toc239255182 \h </w:instrText>
         </w:r>
         <w:r>
           <w:rPr>
@@ -2794,7 +2794,7 @@
           <w14:ligatures w14:val="standardContextual"/>
         </w:rPr>
       </w:pPr>
-      <w:hyperlink w:anchor="_Toc239253573" w:history="1">
+      <w:hyperlink w:anchor="_Toc239255183" w:history="1">
         <w:r>
           <w:rPr>
             <w:rStyle w:val="Hyperlink"/>
@@ -2823,7 +2823,7 @@
             <w:noProof/>
             <w:webHidden/>
           </w:rPr>
-          <w:instrText xml:space="preserve"> PAGEREF _Toc239253573 \h </w:instrText>
+          <w:instrText xml:space="preserve"> PAGEREF _Toc239255183 \h </w:instrText>
         </w:r>
         <w:r>
           <w:rPr>
@@ -2868,7 +2868,7 @@
           <w14:ligatures w14:val="standardContextual"/>
         </w:rPr>
       </w:pPr>
-      <w:hyperlink w:anchor="_Toc239253574" w:history="1">
+      <w:hyperlink w:anchor="_Toc239255184" w:history="1">
         <w:r>
           <w:rPr>
             <w:rStyle w:val="Hyperlink"/>
@@ -2897,7 +2897,7 @@
             <w:noProof/>
             <w:webHidden/>
           </w:rPr>
-          <w:instrText xml:space="preserve"> PAGEREF _Toc239253574 \h </w:instrText>
+          <w:instrText xml:space="preserve"> PAGEREF _Toc239255184 \h </w:instrText>
         </w:r>
         <w:r>
           <w:rPr>
@@ -2942,7 +2942,7 @@
           <w14:ligatures w14:val="standardContextual"/>
         </w:rPr>
       </w:pPr>
-      <w:hyperlink w:anchor="_Toc239253575" w:history="1">
+      <w:hyperlink w:anchor="_Toc239255185" w:history="1">
         <w:r>
           <w:rPr>
             <w:rStyle w:val="Hyperlink"/>
@@ -2971,7 +2971,7 @@
             <w:noProof/>
             <w:webHidden/>
           </w:rPr>
-          <w:instrText xml:space="preserve"> PAGEREF _Toc239253575 \h </w:instrText>
+          <w:instrText xml:space="preserve"> PAGEREF _Toc239255185 \h </w:instrText>
         </w:r>
         <w:r>
           <w:rPr>
@@ -3016,7 +3016,7 @@
           <w14:ligatures w14:val="standardContextual"/>
         </w:rPr>
       </w:pPr>
-      <w:hyperlink w:anchor="_Toc239253576" w:history="1">
+      <w:hyperlink w:anchor="_Toc239255186" w:history="1">
         <w:r>
           <w:rPr>
             <w:rStyle w:val="Hyperlink"/>
@@ -3045,7 +3045,7 @@
             <w:noProof/>
             <w:webHidden/>
           </w:rPr>
-          <w:instrText xml:space="preserve"> PAGEREF _Toc239253576 \h </w:instrText>
+          <w:instrText xml:space="preserve"> PAGEREF _Toc239255186 \h </w:instrText>
         </w:r>
         <w:r>
           <w:rPr>
@@ -3090,7 +3090,7 @@
           <w14:ligatures w14:val="standardContextual"/>
         </w:rPr>
       </w:pPr>
-      <w:hyperlink w:anchor="_Toc239253577" w:history="1">
+      <w:hyperlink w:anchor="_Toc239255187" w:history="1">
         <w:r>
           <w:rPr>
             <w:rStyle w:val="Hyperlink"/>
@@ -3119,7 +3119,7 @@
             <w:noProof/>
             <w:webHidden/>
           </w:rPr>
-          <w:instrText xml:space="preserve"> PAGEREF _Toc239253577 \h </w:instrText>
+          <w:instrText xml:space="preserve"> PAGEREF _Toc239255187 \h </w:instrText>
         </w:r>
         <w:r>
           <w:rPr>
@@ -3164,7 +3164,7 @@
           <w14:ligatures w14:val="standardContextual"/>
         </w:rPr>
       </w:pPr>
-      <w:hyperlink w:anchor="_Toc239253578" w:history="1">
+      <w:hyperlink w:anchor="_Toc239255188" w:history="1">
         <w:r>
           <w:rPr>
             <w:rStyle w:val="Hyperlink"/>
@@ -3193,7 +3193,7 @@
             <w:noProof/>
             <w:webHidden/>
           </w:rPr>
-          <w:instrText xml:space="preserve"> PAGEREF _Toc239253578 \h </w:instrText>
+          <w:instrText xml:space="preserve"> PAGEREF _Toc239255188 \h </w:instrText>
         </w:r>
         <w:r>
           <w:rPr>
@@ -3240,7 +3240,7 @@
         <w:spacing w:line="480" w:lineRule="auto"/>
         <w:jc w:val="center"/>
       </w:pPr>
-      <w:bookmarkStart w:id="2" w:name="_Toc239253542"/>
+      <w:bookmarkStart w:id="2" w:name="_Toc239255152"/>
       <w:r>
         <w:rPr>
           <w:b/>
@@ -3743,7 +3743,7 @@
         <w:spacing w:line="480" w:lineRule="auto"/>
         <w:jc w:val="center"/>
       </w:pPr>
-      <w:bookmarkStart w:id="3" w:name="_Toc239253543"/>
+      <w:bookmarkStart w:id="3" w:name="_Toc239255153"/>
       <w:r>
         <w:rPr>
           <w:b/>
@@ -5128,7 +5128,7 @@
         <w:spacing w:line="480" w:lineRule="auto"/>
         <w:jc w:val="center"/>
       </w:pPr>
-      <w:bookmarkStart w:id="4" w:name="_Toc239253544"/>
+      <w:bookmarkStart w:id="4" w:name="_Toc239255154"/>
       <w:r>
         <w:rPr>
           <w:b/>
@@ -5147,7 +5147,7 @@
         <w:keepNext/>
         <w:spacing w:line="480" w:lineRule="auto"/>
       </w:pPr>
-      <w:bookmarkStart w:id="5" w:name="_Toc239253545"/>
+      <w:bookmarkStart w:id="5" w:name="_Toc239255155"/>
       <w:r>
         <w:rPr>
           <w:b/>
@@ -5228,7 +5228,7 @@
         <w:keepNext/>
         <w:spacing w:line="480" w:lineRule="auto"/>
       </w:pPr>
-      <w:bookmarkStart w:id="6" w:name="_Toc239253546"/>
+      <w:bookmarkStart w:id="6" w:name="_Toc239255156"/>
       <w:r>
         <w:rPr>
           <w:b/>
@@ -5298,7 +5298,7 @@
         <w:keepNext/>
         <w:spacing w:line="480" w:lineRule="auto"/>
       </w:pPr>
-      <w:bookmarkStart w:id="7" w:name="_Toc239253547"/>
+      <w:bookmarkStart w:id="7" w:name="_Toc239255157"/>
       <w:r>
         <w:rPr>
           <w:b/>
@@ -5316,7 +5316,7 @@
         <w:keepNext/>
         <w:spacing w:line="480" w:lineRule="auto"/>
       </w:pPr>
-      <w:bookmarkStart w:id="8" w:name="_Toc239253548"/>
+      <w:bookmarkStart w:id="8" w:name="_Toc239255158"/>
       <w:r>
         <w:rPr>
           <w:b/>
@@ -5345,7 +5345,7 @@
         <w:keepNext/>
         <w:spacing w:line="480" w:lineRule="auto"/>
       </w:pPr>
-      <w:bookmarkStart w:id="9" w:name="_Toc239253549"/>
+      <w:bookmarkStart w:id="9" w:name="_Toc239255159"/>
       <w:r>
         <w:rPr>
           <w:b/>
@@ -5471,7 +5471,7 @@
         <w:keepNext/>
         <w:spacing w:line="480" w:lineRule="auto"/>
       </w:pPr>
-      <w:bookmarkStart w:id="10" w:name="_Toc239253550"/>
+      <w:bookmarkStart w:id="10" w:name="_Toc239255160"/>
       <w:r>
         <w:rPr>
           <w:b/>
@@ -5633,7 +5633,7 @@
         <w:spacing w:line="480" w:lineRule="auto"/>
         <w:jc w:val="center"/>
       </w:pPr>
-      <w:bookmarkStart w:id="11" w:name="_Toc239253551"/>
+      <w:bookmarkStart w:id="11" w:name="_Toc239255161"/>
       <w:r>
         <w:rPr>
           <w:b/>
@@ -5652,7 +5652,7 @@
         <w:keepNext/>
         <w:spacing w:line="480" w:lineRule="auto"/>
       </w:pPr>
-      <w:bookmarkStart w:id="12" w:name="_Toc239253552"/>
+      <w:bookmarkStart w:id="12" w:name="_Toc239255162"/>
       <w:r>
         <w:rPr>
           <w:b/>
@@ -5767,7 +5767,7 @@
         <w:keepNext/>
         <w:spacing w:line="480" w:lineRule="auto"/>
       </w:pPr>
-      <w:bookmarkStart w:id="13" w:name="_Toc239253553"/>
+      <w:bookmarkStart w:id="13" w:name="_Toc239255163"/>
       <w:r>
         <w:rPr>
           <w:b/>
@@ -6391,7 +6391,7 @@
         <w:keepNext/>
         <w:spacing w:line="480" w:lineRule="auto"/>
       </w:pPr>
-      <w:bookmarkStart w:id="14" w:name="_Toc239253554"/>
+      <w:bookmarkStart w:id="14" w:name="_Toc239255164"/>
       <w:r>
         <w:rPr>
           <w:b/>
@@ -6547,7 +6547,7 @@
         <w:keepNext/>
         <w:spacing w:line="480" w:lineRule="auto"/>
       </w:pPr>
-      <w:bookmarkStart w:id="15" w:name="_Toc239253555"/>
+      <w:bookmarkStart w:id="15" w:name="_Toc239255165"/>
       <w:r>
         <w:rPr>
           <w:b/>
@@ -7445,7 +7445,7 @@
         <w:keepNext/>
         <w:spacing w:line="480" w:lineRule="auto"/>
       </w:pPr>
-      <w:bookmarkStart w:id="16" w:name="_Toc239253556"/>
+      <w:bookmarkStart w:id="16" w:name="_Toc239255166"/>
       <w:r>
         <w:rPr>
           <w:b/>
@@ -7926,7 +7926,7 @@
         <w:spacing w:line="480" w:lineRule="auto"/>
         <w:jc w:val="center"/>
       </w:pPr>
-      <w:bookmarkStart w:id="17" w:name="_Toc239253557"/>
+      <w:bookmarkStart w:id="17" w:name="_Toc239255167"/>
       <w:r>
         <w:rPr>
           <w:b/>
@@ -7945,7 +7945,7 @@
         <w:keepNext/>
         <w:spacing w:line="480" w:lineRule="auto"/>
       </w:pPr>
-      <w:bookmarkStart w:id="18" w:name="_Toc239253558"/>
+      <w:bookmarkStart w:id="18" w:name="_Toc239255168"/>
       <w:r>
         <w:rPr>
           <w:b/>
@@ -7999,36 +7999,15 @@
     <w:p>
       <w:pPr>
         <w:keepNext/>
-        <w:spacing w:line="480" w:lineRule="auto"/>
-      </w:pPr>
-      <w:r>
-        <w:rPr>
-          <w:b/>
-          <w:color w:val="000000"/>
+        <w:jc w:val="center"/>
+      </w:pPr>
+      <w:r>
+        <w:rPr>
+          <w:noProof/>
         </w:rPr>
         <w:lastRenderedPageBreak/>
-        <w:t>Figure 1</w:t>
-      </w:r>
-    </w:p>
-    <w:p>
-      <w:pPr>
-        <w:keepNext/>
-        <w:spacing w:line="480" w:lineRule="auto"/>
-      </w:pPr>
-      <w:r>
-        <w:rPr>
-          <w:color w:val="000000"/>
-        </w:rPr>
-        <w:t>SDLC Model: Iterative and Incremental Development</w:t>
-      </w:r>
-    </w:p>
-    <w:p>
-      <w:r>
-        <w:rPr>
-          <w:noProof/>
-        </w:rPr>
         <w:drawing>
-          <wp:inline distT="0" distB="0" distL="0" distR="0" wp14:anchorId="325F035D" wp14:editId="0210D769">
+          <wp:inline distT="0" distB="0" distL="0" distR="0" wp14:anchorId="47426FA8" wp14:editId="5AC26A6E">
             <wp:extent cx="5577840" cy="3434103"/>
             <wp:effectExtent l="0" t="0" r="0" b="0"/>
             <wp:docPr id="2" name="Picture 2"/>
@@ -8064,6 +8043,25 @@
         </w:drawing>
       </w:r>
     </w:p>
+    <w:p>
+      <w:pPr>
+        <w:spacing w:after="120"/>
+        <w:jc w:val="center"/>
+      </w:pPr>
+      <w:r>
+        <w:rPr>
+          <w:b/>
+          <w:color w:val="000000"/>
+        </w:rPr>
+        <w:t xml:space="preserve">Figure 1 </w:t>
+      </w:r>
+      <w:r>
+        <w:rPr>
+          <w:color w:val="000000"/>
+        </w:rPr>
+        <w:t>SDLC Model: Iterative and Incremental Development</w:t>
+      </w:r>
+    </w:p>
     <w:p/>
     <w:p>
       <w:pPr>
@@ -8071,7 +8069,7 @@
         <w:keepNext/>
         <w:spacing w:line="480" w:lineRule="auto"/>
       </w:pPr>
-      <w:bookmarkStart w:id="19" w:name="_Toc239253559"/>
+      <w:bookmarkStart w:id="19" w:name="_Toc239255169"/>
       <w:r>
         <w:rPr>
           <w:b/>
@@ -8235,37 +8233,32 @@
     <w:p>
       <w:pPr>
         <w:keepNext/>
-        <w:spacing w:line="480" w:lineRule="auto"/>
+        <w:jc w:val="center"/>
+      </w:pPr>
+      <w:r>
+        <w:rPr>
+          <w:color w:val="000000"/>
+        </w:rPr>
+        <w:t>[ Insert Gantt chart here ]</w:t>
+      </w:r>
+    </w:p>
+    <w:p>
+      <w:pPr>
+        <w:spacing w:after="120"/>
+        <w:jc w:val="center"/>
       </w:pPr>
       <w:r>
         <w:rPr>
           <w:b/>
           <w:color w:val="000000"/>
         </w:rPr>
-        <w:t>Figure 2</w:t>
-      </w:r>
-    </w:p>
-    <w:p>
-      <w:pPr>
-        <w:keepNext/>
-        <w:spacing w:line="480" w:lineRule="auto"/>
-      </w:pPr>
+        <w:t xml:space="preserve">Figure 2 </w:t>
+      </w:r>
       <w:r>
         <w:rPr>
           <w:color w:val="000000"/>
         </w:rPr>
         <w:t>Gantt Chart</w:t>
-      </w:r>
-    </w:p>
-    <w:p>
-      <w:pPr>
-        <w:jc w:val="center"/>
-      </w:pPr>
-      <w:r>
-        <w:rPr>
-          <w:color w:val="000000"/>
-        </w:rPr>
-        <w:t>[ Insert Gantt chart here ]</w:t>
       </w:r>
     </w:p>
     <w:p/>
@@ -8275,7 +8268,7 @@
         <w:keepNext/>
         <w:spacing w:line="480" w:lineRule="auto"/>
       </w:pPr>
-      <w:bookmarkStart w:id="20" w:name="_Toc239253560"/>
+      <w:bookmarkStart w:id="20" w:name="_Toc239255170"/>
       <w:r>
         <w:rPr>
           <w:b/>
@@ -8323,14 +8316,14 @@
         <w:rPr>
           <w:color w:val="000000"/>
         </w:rPr>
-        <w:t xml:space="preserve">The application tier is a FastAPI service that exposes a versioned REST interface. It is organised into service modules for authentication and access control, tenant and domain management, catalogue and inventory, cart and orders, and reporting. Every module reaches the database </w:t>
+        <w:t xml:space="preserve">The application tier is a FastAPI service that exposes a versioned REST interface. It is organised into service modules for authentication and access control, tenant and domain management, catalogue and inventory, cart and orders, and reporting. Every module reaches the database through a single data-access layer built on the SQLAlchemy ORM. That layer holds the tenancy logic: the tenant established for the request is stored in a request-scoped context, and every query </w:t>
       </w:r>
       <w:r>
         <w:rPr>
           <w:color w:val="000000"/>
         </w:rPr>
         <w:lastRenderedPageBreak/>
-        <w:t>through a single data-access layer built on the SQLAlchemy ORM. That layer holds the tenancy logic: the tenant established for the request is stored in a request-scoped context, and every query against a tenant-owned table is filtered by it, so that isolation does not depend on each individual query being written correctly.</w:t>
+        <w:t>against a tenant-owned table is filtered by it, so that isolation does not depend on each individual query being written correctly.</w:t>
       </w:r>
     </w:p>
     <w:p>
@@ -8358,36 +8351,15 @@
     <w:p>
       <w:pPr>
         <w:keepNext/>
-        <w:spacing w:line="480" w:lineRule="auto"/>
-      </w:pPr>
-      <w:r>
-        <w:rPr>
-          <w:b/>
-          <w:color w:val="000000"/>
+        <w:jc w:val="center"/>
+      </w:pPr>
+      <w:r>
+        <w:rPr>
+          <w:noProof/>
         </w:rPr>
         <w:lastRenderedPageBreak/>
-        <w:t>Figure 3</w:t>
-      </w:r>
-    </w:p>
-    <w:p>
-      <w:pPr>
-        <w:keepNext/>
-        <w:spacing w:line="480" w:lineRule="auto"/>
-      </w:pPr>
-      <w:r>
-        <w:rPr>
-          <w:color w:val="000000"/>
-        </w:rPr>
-        <w:t>System Architecture of the Kinyo Platform</w:t>
-      </w:r>
-    </w:p>
-    <w:p>
-      <w:r>
-        <w:rPr>
-          <w:noProof/>
-        </w:rPr>
         <w:drawing>
-          <wp:inline distT="0" distB="0" distL="0" distR="0" wp14:anchorId="5B249BB4" wp14:editId="267629F4">
+          <wp:inline distT="0" distB="0" distL="0" distR="0" wp14:anchorId="6F79D51A" wp14:editId="2FF129CD">
             <wp:extent cx="5577840" cy="4709434"/>
             <wp:effectExtent l="0" t="0" r="0" b="0"/>
             <wp:docPr id="3" name="Picture 3"/>
@@ -8423,6 +8395,25 @@
         </w:drawing>
       </w:r>
     </w:p>
+    <w:p>
+      <w:pPr>
+        <w:spacing w:after="120"/>
+        <w:jc w:val="center"/>
+      </w:pPr>
+      <w:r>
+        <w:rPr>
+          <w:b/>
+          <w:color w:val="000000"/>
+        </w:rPr>
+        <w:t xml:space="preserve">Figure 3 </w:t>
+      </w:r>
+      <w:r>
+        <w:rPr>
+          <w:color w:val="000000"/>
+        </w:rPr>
+        <w:t>System Architecture of the Kinyo Platform</w:t>
+      </w:r>
+    </w:p>
     <w:p/>
     <w:p>
       <w:pPr>
@@ -8430,7 +8421,7 @@
         <w:keepNext/>
         <w:spacing w:line="480" w:lineRule="auto"/>
       </w:pPr>
-      <w:bookmarkStart w:id="21" w:name="_Toc239253561"/>
+      <w:bookmarkStart w:id="21" w:name="_Toc239255171"/>
       <w:r>
         <w:rPr>
           <w:b/>
@@ -8459,7 +8450,7 @@
         <w:keepNext/>
         <w:spacing w:line="480" w:lineRule="auto"/>
       </w:pPr>
-      <w:bookmarkStart w:id="22" w:name="_Toc239253562"/>
+      <w:bookmarkStart w:id="22" w:name="_Toc239255172"/>
       <w:r>
         <w:rPr>
           <w:b/>
@@ -8489,31 +8480,31 @@
         <w:rPr>
           <w:color w:val="000000"/>
         </w:rPr>
+        <w:t>1.</w:t>
+      </w:r>
+      <w:r>
+        <w:rPr>
+          <w:color w:val="000000"/>
+        </w:rPr>
+        <w:tab/>
+      </w:r>
+      <w:r>
+        <w:rPr>
+          <w:color w:val="000000"/>
+        </w:rPr>
+        <w:t>Read the Host header of the incoming request and convert it to lower case, removing any port suffix.</w:t>
+      </w:r>
+    </w:p>
+    <w:p>
+      <w:pPr>
+        <w:spacing w:line="480" w:lineRule="auto"/>
+        <w:ind w:left="720" w:hanging="360"/>
+      </w:pPr>
+      <w:r>
+        <w:rPr>
+          <w:color w:val="000000"/>
+        </w:rPr>
         <w:lastRenderedPageBreak/>
-        <w:t>1.</w:t>
-      </w:r>
-      <w:r>
-        <w:rPr>
-          <w:color w:val="000000"/>
-        </w:rPr>
-        <w:tab/>
-      </w:r>
-      <w:r>
-        <w:rPr>
-          <w:color w:val="000000"/>
-        </w:rPr>
-        <w:t>Read the Host header of the incoming request and convert it to lower case, removing any port suffix.</w:t>
-      </w:r>
-    </w:p>
-    <w:p>
-      <w:pPr>
-        <w:spacing w:line="480" w:lineRule="auto"/>
-        <w:ind w:left="720" w:hanging="360"/>
-      </w:pPr>
-      <w:r>
-        <w:rPr>
-          <w:color w:val="000000"/>
-        </w:rPr>
         <w:t>2.</w:t>
       </w:r>
       <w:r>
@@ -8630,7 +8621,7 @@
         <w:keepNext/>
         <w:spacing w:line="480" w:lineRule="auto"/>
       </w:pPr>
-      <w:bookmarkStart w:id="23" w:name="_Toc239253563"/>
+      <w:bookmarkStart w:id="23" w:name="_Toc239255173"/>
       <w:r>
         <w:rPr>
           <w:b/>
@@ -8698,31 +8689,31 @@
         <w:rPr>
           <w:color w:val="000000"/>
         </w:rPr>
+        <w:t>3.</w:t>
+      </w:r>
+      <w:r>
+        <w:rPr>
+          <w:color w:val="000000"/>
+        </w:rPr>
+        <w:tab/>
+      </w:r>
+      <w:r>
+        <w:rPr>
+          <w:color w:val="000000"/>
+        </w:rPr>
+        <w:t>If a discount code has been supplied, retrieve the discount belonging to the current tenant with that code; if it does not exist, has expired, or its minimum order value exceeds the subtotal, reject the code and set the discount amount to zero.</w:t>
+      </w:r>
+    </w:p>
+    <w:p>
+      <w:pPr>
+        <w:spacing w:line="480" w:lineRule="auto"/>
+        <w:ind w:left="720" w:hanging="360"/>
+      </w:pPr>
+      <w:r>
+        <w:rPr>
+          <w:color w:val="000000"/>
+        </w:rPr>
         <w:lastRenderedPageBreak/>
-        <w:t>3.</w:t>
-      </w:r>
-      <w:r>
-        <w:rPr>
-          <w:color w:val="000000"/>
-        </w:rPr>
-        <w:tab/>
-      </w:r>
-      <w:r>
-        <w:rPr>
-          <w:color w:val="000000"/>
-        </w:rPr>
-        <w:t>If a discount code has been supplied, retrieve the discount belonging to the current tenant with that code; if it does not exist, has expired, or its minimum order value exceeds the subtotal, reject the code and set the discount amount to zero.</w:t>
-      </w:r>
-    </w:p>
-    <w:p>
-      <w:pPr>
-        <w:spacing w:line="480" w:lineRule="auto"/>
-        <w:ind w:left="720" w:hanging="360"/>
-      </w:pPr>
-      <w:r>
-        <w:rPr>
-          <w:color w:val="000000"/>
-        </w:rPr>
         <w:t>4.</w:t>
       </w:r>
       <w:r>
@@ -8801,7 +8792,7 @@
         <w:keepNext/>
         <w:spacing w:line="480" w:lineRule="auto"/>
       </w:pPr>
-      <w:bookmarkStart w:id="24" w:name="_Toc239253564"/>
+      <w:bookmarkStart w:id="24" w:name="_Toc239255174"/>
       <w:r>
         <w:rPr>
           <w:b/>
@@ -8931,26 +8922,26 @@
         <w:rPr>
           <w:color w:val="000000"/>
         </w:rPr>
+        <w:t>6.</w:t>
+      </w:r>
+      <w:r>
+        <w:rPr>
+          <w:color w:val="000000"/>
+        </w:rPr>
+        <w:tab/>
+        <w:t>Create the order record with a generated order number, the resolved tenant, the customer, the delivery address, the computed totals, a status of pending and a payment method of cash on delivery.</w:t>
+      </w:r>
+    </w:p>
+    <w:p>
+      <w:pPr>
+        <w:spacing w:line="480" w:lineRule="auto"/>
+        <w:ind w:left="720" w:hanging="360"/>
+      </w:pPr>
+      <w:r>
+        <w:rPr>
+          <w:color w:val="000000"/>
+        </w:rPr>
         <w:lastRenderedPageBreak/>
-        <w:t>6.</w:t>
-      </w:r>
-      <w:r>
-        <w:rPr>
-          <w:color w:val="000000"/>
-        </w:rPr>
-        <w:tab/>
-        <w:t>Create the order record with a generated order number, the resolved tenant, the customer, the delivery address, the computed totals, a status of pending and a payment method of cash on delivery.</w:t>
-      </w:r>
-    </w:p>
-    <w:p>
-      <w:pPr>
-        <w:spacing w:line="480" w:lineRule="auto"/>
-        <w:ind w:left="720" w:hanging="360"/>
-      </w:pPr>
-      <w:r>
-        <w:rPr>
-          <w:color w:val="000000"/>
-        </w:rPr>
         <w:t>7.</w:t>
       </w:r>
       <w:r>
@@ -9010,7 +9001,7 @@
         <w:keepNext/>
         <w:spacing w:line="480" w:lineRule="auto"/>
       </w:pPr>
-      <w:bookmarkStart w:id="25" w:name="_Toc239253565"/>
+      <w:bookmarkStart w:id="25" w:name="_Toc239255175"/>
       <w:r>
         <w:rPr>
           <w:b/>
@@ -9036,36 +9027,15 @@
     <w:p>
       <w:pPr>
         <w:keepNext/>
-        <w:spacing w:line="480" w:lineRule="auto"/>
-      </w:pPr>
-      <w:r>
-        <w:rPr>
-          <w:b/>
-          <w:color w:val="000000"/>
+        <w:jc w:val="center"/>
+      </w:pPr>
+      <w:r>
+        <w:rPr>
+          <w:noProof/>
         </w:rPr>
         <w:lastRenderedPageBreak/>
-        <w:t>Figure 4</w:t>
-      </w:r>
-    </w:p>
-    <w:p>
-      <w:pPr>
-        <w:keepNext/>
-        <w:spacing w:line="480" w:lineRule="auto"/>
-      </w:pPr>
-      <w:r>
-        <w:rPr>
-          <w:color w:val="000000"/>
-        </w:rPr>
-        <w:t>System Flowchart: Storefront Resolution to Order Confirmation</w:t>
-      </w:r>
-    </w:p>
-    <w:p>
-      <w:r>
-        <w:rPr>
-          <w:noProof/>
-        </w:rPr>
         <w:drawing>
-          <wp:inline distT="0" distB="0" distL="0" distR="0" wp14:anchorId="1E342CCA" wp14:editId="52A70F3C">
+          <wp:inline distT="0" distB="0" distL="0" distR="0" wp14:anchorId="51DD71EB" wp14:editId="3768130C">
             <wp:extent cx="5394960" cy="6491029"/>
             <wp:effectExtent l="0" t="0" r="0" b="0"/>
             <wp:docPr id="4" name="Picture 4"/>
@@ -9103,6 +9073,25 @@
     </w:p>
     <w:p>
       <w:pPr>
+        <w:spacing w:after="120"/>
+        <w:jc w:val="center"/>
+      </w:pPr>
+      <w:r>
+        <w:rPr>
+          <w:b/>
+          <w:color w:val="000000"/>
+        </w:rPr>
+        <w:t xml:space="preserve">Figure 4 </w:t>
+      </w:r>
+      <w:r>
+        <w:rPr>
+          <w:color w:val="000000"/>
+        </w:rPr>
+        <w:t>System Flowchart: Storefront Resolution to Order Confirmation</w:t>
+      </w:r>
+    </w:p>
+    <w:p>
+      <w:pPr>
         <w:spacing w:line="480" w:lineRule="auto"/>
       </w:pPr>
       <w:r>
@@ -9121,14 +9110,14 @@
         <w:rPr>
           <w:color w:val="000000"/>
         </w:rPr>
+        <w:t xml:space="preserve">Stage A resolves the store and serves the catalogue. The middleware extracts the Host header and applies the tenant resolution algorithm of Section 3.4.1; if no active store matches, the visitor is </w:t>
+      </w:r>
+      <w:r>
+        <w:rPr>
+          <w:color w:val="000000"/>
+        </w:rPr>
         <w:lastRenderedPageBreak/>
-        <w:t>Stage A resolves the store and serves the catalogue. The middleware extracts the Host header and applies the tenant resolution algorithm of Section 3.4.1; if no active store matches, the visitor is shown a store-not-found page and the flow ends. Otherwise the tenant context and theme are loaded and the catalogue for that tenant is rendered. When the customer adds an item, the system checks that the chosen variant is in stock before creating or updating the cart line, and the customer may continue browsing o</w:t>
-      </w:r>
-      <w:r>
-        <w:rPr>
-          <w:color w:val="000000"/>
-        </w:rPr>
-        <w:t>r proceed to checkout.</w:t>
+        <w:t>shown a store-not-found page and the flow ends. Otherwise the tenant context and theme are loaded and the catalogue for that tenant is rendered. When the customer adds an item, the system checks that the chosen variant is in stock before creating or updating the cart line, and the customer may continue browsing or proceed to checkout.</w:t>
       </w:r>
     </w:p>
     <w:p>
@@ -9159,7 +9148,7 @@
         <w:keepNext/>
         <w:spacing w:line="480" w:lineRule="auto"/>
       </w:pPr>
-      <w:bookmarkStart w:id="26" w:name="_Toc239253566"/>
+      <w:bookmarkStart w:id="26" w:name="_Toc239255176"/>
       <w:r>
         <w:rPr>
           <w:b/>
@@ -9185,48 +9174,21 @@
         <w:rPr>
           <w:color w:val="000000"/>
         </w:rPr>
-        <w:t xml:space="preserve">ss and fulfil orders. The registered customer creates a customer account, browses and searches the storefront, manages a shopping cart, places orders </w:t>
-      </w:r>
-      <w:r>
-        <w:rPr>
-          <w:color w:val="000000"/>
+        <w:t>ss and fulfil orders. The registered customer creates a customer account, browses and searches the storefront, manages a shopping cart, places orders and tracks their status. The guest visitor may browse, manage a cart and place an order without creating an account.</w:t>
+      </w:r>
+    </w:p>
+    <w:p>
+      <w:pPr>
+        <w:keepNext/>
+        <w:jc w:val="center"/>
+      </w:pPr>
+      <w:r>
+        <w:rPr>
+          <w:noProof/>
         </w:rPr>
         <w:lastRenderedPageBreak/>
-        <w:t>and tracks their status. The guest visitor may browse, manage a cart and place an order without creating an account.</w:t>
-      </w:r>
-    </w:p>
-    <w:p>
-      <w:pPr>
-        <w:keepNext/>
-        <w:spacing w:line="480" w:lineRule="auto"/>
-      </w:pPr>
-      <w:r>
-        <w:rPr>
-          <w:b/>
-          <w:color w:val="000000"/>
-        </w:rPr>
-        <w:t>Figure 5</w:t>
-      </w:r>
-    </w:p>
-    <w:p>
-      <w:pPr>
-        <w:keepNext/>
-        <w:spacing w:line="480" w:lineRule="auto"/>
-      </w:pPr>
-      <w:r>
-        <w:rPr>
-          <w:color w:val="000000"/>
-        </w:rPr>
-        <w:t>Use Case Diagram</w:t>
-      </w:r>
-    </w:p>
-    <w:p>
-      <w:r>
-        <w:rPr>
-          <w:noProof/>
-        </w:rPr>
         <w:drawing>
-          <wp:inline distT="0" distB="0" distL="0" distR="0" wp14:anchorId="6E004012" wp14:editId="1AA6D320">
+          <wp:inline distT="0" distB="0" distL="0" distR="0" wp14:anchorId="2EAF828F" wp14:editId="1E308191">
             <wp:extent cx="5486400" cy="4702629"/>
             <wp:effectExtent l="0" t="0" r="0" b="0"/>
             <wp:docPr id="5" name="Picture 5"/>
@@ -9262,6 +9224,25 @@
         </w:drawing>
       </w:r>
     </w:p>
+    <w:p>
+      <w:pPr>
+        <w:spacing w:after="120"/>
+        <w:jc w:val="center"/>
+      </w:pPr>
+      <w:r>
+        <w:rPr>
+          <w:b/>
+          <w:color w:val="000000"/>
+        </w:rPr>
+        <w:t xml:space="preserve">Figure 5 </w:t>
+      </w:r>
+      <w:r>
+        <w:rPr>
+          <w:color w:val="000000"/>
+        </w:rPr>
+        <w:t>Use Case Diagram</w:t>
+      </w:r>
+    </w:p>
     <w:p/>
     <w:p>
       <w:pPr>
@@ -9280,7 +9261,7 @@
         <w:keepNext/>
         <w:spacing w:line="480" w:lineRule="auto"/>
       </w:pPr>
-      <w:bookmarkStart w:id="27" w:name="_Toc239253567"/>
+      <w:bookmarkStart w:id="27" w:name="_Toc239255177"/>
       <w:r>
         <w:rPr>
           <w:b/>
@@ -9288,7 +9269,6 @@
           <w:color w:val="000000"/>
           <w:szCs w:val="24"/>
         </w:rPr>
-        <w:lastRenderedPageBreak/>
         <w:t>3.7 Data Flow Diagram</w:t>
       </w:r>
       <w:bookmarkEnd w:id="27"/>
@@ -9299,7 +9279,7 @@
         <w:keepNext/>
         <w:spacing w:line="480" w:lineRule="auto"/>
       </w:pPr>
-      <w:bookmarkStart w:id="28" w:name="_Toc239253568"/>
+      <w:bookmarkStart w:id="28" w:name="_Toc239255178"/>
       <w:r>
         <w:rPr>
           <w:b/>
@@ -9319,47 +9299,33 @@
         <w:rPr>
           <w:color w:val="000000"/>
         </w:rPr>
-        <w:t>The context diagram in Figure 6 represents the whole platform as a single process and shows the data that crosses its boundary. Four external entities interact with the system. The store owner supplies store details, product data, and discount and shipping rules, and receives the store dashboard, sales reports and order alerts. Store staff supply stock updates and fulfilment status, and receive the order queue and inventory alerts. The customer supplies search terms, cart items and order and address details</w:t>
-      </w:r>
-      <w:r>
-        <w:rPr>
-          <w:color w:val="000000"/>
-        </w:rPr>
-        <w:t>, and receives product listings, cart summaries and order status. The platform administrator supplies store approval decisions and platform settings, and receives the store registry and a platform activity summary.</w:t>
+        <w:t xml:space="preserve">The context diagram in Figure 6 represents the whole platform as a single process and shows the data that crosses its boundary. Four external entities interact with the system. The store owner </w:t>
+      </w:r>
+      <w:r>
+        <w:rPr>
+          <w:color w:val="000000"/>
+        </w:rPr>
+        <w:lastRenderedPageBreak/>
+        <w:t>supplies store details, product data, and discount and shipping rules, and receives the store dashboard, sales reports and order alerts. Store staff supply stock updates and fulfilment status, and receive the order queue and inventory alerts. The customer supplies search terms, cart items and order and address details, and receives product listings, cart summaries and order status. The platform administrator supplies store approval decisions and platform settings, and receives the store registry and a platf</w:t>
+      </w:r>
+      <w:r>
+        <w:rPr>
+          <w:color w:val="000000"/>
+        </w:rPr>
+        <w:t>orm activity summary.</w:t>
       </w:r>
     </w:p>
     <w:p>
       <w:pPr>
         <w:keepNext/>
-        <w:spacing w:line="480" w:lineRule="auto"/>
-      </w:pPr>
-      <w:r>
-        <w:rPr>
-          <w:b/>
-          <w:color w:val="000000"/>
-        </w:rPr>
-        <w:t>Figure 6</w:t>
-      </w:r>
-    </w:p>
-    <w:p>
-      <w:pPr>
-        <w:keepNext/>
-        <w:spacing w:line="480" w:lineRule="auto"/>
-      </w:pPr>
-      <w:r>
-        <w:rPr>
-          <w:color w:val="000000"/>
-        </w:rPr>
-        <w:t>Data Flow Diagram: Level 0 (Context Diagram)</w:t>
-      </w:r>
-    </w:p>
-    <w:p>
+        <w:jc w:val="center"/>
+      </w:pPr>
       <w:r>
         <w:rPr>
           <w:noProof/>
         </w:rPr>
         <w:drawing>
-          <wp:inline distT="0" distB="0" distL="0" distR="0" wp14:anchorId="0CFE2B59" wp14:editId="0DD1BC11">
+          <wp:inline distT="0" distB="0" distL="0" distR="0" wp14:anchorId="45E75471" wp14:editId="569F58CD">
             <wp:extent cx="5577840" cy="2114499"/>
             <wp:effectExtent l="0" t="0" r="0" b="0"/>
             <wp:docPr id="6" name="Picture 6"/>
@@ -9395,6 +9361,25 @@
         </w:drawing>
       </w:r>
     </w:p>
+    <w:p>
+      <w:pPr>
+        <w:spacing w:after="120"/>
+        <w:jc w:val="center"/>
+      </w:pPr>
+      <w:r>
+        <w:rPr>
+          <w:b/>
+          <w:color w:val="000000"/>
+        </w:rPr>
+        <w:t xml:space="preserve">Figure 6 </w:t>
+      </w:r>
+      <w:r>
+        <w:rPr>
+          <w:color w:val="000000"/>
+        </w:rPr>
+        <w:t>Data Flow Diagram: Level 0 (Context Diagram)</w:t>
+      </w:r>
+    </w:p>
     <w:p/>
     <w:p>
       <w:pPr>
@@ -9402,7 +9387,7 @@
         <w:keepNext/>
         <w:spacing w:line="480" w:lineRule="auto"/>
       </w:pPr>
-      <w:bookmarkStart w:id="29" w:name="_Toc239253569"/>
+      <w:bookmarkStart w:id="29" w:name="_Toc239255179"/>
       <w:r>
         <w:rPr>
           <w:b/>
@@ -9422,54 +9407,33 @@
         <w:rPr>
           <w:color w:val="000000"/>
         </w:rPr>
-        <w:t xml:space="preserve">Figure 7 decomposes the single process of Figure 6 into six processes and six data stores. Process 1.0, Manage Users and Access, authenticates platform users and issues session tokens against the user and role store. Process 2.0, Provision Store and Domain, creates tenant records </w:t>
+        <w:t>Figure 7 decomposes the single process of Figure 6 into six processes and six data stores. Process 1.0, Manage Users and Access, authenticates platform users and issues session tokens against the user and role store. Process 2.0, Provision Store and Domain, creates tenant records and domain mappings and applies the administrator's approval decisions. Process 3.0, Manage Catalog and Inventory, maintains products, variants and stock levels. Process 4.0, Serve Storefront and Cart, resolves the tenant, reads th</w:t>
+      </w:r>
+      <w:r>
+        <w:rPr>
+          <w:color w:val="000000"/>
+        </w:rPr>
+        <w:t xml:space="preserve">e catalogue and maintains cart records for storefront visitors. Process 5.0, Process Order, converts a cart into an order, reserves stock, records the customer, and reports fulfilment progress. Process 6.0, Generate Reports, reads order </w:t>
       </w:r>
       <w:r>
         <w:rPr>
           <w:color w:val="000000"/>
         </w:rPr>
         <w:lastRenderedPageBreak/>
-        <w:t xml:space="preserve">and domain mappings and applies the administrator's approval decisions. Process 3.0, Manage Catalog and Inventory, maintains products, variants and stock levels. Process 4.0, Serve Storefront and Cart, resolves the tenant, reads the catalogue and maintains cart records for storefront visitors. Process 5.0, Process Order, converts a cart into an order, reserves stock, records the customer, and reports fulfilment progress. Process 6.0, Generate Reports, reads order and catalogue data to produce sales reports </w:t>
-      </w:r>
-      <w:r>
-        <w:rPr>
-          <w:color w:val="000000"/>
-        </w:rPr>
-        <w:t>for sellers and an activity summary for administrators.</w:t>
+        <w:t>and catalogue data to produce sales reports for sellers and an activity summary for administrators.</w:t>
       </w:r>
     </w:p>
     <w:p>
       <w:pPr>
         <w:keepNext/>
-        <w:spacing w:line="480" w:lineRule="auto"/>
-      </w:pPr>
-      <w:r>
-        <w:rPr>
-          <w:b/>
-          <w:color w:val="000000"/>
-        </w:rPr>
-        <w:t>Figure 7</w:t>
-      </w:r>
-    </w:p>
-    <w:p>
-      <w:pPr>
-        <w:keepNext/>
-        <w:spacing w:line="480" w:lineRule="auto"/>
-      </w:pPr>
-      <w:r>
-        <w:rPr>
-          <w:color w:val="000000"/>
-        </w:rPr>
-        <w:t>Data Flow Diagram: Level 1</w:t>
-      </w:r>
-    </w:p>
-    <w:p>
+        <w:jc w:val="center"/>
+      </w:pPr>
       <w:r>
         <w:rPr>
           <w:noProof/>
         </w:rPr>
         <w:drawing>
-          <wp:inline distT="0" distB="0" distL="0" distR="0" wp14:anchorId="42289DA2" wp14:editId="2B34384E">
+          <wp:inline distT="0" distB="0" distL="0" distR="0" wp14:anchorId="3A1EA3F0" wp14:editId="44840481">
             <wp:extent cx="5577840" cy="4820912"/>
             <wp:effectExtent l="0" t="0" r="0" b="0"/>
             <wp:docPr id="7" name="Picture 7"/>
@@ -9505,6 +9469,25 @@
         </w:drawing>
       </w:r>
     </w:p>
+    <w:p>
+      <w:pPr>
+        <w:spacing w:after="120"/>
+        <w:jc w:val="center"/>
+      </w:pPr>
+      <w:r>
+        <w:rPr>
+          <w:b/>
+          <w:color w:val="000000"/>
+        </w:rPr>
+        <w:t xml:space="preserve">Figure 7 </w:t>
+      </w:r>
+      <w:r>
+        <w:rPr>
+          <w:color w:val="000000"/>
+        </w:rPr>
+        <w:t>Data Flow Diagram: Level 1</w:t>
+      </w:r>
+    </w:p>
     <w:p/>
     <w:p>
       <w:pPr>
@@ -9514,7 +9497,6 @@
         <w:rPr>
           <w:color w:val="000000"/>
         </w:rPr>
-        <w:lastRenderedPageBreak/>
         <w:t>The data stores mirror the entity groups of Section 3.8: D1 holds users and roles, D2 tenants and domains, D3 products and inventory, D4 carts, D5 orders and D6 storefront customers. Every store except D1 is partitioned internally by tenant identifier.</w:t>
       </w:r>
     </w:p>
@@ -9524,7 +9506,7 @@
         <w:keepNext/>
         <w:spacing w:line="480" w:lineRule="auto"/>
       </w:pPr>
-      <w:bookmarkStart w:id="30" w:name="_Toc239253570"/>
+      <w:bookmarkStart w:id="30" w:name="_Toc239255180"/>
       <w:r>
         <w:rPr>
           <w:b/>
@@ -9544,48 +9526,28 @@
         <w:rPr>
           <w:color w:val="000000"/>
         </w:rPr>
-        <w:t>The entity relationship diagram in Figure 8 shows the principal entities of the database, their primary and foreign keys and the cardinality of each relationship. TENANT is the root of the tenant-owned data: a tenant has many domains, products, collections, customers, carts, orders, discounts and shipping zones, and every one of those tables carries tenant_id as a foreign key referencing TENANT. Platform users are held separately in USER and are connected to tenants through MEMBERSHIP, which carries the rol</w:t>
-      </w:r>
-      <w:r>
-        <w:rPr>
-          <w:color w:val="000000"/>
-        </w:rPr>
-        <w:t>e held by that user in that tenant; this allows one person to hold different roles in different stores.</w:t>
+        <w:t xml:space="preserve">The entity relationship diagram in Figure 8 shows the principal entities of the database, their primary and foreign keys and the cardinality of each relationship. TENANT is the root of the </w:t>
+      </w:r>
+      <w:r>
+        <w:rPr>
+          <w:color w:val="000000"/>
+        </w:rPr>
+        <w:lastRenderedPageBreak/>
+        <w:t>tenant-owned data: a tenant has many domains, products, collections, customers, carts, orders, discounts and shipping zones, and every one of those tables carries tenant_id as a foreign key referencing TENANT. Platform users are held separately in USER and are connected to tenants through MEMBERSHIP, which carries the role held by that user in that tenant; this allows one person to hold different roles in different stores.</w:t>
       </w:r>
     </w:p>
     <w:p>
       <w:pPr>
         <w:keepNext/>
-        <w:spacing w:line="480" w:lineRule="auto"/>
-      </w:pPr>
-      <w:r>
-        <w:rPr>
-          <w:b/>
-          <w:color w:val="000000"/>
+        <w:jc w:val="center"/>
+      </w:pPr>
+      <w:r>
+        <w:rPr>
+          <w:noProof/>
         </w:rPr>
         <w:lastRenderedPageBreak/>
-        <w:t>Figure 8</w:t>
-      </w:r>
-    </w:p>
-    <w:p>
-      <w:pPr>
-        <w:keepNext/>
-        <w:spacing w:line="480" w:lineRule="auto"/>
-      </w:pPr>
-      <w:r>
-        <w:rPr>
-          <w:color w:val="000000"/>
-        </w:rPr>
-        <w:t>Entity Relationship (ER) Diagram</w:t>
-      </w:r>
-    </w:p>
-    <w:p>
-      <w:r>
-        <w:rPr>
-          <w:noProof/>
-        </w:rPr>
         <w:drawing>
-          <wp:inline distT="0" distB="0" distL="0" distR="0" wp14:anchorId="0D60C3C2" wp14:editId="54429E86">
+          <wp:inline distT="0" distB="0" distL="0" distR="0" wp14:anchorId="17ADAC4C" wp14:editId="7CB79481">
             <wp:extent cx="5303520" cy="6584179"/>
             <wp:effectExtent l="0" t="0" r="0" b="0"/>
             <wp:docPr id="8" name="Picture 8"/>
@@ -9623,6 +9585,25 @@
     </w:p>
     <w:p>
       <w:pPr>
+        <w:spacing w:after="120"/>
+        <w:jc w:val="center"/>
+      </w:pPr>
+      <w:r>
+        <w:rPr>
+          <w:b/>
+          <w:color w:val="000000"/>
+        </w:rPr>
+        <w:t xml:space="preserve">Figure 8 </w:t>
+      </w:r>
+      <w:r>
+        <w:rPr>
+          <w:color w:val="000000"/>
+        </w:rPr>
+        <w:t>Entity Relationship (ER) Diagram</w:t>
+      </w:r>
+    </w:p>
+    <w:p>
+      <w:pPr>
         <w:spacing w:line="480" w:lineRule="auto"/>
       </w:pPr>
       <w:r>
@@ -9670,7 +9651,7 @@
         <w:spacing w:line="480" w:lineRule="auto"/>
         <w:jc w:val="center"/>
       </w:pPr>
-      <w:bookmarkStart w:id="31" w:name="_Toc239253571"/>
+      <w:bookmarkStart w:id="31" w:name="_Toc239255181"/>
       <w:r>
         <w:rPr>
           <w:b/>
@@ -9700,7 +9681,7 @@
         <w:keepNext/>
         <w:spacing w:line="480" w:lineRule="auto"/>
       </w:pPr>
-      <w:bookmarkStart w:id="32" w:name="_Toc239253572"/>
+      <w:bookmarkStart w:id="32" w:name="_Toc239255182"/>
       <w:r>
         <w:rPr>
           <w:b/>
@@ -10385,7 +10366,7 @@
         <w:keepNext/>
         <w:spacing w:line="480" w:lineRule="auto"/>
       </w:pPr>
-      <w:bookmarkStart w:id="33" w:name="_Toc239253573"/>
+      <w:bookmarkStart w:id="33" w:name="_Toc239255183"/>
       <w:r>
         <w:rPr>
           <w:b/>
@@ -10753,7 +10734,7 @@
         <w:keepNext/>
         <w:spacing w:line="480" w:lineRule="auto"/>
       </w:pPr>
-      <w:bookmarkStart w:id="34" w:name="_Toc239253574"/>
+      <w:bookmarkStart w:id="34" w:name="_Toc239255184"/>
       <w:r>
         <w:rPr>
           <w:b/>
@@ -11055,7 +11036,7 @@
         <w:spacing w:line="480" w:lineRule="auto"/>
         <w:jc w:val="center"/>
       </w:pPr>
-      <w:bookmarkStart w:id="35" w:name="_Toc239253575"/>
+      <w:bookmarkStart w:id="35" w:name="_Toc239255185"/>
       <w:r>
         <w:rPr>
           <w:b/>
@@ -11085,7 +11066,7 @@
         <w:keepNext/>
         <w:spacing w:line="480" w:lineRule="auto"/>
       </w:pPr>
-      <w:bookmarkStart w:id="36" w:name="_Toc239253576"/>
+      <w:bookmarkStart w:id="36" w:name="_Toc239255186"/>
       <w:r>
         <w:rPr>
           <w:b/>
@@ -11262,7 +11243,7 @@
         <w:keepNext/>
         <w:spacing w:line="480" w:lineRule="auto"/>
       </w:pPr>
-      <w:bookmarkStart w:id="37" w:name="_Toc239253577"/>
+      <w:bookmarkStart w:id="37" w:name="_Toc239255187"/>
       <w:r>
         <w:rPr>
           <w:b/>
@@ -11361,7 +11342,7 @@
         <w:spacing w:line="480" w:lineRule="auto"/>
         <w:jc w:val="center"/>
       </w:pPr>
-      <w:bookmarkStart w:id="38" w:name="_Toc239253578"/>
+      <w:bookmarkStart w:id="38" w:name="_Toc239255188"/>
       <w:r>
         <w:rPr>
           <w:b/>
@@ -11728,90 +11709,9 @@
 <file path=word/numbering.xml><?xml version="1.0" encoding="utf-8"?>
 <w:numbering xmlns:wpc="http://schemas.microsoft.com/office/word/2010/wordprocessingCanvas" xmlns:cx="http://schemas.microsoft.com/office/drawing/2014/chartex" xmlns:cx1="http://schemas.microsoft.com/office/drawing/2015/9/8/chartex" xmlns:cx2="http://schemas.microsoft.com/office/drawing/2015/10/21/chartex" xmlns:cx3="http://schemas.microsoft.com/office/drawing/2016/5/9/chartex" xmlns:cx4="http://schemas.microsoft.com/office/drawing/2016/5/10/chartex" xmlns:cx5="http://schemas.microsoft.com/office/drawing/2016/5/11/chartex" xmlns:cx6="http://schemas.microsoft.com/office/drawing/2016/5/12/chartex" xmlns:cx7="http://schemas.microsoft.com/office/drawing/2016/5/13/chartex" xmlns:cx8="http://schemas.microsoft.com/office/drawing/2016/5/14/chartex" xmlns:mc="http://schemas.openxmlformats.org/markup-compatibility/2006" xmlns:aink="http://schemas.microsoft.com/office/drawing/2016/ink" xmlns:am3d="http://schemas.microsoft.com/office/drawing/2017/model3d" xmlns:o="urn:schemas-microsoft-com:office:office" xmlns:oel="http://schemas.microsoft.com/office/2019/extlst" xmlns:r="http://schemas.openxmlformats.org/officeDocument/2006/relationships" xmlns:m="http://schemas.openxmlformats.org/officeDocument/2006/math" xmlns:v="urn:schemas-microsoft-com:vml" xmlns:wp14="http://schemas.microsoft.com/office/word/2010/wordprocessingDrawing" xmlns:wp="http://schemas.openxmlformats.org/drawingml/2006/wordprocessingDrawing" xmlns:w10="urn:schemas-microsoft-com:office:word" xmlns:w="http://schemas.openxmlformats.org/wordprocessingml/2006/main" xmlns:w14="http://schemas.microsoft.com/office/word/2010/wordml" xmlns:w15="http://schemas.microsoft.com/office/word/2012/wordml" xmlns:w16cex="http://schemas.microsoft.com/office/word/2018/wordml/cex" xmlns:w16cid="http://schemas.microsoft.com/office/word/2016/wordml/cid" xmlns:w16="http://schemas.microsoft.com/office/word/2018/wordml" xmlns:w16du="http://schemas.microsoft.com/office/word/2023/wordml/word16du" xmlns:w16sdtdh="http://schemas.microsoft.com/office/word/2020/wordml/sdtdatahash" xmlns:w16sdtfl="http://schemas.microsoft.com/office/word/2024/wordml/sdtformatlock" xmlns:w16se="http://schemas.microsoft.com/office/word/2015/wordml/symex" xmlns:wpg="http://schemas.microsoft.com/office/word/2010/wordprocessingGroup" xmlns:wpi="http://schemas.microsoft.com/office/word/2010/wordprocessingInk" xmlns:wne="http://schemas.microsoft.com/office/word/2006/wordml" xmlns:wps="http://schemas.microsoft.com/office/word/2010/wordprocessingShape" mc:Ignorable="w14 w15 w16se w16cid w16 w16cex w16sdtdh w16sdtfl w16du wp14">
   <w:abstractNum w:abstractNumId="0" w15:restartNumberingAfterBreak="0">
-    <w:nsid w:val="1B2A40DD"/>
+    <w:nsid w:val="14372D53"/>
     <w:multiLevelType w:val="multilevel"/>
-    <w:tmpl w:val="3710EAFE"/>
-    <w:lvl w:ilvl="0">
-      <w:start w:val="1"/>
-      <w:numFmt w:val="decimal"/>
-      <w:lvlText w:val="%1."/>
-      <w:lvlJc w:val="left"/>
-      <w:pPr>
-        <w:ind w:left="720" w:hanging="360"/>
-      </w:pPr>
-      <w:rPr>
-        <w:rFonts w:ascii="Times New Roman" w:eastAsia="Times New Roman" w:hAnsi="Times New Roman" w:cs="Times New Roman"/>
-      </w:rPr>
-    </w:lvl>
-    <w:lvl w:ilvl="1">
-      <w:numFmt w:val="decimal"/>
-      <w:lvlText w:val=""/>
-      <w:lvlJc w:val="left"/>
-      <w:pPr>
-        <w:ind w:left="0" w:firstLine="0"/>
-      </w:pPr>
-    </w:lvl>
-    <w:lvl w:ilvl="2">
-      <w:numFmt w:val="decimal"/>
-      <w:lvlText w:val=""/>
-      <w:lvlJc w:val="left"/>
-      <w:pPr>
-        <w:ind w:left="0" w:firstLine="0"/>
-      </w:pPr>
-    </w:lvl>
-    <w:lvl w:ilvl="3">
-      <w:numFmt w:val="decimal"/>
-      <w:lvlText w:val=""/>
-      <w:lvlJc w:val="left"/>
-      <w:pPr>
-        <w:ind w:left="0" w:firstLine="0"/>
-      </w:pPr>
-    </w:lvl>
-    <w:lvl w:ilvl="4">
-      <w:numFmt w:val="decimal"/>
-      <w:lvlText w:val=""/>
-      <w:lvlJc w:val="left"/>
-      <w:pPr>
-        <w:ind w:left="0" w:firstLine="0"/>
-      </w:pPr>
-    </w:lvl>
-    <w:lvl w:ilvl="5">
-      <w:numFmt w:val="decimal"/>
-      <w:lvlText w:val=""/>
-      <w:lvlJc w:val="left"/>
-      <w:pPr>
-        <w:ind w:left="0" w:firstLine="0"/>
-      </w:pPr>
-    </w:lvl>
-    <w:lvl w:ilvl="6">
-      <w:numFmt w:val="decimal"/>
-      <w:lvlText w:val=""/>
-      <w:lvlJc w:val="left"/>
-      <w:pPr>
-        <w:ind w:left="0" w:firstLine="0"/>
-      </w:pPr>
-    </w:lvl>
-    <w:lvl w:ilvl="7">
-      <w:numFmt w:val="decimal"/>
-      <w:lvlText w:val=""/>
-      <w:lvlJc w:val="left"/>
-      <w:pPr>
-        <w:ind w:left="0" w:firstLine="0"/>
-      </w:pPr>
-    </w:lvl>
-    <w:lvl w:ilvl="8">
-      <w:numFmt w:val="decimal"/>
-      <w:lvlText w:val=""/>
-      <w:lvlJc w:val="left"/>
-      <w:pPr>
-        <w:ind w:left="0" w:firstLine="0"/>
-      </w:pPr>
-    </w:lvl>
-  </w:abstractNum>
-  <w:abstractNum w:abstractNumId="1" w15:restartNumberingAfterBreak="0">
-    <w:nsid w:val="7AC41310"/>
-    <w:multiLevelType w:val="multilevel"/>
-    <w:tmpl w:val="E182C268"/>
+    <w:tmpl w:val="F12CA386"/>
     <w:lvl w:ilvl="0">
       <w:start w:val="1"/>
       <w:numFmt w:val="bullet"/>
@@ -11893,11 +11793,92 @@
       </w:pPr>
     </w:lvl>
   </w:abstractNum>
-  <w:num w:numId="1" w16cid:durableId="2135980831">
+  <w:abstractNum w:abstractNumId="1" w15:restartNumberingAfterBreak="0">
+    <w:nsid w:val="7F581DEE"/>
+    <w:multiLevelType w:val="multilevel"/>
+    <w:tmpl w:val="8E943A4E"/>
+    <w:lvl w:ilvl="0">
+      <w:start w:val="1"/>
+      <w:numFmt w:val="decimal"/>
+      <w:lvlText w:val="%1."/>
+      <w:lvlJc w:val="left"/>
+      <w:pPr>
+        <w:ind w:left="720" w:hanging="360"/>
+      </w:pPr>
+      <w:rPr>
+        <w:rFonts w:ascii="Times New Roman" w:eastAsia="Times New Roman" w:hAnsi="Times New Roman" w:cs="Times New Roman"/>
+      </w:rPr>
+    </w:lvl>
+    <w:lvl w:ilvl="1">
+      <w:numFmt w:val="decimal"/>
+      <w:lvlText w:val=""/>
+      <w:lvlJc w:val="left"/>
+      <w:pPr>
+        <w:ind w:left="0" w:firstLine="0"/>
+      </w:pPr>
+    </w:lvl>
+    <w:lvl w:ilvl="2">
+      <w:numFmt w:val="decimal"/>
+      <w:lvlText w:val=""/>
+      <w:lvlJc w:val="left"/>
+      <w:pPr>
+        <w:ind w:left="0" w:firstLine="0"/>
+      </w:pPr>
+    </w:lvl>
+    <w:lvl w:ilvl="3">
+      <w:numFmt w:val="decimal"/>
+      <w:lvlText w:val=""/>
+      <w:lvlJc w:val="left"/>
+      <w:pPr>
+        <w:ind w:left="0" w:firstLine="0"/>
+      </w:pPr>
+    </w:lvl>
+    <w:lvl w:ilvl="4">
+      <w:numFmt w:val="decimal"/>
+      <w:lvlText w:val=""/>
+      <w:lvlJc w:val="left"/>
+      <w:pPr>
+        <w:ind w:left="0" w:firstLine="0"/>
+      </w:pPr>
+    </w:lvl>
+    <w:lvl w:ilvl="5">
+      <w:numFmt w:val="decimal"/>
+      <w:lvlText w:val=""/>
+      <w:lvlJc w:val="left"/>
+      <w:pPr>
+        <w:ind w:left="0" w:firstLine="0"/>
+      </w:pPr>
+    </w:lvl>
+    <w:lvl w:ilvl="6">
+      <w:numFmt w:val="decimal"/>
+      <w:lvlText w:val=""/>
+      <w:lvlJc w:val="left"/>
+      <w:pPr>
+        <w:ind w:left="0" w:firstLine="0"/>
+      </w:pPr>
+    </w:lvl>
+    <w:lvl w:ilvl="7">
+      <w:numFmt w:val="decimal"/>
+      <w:lvlText w:val=""/>
+      <w:lvlJc w:val="left"/>
+      <w:pPr>
+        <w:ind w:left="0" w:firstLine="0"/>
+      </w:pPr>
+    </w:lvl>
+    <w:lvl w:ilvl="8">
+      <w:numFmt w:val="decimal"/>
+      <w:lvlText w:val=""/>
+      <w:lvlJc w:val="left"/>
+      <w:pPr>
+        <w:ind w:left="0" w:firstLine="0"/>
+      </w:pPr>
+    </w:lvl>
+  </w:abstractNum>
+  <w:num w:numId="1" w16cid:durableId="134879262">
+    <w:abstractNumId w:val="1"/>
+  </w:num>
+  <w:num w:numId="2" w16cid:durableId="793135719">
     <w:abstractNumId w:val="0"/>
-  </w:num>
-  <w:num w:numId="2" w16cid:durableId="1946497099">
-    <w:abstractNumId w:val="1"/>
   </w:num>
 </w:numbering>
 </file>
@@ -12835,7 +12816,7 @@
     <w:autoRedefine/>
     <w:uiPriority w:val="39"/>
     <w:unhideWhenUsed/>
-    <w:rsid w:val="008F5F71"/>
+    <w:rsid w:val="0013187D"/>
     <w:pPr>
       <w:spacing w:after="100"/>
     </w:pPr>
@@ -12847,7 +12828,7 @@
     <w:autoRedefine/>
     <w:uiPriority w:val="39"/>
     <w:unhideWhenUsed/>
-    <w:rsid w:val="008F5F71"/>
+    <w:rsid w:val="0013187D"/>
     <w:pPr>
       <w:spacing w:after="100"/>
       <w:ind w:left="240"/>
@@ -12860,7 +12841,7 @@
     <w:autoRedefine/>
     <w:uiPriority w:val="39"/>
     <w:unhideWhenUsed/>
-    <w:rsid w:val="008F5F71"/>
+    <w:rsid w:val="0013187D"/>
     <w:pPr>
       <w:spacing w:after="100"/>
       <w:ind w:left="480"/>

--- a/docs/Kinyo_ProjectVI_Proposal.docx
+++ b/docs/Kinyo_ProjectVI_Proposal.docx
@@ -5380,35 +5380,31 @@
       </w:pPr>
       <w:r>
         <w:rPr>
-          <w:color w:val="000000"/>
+          <w:b w:val="0"/>
+          <w:i w:val="0"/>
+          <w:sz w:val="24"/>
+          <w:rFonts w:ascii="Times New Roman" w:hAnsi="Times New Roman" w:cs="Times New Roman" w:eastAsia="Times New Roman"/>
         </w:rPr>
         <w:t>2.</w:t>
-      </w:r>
-      <w:r>
-        <w:rPr>
-          <w:color w:val="000000"/>
-        </w:rPr>
-        <w:tab/>
-        <w:t>To design a shared-database multi-tenant data model and a three-tier system architecture in which every tenant-owned record is isolated by a tenant identifier.</w:t>
-      </w:r>
-    </w:p>
-    <w:p>
-      <w:pPr>
-        <w:spacing w:line="480" w:lineRule="auto"/>
-        <w:ind w:left="720" w:hanging="360"/>
-      </w:pPr>
-      <w:r>
-        <w:rPr>
-          <w:color w:val="000000"/>
+        <w:tab/>
+        <w:t>To design a multi-tenant data model and a three-tier architecture that isolates every tenant-owned record and resolves each storefront from its host name.</w:t>
+      </w:r>
+    </w:p>
+    <w:p>
+      <w:pPr>
+        <w:spacing w:line="480" w:lineRule="auto"/>
+        <w:ind w:left="720" w:hanging="360"/>
+      </w:pPr>
+      <w:r>
+        <w:rPr>
+          <w:b w:val="0"/>
+          <w:i w:val="0"/>
+          <w:sz w:val="24"/>
+          <w:rFonts w:ascii="Times New Roman" w:hAnsi="Times New Roman" w:cs="Times New Roman" w:eastAsia="Times New Roman"/>
         </w:rPr>
         <w:t>3.</w:t>
-      </w:r>
-      <w:r>
-        <w:rPr>
-          <w:color w:val="000000"/>
-        </w:rPr>
-        <w:tab/>
-        <w:t>To implement the store provisioning, catalogue, cart and order modules, including host-based storefront routing, and to verify them against 40 defined test cases covering functional behaviour and cross-tenant data isolation.</w:t>
+        <w:tab/>
+        <w:t>To implement the store provisioning, catalogue, cart and order modules, and to verify them against 40 defined test cases covering functional behaviour and tenant isolation.</w:t>
       </w:r>
     </w:p>
     <w:p>

--- a/docs/Kinyo_ProjectVI_Proposal.docx
+++ b/docs/Kinyo_ProjectVI_Proposal.docx
@@ -5404,37 +5404,7 @@
         </w:rPr>
         <w:t>3.</w:t>
         <w:tab/>
-        <w:t>To implement the store provisioning, catalogue, cart and order modules, and to verify them against 40 defined test cases covering functional behaviour and tenant isolation.</w:t>
-      </w:r>
-    </w:p>
-    <w:p>
-      <w:pPr>
-        <w:spacing w:line="480" w:lineRule="auto"/>
-        <w:ind w:left="720" w:hanging="360"/>
-      </w:pPr>
-      <w:r>
-        <w:rPr>
-          <w:color w:val="000000"/>
-        </w:rPr>
-        <w:t>4.</w:t>
-      </w:r>
-      <w:r>
-        <w:rPr>
-          <w:color w:val="000000"/>
-        </w:rPr>
-        <w:tab/>
         <w:t>To deploy the platform as a web application that serves seller dashboards and customer storefronts over subdomain and custom-domain addresses.</w:t>
-      </w:r>
-    </w:p>
-    <w:p>
-      <w:pPr>
-        <w:spacing w:line="480" w:lineRule="auto"/>
-      </w:pPr>
-      <w:r>
-        <w:rPr>
-          <w:color w:val="000000"/>
-        </w:rPr>
-        <w:t>The third objective is measurable and verifiable: the modules named are either present or absent, and the 40 test cases described in Section 4.3 either pass or fail. No performance improvement is claimed, because no baseline has been measured.</w:t>
       </w:r>
     </w:p>
     <w:p>

--- a/docs/Kinyo_ProjectVI_Proposal.docx
+++ b/docs/Kinyo_ProjectVI_Proposal.docx
@@ -11303,24 +11303,6 @@
     <w:pPr>
       <w:jc w:val="center"/>
     </w:pPr>
-    <w:r>
-      <w:fldChar w:fldCharType="begin"/>
-    </w:r>
-    <w:r>
-      <w:instrText xml:space="preserve"> PAGE </w:instrText>
-    </w:r>
-    <w:r>
-      <w:fldChar w:fldCharType="separate"/>
-    </w:r>
-    <w:r>
-      <w:rPr>
-        <w:color w:val="000000"/>
-      </w:rPr>
-      <w:t>1</w:t>
-    </w:r>
-    <w:r>
-      <w:fldChar w:fldCharType="end"/>
-    </w:r>
   </w:p>
 </w:ftr>
 </file>
@@ -11331,24 +11313,6 @@
     <w:pPr>
       <w:jc w:val="center"/>
     </w:pPr>
-    <w:r>
-      <w:fldChar w:fldCharType="begin"/>
-    </w:r>
-    <w:r>
-      <w:instrText xml:space="preserve"> PAGE </w:instrText>
-    </w:r>
-    <w:r>
-      <w:fldChar w:fldCharType="separate"/>
-    </w:r>
-    <w:r>
-      <w:rPr>
-        <w:color w:val="000000"/>
-      </w:rPr>
-      <w:t>1</w:t>
-    </w:r>
-    <w:r>
-      <w:fldChar w:fldCharType="end"/>
-    </w:r>
   </w:p>
 </w:ftr>
 </file>
@@ -11380,13 +11344,95 @@
 
 <file path=word/header2.xml><?xml version="1.0" encoding="utf-8"?>
 <w:hdr xmlns:wpc="http://schemas.microsoft.com/office/word/2010/wordprocessingCanvas" xmlns:cx="http://schemas.microsoft.com/office/drawing/2014/chartex" xmlns:cx1="http://schemas.microsoft.com/office/drawing/2015/9/8/chartex" xmlns:cx2="http://schemas.microsoft.com/office/drawing/2015/10/21/chartex" xmlns:cx3="http://schemas.microsoft.com/office/drawing/2016/5/9/chartex" xmlns:cx4="http://schemas.microsoft.com/office/drawing/2016/5/10/chartex" xmlns:cx5="http://schemas.microsoft.com/office/drawing/2016/5/11/chartex" xmlns:cx6="http://schemas.microsoft.com/office/drawing/2016/5/12/chartex" xmlns:cx7="http://schemas.microsoft.com/office/drawing/2016/5/13/chartex" xmlns:cx8="http://schemas.microsoft.com/office/drawing/2016/5/14/chartex" xmlns:mc="http://schemas.openxmlformats.org/markup-compatibility/2006" xmlns:aink="http://schemas.microsoft.com/office/drawing/2016/ink" xmlns:am3d="http://schemas.microsoft.com/office/drawing/2017/model3d" xmlns:o="urn:schemas-microsoft-com:office:office" xmlns:oel="http://schemas.microsoft.com/office/2019/extlst" xmlns:r="http://schemas.openxmlformats.org/officeDocument/2006/relationships" xmlns:m="http://schemas.openxmlformats.org/officeDocument/2006/math" xmlns:v="urn:schemas-microsoft-com:vml" xmlns:wp14="http://schemas.microsoft.com/office/word/2010/wordprocessingDrawing" xmlns:wp="http://schemas.openxmlformats.org/drawingml/2006/wordprocessingDrawing" xmlns:w10="urn:schemas-microsoft-com:office:word" xmlns:w="http://schemas.openxmlformats.org/wordprocessingml/2006/main" xmlns:w14="http://schemas.microsoft.com/office/word/2010/wordml" xmlns:w15="http://schemas.microsoft.com/office/word/2012/wordml" xmlns:w16cex="http://schemas.microsoft.com/office/word/2018/wordml/cex" xmlns:w16cid="http://schemas.microsoft.com/office/word/2016/wordml/cid" xmlns:w16="http://schemas.microsoft.com/office/word/2018/wordml" xmlns:w16du="http://schemas.microsoft.com/office/word/2023/wordml/word16du" xmlns:w16sdtdh="http://schemas.microsoft.com/office/word/2020/wordml/sdtdatahash" xmlns:w16sdtfl="http://schemas.microsoft.com/office/word/2024/wordml/sdtformatlock" xmlns:w16se="http://schemas.microsoft.com/office/word/2015/wordml/symex" xmlns:wpg="http://schemas.microsoft.com/office/word/2010/wordprocessingGroup" xmlns:wpi="http://schemas.microsoft.com/office/word/2010/wordprocessingInk" xmlns:wne="http://schemas.microsoft.com/office/word/2006/wordml" xmlns:wps="http://schemas.microsoft.com/office/word/2010/wordprocessingShape" mc:Ignorable="w14 w15 w16se w16cid w16 w16cex w16sdtdh w16sdtfl w16du wp14">
-  <w:p/>
+  <w:p>
+    <w:pPr>
+      <w:spacing w:before="0" w:after="0" w:line="240" w:lineRule="auto"/>
+      <w:ind w:firstLine="0"/>
+      <w:jc w:val="right"/>
+    </w:pPr>
+    <w:r>
+      <w:rPr>
+        <w:sz w:val="24"/>
+        <w:rFonts w:ascii="Times New Roman" w:hAnsi="Times New Roman" w:cs="Times New Roman" w:eastAsia="Times New Roman"/>
+      </w:rPr>
+      <w:fldChar w:fldCharType="begin"/>
+    </w:r>
+    <w:r>
+      <w:rPr>
+        <w:sz w:val="24"/>
+        <w:rFonts w:ascii="Times New Roman" w:hAnsi="Times New Roman" w:cs="Times New Roman" w:eastAsia="Times New Roman"/>
+      </w:rPr>
+      <w:instrText xml:space="preserve"> PAGE </w:instrText>
+    </w:r>
+    <w:r>
+      <w:rPr>
+        <w:sz w:val="24"/>
+        <w:rFonts w:ascii="Times New Roman" w:hAnsi="Times New Roman" w:cs="Times New Roman" w:eastAsia="Times New Roman"/>
+      </w:rPr>
+      <w:fldChar w:fldCharType="separate"/>
+    </w:r>
+    <w:r>
+      <w:rPr>
+        <w:sz w:val="24"/>
+        <w:rFonts w:ascii="Times New Roman" w:hAnsi="Times New Roman" w:cs="Times New Roman" w:eastAsia="Times New Roman"/>
+      </w:rPr>
+      <w:t>1</w:t>
+    </w:r>
+    <w:r>
+      <w:rPr>
+        <w:sz w:val="24"/>
+        <w:rFonts w:ascii="Times New Roman" w:hAnsi="Times New Roman" w:cs="Times New Roman" w:eastAsia="Times New Roman"/>
+      </w:rPr>
+      <w:fldChar w:fldCharType="end"/>
+    </w:r>
+  </w:p>
 </w:hdr>
 </file>
 
 <file path=word/header3.xml><?xml version="1.0" encoding="utf-8"?>
 <w:hdr xmlns:wpc="http://schemas.microsoft.com/office/word/2010/wordprocessingCanvas" xmlns:cx="http://schemas.microsoft.com/office/drawing/2014/chartex" xmlns:cx1="http://schemas.microsoft.com/office/drawing/2015/9/8/chartex" xmlns:cx2="http://schemas.microsoft.com/office/drawing/2015/10/21/chartex" xmlns:cx3="http://schemas.microsoft.com/office/drawing/2016/5/9/chartex" xmlns:cx4="http://schemas.microsoft.com/office/drawing/2016/5/10/chartex" xmlns:cx5="http://schemas.microsoft.com/office/drawing/2016/5/11/chartex" xmlns:cx6="http://schemas.microsoft.com/office/drawing/2016/5/12/chartex" xmlns:cx7="http://schemas.microsoft.com/office/drawing/2016/5/13/chartex" xmlns:cx8="http://schemas.microsoft.com/office/drawing/2016/5/14/chartex" xmlns:mc="http://schemas.openxmlformats.org/markup-compatibility/2006" xmlns:aink="http://schemas.microsoft.com/office/drawing/2016/ink" xmlns:am3d="http://schemas.microsoft.com/office/drawing/2017/model3d" xmlns:o="urn:schemas-microsoft-com:office:office" xmlns:oel="http://schemas.microsoft.com/office/2019/extlst" xmlns:r="http://schemas.openxmlformats.org/officeDocument/2006/relationships" xmlns:m="http://schemas.openxmlformats.org/officeDocument/2006/math" xmlns:v="urn:schemas-microsoft-com:vml" xmlns:wp14="http://schemas.microsoft.com/office/word/2010/wordprocessingDrawing" xmlns:wp="http://schemas.openxmlformats.org/drawingml/2006/wordprocessingDrawing" xmlns:w10="urn:schemas-microsoft-com:office:word" xmlns:w="http://schemas.openxmlformats.org/wordprocessingml/2006/main" xmlns:w14="http://schemas.microsoft.com/office/word/2010/wordml" xmlns:w15="http://schemas.microsoft.com/office/word/2012/wordml" xmlns:w16cex="http://schemas.microsoft.com/office/word/2018/wordml/cex" xmlns:w16cid="http://schemas.microsoft.com/office/word/2016/wordml/cid" xmlns:w16="http://schemas.microsoft.com/office/word/2018/wordml" xmlns:w16du="http://schemas.microsoft.com/office/word/2023/wordml/word16du" xmlns:w16sdtdh="http://schemas.microsoft.com/office/word/2020/wordml/sdtdatahash" xmlns:w16sdtfl="http://schemas.microsoft.com/office/word/2024/wordml/sdtformatlock" xmlns:w16se="http://schemas.microsoft.com/office/word/2015/wordml/symex" xmlns:wpg="http://schemas.microsoft.com/office/word/2010/wordprocessingGroup" xmlns:wpi="http://schemas.microsoft.com/office/word/2010/wordprocessingInk" xmlns:wne="http://schemas.microsoft.com/office/word/2006/wordml" xmlns:wps="http://schemas.microsoft.com/office/word/2010/wordprocessingShape" mc:Ignorable="w14 w15 w16se w16cid w16 w16cex w16sdtdh w16sdtfl w16du wp14">
-  <w:p/>
+  <w:p>
+    <w:pPr>
+      <w:spacing w:before="0" w:after="0" w:line="240" w:lineRule="auto"/>
+      <w:ind w:firstLine="0"/>
+      <w:jc w:val="right"/>
+    </w:pPr>
+    <w:r>
+      <w:rPr>
+        <w:sz w:val="24"/>
+        <w:rFonts w:ascii="Times New Roman" w:hAnsi="Times New Roman" w:cs="Times New Roman" w:eastAsia="Times New Roman"/>
+      </w:rPr>
+      <w:fldChar w:fldCharType="begin"/>
+    </w:r>
+    <w:r>
+      <w:rPr>
+        <w:sz w:val="24"/>
+        <w:rFonts w:ascii="Times New Roman" w:hAnsi="Times New Roman" w:cs="Times New Roman" w:eastAsia="Times New Roman"/>
+      </w:rPr>
+      <w:instrText xml:space="preserve"> PAGE </w:instrText>
+    </w:r>
+    <w:r>
+      <w:rPr>
+        <w:sz w:val="24"/>
+        <w:rFonts w:ascii="Times New Roman" w:hAnsi="Times New Roman" w:cs="Times New Roman" w:eastAsia="Times New Roman"/>
+      </w:rPr>
+      <w:fldChar w:fldCharType="separate"/>
+    </w:r>
+    <w:r>
+      <w:rPr>
+        <w:sz w:val="24"/>
+        <w:rFonts w:ascii="Times New Roman" w:hAnsi="Times New Roman" w:cs="Times New Roman" w:eastAsia="Times New Roman"/>
+      </w:rPr>
+      <w:t>1</w:t>
+    </w:r>
+    <w:r>
+      <w:rPr>
+        <w:sz w:val="24"/>
+        <w:rFonts w:ascii="Times New Roman" w:hAnsi="Times New Roman" w:cs="Times New Roman" w:eastAsia="Times New Roman"/>
+      </w:rPr>
+      <w:fldChar w:fldCharType="end"/>
+    </w:r>
+  </w:p>
 </w:hdr>
 </file>
 
